--- a/manuscript/dss_manuscript.docx
+++ b/manuscript/dss_manuscript.docx
@@ -6606,20 +6606,8 @@
                 <w:rFonts w:ascii="Times New Roman" w:hAnsi="Times New Roman"/>
                 <w:sz w:val="20"/>
               </w:rPr>
-              <w:t xml:space="preserve">Drift</w:t>
-            </w:r>
-            <w:r>
-              <w:rPr>
-                <w:rFonts w:ascii="Times New Roman" w:hAnsi="Times New Roman"/>
-                <w:sz w:val="20"/>
-              </w:rPr>
-              <w:t xml:space="preserve"> </w:t>
-            </w:r>
-            <m:oMath>
-              <m:r>
-                <m:t>s</m:t>
-              </m:r>
-            </m:oMath>
+              <w:t xml:space="preserve">Drift s</w:t>
+            </w:r>
           </w:p>
         </w:tc>
         <w:tc>
@@ -6749,29 +6737,16 @@
                 <w:rFonts w:ascii="Times New Roman" w:hAnsi="Times New Roman"/>
                 <w:sz w:val="20"/>
               </w:rPr>
-              <w:t xml:space="preserve">Copy</w:t>
+              <w:t xml:space="preserve">Copy R</w:t>
             </w:r>
             <w:r>
               <w:rPr>
                 <w:rFonts w:ascii="Times New Roman" w:hAnsi="Times New Roman"/>
                 <w:sz w:val="20"/>
-              </w:rPr>
-              <w:t xml:space="preserve"> </w:t>
-            </w:r>
-            <m:oMath>
-              <m:sSub>
-                <m:e>
-                  <m:r>
-                    <m:t>R</m:t>
-                  </m:r>
-                </m:e>
-                <m:sub>
-                  <m:r>
-                    <m:t>C</m:t>
-                  </m:r>
-                </m:sub>
-              </m:sSub>
-            </m:oMath>
+                <w:vertAlign w:val="subscript"/>
+              </w:rPr>
+              <w:t xml:space="preserve">C</w:t>
+            </w:r>
           </w:p>
         </w:tc>
         <w:tc>
@@ -6886,29 +6861,16 @@
                 <w:rFonts w:ascii="Times New Roman" w:hAnsi="Times New Roman"/>
                 <w:sz w:val="20"/>
               </w:rPr>
-              <w:t xml:space="preserve">ACT</w:t>
+              <w:t xml:space="preserve">ACT R</w:t>
             </w:r>
             <w:r>
               <w:rPr>
                 <w:rFonts w:ascii="Times New Roman" w:hAnsi="Times New Roman"/>
                 <w:sz w:val="20"/>
-              </w:rPr>
-              <w:t xml:space="preserve"> </w:t>
-            </w:r>
-            <m:oMath>
-              <m:sSub>
-                <m:e>
-                  <m:r>
-                    <m:t>R</m:t>
-                  </m:r>
-                </m:e>
-                <m:sub>
-                  <m:r>
-                    <m:t>A</m:t>
-                  </m:r>
-                </m:sub>
-              </m:sSub>
-            </m:oMath>
+                <w:vertAlign w:val="subscript"/>
+              </w:rPr>
+              <w:t xml:space="preserve">A</w:t>
+            </w:r>
           </w:p>
         </w:tc>
         <w:tc>
@@ -7360,20 +7322,21 @@
               <w:spacing w:line="240" w:lineRule="auto"/>
               <w:jc w:val="center"/>
             </w:pPr>
-            <m:oMath>
-              <m:sSub>
-                <m:e>
-                  <m:r>
-                    <m:t>R</m:t>
-                  </m:r>
-                </m:e>
-                <m:sub>
-                  <m:r>
-                    <m:t>C</m:t>
-                  </m:r>
-                </m:sub>
-              </m:sSub>
-            </m:oMath>
+            <w:r>
+              <w:rPr>
+                <w:rFonts w:ascii="Times New Roman" w:hAnsi="Times New Roman"/>
+                <w:sz w:val="20"/>
+              </w:rPr>
+              <w:t xml:space="preserve">R</w:t>
+            </w:r>
+            <w:r>
+              <w:rPr>
+                <w:rFonts w:ascii="Times New Roman" w:hAnsi="Times New Roman"/>
+                <w:sz w:val="20"/>
+                <w:vertAlign w:val="subscript"/>
+              </w:rPr>
+              <w:t xml:space="preserve">C</w:t>
+            </w:r>
           </w:p>
         </w:tc>
         <w:tc>
@@ -7389,20 +7352,21 @@
               <w:spacing w:line="240" w:lineRule="auto"/>
               <w:jc w:val="center"/>
             </w:pPr>
-            <m:oMath>
-              <m:sSub>
-                <m:e>
-                  <m:r>
-                    <m:t>R</m:t>
-                  </m:r>
-                </m:e>
-                <m:sub>
-                  <m:r>
-                    <m:t>A</m:t>
-                  </m:r>
-                </m:sub>
-              </m:sSub>
-            </m:oMath>
+            <w:r>
+              <w:rPr>
+                <w:rFonts w:ascii="Times New Roman" w:hAnsi="Times New Roman"/>
+                <w:sz w:val="20"/>
+              </w:rPr>
+              <w:t xml:space="preserve">R</w:t>
+            </w:r>
+            <w:r>
+              <w:rPr>
+                <w:rFonts w:ascii="Times New Roman" w:hAnsi="Times New Roman"/>
+                <w:sz w:val="20"/>
+                <w:vertAlign w:val="subscript"/>
+              </w:rPr>
+              <w:t xml:space="preserve">A</w:t>
+            </w:r>
           </w:p>
         </w:tc>
         <w:tc>
@@ -7418,28 +7382,21 @@
               <w:spacing w:line="240" w:lineRule="auto"/>
               <w:jc w:val="center"/>
             </w:pPr>
-            <m:oMath>
-              <m:sSubSup>
-                <m:e>
-                  <m:r>
-                    <m:t>v</m:t>
-                  </m:r>
-                </m:e>
-                <m:sub>
-                  <m:r>
-                    <m:t>C</m:t>
-                  </m:r>
-                </m:sub>
-                <m:sup>
-                  <m:r>
-                    <m:rPr>
-                      <m:sty m:val="p"/>
-                    </m:rPr>
-                    <m:t>*</m:t>
-                  </m:r>
-                </m:sup>
-              </m:sSubSup>
-            </m:oMath>
+            <w:r>
+              <w:rPr>
+                <w:rFonts w:ascii="Times New Roman" w:hAnsi="Times New Roman"/>
+                <w:sz w:val="20"/>
+              </w:rPr>
+              <w:t xml:space="preserve">v*</w:t>
+            </w:r>
+            <w:r>
+              <w:rPr>
+                <w:rFonts w:ascii="Times New Roman" w:hAnsi="Times New Roman"/>
+                <w:sz w:val="20"/>
+                <w:vertAlign w:val="subscript"/>
+              </w:rPr>
+              <w:t xml:space="preserve">C</w:t>
+            </w:r>
           </w:p>
         </w:tc>
         <w:tc>
@@ -7455,28 +7412,21 @@
               <w:spacing w:line="240" w:lineRule="auto"/>
               <w:jc w:val="center"/>
             </w:pPr>
-            <m:oMath>
-              <m:sSubSup>
-                <m:e>
-                  <m:r>
-                    <m:t>v</m:t>
-                  </m:r>
-                </m:e>
-                <m:sub>
-                  <m:r>
-                    <m:t>A</m:t>
-                  </m:r>
-                </m:sub>
-                <m:sup>
-                  <m:r>
-                    <m:rPr>
-                      <m:sty m:val="p"/>
-                    </m:rPr>
-                    <m:t>*</m:t>
-                  </m:r>
-                </m:sup>
-              </m:sSubSup>
-            </m:oMath>
+            <w:r>
+              <w:rPr>
+                <w:rFonts w:ascii="Times New Roman" w:hAnsi="Times New Roman"/>
+                <w:sz w:val="20"/>
+              </w:rPr>
+              <w:t xml:space="preserve">v*</w:t>
+            </w:r>
+            <w:r>
+              <w:rPr>
+                <w:rFonts w:ascii="Times New Roman" w:hAnsi="Times New Roman"/>
+                <w:sz w:val="20"/>
+                <w:vertAlign w:val="subscript"/>
+              </w:rPr>
+              <w:t xml:space="preserve">A</w:t>
+            </w:r>
           </w:p>
         </w:tc>
         <w:tc>
@@ -7514,11 +7464,13 @@
               <w:spacing w:line="240" w:lineRule="auto"/>
               <w:jc w:val="center"/>
             </w:pPr>
-            <m:oMath>
-              <m:r>
-                <m:t>Γ</m:t>
-              </m:r>
-            </m:oMath>
+            <w:r>
+              <w:rPr>
+                <w:rFonts w:ascii="Times New Roman" w:hAnsi="Times New Roman"/>
+                <w:sz w:val="20"/>
+              </w:rPr>
+              <w:t xml:space="preserve">Γ</w:t>
+            </w:r>
           </w:p>
         </w:tc>
       </w:tr>
@@ -7628,35 +7580,13 @@
               <w:spacing w:line="240" w:lineRule="auto"/>
               <w:jc w:val="center"/>
             </w:pPr>
-            <m:oMath>
-              <m:r>
-                <m:rPr>
-                  <m:sty m:val="p"/>
-                </m:rPr>
-                <m:t>[</m:t>
-              </m:r>
-              <m:r>
-                <m:t>0.47</m:t>
-              </m:r>
-              <m:r>
-                <m:rPr>
-                  <m:sty m:val="p"/>
-                </m:rPr>
-                <m:t>,</m:t>
-              </m:r>
-              <m:r>
-                <m:t> </m:t>
-              </m:r>
-              <m:r>
-                <m:t>6.68</m:t>
-              </m:r>
-              <m:r>
-                <m:rPr>
-                  <m:sty m:val="p"/>
-                </m:rPr>
-                <m:t>)</m:t>
-              </m:r>
-            </m:oMath>
+            <w:r>
+              <w:rPr>
+                <w:rFonts w:ascii="Times New Roman" w:hAnsi="Times New Roman"/>
+                <w:sz w:val="20"/>
+              </w:rPr>
+              <w:t xml:space="preserve">[0.47, 6.68)</w:t>
+            </w:r>
           </w:p>
         </w:tc>
         <w:tc>
@@ -7785,35 +7715,13 @@
               <w:spacing w:line="240" w:lineRule="auto"/>
               <w:jc w:val="center"/>
             </w:pPr>
-            <m:oMath>
-              <m:r>
-                <m:rPr>
-                  <m:sty m:val="p"/>
-                </m:rPr>
-                <m:t>[</m:t>
-              </m:r>
-              <m:r>
-                <m:t>4.78</m:t>
-              </m:r>
-              <m:r>
-                <m:rPr>
-                  <m:sty m:val="p"/>
-                </m:rPr>
-                <m:t>,</m:t>
-              </m:r>
-              <m:r>
-                <m:t> </m:t>
-              </m:r>
-              <m:r>
-                <m:t>82.2</m:t>
-              </m:r>
-              <m:r>
-                <m:rPr>
-                  <m:sty m:val="p"/>
-                </m:rPr>
-                <m:t>)</m:t>
-              </m:r>
-            </m:oMath>
+            <w:r>
+              <w:rPr>
+                <w:rFonts w:ascii="Times New Roman" w:hAnsi="Times New Roman"/>
+                <w:sz w:val="20"/>
+              </w:rPr>
+              <w:t xml:space="preserve">[4.78, 82.2)</w:t>
+            </w:r>
           </w:p>
         </w:tc>
         <w:tc>
@@ -8469,29 +8377,16 @@
                 <w:rFonts w:ascii="Times New Roman" w:hAnsi="Times New Roman"/>
                 <w:sz w:val="20"/>
               </w:rPr>
-              <w:t xml:space="preserve">Copy recovery</w:t>
+              <w:t xml:space="preserve">Copy recovery R</w:t>
             </w:r>
             <w:r>
               <w:rPr>
                 <w:rFonts w:ascii="Times New Roman" w:hAnsi="Times New Roman"/>
                 <w:sz w:val="20"/>
-              </w:rPr>
-              <w:t xml:space="preserve"> </w:t>
-            </w:r>
-            <m:oMath>
-              <m:sSub>
-                <m:e>
-                  <m:r>
-                    <m:t>R</m:t>
-                  </m:r>
-                </m:e>
-                <m:sub>
-                  <m:r>
-                    <m:t>C</m:t>
-                  </m:r>
-                </m:sub>
-              </m:sSub>
-            </m:oMath>
+                <w:vertAlign w:val="subscript"/>
+              </w:rPr>
+              <w:t xml:space="preserve">C</w:t>
+            </w:r>
           </w:p>
         </w:tc>
         <w:tc>
@@ -8512,47 +8407,31 @@
                 <w:rFonts w:ascii="Times New Roman" w:hAnsi="Times New Roman"/>
                 <w:sz w:val="20"/>
               </w:rPr>
-              <w:t xml:space="preserve">Transfer cost</w:t>
+              <w:t xml:space="preserve">Transfer cost C</w:t>
             </w:r>
             <w:r>
               <w:rPr>
                 <w:rFonts w:ascii="Times New Roman" w:hAnsi="Times New Roman"/>
                 <w:sz w:val="20"/>
-              </w:rPr>
-              <w:t xml:space="preserve"> </w:t>
-            </w:r>
-            <m:oMath>
-              <m:sSub>
-                <m:e>
-                  <m:r>
-                    <m:t>C</m:t>
-                  </m:r>
-                </m:e>
-                <m:sub>
-                  <m:r>
-                    <m:t>A</m:t>
-                  </m:r>
-                </m:sub>
-              </m:sSub>
-              <m:r>
-                <m:rPr>
-                  <m:sty m:val="p"/>
-                </m:rPr>
-                <m:t>/</m:t>
-              </m:r>
-              <m:sSub>
-                <m:e>
-                  <m:r>
-                    <m:t>C</m:t>
-                  </m:r>
-                </m:e>
-                <m:sub>
-                  <m:r>
-                    <m:t>N</m:t>
-                  </m:r>
-                </m:sub>
-              </m:sSub>
-            </m:oMath>
+                <w:vertAlign w:val="subscript"/>
+              </w:rPr>
+              <w:t xml:space="preserve">A</w:t>
+            </w:r>
+            <w:r>
+              <w:rPr>
+                <w:rFonts w:ascii="Times New Roman" w:hAnsi="Times New Roman"/>
+                <w:sz w:val="20"/>
+              </w:rPr>
+              <w:t xml:space="preserve">/C</w:t>
+            </w:r>
+            <w:r>
+              <w:rPr>
+                <w:rFonts w:ascii="Times New Roman" w:hAnsi="Times New Roman"/>
+                <w:sz w:val="20"/>
+                <w:vertAlign w:val="subscript"/>
+              </w:rPr>
+              <w:t xml:space="preserve">N</w:t>
+            </w:r>
           </w:p>
         </w:tc>
         <w:tc>
@@ -8573,29 +8452,16 @@
                 <w:rFonts w:ascii="Times New Roman" w:hAnsi="Times New Roman"/>
                 <w:sz w:val="20"/>
               </w:rPr>
-              <w:t xml:space="preserve">Break-even</w:t>
+              <w:t xml:space="preserve">Break-even R</w:t>
             </w:r>
             <w:r>
               <w:rPr>
                 <w:rFonts w:ascii="Times New Roman" w:hAnsi="Times New Roman"/>
                 <w:sz w:val="20"/>
-              </w:rPr>
-              <w:t xml:space="preserve"> </w:t>
-            </w:r>
-            <m:oMath>
-              <m:sSub>
-                <m:e>
-                  <m:r>
-                    <m:t>R</m:t>
-                  </m:r>
-                </m:e>
-                <m:sub>
-                  <m:r>
-                    <m:t>A</m:t>
-                  </m:r>
-                </m:sub>
-              </m:sSub>
-            </m:oMath>
+                <w:vertAlign w:val="subscript"/>
+              </w:rPr>
+              <w:t xml:space="preserve">A</w:t>
+            </w:r>
           </w:p>
         </w:tc>
         <w:tc>
@@ -9439,20 +9305,21 @@
               <w:spacing w:line="240" w:lineRule="auto"/>
               <w:jc w:val="center"/>
             </w:pPr>
-            <m:oMath>
-              <m:sSub>
-                <m:e>
-                  <m:r>
-                    <m:t>R</m:t>
-                  </m:r>
-                </m:e>
-                <m:sub>
-                  <m:r>
-                    <m:t>C</m:t>
-                  </m:r>
-                </m:sub>
-              </m:sSub>
-            </m:oMath>
+            <w:r>
+              <w:rPr>
+                <w:rFonts w:ascii="Times New Roman" w:hAnsi="Times New Roman"/>
+                <w:sz w:val="18"/>
+              </w:rPr>
+              <w:t xml:space="preserve">R</w:t>
+            </w:r>
+            <w:r>
+              <w:rPr>
+                <w:rFonts w:ascii="Times New Roman" w:hAnsi="Times New Roman"/>
+                <w:sz w:val="18"/>
+                <w:vertAlign w:val="subscript"/>
+              </w:rPr>
+              <w:t xml:space="preserve">C</w:t>
+            </w:r>
           </w:p>
         </w:tc>
         <w:tc>
@@ -9468,20 +9335,21 @@
               <w:spacing w:line="240" w:lineRule="auto"/>
               <w:jc w:val="center"/>
             </w:pPr>
-            <m:oMath>
-              <m:sSub>
-                <m:e>
-                  <m:r>
-                    <m:t>R</m:t>
-                  </m:r>
-                </m:e>
-                <m:sub>
-                  <m:r>
-                    <m:t>A</m:t>
-                  </m:r>
-                </m:sub>
-              </m:sSub>
-            </m:oMath>
+            <w:r>
+              <w:rPr>
+                <w:rFonts w:ascii="Times New Roman" w:hAnsi="Times New Roman"/>
+                <w:sz w:val="18"/>
+              </w:rPr>
+              <w:t xml:space="preserve">R</w:t>
+            </w:r>
+            <w:r>
+              <w:rPr>
+                <w:rFonts w:ascii="Times New Roman" w:hAnsi="Times New Roman"/>
+                <w:sz w:val="18"/>
+                <w:vertAlign w:val="subscript"/>
+              </w:rPr>
+              <w:t xml:space="preserve">A</w:t>
+            </w:r>
           </w:p>
         </w:tc>
         <w:tc>
@@ -9497,38 +9365,36 @@
               <w:spacing w:line="240" w:lineRule="auto"/>
               <w:jc w:val="center"/>
             </w:pPr>
-            <m:oMath>
-              <m:sSub>
-                <m:e>
-                  <m:r>
-                    <m:t>C</m:t>
-                  </m:r>
-                </m:e>
-                <m:sub>
-                  <m:r>
-                    <m:t>A</m:t>
-                  </m:r>
-                </m:sub>
-              </m:sSub>
-              <m:r>
-                <m:rPr>
-                  <m:sty m:val="p"/>
-                </m:rPr>
-                <m:t>/</m:t>
-              </m:r>
-              <m:sSub>
-                <m:e>
-                  <m:r>
-                    <m:t>C</m:t>
-                  </m:r>
-                </m:e>
-                <m:sub>
-                  <m:r>
-                    <m:t>N</m:t>
-                  </m:r>
-                </m:sub>
-              </m:sSub>
-            </m:oMath>
+            <w:r>
+              <w:rPr>
+                <w:rFonts w:ascii="Times New Roman" w:hAnsi="Times New Roman"/>
+                <w:sz w:val="18"/>
+              </w:rPr>
+              <w:t xml:space="preserve">C</w:t>
+            </w:r>
+            <w:r>
+              <w:rPr>
+                <w:rFonts w:ascii="Times New Roman" w:hAnsi="Times New Roman"/>
+                <w:sz w:val="18"/>
+                <w:vertAlign w:val="subscript"/>
+              </w:rPr>
+              <w:t xml:space="preserve">A</w:t>
+            </w:r>
+            <w:r>
+              <w:rPr>
+                <w:rFonts w:ascii="Times New Roman" w:hAnsi="Times New Roman"/>
+                <w:sz w:val="18"/>
+              </w:rPr>
+              <w:t xml:space="preserve">/C</w:t>
+            </w:r>
+            <w:r>
+              <w:rPr>
+                <w:rFonts w:ascii="Times New Roman" w:hAnsi="Times New Roman"/>
+                <w:sz w:val="18"/>
+                <w:vertAlign w:val="subscript"/>
+              </w:rPr>
+              <w:t xml:space="preserve">N</w:t>
+            </w:r>
           </w:p>
         </w:tc>
         <w:tc>
@@ -9544,46 +9410,36 @@
               <w:spacing w:line="240" w:lineRule="auto"/>
               <w:jc w:val="center"/>
             </w:pPr>
-            <m:oMath>
-              <m:sSubSup>
-                <m:e>
-                  <m:r>
-                    <m:t>v</m:t>
-                  </m:r>
-                </m:e>
-                <m:sub>
-                  <m:r>
-                    <m:t>C</m:t>
-                  </m:r>
-                </m:sub>
-                <m:sup>
-                  <m:r>
-                    <m:rPr>
-                      <m:sty m:val="p"/>
-                    </m:rPr>
-                    <m:t>*</m:t>
-                  </m:r>
-                </m:sup>
-              </m:sSubSup>
-              <m:r>
-                <m:rPr>
-                  <m:sty m:val="p"/>
-                </m:rPr>
-                <m:t>/</m:t>
-              </m:r>
-              <m:sSub>
-                <m:e>
-                  <m:r>
-                    <m:t>C</m:t>
-                  </m:r>
-                </m:e>
-                <m:sub>
-                  <m:r>
-                    <m:t>N</m:t>
-                  </m:r>
-                </m:sub>
-              </m:sSub>
-            </m:oMath>
+            <w:r>
+              <w:rPr>
+                <w:rFonts w:ascii="Times New Roman" w:hAnsi="Times New Roman"/>
+                <w:sz w:val="18"/>
+              </w:rPr>
+              <w:t xml:space="preserve">v*</w:t>
+            </w:r>
+            <w:r>
+              <w:rPr>
+                <w:rFonts w:ascii="Times New Roman" w:hAnsi="Times New Roman"/>
+                <w:sz w:val="18"/>
+                <w:vertAlign w:val="subscript"/>
+              </w:rPr>
+              <w:t xml:space="preserve">C</w:t>
+            </w:r>
+            <w:r>
+              <w:rPr>
+                <w:rFonts w:ascii="Times New Roman" w:hAnsi="Times New Roman"/>
+                <w:sz w:val="18"/>
+              </w:rPr>
+              <w:t xml:space="preserve">/C</w:t>
+            </w:r>
+            <w:r>
+              <w:rPr>
+                <w:rFonts w:ascii="Times New Roman" w:hAnsi="Times New Roman"/>
+                <w:sz w:val="18"/>
+                <w:vertAlign w:val="subscript"/>
+              </w:rPr>
+              <w:t xml:space="preserve">N</w:t>
+            </w:r>
           </w:p>
         </w:tc>
       </w:tr>
@@ -10309,18 +10165,7 @@
         <w:pStyle w:val="TableCaption"/>
       </w:pPr>
       <w:r>
-        <w:t xml:space="preserve">Simulated ACT</w:t>
-      </w:r>
-      <m:oMath>
-        <m:r>
-          <m:rPr>
-            <m:sty m:val="p"/>
-          </m:rPr>
-          <m:t>−</m:t>
-        </m:r>
-      </m:oMath>
-      <w:r>
-        <w:t xml:space="preserve">copy recovery gain (two seeds per cell; ACT wins in all 12 conditions).</w:t>
+        <w:t xml:space="preserve">Simulated ACT−copy recovery gain (two seeds per cell; ACT wins in all 12 conditions).</w:t>
       </w:r>
     </w:p>
     <w:tbl>
@@ -10329,7 +10174,7 @@
         <w:tblW w:type="dxa" w:w="9360"/>
         <w:tblLook w:firstRow="1" w:lastRow="0" w:firstColumn="0" w:lastColumn="0" w:noHBand="0" w:noVBand="0" w:val="0020"/>
         <w:jc w:val="start"/>
-        <w:tblCaption w:val="Simulated ACT-copy recovery gain (two seeds per cell; ACT wins in all 12 conditions)."/>
+        <w:tblCaption w:val="Simulated ACT−copy recovery gain (two seeds per cell; ACT wins in all 12 conditions)."/>
         <w:tblBorders>
           <w:top w:val="single" w:sz="12" w:color="000000"/>
           <w:bottom w:val="single" w:sz="12" w:color="000000"/>
@@ -10465,20 +10310,13 @@
               <w:spacing w:line="240" w:lineRule="auto"/>
               <w:jc w:val="left"/>
             </w:pPr>
-            <m:oMath>
-              <m:r>
-                <m:t>τ</m:t>
-              </m:r>
-              <m:r>
-                <m:rPr>
-                  <m:sty m:val="p"/>
-                </m:rPr>
-                <m:t>=</m:t>
-              </m:r>
-              <m:r>
-                <m:t>0</m:t>
-              </m:r>
-            </m:oMath>
+            <w:r>
+              <w:rPr>
+                <w:rFonts w:ascii="Times New Roman" w:hAnsi="Times New Roman"/>
+                <w:sz w:val="20"/>
+              </w:rPr>
+              <w:t xml:space="preserve">τ = 0</w:t>
+            </w:r>
           </w:p>
         </w:tc>
         <w:tc>
@@ -10491,17 +10329,13 @@
               <w:spacing w:line="240" w:lineRule="auto"/>
               <w:jc w:val="center"/>
             </w:pPr>
-            <m:oMath>
-              <m:r>
-                <m:rPr>
-                  <m:sty m:val="p"/>
-                </m:rPr>
-                <m:t>+</m:t>
-              </m:r>
-              <m:r>
-                <m:t>0.060</m:t>
-              </m:r>
-            </m:oMath>
+            <w:r>
+              <w:rPr>
+                <w:rFonts w:ascii="Times New Roman" w:hAnsi="Times New Roman"/>
+                <w:sz w:val="20"/>
+              </w:rPr>
+              <w:t xml:space="preserve">+0.060</w:t>
+            </w:r>
           </w:p>
         </w:tc>
         <w:tc>
@@ -10514,17 +10348,13 @@
               <w:spacing w:line="240" w:lineRule="auto"/>
               <w:jc w:val="center"/>
             </w:pPr>
-            <m:oMath>
-              <m:r>
-                <m:rPr>
-                  <m:sty m:val="p"/>
-                </m:rPr>
-                <m:t>+</m:t>
-              </m:r>
-              <m:r>
-                <m:t>0.177</m:t>
-              </m:r>
-            </m:oMath>
+            <w:r>
+              <w:rPr>
+                <w:rFonts w:ascii="Times New Roman" w:hAnsi="Times New Roman"/>
+                <w:sz w:val="20"/>
+              </w:rPr>
+              <w:t xml:space="preserve">+0.177</w:t>
+            </w:r>
           </w:p>
         </w:tc>
       </w:tr>
@@ -10558,20 +10388,13 @@
               <w:spacing w:line="240" w:lineRule="auto"/>
               <w:jc w:val="left"/>
             </w:pPr>
-            <m:oMath>
-              <m:r>
-                <m:t>τ</m:t>
-              </m:r>
-              <m:r>
-                <m:rPr>
-                  <m:sty m:val="p"/>
-                </m:rPr>
-                <m:t>=</m:t>
-              </m:r>
-              <m:r>
-                <m:t>0.5</m:t>
-              </m:r>
-            </m:oMath>
+            <w:r>
+              <w:rPr>
+                <w:rFonts w:ascii="Times New Roman" w:hAnsi="Times New Roman"/>
+                <w:sz w:val="20"/>
+              </w:rPr>
+              <w:t xml:space="preserve">τ = 0.5</w:t>
+            </w:r>
           </w:p>
         </w:tc>
         <w:tc>
@@ -10584,17 +10407,13 @@
               <w:spacing w:line="240" w:lineRule="auto"/>
               <w:jc w:val="center"/>
             </w:pPr>
-            <m:oMath>
-              <m:r>
-                <m:rPr>
-                  <m:sty m:val="p"/>
-                </m:rPr>
-                <m:t>+</m:t>
-              </m:r>
-              <m:r>
-                <m:t>0.056</m:t>
-              </m:r>
-            </m:oMath>
+            <w:r>
+              <w:rPr>
+                <w:rFonts w:ascii="Times New Roman" w:hAnsi="Times New Roman"/>
+                <w:sz w:val="20"/>
+              </w:rPr>
+              <w:t xml:space="preserve">+0.056</w:t>
+            </w:r>
           </w:p>
         </w:tc>
         <w:tc>
@@ -10607,17 +10426,13 @@
               <w:spacing w:line="240" w:lineRule="auto"/>
               <w:jc w:val="center"/>
             </w:pPr>
-            <m:oMath>
-              <m:r>
-                <m:rPr>
-                  <m:sty m:val="p"/>
-                </m:rPr>
-                <m:t>+</m:t>
-              </m:r>
-              <m:r>
-                <m:t>0.165</m:t>
-              </m:r>
-            </m:oMath>
+            <w:r>
+              <w:rPr>
+                <w:rFonts w:ascii="Times New Roman" w:hAnsi="Times New Roman"/>
+                <w:sz w:val="20"/>
+              </w:rPr>
+              <w:t xml:space="preserve">+0.165</w:t>
+            </w:r>
           </w:p>
         </w:tc>
       </w:tr>
@@ -10651,20 +10466,13 @@
               <w:spacing w:line="240" w:lineRule="auto"/>
               <w:jc w:val="left"/>
             </w:pPr>
-            <m:oMath>
-              <m:r>
-                <m:t>τ</m:t>
-              </m:r>
-              <m:r>
-                <m:rPr>
-                  <m:sty m:val="p"/>
-                </m:rPr>
-                <m:t>=</m:t>
-              </m:r>
-              <m:r>
-                <m:t>0.9</m:t>
-              </m:r>
-            </m:oMath>
+            <w:r>
+              <w:rPr>
+                <w:rFonts w:ascii="Times New Roman" w:hAnsi="Times New Roman"/>
+                <w:sz w:val="20"/>
+              </w:rPr>
+              <w:t xml:space="preserve">τ = 0.9</w:t>
+            </w:r>
           </w:p>
         </w:tc>
         <w:tc>
@@ -10677,17 +10485,13 @@
               <w:spacing w:line="240" w:lineRule="auto"/>
               <w:jc w:val="center"/>
             </w:pPr>
-            <m:oMath>
-              <m:r>
-                <m:rPr>
-                  <m:sty m:val="p"/>
-                </m:rPr>
-                <m:t>+</m:t>
-              </m:r>
-              <m:r>
-                <m:t>0.048</m:t>
-              </m:r>
-            </m:oMath>
+            <w:r>
+              <w:rPr>
+                <w:rFonts w:ascii="Times New Roman" w:hAnsi="Times New Roman"/>
+                <w:sz w:val="20"/>
+              </w:rPr>
+              <w:t xml:space="preserve">+0.048</w:t>
+            </w:r>
           </w:p>
         </w:tc>
         <w:tc>
@@ -10700,17 +10504,13 @@
               <w:spacing w:line="240" w:lineRule="auto"/>
               <w:jc w:val="center"/>
             </w:pPr>
-            <m:oMath>
-              <m:r>
-                <m:rPr>
-                  <m:sty m:val="p"/>
-                </m:rPr>
-                <m:t>+</m:t>
-              </m:r>
-              <m:r>
-                <m:t>0.131</m:t>
-              </m:r>
-            </m:oMath>
+            <w:r>
+              <w:rPr>
+                <w:rFonts w:ascii="Times New Roman" w:hAnsi="Times New Roman"/>
+                <w:sz w:val="20"/>
+              </w:rPr>
+              <w:t xml:space="preserve">+0.131</w:t>
+            </w:r>
           </w:p>
         </w:tc>
       </w:tr>
@@ -10744,20 +10544,13 @@
               <w:spacing w:line="240" w:lineRule="auto"/>
               <w:jc w:val="left"/>
             </w:pPr>
-            <m:oMath>
-              <m:r>
-                <m:t>τ</m:t>
-              </m:r>
-              <m:r>
-                <m:rPr>
-                  <m:sty m:val="p"/>
-                </m:rPr>
-                <m:t>=</m:t>
-              </m:r>
-              <m:r>
-                <m:t>0</m:t>
-              </m:r>
-            </m:oMath>
+            <w:r>
+              <w:rPr>
+                <w:rFonts w:ascii="Times New Roman" w:hAnsi="Times New Roman"/>
+                <w:sz w:val="20"/>
+              </w:rPr>
+              <w:t xml:space="preserve">τ = 0</w:t>
+            </w:r>
           </w:p>
         </w:tc>
         <w:tc>
@@ -10770,17 +10563,13 @@
               <w:spacing w:line="240" w:lineRule="auto"/>
               <w:jc w:val="center"/>
             </w:pPr>
-            <m:oMath>
-              <m:r>
-                <m:rPr>
-                  <m:sty m:val="p"/>
-                </m:rPr>
-                <m:t>+</m:t>
-              </m:r>
-              <m:r>
-                <m:t>0.073</m:t>
-              </m:r>
-            </m:oMath>
+            <w:r>
+              <w:rPr>
+                <w:rFonts w:ascii="Times New Roman" w:hAnsi="Times New Roman"/>
+                <w:sz w:val="20"/>
+              </w:rPr>
+              <w:t xml:space="preserve">+0.073</w:t>
+            </w:r>
           </w:p>
         </w:tc>
         <w:tc>
@@ -10793,17 +10582,13 @@
               <w:spacing w:line="240" w:lineRule="auto"/>
               <w:jc w:val="center"/>
             </w:pPr>
-            <m:oMath>
-              <m:r>
-                <m:rPr>
-                  <m:sty m:val="p"/>
-                </m:rPr>
-                <m:t>+</m:t>
-              </m:r>
-              <m:r>
-                <m:t>0.256</m:t>
-              </m:r>
-            </m:oMath>
+            <w:r>
+              <w:rPr>
+                <w:rFonts w:ascii="Times New Roman" w:hAnsi="Times New Roman"/>
+                <w:sz w:val="20"/>
+              </w:rPr>
+              <w:t xml:space="preserve">+0.256</w:t>
+            </w:r>
           </w:p>
         </w:tc>
       </w:tr>
@@ -10837,20 +10622,13 @@
               <w:spacing w:line="240" w:lineRule="auto"/>
               <w:jc w:val="left"/>
             </w:pPr>
-            <m:oMath>
-              <m:r>
-                <m:t>τ</m:t>
-              </m:r>
-              <m:r>
-                <m:rPr>
-                  <m:sty m:val="p"/>
-                </m:rPr>
-                <m:t>=</m:t>
-              </m:r>
-              <m:r>
-                <m:t>0.5</m:t>
-              </m:r>
-            </m:oMath>
+            <w:r>
+              <w:rPr>
+                <w:rFonts w:ascii="Times New Roman" w:hAnsi="Times New Roman"/>
+                <w:sz w:val="20"/>
+              </w:rPr>
+              <w:t xml:space="preserve">τ = 0.5</w:t>
+            </w:r>
           </w:p>
         </w:tc>
         <w:tc>
@@ -10863,17 +10641,13 @@
               <w:spacing w:line="240" w:lineRule="auto"/>
               <w:jc w:val="center"/>
             </w:pPr>
-            <m:oMath>
-              <m:r>
-                <m:rPr>
-                  <m:sty m:val="p"/>
-                </m:rPr>
-                <m:t>+</m:t>
-              </m:r>
-              <m:r>
-                <m:t>0.094</m:t>
-              </m:r>
-            </m:oMath>
+            <w:r>
+              <w:rPr>
+                <w:rFonts w:ascii="Times New Roman" w:hAnsi="Times New Roman"/>
+                <w:sz w:val="20"/>
+              </w:rPr>
+              <w:t xml:space="preserve">+0.094</w:t>
+            </w:r>
           </w:p>
         </w:tc>
         <w:tc>
@@ -10886,17 +10660,13 @@
               <w:spacing w:line="240" w:lineRule="auto"/>
               <w:jc w:val="center"/>
             </w:pPr>
-            <m:oMath>
-              <m:r>
-                <m:rPr>
-                  <m:sty m:val="p"/>
-                </m:rPr>
-                <m:t>+</m:t>
-              </m:r>
-              <m:r>
-                <m:t>0.287</m:t>
-              </m:r>
-            </m:oMath>
+            <w:r>
+              <w:rPr>
+                <w:rFonts w:ascii="Times New Roman" w:hAnsi="Times New Roman"/>
+                <w:sz w:val="20"/>
+              </w:rPr>
+              <w:t xml:space="preserve">+0.287</w:t>
+            </w:r>
           </w:p>
         </w:tc>
       </w:tr>
@@ -10930,20 +10700,13 @@
               <w:spacing w:line="240" w:lineRule="auto"/>
               <w:jc w:val="left"/>
             </w:pPr>
-            <m:oMath>
-              <m:r>
-                <m:t>τ</m:t>
-              </m:r>
-              <m:r>
-                <m:rPr>
-                  <m:sty m:val="p"/>
-                </m:rPr>
-                <m:t>=</m:t>
-              </m:r>
-              <m:r>
-                <m:t>0.9</m:t>
-              </m:r>
-            </m:oMath>
+            <w:r>
+              <w:rPr>
+                <w:rFonts w:ascii="Times New Roman" w:hAnsi="Times New Roman"/>
+                <w:sz w:val="20"/>
+              </w:rPr>
+              <w:t xml:space="preserve">τ = 0.9</w:t>
+            </w:r>
           </w:p>
         </w:tc>
         <w:tc>
@@ -10956,17 +10719,13 @@
               <w:spacing w:line="240" w:lineRule="auto"/>
               <w:jc w:val="center"/>
             </w:pPr>
-            <m:oMath>
-              <m:r>
-                <m:rPr>
-                  <m:sty m:val="p"/>
-                </m:rPr>
-                <m:t>+</m:t>
-              </m:r>
-              <m:r>
-                <m:t>0.125</m:t>
-              </m:r>
-            </m:oMath>
+            <w:r>
+              <w:rPr>
+                <w:rFonts w:ascii="Times New Roman" w:hAnsi="Times New Roman"/>
+                <w:sz w:val="20"/>
+              </w:rPr>
+              <w:t xml:space="preserve">+0.125</w:t>
+            </w:r>
           </w:p>
         </w:tc>
         <w:tc>
@@ -10979,17 +10738,13 @@
               <w:spacing w:line="240" w:lineRule="auto"/>
               <w:jc w:val="center"/>
             </w:pPr>
-            <m:oMath>
-              <m:r>
-                <m:rPr>
-                  <m:sty m:val="p"/>
-                </m:rPr>
-                <m:t>+</m:t>
-              </m:r>
-              <m:r>
-                <m:t>0.331</m:t>
-              </m:r>
-            </m:oMath>
+            <w:r>
+              <w:rPr>
+                <w:rFonts w:ascii="Times New Roman" w:hAnsi="Times New Roman"/>
+                <w:sz w:val="20"/>
+              </w:rPr>
+              <w:t xml:space="preserve">+0.331</w:t>
+            </w:r>
           </w:p>
         </w:tc>
       </w:tr>
@@ -11495,29 +11250,16 @@
                 <w:rFonts w:ascii="Times New Roman" w:hAnsi="Times New Roman"/>
                 <w:sz w:val="20"/>
               </w:rPr>
-              <w:t xml:space="preserve">Best</w:t>
+              <w:t xml:space="preserve">Best θ</w:t>
             </w:r>
             <w:r>
               <w:rPr>
                 <w:rFonts w:ascii="Times New Roman" w:hAnsi="Times New Roman"/>
                 <w:sz w:val="20"/>
-              </w:rPr>
-              <w:t xml:space="preserve"> </w:t>
-            </w:r>
-            <m:oMath>
-              <m:sSub>
-                <m:e>
-                  <m:r>
-                    <m:t>θ</m:t>
-                  </m:r>
-                </m:e>
-                <m:sub>
-                  <m:r>
-                    <m:t>A</m:t>
-                  </m:r>
-                </m:sub>
-              </m:sSub>
-            </m:oMath>
+                <w:vertAlign w:val="subscript"/>
+              </w:rPr>
+              <w:t xml:space="preserve">A</w:t>
+            </w:r>
           </w:p>
         </w:tc>
         <w:tc>
@@ -11603,32 +11345,7 @@
                 <w:rFonts w:ascii="Times New Roman" w:hAnsi="Times New Roman"/>
                 <w:sz w:val="20"/>
               </w:rPr>
-              <w:t xml:space="preserve">Poisson (CV</w:t>
-            </w:r>
-            <w:r>
-              <w:rPr>
-                <w:rFonts w:ascii="Times New Roman" w:hAnsi="Times New Roman"/>
-                <w:sz w:val="20"/>
-              </w:rPr>
-              <w:t xml:space="preserve"> </w:t>
-            </w:r>
-            <m:oMath>
-              <m:r>
-                <m:rPr>
-                  <m:sty m:val="p"/>
-                </m:rPr>
-                <m:t>=</m:t>
-              </m:r>
-              <m:r>
-                <m:t>1</m:t>
-              </m:r>
-            </m:oMath>
-            <w:r>
-              <w:rPr>
-                <w:rFonts w:ascii="Times New Roman" w:hAnsi="Times New Roman"/>
-                <w:sz w:val="20"/>
-              </w:rPr>
-              <w:t xml:space="preserve">)</w:t>
+              <w:t xml:space="preserve">Poisson (CV = 1)</w:t>
             </w:r>
           </w:p>
         </w:tc>
@@ -11725,26 +11442,8 @@
                 <w:rFonts w:ascii="Times New Roman" w:hAnsi="Times New Roman"/>
                 <w:sz w:val="20"/>
               </w:rPr>
-              <w:t xml:space="preserve">Hyperexponential, CV</w:t>
-            </w:r>
-            <w:r>
-              <w:rPr>
-                <w:rFonts w:ascii="Times New Roman" w:hAnsi="Times New Roman"/>
-                <w:sz w:val="20"/>
-              </w:rPr>
-              <w:t xml:space="preserve"> </w:t>
-            </w:r>
-            <m:oMath>
-              <m:r>
-                <m:rPr>
-                  <m:sty m:val="p"/>
-                </m:rPr>
-                <m:t>=</m:t>
-              </m:r>
-              <m:r>
-                <m:t>2</m:t>
-              </m:r>
-            </m:oMath>
+              <w:t xml:space="preserve">Hyperexponential, CV = 2</w:t>
+            </w:r>
           </w:p>
         </w:tc>
         <w:tc>
@@ -11840,26 +11539,8 @@
                 <w:rFonts w:ascii="Times New Roman" w:hAnsi="Times New Roman"/>
                 <w:sz w:val="20"/>
               </w:rPr>
-              <w:t xml:space="preserve">Hyperexponential, CV</w:t>
-            </w:r>
-            <w:r>
-              <w:rPr>
-                <w:rFonts w:ascii="Times New Roman" w:hAnsi="Times New Roman"/>
-                <w:sz w:val="20"/>
-              </w:rPr>
-              <w:t xml:space="preserve"> </w:t>
-            </w:r>
-            <m:oMath>
-              <m:r>
-                <m:rPr>
-                  <m:sty m:val="p"/>
-                </m:rPr>
-                <m:t>=</m:t>
-              </m:r>
-              <m:r>
-                <m:t>3</m:t>
-              </m:r>
-            </m:oMath>
+              <w:t xml:space="preserve">Hyperexponential, CV = 3</w:t>
+            </w:r>
           </w:p>
         </w:tc>
         <w:tc>
@@ -11955,26 +11636,8 @@
                 <w:rFonts w:ascii="Times New Roman" w:hAnsi="Times New Roman"/>
                 <w:sz w:val="20"/>
               </w:rPr>
-              <w:t xml:space="preserve">Erlang, CV</w:t>
-            </w:r>
-            <w:r>
-              <w:rPr>
-                <w:rFonts w:ascii="Times New Roman" w:hAnsi="Times New Roman"/>
-                <w:sz w:val="20"/>
-              </w:rPr>
-              <w:t xml:space="preserve"> </w:t>
-            </w:r>
-            <m:oMath>
-              <m:r>
-                <m:rPr>
-                  <m:sty m:val="p"/>
-                </m:rPr>
-                <m:t>=</m:t>
-              </m:r>
-              <m:r>
-                <m:t>0.5</m:t>
-              </m:r>
-            </m:oMath>
+              <w:t xml:space="preserve">Erlang, CV = 0.5</w:t>
+            </w:r>
           </w:p>
         </w:tc>
         <w:tc>
@@ -11992,25 +11655,8 @@
                 <w:rFonts w:ascii="Times New Roman" w:hAnsi="Times New Roman"/>
                 <w:sz w:val="20"/>
               </w:rPr>
-              <w:t xml:space="preserve">17.45</w:t>
-            </w:r>
-            <m:oMath>
-              <m:sSup>
-                <m:e>
-                  <m:r>
-                    <m:t>​</m:t>
-                  </m:r>
-                </m:e>
-                <m:sup>
-                  <m:r>
-                    <m:rPr>
-                      <m:sty m:val="p"/>
-                    </m:rPr>
-                    <m:t>†</m:t>
-                  </m:r>
-                </m:sup>
-              </m:sSup>
-            </m:oMath>
+              <w:t xml:space="preserve">17.45^</w:t>
+            </w:r>
           </w:p>
         </w:tc>
         <w:tc>
@@ -12106,25 +11752,8 @@
                 <w:rFonts w:ascii="Times New Roman" w:hAnsi="Times New Roman"/>
                 <w:sz w:val="20"/>
               </w:rPr>
-              <w:t xml:space="preserve">19.89</w:t>
-            </w:r>
-            <m:oMath>
-              <m:sSup>
-                <m:e>
-                  <m:r>
-                    <m:t>​</m:t>
-                  </m:r>
-                </m:e>
-                <m:sup>
-                  <m:r>
-                    <m:rPr>
-                      <m:sty m:val="p"/>
-                    </m:rPr>
-                    <m:t>†</m:t>
-                  </m:r>
-                </m:sup>
-              </m:sSup>
-            </m:oMath>
+              <w:t xml:space="preserve">19.89^</w:t>
+            </w:r>
           </w:p>
         </w:tc>
         <w:tc>
@@ -15542,7 +15171,7 @@
     <w:bookmarkEnd w:id="36"/>
     <w:sectPr>
       <w:pgSz w:w="12240" w:h="15840"/>
-      <w:pgMar w:left="1440" w:right="1440" w:top="1440" w:bottom="1440"/>
+      <w:pgMar w:left="1440" w:right="1440" w:top="1440" w:bottom="1440" w:header="720" w:footer="720" w:gutter="0"/>
     </w:sectPr>
   </w:body>
 </w:document>

--- a/manuscript/dss_manuscript.docx
+++ b/manuscript/dss_manuscript.docx
@@ -9069,43 +9069,13 @@
         <w:t xml:space="preserve"> </w:t>
       </w:r>
       <w:r>
-        <w:t xml:space="preserve">step 143k (Biderman et al., 2023), a small upgrade, and SmolLM2-360M base to instruction-tuned, a larger one.</w:t>
-      </w:r>
-      <w:r>
-        <w:t xml:space="preserve"> </w:t>
-      </w:r>
-      <w:r>
-        <w:rPr>
-          <w:bCs/>
-          <w:b/>
-        </w:rPr>
-        <w:t xml:space="preserve">[TODO: Add the</w:t>
-      </w:r>
-      <w:r>
-        <w:rPr>
-          <w:bCs/>
-          <w:b/>
-        </w:rPr>
-        <w:t xml:space="preserve"> </w:t>
-      </w:r>
-      <w:r>
-        <w:rPr>
-          <w:bCs/>
-          <w:b/>
-        </w:rPr>
-        <w:t xml:space="preserve">Qwen2.5-0.5B pair, which did not finish within the available compute time.]</w:t>
-      </w:r>
-      <w:r>
-        <w:t xml:space="preserve"> </w:t>
-      </w:r>
-      <w:r>
-        <w:t xml:space="preserve">The planned larger-drift Pythia checkpoints</w:t>
-      </w:r>
-      <w:r>
-        <w:t xml:space="preserve"> </w:t>
-      </w:r>
-      <w:r>
-        <w:t xml:space="preserve">(steps 113k and 73k) were not run.</w:t>
+        <w:t xml:space="preserve">step 143k (Biderman et al., 2023), a small upgrade, and SmolLM2-360M base to instruction-tuned, a larger one. Larger-drift pairs, such as the later Pythia checkpoints</w:t>
+      </w:r>
+      <w:r>
+        <w:t xml:space="preserve"> </w:t>
+      </w:r>
+      <w:r>
+        <w:t xml:space="preserve">(steps 113k and 73k), were not run.</w:t>
       </w:r>
     </w:p>
     <w:p>
@@ -12782,13 +12752,13 @@
         <w:t xml:space="preserve"> </w:t>
       </w:r>
       <w:r>
-        <w:t xml:space="preserve">on a single task (GSM8K); the results do not speak to frontier models, to larger upgrades, or to other tasks, and the planned larger-drift Pythia pairs and the</w:t>
-      </w:r>
-      <w:r>
-        <w:t xml:space="preserve"> </w:t>
-      </w:r>
-      <w:r>
-        <w:t xml:space="preserve">Qwen pair are missing. Third, the cause of ACT’s failure on real pairs is unidentified. Fourth, value follows a stylized diffusion, and recovery is treated as known at the start of an epoch, whereas in</w:t>
+        <w:t xml:space="preserve">on a single task (GSM8K); the results do not speak to frontier models, to larger upgrades, or to other tasks, and larger-drift pairs, such as the later Pythia</w:t>
+      </w:r>
+      <w:r>
+        <w:t xml:space="preserve"> </w:t>
+      </w:r>
+      <w:r>
+        <w:t xml:space="preserve">checkpoints, are missing. Third, the cause of ACT’s failure on real pairs is unidentified. Fourth, value follows a stylized diffusion, and recovery is treated as known at the start of an epoch, whereas in</w:t>
       </w:r>
       <w:r>
         <w:t xml:space="preserve"> </w:t>

--- a/manuscript/dss_manuscript.docx
+++ b/manuscript/dss_manuscript.docx
@@ -117,11 +117,101 @@
         <w:pStyle w:val="Author"/>
       </w:pPr>
       <w:r>
+        <w:t xml:space="preserve">Ook</w:t>
+      </w:r>
+      <w:r>
+        <w:t xml:space="preserve"> </w:t>
+      </w:r>
+      <w:r>
+        <w:t xml:space="preserve">Lee</w:t>
+      </w:r>
+      <w:r>
+        <w:br/>
+      </w:r>
+      <w:r>
+        <w:t xml:space="preserve">Department</w:t>
+      </w:r>
+      <w:r>
+        <w:t xml:space="preserve"> </w:t>
+      </w:r>
+      <w:r>
+        <w:t xml:space="preserve">of</w:t>
+      </w:r>
+      <w:r>
+        <w:t xml:space="preserve"> </w:t>
+      </w:r>
+      <w:r>
+        <w:t xml:space="preserve">Information</w:t>
+      </w:r>
+      <w:r>
+        <w:t xml:space="preserve"> </w:t>
+      </w:r>
+      <w:r>
+        <w:t xml:space="preserve">System,</w:t>
+      </w:r>
+      <w:r>
+        <w:t xml:space="preserve"> </w:t>
+      </w:r>
+      <w:r>
+        <w:t xml:space="preserve">Hanyang</w:t>
+      </w:r>
+      <w:r>
+        <w:t xml:space="preserve"> </w:t>
+      </w:r>
+      <w:r>
+        <w:t xml:space="preserve">University,</w:t>
+      </w:r>
+      <w:r>
+        <w:t xml:space="preserve"> </w:t>
+      </w:r>
+      <w:r>
+        <w:t xml:space="preserve">Seoul,</w:t>
+      </w:r>
+      <w:r>
+        <w:t xml:space="preserve"> </w:t>
+      </w:r>
+      <w:r>
+        <w:t xml:space="preserve">Republic</w:t>
+      </w:r>
+      <w:r>
+        <w:t xml:space="preserve"> </w:t>
+      </w:r>
+      <w:r>
+        <w:t xml:space="preserve">of</w:t>
+      </w:r>
+      <w:r>
+        <w:t xml:space="preserve"> </w:t>
+      </w:r>
+      <w:r>
+        <w:t xml:space="preserve">Korea</w:t>
+      </w:r>
+      <w:r>
+        <w:br/>
+      </w:r>
+      <w:r>
+        <w:t xml:space="preserve">Corresponding</w:t>
+      </w:r>
+      <w:r>
+        <w:t xml:space="preserve"> </w:t>
+      </w:r>
+      <w:r>
+        <w:t xml:space="preserve">author.</w:t>
+      </w:r>
+      <w:r>
+        <w:t xml:space="preserve"> </w:t>
+      </w:r>
+      <w:r>
+        <w:t xml:space="preserve">E-mail:</w:t>
+      </w:r>
+      <w:r>
+        <w:t xml:space="preserve"> </w:t>
+      </w:r>
+      <w:r>
         <w:rPr>
           <w:bCs/>
           <w:b/>
         </w:rPr>
-        <w:t xml:space="preserve">[TODO:</w:t>
+        <w:t xml:space="preserve">[to</w:t>
       </w:r>
       <w:r>
         <w:rPr>
@@ -135,7 +225,7 @@
           <w:bCs/>
           <w:b/>
         </w:rPr>
-        <w:t xml:space="preserve">Author</w:t>
+        <w:t xml:space="preserve">be</w:t>
       </w:r>
       <w:r>
         <w:rPr>
@@ -149,35 +239,7 @@
           <w:bCs/>
           <w:b/>
         </w:rPr>
-        <w:t xml:space="preserve">name,</w:t>
-      </w:r>
-      <w:r>
-        <w:rPr>
-          <w:bCs/>
-          <w:b/>
-        </w:rPr>
-        <w:t xml:space="preserve"> </w:t>
-      </w:r>
-      <w:r>
-        <w:rPr>
-          <w:bCs/>
-          <w:b/>
-        </w:rPr>
-        <w:t xml:space="preserve">affiliation,</w:t>
-      </w:r>
-      <w:r>
-        <w:rPr>
-          <w:bCs/>
-          <w:b/>
-        </w:rPr>
-        <w:t xml:space="preserve"> </w:t>
-      </w:r>
-      <w:r>
-        <w:rPr>
-          <w:bCs/>
-          <w:b/>
-        </w:rPr>
-        <w:t xml:space="preserve">e-mail]</w:t>
+        <w:t xml:space="preserve">added]</w:t>
       </w:r>
     </w:p>
     <w:p>
@@ -1705,7 +1767,7 @@
         <w:t xml:space="preserve"> </w:t>
       </w:r>
       <w:r>
-        <w:t xml:space="preserve">AI asset management ; foundation model upgrades ; parameter-efficient fine-tuning ; maintenance policy ; optimal stopping ; decision support</w:t>
+        <w:t xml:space="preserve">AI asset management; foundation model upgrades; parameter-efficient fine-tuning; maintenance policy; optimal stopping; decision support</w:t>
       </w:r>
     </w:p>
     <w:bookmarkStart w:id="20" w:name="introduction"/>
@@ -2171,7 +2233,7 @@
         <w:t xml:space="preserve"> </w:t>
       </w:r>
       <w:r>
-        <w:t xml:space="preserve">address retention of earlier knowledge when weights change. Transfer of adapters</w:t>
+        <w:t xml:space="preserve">address retention of earlier knowledge when weights change. This paper concerns the transfer of an adapter</w:t>
       </w:r>
       <w:r>
         <w:t xml:space="preserve"> </w:t>
@@ -2187,32 +2249,7 @@
         <w:t xml:space="preserve"> </w:t>
       </w:r>
       <w:r>
-        <w:t xml:space="preserve">base-model versions</w:t>
-      </w:r>
-      <w:r>
-        <w:t xml:space="preserve"> </w:t>
-      </w:r>
-      <w:r>
-        <w:t xml:space="preserve">is a more recent line of work</w:t>
-      </w:r>
-      <w:r>
-        <w:t xml:space="preserve"> </w:t>
-      </w:r>
-      <w:r>
-        <w:rPr>
-          <w:bCs/>
-          <w:b/>
-        </w:rPr>
-        <w:t xml:space="preserve">[TODO: cite Trans-LoRA and related cross-base adapter transfer papers after verifying]</w:t>
-      </w:r>
-      <w:r>
-        <w:t xml:space="preserve">.</w:t>
-      </w:r>
-      <w:r>
-        <w:t xml:space="preserve"> </w:t>
-      </w:r>
-      <w:r>
-        <w:t xml:space="preserve">ACT is a closed-form, label-free candidate in this family, and we evaluate it by the decision rule it would have to satisfy rather than by accuracy alone.</w:t>
+        <w:t xml:space="preserve">base-model versions. ACT is a closed-form, label-free candidate method for that setting, and we evaluate it by the decision rule it would have to satisfy rather than by accuracy alone.</w:t>
       </w:r>
     </w:p>
     <w:p>
@@ -12764,17 +12801,7 @@
         <w:t xml:space="preserve"> </w:t>
       </w:r>
       <w:r>
-        <w:t xml:space="preserve">practice it must be estimated. Fifth, robustness runs use one recovery pair and renewal rather than self-exciting arrivals.</w:t>
-      </w:r>
-      <w:r>
-        <w:t xml:space="preserve"> </w:t>
-      </w:r>
-      <w:r>
-        <w:rPr>
-          <w:bCs/>
-          <w:b/>
-        </w:rPr>
-        <w:t xml:space="preserve">[TODO: Add the measured upgrade history of a real model family to estimate the release-interval distribution.]</w:t>
+        <w:t xml:space="preserve">practice it must be estimated. Fifth, robustness runs use one recovery pair and renewal rather than self-exciting arrivals, and the release-interval distribution is not estimated from the release history of a real model family.</w:t>
       </w:r>
     </w:p>
     <w:p>
@@ -12810,11 +12837,17 @@
         <w:pStyle w:val="FirstParagraph"/>
       </w:pPr>
       <w:r>
+        <w:t xml:space="preserve">Ook Lee: Conceptualization, Methodology, Writing – review &amp; editing.</w:t>
+      </w:r>
+      <w:r>
+        <w:t xml:space="preserve"> </w:t>
+      </w:r>
+      <w:r>
         <w:rPr>
           <w:bCs/>
           <w:b/>
         </w:rPr>
-        <w:t xml:space="preserve">[TODO: Complete per author: conceptualization, methodology, software, formal analysis, writing.]</w:t>
+        <w:t xml:space="preserve">[Author to confirm roles and add any co-authors.]</w:t>
       </w:r>
     </w:p>
     <w:bookmarkEnd w:id="31"/>
@@ -12832,11 +12865,17 @@
         <w:pStyle w:val="FirstParagraph"/>
       </w:pPr>
       <w:r>
+        <w:t xml:space="preserve">The author declares that he has no known competing financial interests or personal relationships that could have appeared to influence the work reported in this paper.</w:t>
+      </w:r>
+      <w:r>
+        <w:t xml:space="preserve"> </w:t>
+      </w:r>
+      <w:r>
         <w:rPr>
           <w:bCs/>
           <w:b/>
         </w:rPr>
-        <w:t xml:space="preserve">[TODO: State competing interests or confirm there are none.]</w:t>
+        <w:t xml:space="preserve">[Author to confirm.]</w:t>
       </w:r>
     </w:p>
     <w:bookmarkEnd w:id="32"/>
@@ -12854,11 +12893,17 @@
         <w:pStyle w:val="FirstParagraph"/>
       </w:pPr>
       <w:r>
+        <w:t xml:space="preserve">During the preparation of this work, the author used Claude (Anthropic) to assist with writing and running the simulation and experiment code, analyzing results, and drafting and language-editing the manuscript. After using this tool, the author reviewed and edited the content as needed and takes full responsibility for the content of the publication.</w:t>
+      </w:r>
+      <w:r>
+        <w:t xml:space="preserve"> </w:t>
+      </w:r>
+      <w:r>
         <w:rPr>
           <w:bCs/>
           <w:b/>
         </w:rPr>
-        <w:t xml:space="preserve">[TODO: Elsevier asks authors to disclose any use of generative AI in preparing the manuscript. State truthfully what tools were used, for what, and that the authors reviewed and take responsibility for the content.]</w:t>
+        <w:t xml:space="preserve">[Author to confirm that this statement is accurate before submission.]</w:t>
       </w:r>
     </w:p>
     <w:bookmarkEnd w:id="33"/>
@@ -12876,11 +12921,17 @@
         <w:pStyle w:val="FirstParagraph"/>
       </w:pPr>
       <w:r>
+        <w:t xml:space="preserve">The code, simulation seeds, and result files are available at https://github.com/ooklee-sudo/fluffy-meme (branch claude/elegant-johnson-xo3pqu).</w:t>
+      </w:r>
+      <w:r>
+        <w:t xml:space="preserve"> </w:t>
+      </w:r>
+      <w:r>
         <w:rPr>
           <w:bCs/>
           <w:b/>
         </w:rPr>
-        <w:t xml:space="preserve">[TODO: Repository link for code, simulation seeds, and result files.]</w:t>
+        <w:t xml:space="preserve">[Author to confirm that the repository is accessible to reviewers and to archive a permanent copy in a DOI-issuing repository before submission.]</w:t>
       </w:r>
     </w:p>
     <w:bookmarkEnd w:id="34"/>

--- a/manuscript/dss_manuscript.docx
+++ b/manuscript/dss_manuscript.docx
@@ -723,6 +723,12 @@
         <w:t xml:space="preserve"> </w:t>
       </w:r>
       <w:r>
+        <w:t xml:space="preserve">closed-form</w:t>
+      </w:r>
+      <w:r>
+        <w:t xml:space="preserve"> </w:t>
+      </w:r>
+      <w:r>
         <w:t xml:space="preserve">retraining</w:t>
       </w:r>
       <w:r>
@@ -735,24 +741,6 @@
         <w:t xml:space="preserve"> </w:t>
       </w:r>
       <w:r>
-        <w:t xml:space="preserve">in</w:t>
-      </w:r>
-      <w:r>
-        <w:t xml:space="preserve"> </w:t>
-      </w:r>
-      <w:r>
-        <w:t xml:space="preserve">closed</w:t>
-      </w:r>
-      <w:r>
-        <w:t xml:space="preserve"> </w:t>
-      </w:r>
-      <w:r>
-        <w:t xml:space="preserve">form</w:t>
-      </w:r>
-      <w:r>
-        <w:t xml:space="preserve"> </w:t>
-      </w:r>
-      <w:r>
         <w:t xml:space="preserve">together</w:t>
       </w:r>
       <w:r>
@@ -849,13 +837,49 @@
         <w:t xml:space="preserve"> </w:t>
       </w:r>
       <w:r>
-        <w:t xml:space="preserve">To</w:t>
-      </w:r>
-      <w:r>
-        <w:t xml:space="preserve"> </w:t>
-      </w:r>
-      <w:r>
-        <w:t xml:space="preserve">make</w:t>
+        <w:t xml:space="preserve">We</w:t>
+      </w:r>
+      <w:r>
+        <w:t xml:space="preserve"> </w:t>
+      </w:r>
+      <w:r>
+        <w:t xml:space="preserve">measure</w:t>
+      </w:r>
+      <w:r>
+        <w:t xml:space="preserve"> </w:t>
+      </w:r>
+      <w:r>
+        <w:t xml:space="preserve">recovery</w:t>
+      </w:r>
+      <w:r>
+        <w:t xml:space="preserve"> </w:t>
+      </w:r>
+      <w:r>
+        <w:t xml:space="preserve">on</w:t>
+      </w:r>
+      <w:r>
+        <w:t xml:space="preserve"> </w:t>
+      </w:r>
+      <w:r>
+        <w:t xml:space="preserve">open</w:t>
+      </w:r>
+      <w:r>
+        <w:t xml:space="preserve"> </w:t>
+      </w:r>
+      <w:r>
+        <w:t xml:space="preserve">model</w:t>
+      </w:r>
+      <w:r>
+        <w:t xml:space="preserve"> </w:t>
+      </w:r>
+      <w:r>
+        <w:t xml:space="preserve">pairs.</w:t>
+      </w:r>
+      <w:r>
+        <w:t xml:space="preserve"> </w:t>
+      </w:r>
+      <w:r>
+        <w:t xml:space="preserve">Copying</w:t>
       </w:r>
       <w:r>
         <w:t xml:space="preserve"> </w:t>
@@ -867,61 +891,805 @@
         <w:t xml:space="preserve"> </w:t>
       </w:r>
       <w:r>
+        <w:t xml:space="preserve">old</w:t>
+      </w:r>
+      <w:r>
+        <w:t xml:space="preserve"> </w:t>
+      </w:r>
+      <w:r>
+        <w:t xml:space="preserve">adapter</w:t>
+      </w:r>
+      <w:r>
+        <w:t xml:space="preserve"> </w:t>
+      </w:r>
+      <w:r>
+        <w:t xml:space="preserve">restores</w:t>
+      </w:r>
+      <w:r>
+        <w:t xml:space="preserve"> </w:t>
+      </w:r>
+      <w:r>
+        <w:t xml:space="preserve">93</w:t>
+      </w:r>
+      <w:r>
+        <w:t xml:space="preserve"> </w:t>
+      </w:r>
+      <w:r>
+        <w:t xml:space="preserve">to</w:t>
+      </w:r>
+      <w:r>
+        <w:t xml:space="preserve"> </w:t>
+      </w:r>
+      <w:r>
+        <w:t xml:space="preserve">96</w:t>
+      </w:r>
+      <w:r>
+        <w:t xml:space="preserve"> </w:t>
+      </w:r>
+      <w:r>
+        <w:t xml:space="preserve">percent</w:t>
+      </w:r>
+      <w:r>
+        <w:t xml:space="preserve"> </w:t>
+      </w:r>
+      <w:r>
+        <w:t xml:space="preserve">of</w:t>
+      </w:r>
+      <w:r>
+        <w:t xml:space="preserve"> </w:t>
+      </w:r>
+      <w:r>
+        <w:t xml:space="preserve">the</w:t>
+      </w:r>
+      <w:r>
+        <w:t xml:space="preserve"> </w:t>
+      </w:r>
+      <w:r>
+        <w:t xml:space="preserve">retraining</w:t>
+      </w:r>
+      <w:r>
+        <w:t xml:space="preserve"> </w:t>
+      </w:r>
+      <w:r>
+        <w:t xml:space="preserve">benefit</w:t>
+      </w:r>
+      <w:r>
+        <w:t xml:space="preserve"> </w:t>
+      </w:r>
+      <w:r>
+        <w:t xml:space="preserve">after</w:t>
+      </w:r>
+      <w:r>
+        <w:t xml:space="preserve"> </w:t>
+      </w:r>
+      <w:r>
+        <w:t xml:space="preserve">small</w:t>
+      </w:r>
+      <w:r>
+        <w:t xml:space="preserve"> </w:t>
+      </w:r>
+      <w:r>
+        <w:t xml:space="preserve">upgrades</w:t>
+      </w:r>
+      <w:r>
+        <w:t xml:space="preserve"> </w:t>
+      </w:r>
+      <w:r>
+        <w:t xml:space="preserve">but</w:t>
+      </w:r>
+      <w:r>
+        <w:t xml:space="preserve"> </w:t>
+      </w:r>
+      <w:r>
+        <w:t xml:space="preserve">only</w:t>
+      </w:r>
+      <w:r>
+        <w:t xml:space="preserve"> </w:t>
+      </w:r>
+      <w:r>
+        <w:t xml:space="preserve">32</w:t>
+      </w:r>
+      <w:r>
+        <w:t xml:space="preserve"> </w:t>
+      </w:r>
+      <w:r>
+        <w:t xml:space="preserve">to</w:t>
+      </w:r>
+      <w:r>
+        <w:t xml:space="preserve"> </w:t>
+      </w:r>
+      <w:r>
+        <w:t xml:space="preserve">36</w:t>
+      </w:r>
+      <w:r>
+        <w:t xml:space="preserve"> </w:t>
+      </w:r>
+      <w:r>
+        <w:t xml:space="preserve">percent</w:t>
+      </w:r>
+      <w:r>
+        <w:t xml:space="preserve"> </w:t>
+      </w:r>
+      <w:r>
+        <w:t xml:space="preserve">after</w:t>
+      </w:r>
+      <w:r>
+        <w:t xml:space="preserve"> </w:t>
+      </w:r>
+      <w:r>
+        <w:t xml:space="preserve">a</w:t>
+      </w:r>
+      <w:r>
+        <w:t xml:space="preserve"> </w:t>
+      </w:r>
+      <w:r>
+        <w:t xml:space="preserve">large</w:t>
+      </w:r>
+      <w:r>
+        <w:t xml:space="preserve"> </w:t>
+      </w:r>
+      <w:r>
+        <w:t xml:space="preserve">one</w:t>
+      </w:r>
+      <w:r>
+        <w:t xml:space="preserve"> </w:t>
+      </w:r>
+      <w:r>
+        <w:t xml:space="preserve">(two</w:t>
+      </w:r>
+      <w:r>
+        <w:t xml:space="preserve"> </w:t>
+      </w:r>
+      <w:r>
+        <w:t xml:space="preserve">seeds),</w:t>
+      </w:r>
+      <w:r>
+        <w:t xml:space="preserve"> </w:t>
+      </w:r>
+      <w:r>
+        <w:t xml:space="preserve">and</w:t>
+      </w:r>
+      <w:r>
+        <w:t xml:space="preserve"> </w:t>
+      </w:r>
+      <w:r>
+        <w:t xml:space="preserve">71</w:t>
+      </w:r>
+      <w:r>
+        <w:t xml:space="preserve"> </w:t>
+      </w:r>
+      <w:r>
+        <w:t xml:space="preserve">percent</w:t>
+      </w:r>
+      <w:r>
+        <w:t xml:space="preserve"> </w:t>
+      </w:r>
+      <w:r>
+        <w:t xml:space="preserve">after</w:t>
+      </w:r>
+      <w:r>
+        <w:t xml:space="preserve"> </w:t>
+      </w:r>
+      <w:r>
+        <w:t xml:space="preserve">instruction</w:t>
+      </w:r>
+      <w:r>
+        <w:t xml:space="preserve"> </w:t>
+      </w:r>
+      <w:r>
+        <w:t xml:space="preserve">tuning.</w:t>
+      </w:r>
+      <w:r>
+        <w:t xml:space="preserve"> </w:t>
+      </w:r>
+      <w:r>
+        <w:t xml:space="preserve">A</w:t>
+      </w:r>
+      <w:r>
+        <w:t xml:space="preserve"> </w:t>
+      </w:r>
+      <w:r>
+        <w:t xml:space="preserve">label-free,</w:t>
+      </w:r>
+      <w:r>
+        <w:t xml:space="preserve"> </w:t>
+      </w:r>
+      <w:r>
+        <w:t xml:space="preserve">closed-form</w:t>
+      </w:r>
+      <w:r>
+        <w:t xml:space="preserve"> </w:t>
+      </w:r>
+      <w:r>
+        <w:t xml:space="preserve">transfer</w:t>
+      </w:r>
+      <w:r>
+        <w:t xml:space="preserve"> </w:t>
+      </w:r>
+      <w:r>
+        <w:t xml:space="preserve">method,</w:t>
+      </w:r>
+      <w:r>
+        <w:t xml:space="preserve"> </w:t>
+      </w:r>
+      <w:r>
+        <w:t xml:space="preserve">Anchored</w:t>
+      </w:r>
+      <w:r>
+        <w:t xml:space="preserve"> </w:t>
+      </w:r>
+      <w:r>
+        <w:t xml:space="preserve">Calibration</w:t>
+      </w:r>
+      <w:r>
+        <w:t xml:space="preserve"> </w:t>
+      </w:r>
+      <w:r>
+        <w:t xml:space="preserve">Transfer</w:t>
+      </w:r>
+      <w:r>
+        <w:t xml:space="preserve"> </w:t>
+      </w:r>
+      <w:r>
+        <w:t xml:space="preserve">(ACT),</w:t>
+      </w:r>
+      <w:r>
+        <w:t xml:space="preserve"> </w:t>
+      </w:r>
+      <w:r>
+        <w:t xml:space="preserve">restores</w:t>
+      </w:r>
+      <w:r>
+        <w:t xml:space="preserve"> </w:t>
+      </w:r>
+      <w:r>
+        <w:t xml:space="preserve">69</w:t>
+      </w:r>
+      <w:r>
+        <w:t xml:space="preserve"> </w:t>
+      </w:r>
+      <w:r>
+        <w:t xml:space="preserve">to</w:t>
+      </w:r>
+      <w:r>
+        <w:t xml:space="preserve"> </w:t>
+      </w:r>
+      <w:r>
+        <w:t xml:space="preserve">72</w:t>
+      </w:r>
+      <w:r>
+        <w:t xml:space="preserve"> </w:t>
+      </w:r>
+      <w:r>
+        <w:t xml:space="preserve">percent</w:t>
+      </w:r>
+      <w:r>
+        <w:t xml:space="preserve"> </w:t>
+      </w:r>
+      <w:r>
+        <w:t xml:space="preserve">after</w:t>
+      </w:r>
+      <w:r>
+        <w:t xml:space="preserve"> </w:t>
+      </w:r>
+      <w:r>
+        <w:t xml:space="preserve">the</w:t>
+      </w:r>
+      <w:r>
+        <w:t xml:space="preserve"> </w:t>
+      </w:r>
+      <w:r>
+        <w:t xml:space="preserve">large</w:t>
+      </w:r>
+      <w:r>
+        <w:t xml:space="preserve"> </w:t>
+      </w:r>
+      <w:r>
+        <w:t xml:space="preserve">upgrade</w:t>
+      </w:r>
+      <w:r>
+        <w:t xml:space="preserve"> </w:t>
+      </w:r>
+      <w:r>
+        <w:t xml:space="preserve">at</w:t>
+      </w:r>
+      <w:r>
+        <w:t xml:space="preserve"> </w:t>
+      </w:r>
+      <w:r>
+        <w:t xml:space="preserve">about</w:t>
+      </w:r>
+      <w:r>
+        <w:t xml:space="preserve"> </w:t>
+      </w:r>
+      <w:r>
+        <w:t xml:space="preserve">a</w:t>
+      </w:r>
+      <w:r>
+        <w:t xml:space="preserve"> </w:t>
+      </w:r>
+      <w:r>
+        <w:t xml:space="preserve">third</w:t>
+      </w:r>
+      <w:r>
+        <w:t xml:space="preserve"> </w:t>
+      </w:r>
+      <w:r>
+        <w:t xml:space="preserve">of</w:t>
+      </w:r>
+      <w:r>
+        <w:t xml:space="preserve"> </w:t>
+      </w:r>
+      <w:r>
+        <w:t xml:space="preserve">the</w:t>
+      </w:r>
+      <w:r>
+        <w:t xml:space="preserve"> </w:t>
+      </w:r>
+      <w:r>
+        <w:t xml:space="preserve">retraining</w:t>
+      </w:r>
+      <w:r>
+        <w:t xml:space="preserve"> </w:t>
+      </w:r>
+      <w:r>
+        <w:t xml:space="preserve">compute</w:t>
+      </w:r>
+      <w:r>
+        <w:t xml:space="preserve"> </w:t>
+      </w:r>
+      <w:r>
+        <w:t xml:space="preserve">time,</w:t>
+      </w:r>
+      <w:r>
+        <w:t xml:space="preserve"> </w:t>
+      </w:r>
+      <w:r>
+        <w:t xml:space="preserve">which</w:t>
+      </w:r>
+      <w:r>
+        <w:t xml:space="preserve"> </w:t>
+      </w:r>
+      <w:r>
+        <w:t xml:space="preserve">makes</w:t>
+      </w:r>
+      <w:r>
+        <w:t xml:space="preserve"> </w:t>
+      </w:r>
+      <w:r>
+        <w:t xml:space="preserve">it</w:t>
+      </w:r>
+      <w:r>
+        <w:t xml:space="preserve"> </w:t>
+      </w:r>
+      <w:r>
+        <w:t xml:space="preserve">the</w:t>
+      </w:r>
+      <w:r>
+        <w:t xml:space="preserve"> </w:t>
+      </w:r>
+      <w:r>
+        <w:t xml:space="preserve">cost-minimizing</w:t>
+      </w:r>
+      <w:r>
+        <w:t xml:space="preserve"> </w:t>
+      </w:r>
+      <w:r>
+        <w:t xml:space="preserve">policy</w:t>
+      </w:r>
+      <w:r>
+        <w:t xml:space="preserve"> </w:t>
+      </w:r>
+      <w:r>
+        <w:t xml:space="preserve">for</w:t>
+      </w:r>
+      <w:r>
+        <w:t xml:space="preserve"> </w:t>
+      </w:r>
+      <w:r>
+        <w:t xml:space="preserve">adapters</w:t>
+      </w:r>
+      <w:r>
+        <w:t xml:space="preserve"> </w:t>
+      </w:r>
+      <w:r>
+        <w:t xml:space="preserve">whose</w:t>
+      </w:r>
+      <w:r>
+        <w:t xml:space="preserve"> </w:t>
+      </w:r>
+      <w:r>
+        <w:t xml:space="preserve">annual</w:t>
+      </w:r>
+      <w:r>
+        <w:t xml:space="preserve"> </w:t>
+      </w:r>
+      <w:r>
+        <w:t xml:space="preserve">value</w:t>
+      </w:r>
+      <w:r>
+        <w:t xml:space="preserve"> </w:t>
+      </w:r>
+      <w:r>
+        <w:t xml:space="preserve">is</w:t>
+      </w:r>
+      <w:r>
+        <w:t xml:space="preserve"> </w:t>
+      </w:r>
+      <w:r>
+        <w:t xml:space="preserve">roughly</w:t>
+      </w:r>
+      <w:r>
+        <w:t xml:space="preserve"> </w:t>
+      </w:r>
+      <w:r>
+        <w:t xml:space="preserve">1.8</w:t>
+      </w:r>
+      <w:r>
+        <w:t xml:space="preserve"> </w:t>
+      </w:r>
+      <w:r>
+        <w:t xml:space="preserve">to</w:t>
+      </w:r>
+      <w:r>
+        <w:t xml:space="preserve"> </w:t>
+      </w:r>
+      <w:r>
+        <w:t xml:space="preserve">4.4</w:t>
+      </w:r>
+      <w:r>
+        <w:t xml:space="preserve"> </w:t>
+      </w:r>
+      <w:r>
+        <w:t xml:space="preserve">times</w:t>
+      </w:r>
+      <w:r>
+        <w:t xml:space="preserve"> </w:t>
+      </w:r>
+      <w:r>
+        <w:t xml:space="preserve">the</w:t>
+      </w:r>
+      <w:r>
+        <w:t xml:space="preserve"> </w:t>
+      </w:r>
+      <w:r>
+        <w:t xml:space="preserve">retraining</w:t>
+      </w:r>
+      <w:r>
+        <w:t xml:space="preserve"> </w:t>
+      </w:r>
+      <w:r>
+        <w:t xml:space="preserve">cost.</w:t>
+      </w:r>
+      <w:r>
+        <w:t xml:space="preserve"> </w:t>
+      </w:r>
+      <w:r>
+        <w:t xml:space="preserve">After</w:t>
+      </w:r>
+      <w:r>
+        <w:t xml:space="preserve"> </w:t>
+      </w:r>
+      <w:r>
+        <w:t xml:space="preserve">small</w:t>
+      </w:r>
+      <w:r>
+        <w:t xml:space="preserve"> </w:t>
+      </w:r>
+      <w:r>
+        <w:t xml:space="preserve">upgrades,</w:t>
+      </w:r>
+      <w:r>
+        <w:t xml:space="preserve"> </w:t>
+      </w:r>
+      <w:r>
+        <w:t xml:space="preserve">and</w:t>
+      </w:r>
+      <w:r>
+        <w:t xml:space="preserve"> </w:t>
+      </w:r>
+      <w:r>
+        <w:t xml:space="preserve">for</w:t>
+      </w:r>
+      <w:r>
+        <w:t xml:space="preserve"> </w:t>
+      </w:r>
+      <w:r>
+        <w:t xml:space="preserve">the</w:t>
+      </w:r>
+      <w:r>
+        <w:t xml:space="preserve"> </w:t>
+      </w:r>
+      <w:r>
+        <w:t xml:space="preserve">instruction-tuned</w:t>
+      </w:r>
+      <w:r>
+        <w:t xml:space="preserve"> </w:t>
+      </w:r>
+      <w:r>
+        <w:t xml:space="preserve">pair,</w:t>
+      </w:r>
+      <w:r>
+        <w:t xml:space="preserve"> </w:t>
+      </w:r>
+      <w:r>
+        <w:t xml:space="preserve">it</w:t>
+      </w:r>
+      <w:r>
+        <w:t xml:space="preserve"> </w:t>
+      </w:r>
+      <w:r>
+        <w:t xml:space="preserve">offers</w:t>
+      </w:r>
+      <w:r>
+        <w:t xml:space="preserve"> </w:t>
+      </w:r>
+      <w:r>
+        <w:t xml:space="preserve">no</w:t>
+      </w:r>
+      <w:r>
+        <w:t xml:space="preserve"> </w:t>
+      </w:r>
+      <w:r>
+        <w:t xml:space="preserve">gain</w:t>
+      </w:r>
+      <w:r>
+        <w:t xml:space="preserve"> </w:t>
+      </w:r>
+      <w:r>
+        <w:t xml:space="preserve">over</w:t>
+      </w:r>
+      <w:r>
+        <w:t xml:space="preserve"> </w:t>
+      </w:r>
+      <w:r>
+        <w:t xml:space="preserve">copying,</w:t>
+      </w:r>
+      <w:r>
+        <w:t xml:space="preserve"> </w:t>
+      </w:r>
+      <w:r>
+        <w:t xml:space="preserve">and</w:t>
+      </w:r>
+      <w:r>
+        <w:t xml:space="preserve"> </w:t>
+      </w:r>
+      <w:r>
+        <w:t xml:space="preserve">we</w:t>
+      </w:r>
+      <w:r>
+        <w:t xml:space="preserve"> </w:t>
+      </w:r>
+      <w:r>
+        <w:t xml:space="preserve">do</w:t>
+      </w:r>
+      <w:r>
+        <w:t xml:space="preserve"> </w:t>
+      </w:r>
+      <w:r>
+        <w:t xml:space="preserve">not</w:t>
+      </w:r>
+      <w:r>
+        <w:t xml:space="preserve"> </w:t>
+      </w:r>
+      <w:r>
+        <w:t xml:space="preserve">know</w:t>
+      </w:r>
+      <w:r>
+        <w:t xml:space="preserve"> </w:t>
+      </w:r>
+      <w:r>
+        <w:t xml:space="preserve">why</w:t>
+      </w:r>
+      <w:r>
+        <w:t xml:space="preserve"> </w:t>
+      </w:r>
+      <w:r>
+        <w:t xml:space="preserve">the</w:t>
+      </w:r>
+      <w:r>
+        <w:t xml:space="preserve"> </w:t>
+      </w:r>
+      <w:r>
+        <w:t xml:space="preserve">latter</w:t>
+      </w:r>
+      <w:r>
+        <w:t xml:space="preserve"> </w:t>
+      </w:r>
+      <w:r>
+        <w:t xml:space="preserve">differs.</w:t>
+      </w:r>
+      <w:r>
+        <w:t xml:space="preserve"> </w:t>
+      </w:r>
+      <w:r>
+        <w:t xml:space="preserve">Simulations</w:t>
+      </w:r>
+      <w:r>
+        <w:t xml:space="preserve"> </w:t>
+      </w:r>
+      <w:r>
+        <w:t xml:space="preserve">with</w:t>
+      </w:r>
+      <w:r>
+        <w:t xml:space="preserve"> </w:t>
+      </w:r>
+      <w:r>
+        <w:t xml:space="preserve">clustered</w:t>
+      </w:r>
+      <w:r>
+        <w:t xml:space="preserve"> </w:t>
+      </w:r>
+      <w:r>
+        <w:t xml:space="preserve">and</w:t>
+      </w:r>
+      <w:r>
+        <w:t xml:space="preserve"> </w:t>
+      </w:r>
+      <w:r>
+        <w:t xml:space="preserve">regular</w:t>
+      </w:r>
+      <w:r>
+        <w:t xml:space="preserve"> </w:t>
+      </w:r>
+      <w:r>
+        <w:t xml:space="preserve">release</w:t>
+      </w:r>
+      <w:r>
+        <w:t xml:space="preserve"> </w:t>
+      </w:r>
+      <w:r>
+        <w:t xml:space="preserve">schedules</w:t>
+      </w:r>
+      <w:r>
+        <w:t xml:space="preserve"> </w:t>
+      </w:r>
+      <w:r>
+        <w:t xml:space="preserve">and</w:t>
+      </w:r>
+      <w:r>
+        <w:t xml:space="preserve"> </w:t>
+      </w:r>
+      <w:r>
+        <w:t xml:space="preserve">with</w:t>
+      </w:r>
+      <w:r>
+        <w:t xml:space="preserve"> </w:t>
+      </w:r>
+      <w:r>
+        <w:t xml:space="preserve">jump</w:t>
+      </w:r>
+      <w:r>
+        <w:t xml:space="preserve"> </w:t>
+      </w:r>
+      <w:r>
+        <w:t xml:space="preserve">risk</w:t>
+      </w:r>
+      <w:r>
+        <w:t xml:space="preserve"> </w:t>
+      </w:r>
+      <w:r>
+        <w:t xml:space="preserve">show</w:t>
+      </w:r>
+      <w:r>
+        <w:t xml:space="preserve"> </w:t>
+      </w:r>
+      <w:r>
+        <w:t xml:space="preserve">that</w:t>
+      </w:r>
+      <w:r>
+        <w:t xml:space="preserve"> </w:t>
+      </w:r>
+      <w:r>
+        <w:t xml:space="preserve">the</w:t>
+      </w:r>
+      <w:r>
+        <w:t xml:space="preserve"> </w:t>
+      </w:r>
+      <w:r>
+        <w:t xml:space="preserve">policy</w:t>
+      </w:r>
+      <w:r>
+        <w:t xml:space="preserve"> </w:t>
+      </w:r>
+      <w:r>
+        <w:t xml:space="preserve">ranking</w:t>
+      </w:r>
+      <w:r>
+        <w:t xml:space="preserve"> </w:t>
+      </w:r>
+      <w:r>
+        <w:t xml:space="preserve">is</w:t>
+      </w:r>
+      <w:r>
+        <w:t xml:space="preserve"> </w:t>
+      </w:r>
+      <w:r>
+        <w:t xml:space="preserve">robust,</w:t>
+      </w:r>
+      <w:r>
+        <w:t xml:space="preserve"> </w:t>
+      </w:r>
+      <w:r>
+        <w:t xml:space="preserve">although</w:t>
+      </w:r>
+      <w:r>
+        <w:t xml:space="preserve"> </w:t>
+      </w:r>
+      <w:r>
+        <w:t xml:space="preserve">the</w:t>
+      </w:r>
+      <w:r>
+        <w:t xml:space="preserve"> </w:t>
+      </w:r>
+      <w:r>
+        <w:t xml:space="preserve">optimal</w:t>
+      </w:r>
+      <w:r>
+        <w:t xml:space="preserve"> </w:t>
+      </w:r>
+      <w:r>
+        <w:t xml:space="preserve">threshold</w:t>
+      </w:r>
+      <w:r>
+        <w:t xml:space="preserve"> </w:t>
+      </w:r>
+      <w:r>
+        <w:t xml:space="preserve">moves</w:t>
+      </w:r>
+      <w:r>
+        <w:t xml:space="preserve"> </w:t>
+      </w:r>
+      <w:r>
+        <w:t xml:space="preserve">by</w:t>
+      </w:r>
+      <w:r>
+        <w:t xml:space="preserve"> </w:t>
+      </w:r>
+      <w:r>
+        <w:t xml:space="preserve">20</w:t>
+      </w:r>
+      <w:r>
+        <w:t xml:space="preserve"> </w:t>
+      </w:r>
+      <w:r>
+        <w:t xml:space="preserve">percent</w:t>
+      </w:r>
+      <w:r>
+        <w:t xml:space="preserve"> </w:t>
+      </w:r>
+      <w:r>
+        <w:t xml:space="preserve">or</w:t>
+      </w:r>
+      <w:r>
+        <w:t xml:space="preserve"> </w:t>
+      </w:r>
+      <w:r>
+        <w:t xml:space="preserve">more.</w:t>
+      </w:r>
+      <w:r>
+        <w:t xml:space="preserve"> </w:t>
+      </w:r>
+      <w:r>
+        <w:t xml:space="preserve">The</w:t>
+      </w:r>
+      <w:r>
+        <w:t xml:space="preserve"> </w:t>
+      </w:r>
+      <w:r>
         <w:t xml:space="preserve">model</w:t>
       </w:r>
       <w:r>
         <w:t xml:space="preserve"> </w:t>
       </w:r>
       <w:r>
-        <w:t xml:space="preserve">usable,</w:t>
-      </w:r>
-      <w:r>
-        <w:t xml:space="preserve"> </w:t>
-      </w:r>
-      <w:r>
-        <w:t xml:space="preserve">we</w:t>
-      </w:r>
-      <w:r>
-        <w:t xml:space="preserve"> </w:t>
-      </w:r>
-      <w:r>
-        <w:t xml:space="preserve">show</w:t>
-      </w:r>
-      <w:r>
-        <w:t xml:space="preserve"> </w:t>
-      </w:r>
-      <w:r>
-        <w:t xml:space="preserve">how</w:t>
-      </w:r>
-      <w:r>
-        <w:t xml:space="preserve"> </w:t>
-      </w:r>
-      <w:r>
-        <w:t xml:space="preserve">recovery</w:t>
-      </w:r>
-      <w:r>
-        <w:t xml:space="preserve"> </w:t>
-      </w:r>
-      <w:r>
-        <w:t xml:space="preserve">can</w:t>
-      </w:r>
-      <w:r>
-        <w:t xml:space="preserve"> </w:t>
-      </w:r>
-      <w:r>
-        <w:t xml:space="preserve">be</w:t>
-      </w:r>
-      <w:r>
-        <w:t xml:space="preserve"> </w:t>
-      </w:r>
-      <w:r>
-        <w:t xml:space="preserve">estimated</w:t>
-      </w:r>
-      <w:r>
-        <w:t xml:space="preserve"> </w:t>
-      </w:r>
-      <w:r>
-        <w:t xml:space="preserve">from</w:t>
+        <w:t xml:space="preserve">gives</w:t>
+      </w:r>
+      <w:r>
+        <w:t xml:space="preserve"> </w:t>
+      </w:r>
+      <w:r>
+        <w:t xml:space="preserve">practitioners</w:t>
       </w:r>
       <w:r>
         <w:t xml:space="preserve"> </w:t>
@@ -933,379 +1701,31 @@
         <w:t xml:space="preserve"> </w:t>
       </w:r>
       <w:r>
-        <w:t xml:space="preserve">held-out</w:t>
-      </w:r>
-      <w:r>
-        <w:t xml:space="preserve"> </w:t>
-      </w:r>
-      <w:r>
-        <w:t xml:space="preserve">set</w:t>
-      </w:r>
-      <w:r>
-        <w:t xml:space="preserve"> </w:t>
-      </w:r>
-      <w:r>
-        <w:t xml:space="preserve">and</w:t>
-      </w:r>
-      <w:r>
-        <w:t xml:space="preserve"> </w:t>
-      </w:r>
-      <w:r>
-        <w:t xml:space="preserve">measure</w:t>
-      </w:r>
-      <w:r>
-        <w:t xml:space="preserve"> </w:t>
-      </w:r>
-      <w:r>
-        <w:t xml:space="preserve">it</w:t>
-      </w:r>
-      <w:r>
-        <w:t xml:space="preserve"> </w:t>
-      </w:r>
-      <w:r>
-        <w:t xml:space="preserve">on</w:t>
-      </w:r>
-      <w:r>
-        <w:t xml:space="preserve"> </w:t>
-      </w:r>
-      <w:r>
-        <w:t xml:space="preserve">two</w:t>
-      </w:r>
-      <w:r>
-        <w:t xml:space="preserve"> </w:t>
-      </w:r>
-      <w:r>
-        <w:t xml:space="preserve">open</w:t>
-      </w:r>
-      <w:r>
-        <w:t xml:space="preserve"> </w:t>
-      </w:r>
-      <w:r>
-        <w:t xml:space="preserve">model</w:t>
-      </w:r>
-      <w:r>
-        <w:t xml:space="preserve"> </w:t>
-      </w:r>
-      <w:r>
-        <w:t xml:space="preserve">pairs:</w:t>
-      </w:r>
-      <w:r>
-        <w:t xml:space="preserve"> </w:t>
-      </w:r>
-      <w:r>
-        <w:t xml:space="preserve">simply</w:t>
-      </w:r>
-      <w:r>
-        <w:t xml:space="preserve"> </w:t>
-      </w:r>
-      <w:r>
-        <w:t xml:space="preserve">copying</w:t>
-      </w:r>
-      <w:r>
-        <w:t xml:space="preserve"> </w:t>
-      </w:r>
-      <w:r>
-        <w:t xml:space="preserve">the</w:t>
-      </w:r>
-      <w:r>
-        <w:t xml:space="preserve"> </w:t>
-      </w:r>
-      <w:r>
-        <w:t xml:space="preserve">old</w:t>
-      </w:r>
-      <w:r>
-        <w:t xml:space="preserve"> </w:t>
-      </w:r>
-      <w:r>
-        <w:t xml:space="preserve">adapter</w:t>
-      </w:r>
-      <w:r>
-        <w:t xml:space="preserve"> </w:t>
-      </w:r>
-      <w:r>
-        <w:t xml:space="preserve">restores</w:t>
-      </w:r>
-      <w:r>
-        <w:t xml:space="preserve"> </w:t>
-      </w:r>
-      <w:r>
-        <w:t xml:space="preserve">71%</w:t>
-      </w:r>
-      <w:r>
-        <w:t xml:space="preserve"> </w:t>
-      </w:r>
-      <w:r>
-        <w:t xml:space="preserve">and</w:t>
-      </w:r>
-      <w:r>
-        <w:t xml:space="preserve"> </w:t>
-      </w:r>
-      <w:r>
-        <w:t xml:space="preserve">96%</w:t>
-      </w:r>
-      <w:r>
-        <w:t xml:space="preserve"> </w:t>
-      </w:r>
-      <w:r>
-        <w:t xml:space="preserve">of</w:t>
-      </w:r>
-      <w:r>
-        <w:t xml:space="preserve"> </w:t>
-      </w:r>
-      <w:r>
-        <w:t xml:space="preserve">the</w:t>
-      </w:r>
-      <w:r>
-        <w:t xml:space="preserve"> </w:t>
-      </w:r>
-      <w:r>
-        <w:t xml:space="preserve">retraining</w:t>
-      </w:r>
-      <w:r>
-        <w:t xml:space="preserve"> </w:t>
-      </w:r>
-      <w:r>
-        <w:t xml:space="preserve">benefit,</w:t>
-      </w:r>
-      <w:r>
-        <w:t xml:space="preserve"> </w:t>
-      </w:r>
-      <w:r>
-        <w:t xml:space="preserve">which</w:t>
-      </w:r>
-      <w:r>
-        <w:t xml:space="preserve"> </w:t>
-      </w:r>
-      <w:r>
-        <w:t xml:space="preserve">implies</w:t>
-      </w:r>
-      <w:r>
-        <w:t xml:space="preserve"> </w:t>
-      </w:r>
-      <w:r>
-        <w:t xml:space="preserve">retraining</w:t>
-      </w:r>
-      <w:r>
-        <w:t xml:space="preserve"> </w:t>
-      </w:r>
-      <w:r>
-        <w:t xml:space="preserve">thresholds</w:t>
-      </w:r>
-      <w:r>
-        <w:t xml:space="preserve"> </w:t>
-      </w:r>
-      <w:r>
-        <w:t xml:space="preserve">of</w:t>
-      </w:r>
-      <w:r>
-        <w:t xml:space="preserve"> </w:t>
-      </w:r>
-      <w:r>
-        <w:t xml:space="preserve">about</w:t>
-      </w:r>
-      <w:r>
-        <w:t xml:space="preserve"> </w:t>
-      </w:r>
-      <w:r>
-        <w:t xml:space="preserve">8</w:t>
-      </w:r>
-      <w:r>
-        <w:t xml:space="preserve"> </w:t>
-      </w:r>
-      <w:r>
-        <w:t xml:space="preserve">and</w:t>
-      </w:r>
-      <w:r>
-        <w:t xml:space="preserve"> </w:t>
-      </w:r>
-      <w:r>
-        <w:t xml:space="preserve">56</w:t>
-      </w:r>
-      <w:r>
-        <w:t xml:space="preserve"> </w:t>
-      </w:r>
-      <w:r>
-        <w:t xml:space="preserve">times</w:t>
-      </w:r>
-      <w:r>
-        <w:t xml:space="preserve"> </w:t>
-      </w:r>
-      <w:r>
-        <w:t xml:space="preserve">the</w:t>
-      </w:r>
-      <w:r>
-        <w:t xml:space="preserve"> </w:t>
-      </w:r>
-      <w:r>
-        <w:t xml:space="preserve">retraining</w:t>
-      </w:r>
-      <w:r>
-        <w:t xml:space="preserve"> </w:t>
-      </w:r>
-      <w:r>
-        <w:t xml:space="preserve">cost.</w:t>
-      </w:r>
-      <w:r>
-        <w:t xml:space="preserve"> </w:t>
-      </w:r>
-      <w:r>
-        <w:t xml:space="preserve">We</w:t>
-      </w:r>
-      <w:r>
-        <w:t xml:space="preserve"> </w:t>
-      </w:r>
-      <w:r>
-        <w:t xml:space="preserve">then</w:t>
-      </w:r>
-      <w:r>
-        <w:t xml:space="preserve"> </w:t>
-      </w:r>
-      <w:r>
-        <w:t xml:space="preserve">evaluate</w:t>
-      </w:r>
-      <w:r>
-        <w:t xml:space="preserve"> </w:t>
-      </w:r>
-      <w:r>
-        <w:t xml:space="preserve">Anchored</w:t>
-      </w:r>
-      <w:r>
-        <w:t xml:space="preserve"> </w:t>
-      </w:r>
-      <w:r>
-        <w:t xml:space="preserve">Calibration</w:t>
-      </w:r>
-      <w:r>
-        <w:t xml:space="preserve"> </w:t>
-      </w:r>
-      <w:r>
-        <w:t xml:space="preserve">Transfer</w:t>
-      </w:r>
-      <w:r>
-        <w:t xml:space="preserve"> </w:t>
-      </w:r>
-      <w:r>
-        <w:t xml:space="preserve">(ACT),</w:t>
-      </w:r>
-      <w:r>
-        <w:t xml:space="preserve"> </w:t>
-      </w:r>
-      <w:r>
-        <w:t xml:space="preserve">a</w:t>
-      </w:r>
-      <w:r>
-        <w:t xml:space="preserve"> </w:t>
-      </w:r>
-      <w:r>
-        <w:t xml:space="preserve">label-free,</w:t>
-      </w:r>
-      <w:r>
-        <w:t xml:space="preserve"> </w:t>
-      </w:r>
-      <w:r>
-        <w:t xml:space="preserve">closed-form</w:t>
-      </w:r>
-      <w:r>
-        <w:t xml:space="preserve"> </w:t>
-      </w:r>
-      <w:r>
-        <w:t xml:space="preserve">correction</w:t>
-      </w:r>
-      <w:r>
-        <w:t xml:space="preserve"> </w:t>
-      </w:r>
-      <w:r>
-        <w:t xml:space="preserve">of</w:t>
-      </w:r>
-      <w:r>
-        <w:t xml:space="preserve"> </w:t>
-      </w:r>
-      <w:r>
-        <w:t xml:space="preserve">the</w:t>
-      </w:r>
-      <w:r>
-        <w:t xml:space="preserve"> </w:t>
-      </w:r>
-      <w:r>
-        <w:t xml:space="preserve">adapter.</w:t>
-      </w:r>
-      <w:r>
-        <w:t xml:space="preserve"> </w:t>
-      </w:r>
-      <w:r>
-        <w:t xml:space="preserve">ACT</w:t>
-      </w:r>
-      <w:r>
-        <w:t xml:space="preserve"> </w:t>
-      </w:r>
-      <w:r>
-        <w:t xml:space="preserve">improves</w:t>
-      </w:r>
-      <w:r>
-        <w:t xml:space="preserve"> </w:t>
-      </w:r>
-      <w:r>
-        <w:t xml:space="preserve">recovery</w:t>
-      </w:r>
-      <w:r>
-        <w:t xml:space="preserve"> </w:t>
-      </w:r>
-      <w:r>
-        <w:t xml:space="preserve">in</w:t>
-      </w:r>
-      <w:r>
-        <w:t xml:space="preserve"> </w:t>
-      </w:r>
-      <w:r>
-        <w:t xml:space="preserve">controlled</w:t>
-      </w:r>
-      <w:r>
-        <w:t xml:space="preserve"> </w:t>
-      </w:r>
-      <w:r>
-        <w:t xml:space="preserve">simulations,</w:t>
-      </w:r>
-      <w:r>
-        <w:t xml:space="preserve"> </w:t>
-      </w:r>
-      <w:r>
-        <w:t xml:space="preserve">but</w:t>
-      </w:r>
-      <w:r>
-        <w:t xml:space="preserve"> </w:t>
-      </w:r>
-      <w:r>
-        <w:t xml:space="preserve">on</w:t>
-      </w:r>
-      <w:r>
-        <w:t xml:space="preserve"> </w:t>
-      </w:r>
-      <w:r>
-        <w:t xml:space="preserve">the</w:t>
-      </w:r>
-      <w:r>
-        <w:t xml:space="preserve"> </w:t>
-      </w:r>
-      <w:r>
-        <w:t xml:space="preserve">real</w:t>
-      </w:r>
-      <w:r>
-        <w:t xml:space="preserve"> </w:t>
-      </w:r>
-      <w:r>
-        <w:t xml:space="preserve">pairs</w:t>
-      </w:r>
-      <w:r>
-        <w:t xml:space="preserve"> </w:t>
-      </w:r>
-      <w:r>
-        <w:t xml:space="preserve">its</w:t>
-      </w:r>
-      <w:r>
-        <w:t xml:space="preserve"> </w:t>
-      </w:r>
-      <w:r>
-        <w:t xml:space="preserve">recovery</w:t>
+        <w:t xml:space="preserve">checkable</w:t>
+      </w:r>
+      <w:r>
+        <w:t xml:space="preserve"> </w:t>
+      </w:r>
+      <w:r>
+        <w:t xml:space="preserve">rule</w:t>
+      </w:r>
+      <w:r>
+        <w:t xml:space="preserve"> </w:t>
+      </w:r>
+      <w:r>
+        <w:t xml:space="preserve">for</w:t>
+      </w:r>
+      <w:r>
+        <w:t xml:space="preserve"> </w:t>
+      </w:r>
+      <w:r>
+        <w:t xml:space="preserve">when</w:t>
+      </w:r>
+      <w:r>
+        <w:t xml:space="preserve"> </w:t>
+      </w:r>
+      <w:r>
+        <w:t xml:space="preserve">transfer</w:t>
       </w:r>
       <w:r>
         <w:t xml:space="preserve"> </w:t>
@@ -1317,439 +1737,13 @@
         <w:t xml:space="preserve"> </w:t>
       </w:r>
       <w:r>
-        <w:t xml:space="preserve">within</w:t>
-      </w:r>
-      <w:r>
-        <w:t xml:space="preserve"> </w:t>
-      </w:r>
-      <w:r>
-        <w:t xml:space="preserve">0.01</w:t>
-      </w:r>
-      <w:r>
-        <w:t xml:space="preserve"> </w:t>
-      </w:r>
-      <w:r>
-        <w:t xml:space="preserve">of</w:t>
-      </w:r>
-      <w:r>
-        <w:t xml:space="preserve"> </w:t>
-      </w:r>
-      <w:r>
-        <w:t xml:space="preserve">plain</w:t>
-      </w:r>
-      <w:r>
-        <w:t xml:space="preserve"> </w:t>
-      </w:r>
-      <w:r>
-        <w:t xml:space="preserve">copying,</w:t>
-      </w:r>
-      <w:r>
-        <w:t xml:space="preserve"> </w:t>
-      </w:r>
-      <w:r>
-        <w:t xml:space="preserve">and</w:t>
-      </w:r>
-      <w:r>
-        <w:t xml:space="preserve"> </w:t>
-      </w:r>
-      <w:r>
-        <w:t xml:space="preserve">none</w:t>
-      </w:r>
-      <w:r>
-        <w:t xml:space="preserve"> </w:t>
-      </w:r>
-      <w:r>
-        <w:t xml:space="preserve">of</w:t>
-      </w:r>
-      <w:r>
-        <w:t xml:space="preserve"> </w:t>
-      </w:r>
-      <w:r>
-        <w:t xml:space="preserve">three</w:t>
-      </w:r>
-      <w:r>
-        <w:t xml:space="preserve"> </w:t>
-      </w:r>
-      <w:r>
-        <w:t xml:space="preserve">candidate</w:t>
-      </w:r>
-      <w:r>
-        <w:t xml:space="preserve"> </w:t>
-      </w:r>
-      <w:r>
-        <w:t xml:space="preserve">explanations</w:t>
-      </w:r>
-      <w:r>
-        <w:t xml:space="preserve"> </w:t>
-      </w:r>
-      <w:r>
-        <w:t xml:space="preserve">we</w:t>
-      </w:r>
-      <w:r>
-        <w:t xml:space="preserve"> </w:t>
-      </w:r>
-      <w:r>
-        <w:t xml:space="preserve">test</w:t>
-      </w:r>
-      <w:r>
-        <w:t xml:space="preserve"> </w:t>
-      </w:r>
-      <w:r>
-        <w:t xml:space="preserve">accounts</w:t>
-      </w:r>
-      <w:r>
-        <w:t xml:space="preserve"> </w:t>
-      </w:r>
-      <w:r>
-        <w:t xml:space="preserve">for</w:t>
-      </w:r>
-      <w:r>
-        <w:t xml:space="preserve"> </w:t>
-      </w:r>
-      <w:r>
-        <w:t xml:space="preserve">the</w:t>
-      </w:r>
-      <w:r>
-        <w:t xml:space="preserve"> </w:t>
-      </w:r>
-      <w:r>
-        <w:t xml:space="preserve">difference.</w:t>
-      </w:r>
-      <w:r>
-        <w:t xml:space="preserve"> </w:t>
-      </w:r>
-      <w:r>
-        <w:t xml:space="preserve">The</w:t>
-      </w:r>
-      <w:r>
-        <w:t xml:space="preserve"> </w:t>
-      </w:r>
-      <w:r>
-        <w:t xml:space="preserve">model</w:t>
-      </w:r>
-      <w:r>
-        <w:t xml:space="preserve"> </w:t>
-      </w:r>
-      <w:r>
-        <w:t xml:space="preserve">implies</w:t>
-      </w:r>
-      <w:r>
-        <w:t xml:space="preserve"> </w:t>
-      </w:r>
-      <w:r>
-        <w:t xml:space="preserve">that</w:t>
-      </w:r>
-      <w:r>
-        <w:t xml:space="preserve"> </w:t>
-      </w:r>
-      <w:r>
-        <w:t xml:space="preserve">a</w:t>
-      </w:r>
-      <w:r>
-        <w:t xml:space="preserve"> </w:t>
-      </w:r>
-      <w:r>
-        <w:t xml:space="preserve">method</w:t>
-      </w:r>
-      <w:r>
-        <w:t xml:space="preserve"> </w:t>
-      </w:r>
-      <w:r>
-        <w:t xml:space="preserve">with</w:t>
-      </w:r>
-      <w:r>
-        <w:t xml:space="preserve"> </w:t>
-      </w:r>
-      <w:r>
-        <w:t xml:space="preserve">no</w:t>
-      </w:r>
-      <w:r>
-        <w:t xml:space="preserve"> </w:t>
-      </w:r>
-      <w:r>
-        <w:t xml:space="preserve">recovery</w:t>
-      </w:r>
-      <w:r>
-        <w:t xml:space="preserve"> </w:t>
-      </w:r>
-      <w:r>
-        <w:t xml:space="preserve">gain</w:t>
-      </w:r>
-      <w:r>
-        <w:t xml:space="preserve"> </w:t>
-      </w:r>
-      <w:r>
-        <w:t xml:space="preserve">has</w:t>
-      </w:r>
-      <w:r>
-        <w:t xml:space="preserve"> </w:t>
-      </w:r>
-      <w:r>
-        <w:t xml:space="preserve">no</w:t>
-      </w:r>
-      <w:r>
-        <w:t xml:space="preserve"> </w:t>
-      </w:r>
-      <w:r>
-        <w:t xml:space="preserve">positive</w:t>
-      </w:r>
-      <w:r>
-        <w:t xml:space="preserve"> </w:t>
-      </w:r>
-      <w:r>
-        <w:t xml:space="preserve">willingness</w:t>
-      </w:r>
-      <w:r>
-        <w:t xml:space="preserve"> </w:t>
-      </w:r>
-      <w:r>
-        <w:t xml:space="preserve">to</w:t>
-      </w:r>
-      <w:r>
-        <w:t xml:space="preserve"> </w:t>
-      </w:r>
-      <w:r>
-        <w:t xml:space="preserve">pay.</w:t>
-      </w:r>
-      <w:r>
-        <w:t xml:space="preserve"> </w:t>
-      </w:r>
-      <w:r>
-        <w:t xml:space="preserve">Simulations</w:t>
-      </w:r>
-      <w:r>
-        <w:t xml:space="preserve"> </w:t>
-      </w:r>
-      <w:r>
-        <w:t xml:space="preserve">with</w:t>
-      </w:r>
-      <w:r>
-        <w:t xml:space="preserve"> </w:t>
-      </w:r>
-      <w:r>
-        <w:t xml:space="preserve">clustered</w:t>
-      </w:r>
-      <w:r>
-        <w:t xml:space="preserve"> </w:t>
-      </w:r>
-      <w:r>
-        <w:t xml:space="preserve">and</w:t>
-      </w:r>
-      <w:r>
-        <w:t xml:space="preserve"> </w:t>
-      </w:r>
-      <w:r>
-        <w:t xml:space="preserve">regular</w:t>
-      </w:r>
-      <w:r>
-        <w:t xml:space="preserve"> </w:t>
-      </w:r>
-      <w:r>
-        <w:t xml:space="preserve">release</w:t>
-      </w:r>
-      <w:r>
-        <w:t xml:space="preserve"> </w:t>
-      </w:r>
-      <w:r>
-        <w:t xml:space="preserve">schedules</w:t>
-      </w:r>
-      <w:r>
-        <w:t xml:space="preserve"> </w:t>
-      </w:r>
-      <w:r>
-        <w:t xml:space="preserve">and</w:t>
-      </w:r>
-      <w:r>
-        <w:t xml:space="preserve"> </w:t>
-      </w:r>
-      <w:r>
-        <w:t xml:space="preserve">with</w:t>
-      </w:r>
-      <w:r>
-        <w:t xml:space="preserve"> </w:t>
-      </w:r>
-      <w:r>
-        <w:t xml:space="preserve">jump</w:t>
-      </w:r>
-      <w:r>
-        <w:t xml:space="preserve"> </w:t>
-      </w:r>
-      <w:r>
-        <w:t xml:space="preserve">risk</w:t>
-      </w:r>
-      <w:r>
-        <w:t xml:space="preserve"> </w:t>
-      </w:r>
-      <w:r>
-        <w:t xml:space="preserve">show</w:t>
-      </w:r>
-      <w:r>
-        <w:t xml:space="preserve"> </w:t>
-      </w:r>
-      <w:r>
-        <w:t xml:space="preserve">that</w:t>
-      </w:r>
-      <w:r>
-        <w:t xml:space="preserve"> </w:t>
-      </w:r>
-      <w:r>
-        <w:t xml:space="preserve">the</w:t>
-      </w:r>
-      <w:r>
-        <w:t xml:space="preserve"> </w:t>
-      </w:r>
-      <w:r>
-        <w:t xml:space="preserve">policy</w:t>
-      </w:r>
-      <w:r>
-        <w:t xml:space="preserve"> </w:t>
-      </w:r>
-      <w:r>
-        <w:t xml:space="preserve">ranking</w:t>
-      </w:r>
-      <w:r>
-        <w:t xml:space="preserve"> </w:t>
-      </w:r>
-      <w:r>
-        <w:t xml:space="preserve">is</w:t>
-      </w:r>
-      <w:r>
-        <w:t xml:space="preserve"> </w:t>
-      </w:r>
-      <w:r>
-        <w:t xml:space="preserve">robust,</w:t>
-      </w:r>
-      <w:r>
-        <w:t xml:space="preserve"> </w:t>
-      </w:r>
-      <w:r>
-        <w:t xml:space="preserve">although</w:t>
-      </w:r>
-      <w:r>
-        <w:t xml:space="preserve"> </w:t>
-      </w:r>
-      <w:r>
-        <w:t xml:space="preserve">the</w:t>
-      </w:r>
-      <w:r>
-        <w:t xml:space="preserve"> </w:t>
-      </w:r>
-      <w:r>
-        <w:t xml:space="preserve">optimal</w:t>
-      </w:r>
-      <w:r>
-        <w:t xml:space="preserve"> </w:t>
-      </w:r>
-      <w:r>
-        <w:t xml:space="preserve">threshold</w:t>
-      </w:r>
-      <w:r>
-        <w:t xml:space="preserve"> </w:t>
-      </w:r>
-      <w:r>
-        <w:t xml:space="preserve">moves</w:t>
-      </w:r>
-      <w:r>
-        <w:t xml:space="preserve"> </w:t>
-      </w:r>
-      <w:r>
-        <w:t xml:space="preserve">by</w:t>
-      </w:r>
-      <w:r>
-        <w:t xml:space="preserve"> </w:t>
-      </w:r>
-      <w:r>
-        <w:t xml:space="preserve">20</w:t>
-      </w:r>
-      <w:r>
-        <w:t xml:space="preserve"> </w:t>
-      </w:r>
-      <w:r>
-        <w:t xml:space="preserve">percent</w:t>
-      </w:r>
-      <w:r>
-        <w:t xml:space="preserve"> </w:t>
-      </w:r>
-      <w:r>
-        <w:t xml:space="preserve">or</w:t>
-      </w:r>
-      <w:r>
-        <w:t xml:space="preserve"> </w:t>
-      </w:r>
-      <w:r>
-        <w:t xml:space="preserve">more.</w:t>
-      </w:r>
-      <w:r>
-        <w:t xml:space="preserve"> </w:t>
-      </w:r>
-      <w:r>
-        <w:t xml:space="preserve">The</w:t>
-      </w:r>
-      <w:r>
-        <w:t xml:space="preserve"> </w:t>
-      </w:r>
-      <w:r>
-        <w:t xml:space="preserve">results</w:t>
-      </w:r>
-      <w:r>
-        <w:t xml:space="preserve"> </w:t>
-      </w:r>
-      <w:r>
-        <w:t xml:space="preserve">give</w:t>
-      </w:r>
-      <w:r>
-        <w:t xml:space="preserve"> </w:t>
-      </w:r>
-      <w:r>
-        <w:t xml:space="preserve">practitioners</w:t>
-      </w:r>
-      <w:r>
-        <w:t xml:space="preserve"> </w:t>
-      </w:r>
-      <w:r>
-        <w:t xml:space="preserve">a</w:t>
-      </w:r>
-      <w:r>
-        <w:t xml:space="preserve"> </w:t>
-      </w:r>
-      <w:r>
-        <w:t xml:space="preserve">transparent,</w:t>
-      </w:r>
-      <w:r>
-        <w:t xml:space="preserve"> </w:t>
-      </w:r>
-      <w:r>
-        <w:t xml:space="preserve">checkable</w:t>
-      </w:r>
-      <w:r>
-        <w:t xml:space="preserve"> </w:t>
-      </w:r>
-      <w:r>
-        <w:t xml:space="preserve">rule</w:t>
-      </w:r>
-      <w:r>
-        <w:t xml:space="preserve"> </w:t>
-      </w:r>
-      <w:r>
-        <w:t xml:space="preserve">for</w:t>
-      </w:r>
-      <w:r>
-        <w:t xml:space="preserve"> </w:t>
-      </w:r>
-      <w:r>
-        <w:t xml:space="preserve">maintaining</w:t>
-      </w:r>
-      <w:r>
-        <w:t xml:space="preserve"> </w:t>
-      </w:r>
-      <w:r>
-        <w:t xml:space="preserve">AI</w:t>
-      </w:r>
-      <w:r>
-        <w:t xml:space="preserve"> </w:t>
-      </w:r>
-      <w:r>
-        <w:t xml:space="preserve">assets.</w:t>
+        <w:t xml:space="preserve">worth</w:t>
+      </w:r>
+      <w:r>
+        <w:t xml:space="preserve"> </w:t>
+      </w:r>
+      <w:r>
+        <w:t xml:space="preserve">buying.</w:t>
       </w:r>
     </w:p>
     <w:p>
@@ -2005,25 +1999,25 @@
           <w:iCs/>
           <w:i/>
         </w:rPr>
-        <w:t xml:space="preserve">Measured recovery of naive reuse.</w:t>
-      </w:r>
-      <w:r>
-        <w:t xml:space="preserve"> </w:t>
-      </w:r>
-      <w:r>
-        <w:t xml:space="preserve">On two open model pairs, copying the old adapter recovers 71% and 96% of the retraining</w:t>
-      </w:r>
-      <w:r>
-        <w:t xml:space="preserve"> </w:t>
-      </w:r>
-      <w:r>
-        <w:t xml:space="preserve">benefit. Through the model, these numbers imply retraining thresholds of roughly 8 and 56 times the retraining cost, so for tasks whose annual value is below</w:t>
-      </w:r>
-      <w:r>
-        <w:t xml:space="preserve"> </w:t>
-      </w:r>
-      <w:r>
-        <w:t xml:space="preserve">those thresholds the cheapest policy is to keep the old adapter and retrain only on demand.</w:t>
+        <w:t xml:space="preserve">Recovery of naive reuse as a function of upgrade size.</w:t>
+      </w:r>
+      <w:r>
+        <w:t xml:space="preserve"> </w:t>
+      </w:r>
+      <w:r>
+        <w:t xml:space="preserve">On open model pairs, copying the old adapter recovers 93% to 96% of the retraining</w:t>
+      </w:r>
+      <w:r>
+        <w:t xml:space="preserve"> </w:t>
+      </w:r>
+      <w:r>
+        <w:t xml:space="preserve">benefit after small upgrades, 71% after an instruction-tuning upgrade, and only 32% to 36% after a large one. Through the model these numbers imply</w:t>
+      </w:r>
+      <w:r>
+        <w:t xml:space="preserve"> </w:t>
+      </w:r>
+      <w:r>
+        <w:t xml:space="preserve">retraining thresholds from about 4 to about 56 times the retraining cost, so the right policy depends strongly on how far the model moved.</w:t>
       </w:r>
     </w:p>
     <w:p>
@@ -2038,31 +2032,25 @@
           <w:iCs/>
           <w:i/>
         </w:rPr>
-        <w:t xml:space="preserve">A tested candidate and a negative result.</w:t>
-      </w:r>
-      <w:r>
-        <w:t xml:space="preserve"> </w:t>
-      </w:r>
-      <w:r>
-        <w:t xml:space="preserve">We propose Anchored Calibration Transfer (ACT), a closed-form, label-free correction</w:t>
-      </w:r>
-      <w:r>
-        <w:t xml:space="preserve"> </w:t>
-      </w:r>
-      <w:r>
-        <w:t xml:space="preserve">of the adapter. It improves recovery in every controlled simulation we run but not on the real pairs, where its recovery is within 0.01 of copying.</w:t>
-      </w:r>
-      <w:r>
-        <w:t xml:space="preserve"> </w:t>
-      </w:r>
-      <w:r>
-        <w:t xml:space="preserve">None of three explanations we test (upgrade type, task shift, calibration data) accounts for the gap. Under the model this settles the decision, because a method with no</w:t>
-      </w:r>
-      <w:r>
-        <w:t xml:space="preserve"> </w:t>
-      </w:r>
-      <w:r>
-        <w:t xml:space="preserve">recovery gain has no positive willingness to pay.</w:t>
+        <w:t xml:space="preserve">A transfer method priced by the rule.</w:t>
+      </w:r>
+      <w:r>
+        <w:t xml:space="preserve"> </w:t>
+      </w:r>
+      <w:r>
+        <w:t xml:space="preserve">We propose Anchored Calibration Transfer (ACT), a closed-form, label-free correction of the adapter.</w:t>
+      </w:r>
+      <w:r>
+        <w:t xml:space="preserve"> </w:t>
+      </w:r>
+      <w:r>
+        <w:t xml:space="preserve">After the large upgrade it improves recovery by 0.33 to 0.40 over copying (two seeds) at 30% to 36% of the retraining compute time, which makes it the</w:t>
+      </w:r>
+      <w:r>
+        <w:t xml:space="preserve"> </w:t>
+      </w:r>
+      <w:r>
+        <w:t xml:space="preserve">cost-minimizing policy over a bounded range of adapter values. After small upgrades it does not beat copying, and neither does it on the instruction-tuned pair, for a reason we could not identify.</w:t>
       </w:r>
     </w:p>
     <w:p>
@@ -2109,7 +2097,7 @@
         <w:t xml:space="preserve"> </w:t>
       </w:r>
       <w:r>
-        <w:t xml:space="preserve">model pairs, Section 8 tests explanations for ACT’s result on real pairs, and Section 9 checks robustness.</w:t>
+        <w:t xml:space="preserve">model pairs, Section 8 asks where ACT helps and tests explanations for its exceptions, and Section 9 checks robustness.</w:t>
       </w:r>
       <w:r>
         <w:t xml:space="preserve"> </w:t>
@@ -6157,7 +6145,7 @@
         <w:t xml:space="preserve"> </w:t>
       </w:r>
       <w:r>
-        <w:t xml:space="preserve">implementation it takes 35% to 65% of the time of the retraining runs on the full-size CPU settings (Section 7).</w:t>
+        <w:t xml:space="preserve">implementation it takes 30% to 65% of the time of the retraining runs on the full-size CPU settings (Section 7).</w:t>
       </w:r>
     </w:p>
     <w:bookmarkEnd w:id="24"/>
@@ -6607,19 +6595,19 @@
         <w:tblLook w:firstRow="1" w:lastRow="0" w:firstColumn="0" w:lastColumn="0" w:noHBand="0" w:noVBand="0" w:val="0020"/>
         <w:jc w:val="start"/>
         <w:tblCaption w:val="Recovery in the controlled upgrade (mean of five seeds)."/>
+        <w:tblLayout w:type="fixed"/>
         <w:tblBorders>
           <w:top w:val="single" w:sz="12" w:color="000000"/>
           <w:bottom w:val="single" w:sz="12" w:color="000000"/>
         </w:tblBorders>
-        <w:tblLayout w:type="fixed"/>
       </w:tblPr>
       <w:tblGrid>
-        <w:gridCol w:w="3168"/>
-        <w:gridCol w:w="1238"/>
-        <w:gridCol w:w="1238"/>
-        <w:gridCol w:w="1238"/>
-        <w:gridCol w:w="1238"/>
-        <w:gridCol w:w="1238"/>
+        <w:gridCol w:w="3456"/>
+        <w:gridCol w:w="1180"/>
+        <w:gridCol w:w="1180"/>
+        <w:gridCol w:w="1180"/>
+        <w:gridCol w:w="1180"/>
+        <w:gridCol w:w="1180"/>
       </w:tblGrid>
       <w:tr>
         <w:trPr>
@@ -6627,7 +6615,7 @@
         </w:trPr>
         <w:tc>
           <w:tcPr>
-            <w:tcW w:type="dxa" w:w="3168"/>
+            <w:tcW w:type="dxa" w:w="3456"/>
             <w:tcBorders>
               <w:bottom w:val="single" w:sz="6" w:color="000000"/>
             </w:tcBorders>
@@ -6649,7 +6637,7 @@
         </w:tc>
         <w:tc>
           <w:tcPr>
-            <w:tcW w:type="dxa" w:w="1238"/>
+            <w:tcW w:type="dxa" w:w="1181"/>
             <w:tcBorders>
               <w:bottom w:val="single" w:sz="6" w:color="000000"/>
             </w:tcBorders>
@@ -6671,7 +6659,7 @@
         </w:tc>
         <w:tc>
           <w:tcPr>
-            <w:tcW w:type="dxa" w:w="1238"/>
+            <w:tcW w:type="dxa" w:w="1181"/>
             <w:tcBorders>
               <w:bottom w:val="single" w:sz="6" w:color="000000"/>
             </w:tcBorders>
@@ -6693,7 +6681,7 @@
         </w:tc>
         <w:tc>
           <w:tcPr>
-            <w:tcW w:type="dxa" w:w="1238"/>
+            <w:tcW w:type="dxa" w:w="1181"/>
             <w:tcBorders>
               <w:bottom w:val="single" w:sz="6" w:color="000000"/>
             </w:tcBorders>
@@ -6715,7 +6703,7 @@
         </w:tc>
         <w:tc>
           <w:tcPr>
-            <w:tcW w:type="dxa" w:w="1238"/>
+            <w:tcW w:type="dxa" w:w="1181"/>
             <w:tcBorders>
               <w:bottom w:val="single" w:sz="6" w:color="000000"/>
             </w:tcBorders>
@@ -6737,7 +6725,7 @@
         </w:tc>
         <w:tc>
           <w:tcPr>
-            <w:tcW w:type="dxa" w:w="1238"/>
+            <w:tcW w:type="dxa" w:w="1181"/>
             <w:tcBorders>
               <w:bottom w:val="single" w:sz="6" w:color="000000"/>
             </w:tcBorders>
@@ -6761,7 +6749,7 @@
       <w:tr>
         <w:tc>
           <w:tcPr>
-            <w:tcW w:type="dxa" w:w="3168"/>
+            <w:tcW w:type="dxa" w:w="3456"/>
           </w:tcPr>
           <w:p>
             <w:pPr>
@@ -6788,7 +6776,7 @@
         </w:tc>
         <w:tc>
           <w:tcPr>
-            <w:tcW w:type="dxa" w:w="1238"/>
+            <w:tcW w:type="dxa" w:w="1181"/>
           </w:tcPr>
           <w:p>
             <w:pPr>
@@ -6807,7 +6795,7 @@
         </w:tc>
         <w:tc>
           <w:tcPr>
-            <w:tcW w:type="dxa" w:w="1238"/>
+            <w:tcW w:type="dxa" w:w="1181"/>
           </w:tcPr>
           <w:p>
             <w:pPr>
@@ -6826,7 +6814,7 @@
         </w:tc>
         <w:tc>
           <w:tcPr>
-            <w:tcW w:type="dxa" w:w="1238"/>
+            <w:tcW w:type="dxa" w:w="1181"/>
           </w:tcPr>
           <w:p>
             <w:pPr>
@@ -6845,7 +6833,7 @@
         </w:tc>
         <w:tc>
           <w:tcPr>
-            <w:tcW w:type="dxa" w:w="1238"/>
+            <w:tcW w:type="dxa" w:w="1181"/>
           </w:tcPr>
           <w:p>
             <w:pPr>
@@ -6864,7 +6852,7 @@
         </w:tc>
         <w:tc>
           <w:tcPr>
-            <w:tcW w:type="dxa" w:w="1238"/>
+            <w:tcW w:type="dxa" w:w="1181"/>
           </w:tcPr>
           <w:p>
             <w:pPr>
@@ -6885,7 +6873,7 @@
       <w:tr>
         <w:tc>
           <w:tcPr>
-            <w:tcW w:type="dxa" w:w="3168"/>
+            <w:tcW w:type="dxa" w:w="3456"/>
           </w:tcPr>
           <w:p>
             <w:pPr>
@@ -6912,7 +6900,7 @@
         </w:tc>
         <w:tc>
           <w:tcPr>
-            <w:tcW w:type="dxa" w:w="1238"/>
+            <w:tcW w:type="dxa" w:w="1181"/>
           </w:tcPr>
           <w:p>
             <w:pPr>
@@ -6931,7 +6919,7 @@
         </w:tc>
         <w:tc>
           <w:tcPr>
-            <w:tcW w:type="dxa" w:w="1238"/>
+            <w:tcW w:type="dxa" w:w="1181"/>
           </w:tcPr>
           <w:p>
             <w:pPr>
@@ -6950,7 +6938,7 @@
         </w:tc>
         <w:tc>
           <w:tcPr>
-            <w:tcW w:type="dxa" w:w="1238"/>
+            <w:tcW w:type="dxa" w:w="1181"/>
           </w:tcPr>
           <w:p>
             <w:pPr>
@@ -6969,7 +6957,7 @@
         </w:tc>
         <w:tc>
           <w:tcPr>
-            <w:tcW w:type="dxa" w:w="1238"/>
+            <w:tcW w:type="dxa" w:w="1181"/>
           </w:tcPr>
           <w:p>
             <w:pPr>
@@ -6988,7 +6976,7 @@
         </w:tc>
         <w:tc>
           <w:tcPr>
-            <w:tcW w:type="dxa" w:w="1238"/>
+            <w:tcW w:type="dxa" w:w="1181"/>
           </w:tcPr>
           <w:p>
             <w:pPr>
@@ -7305,20 +7293,20 @@
         <w:tblLook w:firstRow="1" w:lastRow="0" w:firstColumn="0" w:lastColumn="0" w:noHBand="0" w:noVBand="0" w:val="0020"/>
         <w:jc w:val="start"/>
         <w:tblCaption w:val="Thresholds and ACT-optimal region (v in multiples of C_N)."/>
+        <w:tblLayout w:type="fixed"/>
         <w:tblBorders>
           <w:top w:val="single" w:sz="12" w:color="000000"/>
           <w:bottom w:val="single" w:sz="12" w:color="000000"/>
         </w:tblBorders>
-        <w:tblLayout w:type="fixed"/>
       </w:tblPr>
       <w:tblGrid>
-        <w:gridCol w:w="3168"/>
-        <w:gridCol w:w="1032"/>
-        <w:gridCol w:w="1032"/>
-        <w:gridCol w:w="1032"/>
-        <w:gridCol w:w="1032"/>
-        <w:gridCol w:w="1032"/>
-        <w:gridCol w:w="1032"/>
+        <w:gridCol w:w="3456"/>
+        <w:gridCol w:w="983"/>
+        <w:gridCol w:w="983"/>
+        <w:gridCol w:w="983"/>
+        <w:gridCol w:w="983"/>
+        <w:gridCol w:w="983"/>
+        <w:gridCol w:w="983"/>
       </w:tblGrid>
       <w:tr>
         <w:trPr>
@@ -7326,7 +7314,7 @@
         </w:trPr>
         <w:tc>
           <w:tcPr>
-            <w:tcW w:type="dxa" w:w="3168"/>
+            <w:tcW w:type="dxa" w:w="3456"/>
             <w:tcBorders>
               <w:bottom w:val="single" w:sz="6" w:color="000000"/>
             </w:tcBorders>
@@ -7348,7 +7336,7 @@
         </w:tc>
         <w:tc>
           <w:tcPr>
-            <w:tcW w:type="dxa" w:w="1032"/>
+            <w:tcW w:type="dxa" w:w="984"/>
             <w:tcBorders>
               <w:bottom w:val="single" w:sz="6" w:color="000000"/>
             </w:tcBorders>
@@ -7378,7 +7366,7 @@
         </w:tc>
         <w:tc>
           <w:tcPr>
-            <w:tcW w:type="dxa" w:w="1032"/>
+            <w:tcW w:type="dxa" w:w="984"/>
             <w:tcBorders>
               <w:bottom w:val="single" w:sz="6" w:color="000000"/>
             </w:tcBorders>
@@ -7408,7 +7396,7 @@
         </w:tc>
         <w:tc>
           <w:tcPr>
-            <w:tcW w:type="dxa" w:w="1032"/>
+            <w:tcW w:type="dxa" w:w="984"/>
             <w:tcBorders>
               <w:bottom w:val="single" w:sz="6" w:color="000000"/>
             </w:tcBorders>
@@ -7438,7 +7426,7 @@
         </w:tc>
         <w:tc>
           <w:tcPr>
-            <w:tcW w:type="dxa" w:w="1032"/>
+            <w:tcW w:type="dxa" w:w="984"/>
             <w:tcBorders>
               <w:bottom w:val="single" w:sz="6" w:color="000000"/>
             </w:tcBorders>
@@ -7468,7 +7456,7 @@
         </w:tc>
         <w:tc>
           <w:tcPr>
-            <w:tcW w:type="dxa" w:w="1032"/>
+            <w:tcW w:type="dxa" w:w="984"/>
             <w:tcBorders>
               <w:bottom w:val="single" w:sz="6" w:color="000000"/>
             </w:tcBorders>
@@ -7490,7 +7478,7 @@
         </w:tc>
         <w:tc>
           <w:tcPr>
-            <w:tcW w:type="dxa" w:w="1032"/>
+            <w:tcW w:type="dxa" w:w="984"/>
             <w:tcBorders>
               <w:bottom w:val="single" w:sz="6" w:color="000000"/>
             </w:tcBorders>
@@ -7514,7 +7502,7 @@
       <w:tr>
         <w:tc>
           <w:tcPr>
-            <w:tcW w:type="dxa" w:w="3168"/>
+            <w:tcW w:type="dxa" w:w="3456"/>
           </w:tcPr>
           <w:p>
             <w:pPr>
@@ -7533,7 +7521,7 @@
         </w:tc>
         <w:tc>
           <w:tcPr>
-            <w:tcW w:type="dxa" w:w="1032"/>
+            <w:tcW w:type="dxa" w:w="984"/>
           </w:tcPr>
           <w:p>
             <w:pPr>
@@ -7552,7 +7540,7 @@
         </w:tc>
         <w:tc>
           <w:tcPr>
-            <w:tcW w:type="dxa" w:w="1032"/>
+            <w:tcW w:type="dxa" w:w="984"/>
           </w:tcPr>
           <w:p>
             <w:pPr>
@@ -7571,7 +7559,7 @@
         </w:tc>
         <w:tc>
           <w:tcPr>
-            <w:tcW w:type="dxa" w:w="1032"/>
+            <w:tcW w:type="dxa" w:w="984"/>
           </w:tcPr>
           <w:p>
             <w:pPr>
@@ -7590,7 +7578,7 @@
         </w:tc>
         <w:tc>
           <w:tcPr>
-            <w:tcW w:type="dxa" w:w="1032"/>
+            <w:tcW w:type="dxa" w:w="984"/>
           </w:tcPr>
           <w:p>
             <w:pPr>
@@ -7609,7 +7597,7 @@
         </w:tc>
         <w:tc>
           <w:tcPr>
-            <w:tcW w:type="dxa" w:w="1032"/>
+            <w:tcW w:type="dxa" w:w="984"/>
           </w:tcPr>
           <w:p>
             <w:pPr>
@@ -7628,7 +7616,7 @@
         </w:tc>
         <w:tc>
           <w:tcPr>
-            <w:tcW w:type="dxa" w:w="1032"/>
+            <w:tcW w:type="dxa" w:w="984"/>
           </w:tcPr>
           <w:p>
             <w:pPr>
@@ -7649,7 +7637,7 @@
       <w:tr>
         <w:tc>
           <w:tcPr>
-            <w:tcW w:type="dxa" w:w="3168"/>
+            <w:tcW w:type="dxa" w:w="3456"/>
           </w:tcPr>
           <w:p>
             <w:pPr>
@@ -7668,7 +7656,7 @@
         </w:tc>
         <w:tc>
           <w:tcPr>
-            <w:tcW w:type="dxa" w:w="1032"/>
+            <w:tcW w:type="dxa" w:w="984"/>
           </w:tcPr>
           <w:p>
             <w:pPr>
@@ -7687,7 +7675,7 @@
         </w:tc>
         <w:tc>
           <w:tcPr>
-            <w:tcW w:type="dxa" w:w="1032"/>
+            <w:tcW w:type="dxa" w:w="984"/>
           </w:tcPr>
           <w:p>
             <w:pPr>
@@ -7706,7 +7694,7 @@
         </w:tc>
         <w:tc>
           <w:tcPr>
-            <w:tcW w:type="dxa" w:w="1032"/>
+            <w:tcW w:type="dxa" w:w="984"/>
           </w:tcPr>
           <w:p>
             <w:pPr>
@@ -7725,7 +7713,7 @@
         </w:tc>
         <w:tc>
           <w:tcPr>
-            <w:tcW w:type="dxa" w:w="1032"/>
+            <w:tcW w:type="dxa" w:w="984"/>
           </w:tcPr>
           <w:p>
             <w:pPr>
@@ -7744,7 +7732,7 @@
         </w:tc>
         <w:tc>
           <w:tcPr>
-            <w:tcW w:type="dxa" w:w="1032"/>
+            <w:tcW w:type="dxa" w:w="984"/>
           </w:tcPr>
           <w:p>
             <w:pPr>
@@ -7763,7 +7751,7 @@
         </w:tc>
         <w:tc>
           <w:tcPr>
-            <w:tcW w:type="dxa" w:w="1032"/>
+            <w:tcW w:type="dxa" w:w="984"/>
           </w:tcPr>
           <w:p>
             <w:pPr>
@@ -8157,13 +8145,13 @@
         <w:t xml:space="preserve"> </w:t>
       </w:r>
       <w:r>
-        <w:t xml:space="preserve">is worthwhile. Table 3 reports it.</w:t>
-      </w:r>
-      <w:r>
-        <w:t xml:space="preserve"> </w:t>
-      </w:r>
-      <w:r>
-        <w:t xml:space="preserve">When transfer is cheap (</w:t>
+        <w:t xml:space="preserve">is worthwhile. Table 3 reports it, using the copy recoveries and</w:t>
+      </w:r>
+      <w:r>
+        <w:t xml:space="preserve"> </w:t>
+      </w:r>
+      <w:r>
+        <w:t xml:space="preserve">the ACT cost ratios measured in Section 7. When transfer is cheap (</w:t>
       </w:r>
       <m:oMath>
         <m:sSub>
@@ -8201,13 +8189,39 @@
         </m:sSub>
       </m:oMath>
       <w:r>
-        <w:t xml:space="preserve">) a gain of two percentage points over copy suffices where copy is mediocre</w:t>
-      </w:r>
-      <w:r>
-        <w:t xml:space="preserve"> </w:t>
-      </w:r>
-      <w:r>
-        <w:t xml:space="preserve">(</w:t>
+        <w:t xml:space="preserve">), a gain of half a point over copy suffices where copy is already</w:t>
+      </w:r>
+      <w:r>
+        <w:t xml:space="preserve"> </w:t>
+      </w:r>
+      <w:r>
+        <w:t xml:space="preserve">near-perfect (</w:t>
+      </w:r>
+      <m:oMath>
+        <m:sSub>
+          <m:e>
+            <m:r>
+              <m:t>R</m:t>
+            </m:r>
+          </m:e>
+          <m:sub>
+            <m:r>
+              <m:t>C</m:t>
+            </m:r>
+          </m:sub>
+        </m:sSub>
+        <m:r>
+          <m:rPr>
+            <m:sty m:val="p"/>
+          </m:rPr>
+          <m:t>≥</m:t>
+        </m:r>
+        <m:r>
+          <m:t>0.93</m:t>
+        </m:r>
+      </m:oMath>
+      <w:r>
+        <w:t xml:space="preserve">), and about 2 to 5 points where copy is mediocre or poor (</w:t>
       </w:r>
       <m:oMath>
         <m:sSub>
@@ -8233,59 +8247,47 @@
         </m:r>
       </m:oMath>
       <w:r>
-        <w:t xml:space="preserve">), and only 0.3 points where copy is already near-perfect (</w:t>
+        <w:t xml:space="preserve"> </w:t>
+      </w:r>
+      <w:r>
+        <w:t xml:space="preserve">and</w:t>
+      </w:r>
+      <w:r>
+        <w:t xml:space="preserve"> </w:t>
+      </w:r>
+      <m:oMath>
+        <m:r>
+          <m:t>0.32</m:t>
+        </m:r>
+      </m:oMath>
+      <w:r>
+        <w:t xml:space="preserve">). At the compute costs we measure for ACT (0.30 to 0.65 of</w:t>
+      </w:r>
+      <w:r>
+        <w:t xml:space="preserve"> </w:t>
       </w:r>
       <m:oMath>
         <m:sSub>
           <m:e>
             <m:r>
-              <m:t>R</m:t>
+              <m:t>C</m:t>
             </m:r>
           </m:e>
           <m:sub>
             <m:r>
-              <m:t>C</m:t>
+              <m:t>N</m:t>
             </m:r>
           </m:sub>
         </m:sSub>
-        <m:r>
-          <m:rPr>
-            <m:sty m:val="p"/>
-          </m:rPr>
-          <m:t>=</m:t>
-        </m:r>
-        <m:r>
-          <m:t>0.96</m:t>
-        </m:r>
-      </m:oMath>
-      <w:r>
-        <w:t xml:space="preserve">). At the compute costs we measure for ACT</w:t>
-      </w:r>
-      <w:r>
-        <w:t xml:space="preserve"> </w:t>
-      </w:r>
-      <w:r>
-        <w:t xml:space="preserve">(0.35 and 0.65 of</w:t>
-      </w:r>
-      <w:r>
-        <w:t xml:space="preserve"> </w:t>
-      </w:r>
-      <m:oMath>
-        <m:sSub>
-          <m:e>
-            <m:r>
-              <m:t>C</m:t>
-            </m:r>
-          </m:e>
-          <m:sub>
-            <m:r>
-              <m:t>N</m:t>
-            </m:r>
-          </m:sub>
-        </m:sSub>
-      </m:oMath>
-      <w:r>
-        <w:t xml:space="preserve">), the required gain is 1.9 and 21 points respectively.</w:t>
+      </m:oMath>
+      <w:r>
+        <w:t xml:space="preserve">),</w:t>
+      </w:r>
+      <w:r>
+        <w:t xml:space="preserve"> </w:t>
+      </w:r>
+      <w:r>
+        <w:t xml:space="preserve">the required gain is 2 to 3 points where copy recovers 93% to 96%, about 30 points where copy recovers 32%, and 21 points for the instruction-tuned pair, where ACT costs 0.65.</w:t>
       </w:r>
     </w:p>
     <w:p>
@@ -8380,17 +8382,17 @@
         <w:tblLook w:firstRow="1" w:lastRow="0" w:firstColumn="0" w:lastColumn="0" w:noHBand="0" w:noVBand="0" w:val="0020"/>
         <w:jc w:val="start"/>
         <w:tblCaption w:val="Break-even recovery of a transfer method (\rho=0.10, \mu=2, g=0.20, \sigma=0.40)."/>
+        <w:tblLayout w:type="fixed"/>
         <w:tblBorders>
           <w:top w:val="single" w:sz="12" w:color="000000"/>
           <w:bottom w:val="single" w:sz="12" w:color="000000"/>
         </w:tblBorders>
-        <w:tblLayout w:type="fixed"/>
       </w:tblPr>
       <w:tblGrid>
-        <w:gridCol w:w="3168"/>
-        <w:gridCol w:w="2064"/>
-        <w:gridCol w:w="2064"/>
-        <w:gridCol w:w="2064"/>
+        <w:gridCol w:w="3456"/>
+        <w:gridCol w:w="1967"/>
+        <w:gridCol w:w="1967"/>
+        <w:gridCol w:w="1967"/>
       </w:tblGrid>
       <w:tr>
         <w:trPr>
@@ -8398,7 +8400,7 @@
         </w:trPr>
         <w:tc>
           <w:tcPr>
-            <w:tcW w:type="dxa" w:w="3168"/>
+            <w:tcW w:type="dxa" w:w="3456"/>
             <w:tcBorders>
               <w:bottom w:val="single" w:sz="6" w:color="000000"/>
             </w:tcBorders>
@@ -8428,7 +8430,7 @@
         </w:tc>
         <w:tc>
           <w:tcPr>
-            <w:tcW w:type="dxa" w:w="2064"/>
+            <w:tcW w:type="dxa" w:w="1968"/>
             <w:tcBorders>
               <w:bottom w:val="single" w:sz="6" w:color="000000"/>
             </w:tcBorders>
@@ -8473,7 +8475,7 @@
         </w:tc>
         <w:tc>
           <w:tcPr>
-            <w:tcW w:type="dxa" w:w="2064"/>
+            <w:tcW w:type="dxa" w:w="1968"/>
             <w:tcBorders>
               <w:bottom w:val="single" w:sz="6" w:color="000000"/>
             </w:tcBorders>
@@ -8503,7 +8505,7 @@
         </w:tc>
         <w:tc>
           <w:tcPr>
-            <w:tcW w:type="dxa" w:w="2064"/>
+            <w:tcW w:type="dxa" w:w="1968"/>
             <w:tcBorders>
               <w:bottom w:val="single" w:sz="6" w:color="000000"/>
             </w:tcBorders>
@@ -8527,7 +8529,7 @@
       <w:tr>
         <w:tc>
           <w:tcPr>
-            <w:tcW w:type="dxa" w:w="3168"/>
+            <w:tcW w:type="dxa" w:w="3456"/>
           </w:tcPr>
           <w:p>
             <w:pPr>
@@ -8540,13 +8542,13 @@
                 <w:rFonts w:ascii="Times New Roman" w:hAnsi="Times New Roman"/>
                 <w:sz w:val="20"/>
               </w:rPr>
-              <w:t xml:space="preserve">0.49 (toy, drift 0.8)</w:t>
-            </w:r>
-          </w:p>
-        </w:tc>
-        <w:tc>
-          <w:tcPr>
-            <w:tcW w:type="dxa" w:w="2064"/>
+              <w:t xml:space="preserve">0.49 (controlled simulation)</w:t>
+            </w:r>
+          </w:p>
+        </w:tc>
+        <w:tc>
+          <w:tcPr>
+            <w:tcW w:type="dxa" w:w="1968"/>
           </w:tcPr>
           <w:p>
             <w:pPr>
@@ -8565,7 +8567,7 @@
         </w:tc>
         <w:tc>
           <w:tcPr>
-            <w:tcW w:type="dxa" w:w="2064"/>
+            <w:tcW w:type="dxa" w:w="1968"/>
           </w:tcPr>
           <w:p>
             <w:pPr>
@@ -8584,7 +8586,7 @@
         </w:tc>
         <w:tc>
           <w:tcPr>
-            <w:tcW w:type="dxa" w:w="2064"/>
+            <w:tcW w:type="dxa" w:w="1968"/>
           </w:tcPr>
           <w:p>
             <w:pPr>
@@ -8605,7 +8607,7 @@
       <w:tr>
         <w:tc>
           <w:tcPr>
-            <w:tcW w:type="dxa" w:w="3168"/>
+            <w:tcW w:type="dxa" w:w="3456"/>
           </w:tcPr>
           <w:p>
             <w:pPr>
@@ -8618,13 +8620,13 @@
                 <w:rFonts w:ascii="Times New Roman" w:hAnsi="Times New Roman"/>
                 <w:sz w:val="20"/>
               </w:rPr>
-              <w:t xml:space="preserve">0.71 (SmolLM2)</w:t>
-            </w:r>
-          </w:p>
-        </w:tc>
-        <w:tc>
-          <w:tcPr>
-            <w:tcW w:type="dxa" w:w="2064"/>
+              <w:t xml:space="preserve">0.32 (Pythia, large upgrade)</w:t>
+            </w:r>
+          </w:p>
+        </w:tc>
+        <w:tc>
+          <w:tcPr>
+            <w:tcW w:type="dxa" w:w="1968"/>
           </w:tcPr>
           <w:p>
             <w:pPr>
@@ -8643,7 +8645,7 @@
         </w:tc>
         <w:tc>
           <w:tcPr>
-            <w:tcW w:type="dxa" w:w="2064"/>
+            <w:tcW w:type="dxa" w:w="1968"/>
           </w:tcPr>
           <w:p>
             <w:pPr>
@@ -8656,13 +8658,13 @@
                 <w:rFonts w:ascii="Times New Roman" w:hAnsi="Times New Roman"/>
                 <w:sz w:val="20"/>
               </w:rPr>
-              <w:t xml:space="preserve">0.728</w:t>
-            </w:r>
-          </w:p>
-        </w:tc>
-        <w:tc>
-          <w:tcPr>
-            <w:tcW w:type="dxa" w:w="2064"/>
+              <w:t xml:space="preserve">0.370</w:t>
+            </w:r>
+          </w:p>
+        </w:tc>
+        <w:tc>
+          <w:tcPr>
+            <w:tcW w:type="dxa" w:w="1968"/>
           </w:tcPr>
           <w:p>
             <w:pPr>
@@ -8675,7 +8677,7 @@
                 <w:rFonts w:ascii="Times New Roman" w:hAnsi="Times New Roman"/>
                 <w:sz w:val="20"/>
               </w:rPr>
-              <w:t xml:space="preserve">0.022</w:t>
+              <w:t xml:space="preserve">0.051</w:t>
             </w:r>
           </w:p>
         </w:tc>
@@ -8683,7 +8685,7 @@
       <w:tr>
         <w:tc>
           <w:tcPr>
-            <w:tcW w:type="dxa" w:w="3168"/>
+            <w:tcW w:type="dxa" w:w="3456"/>
           </w:tcPr>
           <w:p>
             <w:pPr>
@@ -8696,13 +8698,13 @@
                 <w:rFonts w:ascii="Times New Roman" w:hAnsi="Times New Roman"/>
                 <w:sz w:val="20"/>
               </w:rPr>
-              <w:t xml:space="preserve">0.71 (SmolLM2)</w:t>
-            </w:r>
-          </w:p>
-        </w:tc>
-        <w:tc>
-          <w:tcPr>
-            <w:tcW w:type="dxa" w:w="2064"/>
+              <w:t xml:space="preserve">0.32 (Pythia, large upgrade)</w:t>
+            </w:r>
+          </w:p>
+        </w:tc>
+        <w:tc>
+          <w:tcPr>
+            <w:tcW w:type="dxa" w:w="1968"/>
           </w:tcPr>
           <w:p>
             <w:pPr>
@@ -8715,13 +8717,13 @@
                 <w:rFonts w:ascii="Times New Roman" w:hAnsi="Times New Roman"/>
                 <w:sz w:val="20"/>
               </w:rPr>
-              <w:t xml:space="preserve">0.65 (measured, ACT)</w:t>
-            </w:r>
-          </w:p>
-        </w:tc>
-        <w:tc>
-          <w:tcPr>
-            <w:tcW w:type="dxa" w:w="2064"/>
+              <w:t xml:space="preserve">0.36 (measured, ACT)</w:t>
+            </w:r>
+          </w:p>
+        </w:tc>
+        <w:tc>
+          <w:tcPr>
+            <w:tcW w:type="dxa" w:w="1968"/>
           </w:tcPr>
           <w:p>
             <w:pPr>
@@ -8734,13 +8736,13 @@
                 <w:rFonts w:ascii="Times New Roman" w:hAnsi="Times New Roman"/>
                 <w:sz w:val="20"/>
               </w:rPr>
-              <w:t xml:space="preserve">0.916</w:t>
-            </w:r>
-          </w:p>
-        </w:tc>
-        <w:tc>
-          <w:tcPr>
-            <w:tcW w:type="dxa" w:w="2064"/>
+              <w:t xml:space="preserve">0.622</w:t>
+            </w:r>
+          </w:p>
+        </w:tc>
+        <w:tc>
+          <w:tcPr>
+            <w:tcW w:type="dxa" w:w="1968"/>
           </w:tcPr>
           <w:p>
             <w:pPr>
@@ -8753,7 +8755,7 @@
                 <w:rFonts w:ascii="Times New Roman" w:hAnsi="Times New Roman"/>
                 <w:sz w:val="20"/>
               </w:rPr>
-              <w:t xml:space="preserve">0.210</w:t>
+              <w:t xml:space="preserve">0.303</w:t>
             </w:r>
           </w:p>
         </w:tc>
@@ -8761,7 +8763,7 @@
       <w:tr>
         <w:tc>
           <w:tcPr>
-            <w:tcW w:type="dxa" w:w="3168"/>
+            <w:tcW w:type="dxa" w:w="3456"/>
           </w:tcPr>
           <w:p>
             <w:pPr>
@@ -8774,13 +8776,13 @@
                 <w:rFonts w:ascii="Times New Roman" w:hAnsi="Times New Roman"/>
                 <w:sz w:val="20"/>
               </w:rPr>
-              <w:t xml:space="preserve">0.96 (Pythia)</w:t>
-            </w:r>
-          </w:p>
-        </w:tc>
-        <w:tc>
-          <w:tcPr>
-            <w:tcW w:type="dxa" w:w="2064"/>
+              <w:t xml:space="preserve">0.71 (SmolLM2)</w:t>
+            </w:r>
+          </w:p>
+        </w:tc>
+        <w:tc>
+          <w:tcPr>
+            <w:tcW w:type="dxa" w:w="1968"/>
           </w:tcPr>
           <w:p>
             <w:pPr>
@@ -8799,7 +8801,7 @@
         </w:tc>
         <w:tc>
           <w:tcPr>
-            <w:tcW w:type="dxa" w:w="2064"/>
+            <w:tcW w:type="dxa" w:w="1968"/>
           </w:tcPr>
           <w:p>
             <w:pPr>
@@ -8812,13 +8814,13 @@
                 <w:rFonts w:ascii="Times New Roman" w:hAnsi="Times New Roman"/>
                 <w:sz w:val="20"/>
               </w:rPr>
-              <w:t xml:space="preserve">0.959</w:t>
-            </w:r>
-          </w:p>
-        </w:tc>
-        <w:tc>
-          <w:tcPr>
-            <w:tcW w:type="dxa" w:w="2064"/>
+              <w:t xml:space="preserve">0.728</w:t>
+            </w:r>
+          </w:p>
+        </w:tc>
+        <w:tc>
+          <w:tcPr>
+            <w:tcW w:type="dxa" w:w="1968"/>
           </w:tcPr>
           <w:p>
             <w:pPr>
@@ -8831,7 +8833,7 @@
                 <w:rFonts w:ascii="Times New Roman" w:hAnsi="Times New Roman"/>
                 <w:sz w:val="20"/>
               </w:rPr>
-              <w:t xml:space="preserve">0.003</w:t>
+              <w:t xml:space="preserve">0.022</w:t>
             </w:r>
           </w:p>
         </w:tc>
@@ -8839,7 +8841,7 @@
       <w:tr>
         <w:tc>
           <w:tcPr>
-            <w:tcW w:type="dxa" w:w="3168"/>
+            <w:tcW w:type="dxa" w:w="3456"/>
           </w:tcPr>
           <w:p>
             <w:pPr>
@@ -8852,13 +8854,13 @@
                 <w:rFonts w:ascii="Times New Roman" w:hAnsi="Times New Roman"/>
                 <w:sz w:val="20"/>
               </w:rPr>
-              <w:t xml:space="preserve">0.96 (Pythia)</w:t>
-            </w:r>
-          </w:p>
-        </w:tc>
-        <w:tc>
-          <w:tcPr>
-            <w:tcW w:type="dxa" w:w="2064"/>
+              <w:t xml:space="preserve">0.71 (SmolLM2)</w:t>
+            </w:r>
+          </w:p>
+        </w:tc>
+        <w:tc>
+          <w:tcPr>
+            <w:tcW w:type="dxa" w:w="1968"/>
           </w:tcPr>
           <w:p>
             <w:pPr>
@@ -8871,13 +8873,91 @@
                 <w:rFonts w:ascii="Times New Roman" w:hAnsi="Times New Roman"/>
                 <w:sz w:val="20"/>
               </w:rPr>
+              <w:t xml:space="preserve">0.65 (measured, ACT)</w:t>
+            </w:r>
+          </w:p>
+        </w:tc>
+        <w:tc>
+          <w:tcPr>
+            <w:tcW w:type="dxa" w:w="1968"/>
+          </w:tcPr>
+          <w:p>
+            <w:pPr>
+              <w:pStyle w:val="Compact"/>
+              <w:spacing w:line="240" w:lineRule="auto"/>
+              <w:jc w:val="center"/>
+            </w:pPr>
+            <w:r>
+              <w:rPr>
+                <w:rFonts w:ascii="Times New Roman" w:hAnsi="Times New Roman"/>
+                <w:sz w:val="20"/>
+              </w:rPr>
+              <w:t xml:space="preserve">0.916</w:t>
+            </w:r>
+          </w:p>
+        </w:tc>
+        <w:tc>
+          <w:tcPr>
+            <w:tcW w:type="dxa" w:w="1968"/>
+          </w:tcPr>
+          <w:p>
+            <w:pPr>
+              <w:pStyle w:val="Compact"/>
+              <w:spacing w:line="240" w:lineRule="auto"/>
+              <w:jc w:val="center"/>
+            </w:pPr>
+            <w:r>
+              <w:rPr>
+                <w:rFonts w:ascii="Times New Roman" w:hAnsi="Times New Roman"/>
+                <w:sz w:val="20"/>
+              </w:rPr>
+              <w:t xml:space="preserve">0.210</w:t>
+            </w:r>
+          </w:p>
+        </w:tc>
+      </w:tr>
+      <w:tr>
+        <w:tc>
+          <w:tcPr>
+            <w:tcW w:type="dxa" w:w="3456"/>
+          </w:tcPr>
+          <w:p>
+            <w:pPr>
+              <w:pStyle w:val="Compact"/>
+              <w:spacing w:line="240" w:lineRule="auto"/>
+              <w:jc w:val="left"/>
+            </w:pPr>
+            <w:r>
+              <w:rPr>
+                <w:rFonts w:ascii="Times New Roman" w:hAnsi="Times New Roman"/>
+                <w:sz w:val="20"/>
+              </w:rPr>
+              <w:t xml:space="preserve">0.93 (Pythia, medium upgrade)</w:t>
+            </w:r>
+          </w:p>
+        </w:tc>
+        <w:tc>
+          <w:tcPr>
+            <w:tcW w:type="dxa" w:w="1968"/>
+          </w:tcPr>
+          <w:p>
+            <w:pPr>
+              <w:pStyle w:val="Compact"/>
+              <w:spacing w:line="240" w:lineRule="auto"/>
+              <w:jc w:val="center"/>
+            </w:pPr>
+            <w:r>
+              <w:rPr>
+                <w:rFonts w:ascii="Times New Roman" w:hAnsi="Times New Roman"/>
+                <w:sz w:val="20"/>
+              </w:rPr>
               <w:t xml:space="preserve">0.35 (measured, ACT)</w:t>
             </w:r>
           </w:p>
         </w:tc>
         <w:tc>
           <w:tcPr>
-            <w:tcW w:type="dxa" w:w="2064"/>
+            <w:tcW w:type="dxa" w:w="1968"/>
           </w:tcPr>
           <w:p>
             <w:pPr>
@@ -8890,13 +8970,91 @@
                 <w:rFonts w:ascii="Times New Roman" w:hAnsi="Times New Roman"/>
                 <w:sz w:val="20"/>
               </w:rPr>
+              <w:t xml:space="preserve">0.959</w:t>
+            </w:r>
+          </w:p>
+        </w:tc>
+        <w:tc>
+          <w:tcPr>
+            <w:tcW w:type="dxa" w:w="1968"/>
+          </w:tcPr>
+          <w:p>
+            <w:pPr>
+              <w:pStyle w:val="Compact"/>
+              <w:spacing w:line="240" w:lineRule="auto"/>
+              <w:jc w:val="center"/>
+            </w:pPr>
+            <w:r>
+              <w:rPr>
+                <w:rFonts w:ascii="Times New Roman" w:hAnsi="Times New Roman"/>
+                <w:sz w:val="20"/>
+              </w:rPr>
+              <w:t xml:space="preserve">0.031</w:t>
+            </w:r>
+          </w:p>
+        </w:tc>
+      </w:tr>
+      <w:tr>
+        <w:tc>
+          <w:tcPr>
+            <w:tcW w:type="dxa" w:w="3456"/>
+          </w:tcPr>
+          <w:p>
+            <w:pPr>
+              <w:pStyle w:val="Compact"/>
+              <w:spacing w:line="240" w:lineRule="auto"/>
+              <w:jc w:val="left"/>
+            </w:pPr>
+            <w:r>
+              <w:rPr>
+                <w:rFonts w:ascii="Times New Roman" w:hAnsi="Times New Roman"/>
+                <w:sz w:val="20"/>
+              </w:rPr>
+              <w:t xml:space="preserve">0.96 (Pythia, small upgrade)</w:t>
+            </w:r>
+          </w:p>
+        </w:tc>
+        <w:tc>
+          <w:tcPr>
+            <w:tcW w:type="dxa" w:w="1968"/>
+          </w:tcPr>
+          <w:p>
+            <w:pPr>
+              <w:pStyle w:val="Compact"/>
+              <w:spacing w:line="240" w:lineRule="auto"/>
+              <w:jc w:val="center"/>
+            </w:pPr>
+            <w:r>
+              <w:rPr>
+                <w:rFonts w:ascii="Times New Roman" w:hAnsi="Times New Roman"/>
+                <w:sz w:val="20"/>
+              </w:rPr>
+              <w:t xml:space="preserve">0.35 (measured, ACT)</w:t>
+            </w:r>
+          </w:p>
+        </w:tc>
+        <w:tc>
+          <w:tcPr>
+            <w:tcW w:type="dxa" w:w="1968"/>
+          </w:tcPr>
+          <w:p>
+            <w:pPr>
+              <w:pStyle w:val="Compact"/>
+              <w:spacing w:line="240" w:lineRule="auto"/>
+              <w:jc w:val="center"/>
+            </w:pPr>
+            <w:r>
+              <w:rPr>
+                <w:rFonts w:ascii="Times New Roman" w:hAnsi="Times New Roman"/>
+                <w:sz w:val="20"/>
+              </w:rPr>
               <w:t xml:space="preserve">0.975</w:t>
             </w:r>
           </w:p>
         </w:tc>
         <w:tc>
           <w:tcPr>
-            <w:tcW w:type="dxa" w:w="2064"/>
+            <w:tcW w:type="dxa" w:w="1968"/>
           </w:tcPr>
           <w:p>
             <w:pPr>
@@ -9100,19 +9258,25 @@
         <w:t xml:space="preserve"> </w:t>
       </w:r>
       <w:r>
-        <w:t xml:space="preserve">batch 4, maximum length 256), one seed per pair. Costs are compute time only. We evaluate two pairs: Pythia-160M step 133k to</w:t>
-      </w:r>
-      <w:r>
-        <w:t xml:space="preserve"> </w:t>
-      </w:r>
-      <w:r>
-        <w:t xml:space="preserve">step 143k (Biderman et al., 2023), a small upgrade, and SmolLM2-360M base to instruction-tuned, a larger one. Larger-drift pairs, such as the later Pythia checkpoints</w:t>
-      </w:r>
-      <w:r>
-        <w:t xml:space="preserve"> </w:t>
-      </w:r>
-      <w:r>
-        <w:t xml:space="preserve">(steps 113k and 73k), were not run.</w:t>
+        <w:t xml:space="preserve">batch 4, maximum length 256). Costs are compute time only. We evaluate four upgrades. Three are Pythia-160M checkpoints (Biderman et al., 2023)</w:t>
+      </w:r>
+      <w:r>
+        <w:t xml:space="preserve"> </w:t>
+      </w:r>
+      <w:r>
+        <w:t xml:space="preserve">upgraded to the same final checkpoint, step 143k, from step 133k, 113k, and 73k, which gives upgrades of increasing size within one model family. The fourth is SmolLM2-360M, base to instruction-tuned.</w:t>
+      </w:r>
+      <w:r>
+        <w:t xml:space="preserve"> </w:t>
+      </w:r>
+      <w:r>
+        <w:t xml:space="preserve">Each pair is run once with seed 0. The largest Pythia upgrade is repeated with seed 1, which changes the training, evaluation, and calibration examples, the adapter initialization, and the batch order. As a measure of upgrade size we report the median relative change of</w:t>
+      </w:r>
+      <w:r>
+        <w:t xml:space="preserve"> </w:t>
+      </w:r>
+      <w:r>
+        <w:t xml:space="preserve">module inputs between source and target models over the calibration set, which we call the activation drift.</w:t>
       </w:r>
     </w:p>
     <w:p>
@@ -9120,45 +9284,7 @@
         <w:pStyle w:val="TableCaption"/>
       </w:pPr>
       <w:r>
-        <w:t xml:space="preserve">Recovery on open model pairs. NLL on 200 held-out responses; compute-time cost ratio</w:t>
-      </w:r>
-      <w:r>
-        <w:t xml:space="preserve"> </w:t>
-      </w:r>
-      <m:oMath>
-        <m:sSub>
-          <m:e>
-            <m:r>
-              <m:t>C</m:t>
-            </m:r>
-          </m:e>
-          <m:sub>
-            <m:r>
-              <m:t>A</m:t>
-            </m:r>
-          </m:sub>
-        </m:sSub>
-        <m:r>
-          <m:rPr>
-            <m:sty m:val="p"/>
-          </m:rPr>
-          <m:t>/</m:t>
-        </m:r>
-        <m:sSub>
-          <m:e>
-            <m:r>
-              <m:t>C</m:t>
-            </m:r>
-          </m:e>
-          <m:sub>
-            <m:r>
-              <m:t>N</m:t>
-            </m:r>
-          </m:sub>
-        </m:sSub>
-      </m:oMath>
-      <w:r>
-        <w:t xml:space="preserve">.</w:t>
+        <w:t xml:space="preserve">Held-out response NLL (200 examples) and median activation drift. The seed-1 run uses a different example sample, so its NLL values are not comparable in level with seed 0.</w:t>
       </w:r>
     </w:p>
     <w:tbl>
@@ -9167,23 +9293,20 @@
         <w:tblW w:type="dxa" w:w="9360"/>
         <w:tblLook w:firstRow="1" w:lastRow="0" w:firstColumn="0" w:lastColumn="0" w:noHBand="0" w:noVBand="0" w:val="0020"/>
         <w:jc w:val="start"/>
-        <w:tblCaption w:val="Recovery on open model pairs. NLL on 200 held-out responses; compute-time cost ratio C_A/C_N."/>
+        <w:tblCaption w:val="Held-out response NLL (200 examples) and median activation drift. The seed-1 run uses a different example sample, so its NLL values are not comparable in level with seed 0."/>
+        <w:tblLayout w:type="fixed"/>
         <w:tblBorders>
           <w:top w:val="single" w:sz="12" w:color="000000"/>
           <w:bottom w:val="single" w:sz="12" w:color="000000"/>
         </w:tblBorders>
-        <w:tblLayout w:type="fixed"/>
       </w:tblPr>
       <w:tblGrid>
-        <w:gridCol w:w="2217"/>
-        <w:gridCol w:w="892"/>
-        <w:gridCol w:w="892"/>
-        <w:gridCol w:w="892"/>
-        <w:gridCol w:w="892"/>
-        <w:gridCol w:w="892"/>
-        <w:gridCol w:w="892"/>
-        <w:gridCol w:w="892"/>
-        <w:gridCol w:w="892"/>
+        <w:gridCol w:w="3456"/>
+        <w:gridCol w:w="1180"/>
+        <w:gridCol w:w="1180"/>
+        <w:gridCol w:w="1180"/>
+        <w:gridCol w:w="1180"/>
+        <w:gridCol w:w="1180"/>
       </w:tblGrid>
       <w:tr>
         <w:trPr>
@@ -9191,7 +9314,7 @@
         </w:trPr>
         <w:tc>
           <w:tcPr>
-            <w:tcW w:type="dxa" w:w="2218"/>
+            <w:tcW w:type="dxa" w:w="3456"/>
             <w:tcBorders>
               <w:bottom w:val="single" w:sz="6" w:color="000000"/>
             </w:tcBorders>
@@ -9205,15 +9328,15 @@
             <w:r>
               <w:rPr>
                 <w:rFonts w:ascii="Times New Roman" w:hAnsi="Times New Roman"/>
-                <w:sz w:val="18"/>
-              </w:rPr>
-              <w:t xml:space="preserve">Pair</w:t>
-            </w:r>
-          </w:p>
-        </w:tc>
-        <w:tc>
-          <w:tcPr>
-            <w:tcW w:type="dxa" w:w="893"/>
+                <w:sz w:val="20"/>
+              </w:rPr>
+              <w:t xml:space="preserve">Upgrade</w:t>
+            </w:r>
+          </w:p>
+        </w:tc>
+        <w:tc>
+          <w:tcPr>
+            <w:tcW w:type="dxa" w:w="1181"/>
             <w:tcBorders>
               <w:bottom w:val="single" w:sz="6" w:color="000000"/>
             </w:tcBorders>
@@ -9227,15 +9350,15 @@
             <w:r>
               <w:rPr>
                 <w:rFonts w:ascii="Times New Roman" w:hAnsi="Times New Roman"/>
-                <w:sz w:val="18"/>
-              </w:rPr>
-              <w:t xml:space="preserve">None</w:t>
-            </w:r>
-          </w:p>
-        </w:tc>
-        <w:tc>
-          <w:tcPr>
-            <w:tcW w:type="dxa" w:w="893"/>
+                <w:sz w:val="20"/>
+              </w:rPr>
+              <w:t xml:space="preserve">Drift</w:t>
+            </w:r>
+          </w:p>
+        </w:tc>
+        <w:tc>
+          <w:tcPr>
+            <w:tcW w:type="dxa" w:w="1181"/>
             <w:tcBorders>
               <w:bottom w:val="single" w:sz="6" w:color="000000"/>
             </w:tcBorders>
@@ -9249,15 +9372,15 @@
             <w:r>
               <w:rPr>
                 <w:rFonts w:ascii="Times New Roman" w:hAnsi="Times New Roman"/>
-                <w:sz w:val="18"/>
-              </w:rPr>
-              <w:t xml:space="preserve">Retrain</w:t>
-            </w:r>
-          </w:p>
-        </w:tc>
-        <w:tc>
-          <w:tcPr>
-            <w:tcW w:type="dxa" w:w="893"/>
+                <w:sz w:val="20"/>
+              </w:rPr>
+              <w:t xml:space="preserve">None</w:t>
+            </w:r>
+          </w:p>
+        </w:tc>
+        <w:tc>
+          <w:tcPr>
+            <w:tcW w:type="dxa" w:w="1181"/>
             <w:tcBorders>
               <w:bottom w:val="single" w:sz="6" w:color="000000"/>
             </w:tcBorders>
@@ -9271,15 +9394,15 @@
             <w:r>
               <w:rPr>
                 <w:rFonts w:ascii="Times New Roman" w:hAnsi="Times New Roman"/>
-                <w:sz w:val="18"/>
-              </w:rPr>
-              <w:t xml:space="preserve">Copy</w:t>
-            </w:r>
-          </w:p>
-        </w:tc>
-        <w:tc>
-          <w:tcPr>
-            <w:tcW w:type="dxa" w:w="893"/>
+                <w:sz w:val="20"/>
+              </w:rPr>
+              <w:t xml:space="preserve">Retrain</w:t>
+            </w:r>
+          </w:p>
+        </w:tc>
+        <w:tc>
+          <w:tcPr>
+            <w:tcW w:type="dxa" w:w="1181"/>
             <w:tcBorders>
               <w:bottom w:val="single" w:sz="6" w:color="000000"/>
             </w:tcBorders>
@@ -9293,15 +9416,15 @@
             <w:r>
               <w:rPr>
                 <w:rFonts w:ascii="Times New Roman" w:hAnsi="Times New Roman"/>
-                <w:sz w:val="18"/>
-              </w:rPr>
-              <w:t xml:space="preserve">ACT</w:t>
-            </w:r>
-          </w:p>
-        </w:tc>
-        <w:tc>
-          <w:tcPr>
-            <w:tcW w:type="dxa" w:w="893"/>
+                <w:sz w:val="20"/>
+              </w:rPr>
+              <w:t xml:space="preserve">Copy</w:t>
+            </w:r>
+          </w:p>
+        </w:tc>
+        <w:tc>
+          <w:tcPr>
+            <w:tcW w:type="dxa" w:w="1181"/>
             <w:tcBorders>
               <w:bottom w:val="single" w:sz="6" w:color="000000"/>
             </w:tcBorders>
@@ -9315,137 +9438,9 @@
             <w:r>
               <w:rPr>
                 <w:rFonts w:ascii="Times New Roman" w:hAnsi="Times New Roman"/>
-                <w:sz w:val="18"/>
-              </w:rPr>
-              <w:t xml:space="preserve">R</w:t>
-            </w:r>
-            <w:r>
-              <w:rPr>
-                <w:rFonts w:ascii="Times New Roman" w:hAnsi="Times New Roman"/>
-                <w:sz w:val="18"/>
-                <w:vertAlign w:val="subscript"/>
-              </w:rPr>
-              <w:t xml:space="preserve">C</w:t>
-            </w:r>
-          </w:p>
-        </w:tc>
-        <w:tc>
-          <w:tcPr>
-            <w:tcW w:type="dxa" w:w="893"/>
-            <w:tcBorders>
-              <w:bottom w:val="single" w:sz="6" w:color="000000"/>
-            </w:tcBorders>
-          </w:tcPr>
-          <w:p>
-            <w:pPr>
-              <w:pStyle w:val="Compact"/>
-              <w:spacing w:line="240" w:lineRule="auto"/>
-              <w:jc w:val="center"/>
-            </w:pPr>
-            <w:r>
-              <w:rPr>
-                <w:rFonts w:ascii="Times New Roman" w:hAnsi="Times New Roman"/>
-                <w:sz w:val="18"/>
-              </w:rPr>
-              <w:t xml:space="preserve">R</w:t>
-            </w:r>
-            <w:r>
-              <w:rPr>
-                <w:rFonts w:ascii="Times New Roman" w:hAnsi="Times New Roman"/>
-                <w:sz w:val="18"/>
-                <w:vertAlign w:val="subscript"/>
-              </w:rPr>
-              <w:t xml:space="preserve">A</w:t>
-            </w:r>
-          </w:p>
-        </w:tc>
-        <w:tc>
-          <w:tcPr>
-            <w:tcW w:type="dxa" w:w="893"/>
-            <w:tcBorders>
-              <w:bottom w:val="single" w:sz="6" w:color="000000"/>
-            </w:tcBorders>
-          </w:tcPr>
-          <w:p>
-            <w:pPr>
-              <w:pStyle w:val="Compact"/>
-              <w:spacing w:line="240" w:lineRule="auto"/>
-              <w:jc w:val="center"/>
-            </w:pPr>
-            <w:r>
-              <w:rPr>
-                <w:rFonts w:ascii="Times New Roman" w:hAnsi="Times New Roman"/>
-                <w:sz w:val="18"/>
-              </w:rPr>
-              <w:t xml:space="preserve">C</w:t>
-            </w:r>
-            <w:r>
-              <w:rPr>
-                <w:rFonts w:ascii="Times New Roman" w:hAnsi="Times New Roman"/>
-                <w:sz w:val="18"/>
-                <w:vertAlign w:val="subscript"/>
-              </w:rPr>
-              <w:t xml:space="preserve">A</w:t>
-            </w:r>
-            <w:r>
-              <w:rPr>
-                <w:rFonts w:ascii="Times New Roman" w:hAnsi="Times New Roman"/>
-                <w:sz w:val="18"/>
-              </w:rPr>
-              <w:t xml:space="preserve">/C</w:t>
-            </w:r>
-            <w:r>
-              <w:rPr>
-                <w:rFonts w:ascii="Times New Roman" w:hAnsi="Times New Roman"/>
-                <w:sz w:val="18"/>
-                <w:vertAlign w:val="subscript"/>
-              </w:rPr>
-              <w:t xml:space="preserve">N</w:t>
-            </w:r>
-          </w:p>
-        </w:tc>
-        <w:tc>
-          <w:tcPr>
-            <w:tcW w:type="dxa" w:w="893"/>
-            <w:tcBorders>
-              <w:bottom w:val="single" w:sz="6" w:color="000000"/>
-            </w:tcBorders>
-          </w:tcPr>
-          <w:p>
-            <w:pPr>
-              <w:pStyle w:val="Compact"/>
-              <w:spacing w:line="240" w:lineRule="auto"/>
-              <w:jc w:val="center"/>
-            </w:pPr>
-            <w:r>
-              <w:rPr>
-                <w:rFonts w:ascii="Times New Roman" w:hAnsi="Times New Roman"/>
-                <w:sz w:val="18"/>
-              </w:rPr>
-              <w:t xml:space="preserve">v*</w:t>
-            </w:r>
-            <w:r>
-              <w:rPr>
-                <w:rFonts w:ascii="Times New Roman" w:hAnsi="Times New Roman"/>
-                <w:sz w:val="18"/>
-                <w:vertAlign w:val="subscript"/>
-              </w:rPr>
-              <w:t xml:space="preserve">C</w:t>
-            </w:r>
-            <w:r>
-              <w:rPr>
-                <w:rFonts w:ascii="Times New Roman" w:hAnsi="Times New Roman"/>
-                <w:sz w:val="18"/>
-              </w:rPr>
-              <w:t xml:space="preserve">/C</w:t>
-            </w:r>
-            <w:r>
-              <w:rPr>
-                <w:rFonts w:ascii="Times New Roman" w:hAnsi="Times New Roman"/>
-                <w:sz w:val="18"/>
-                <w:vertAlign w:val="subscript"/>
-              </w:rPr>
-              <w:t xml:space="preserve">N</w:t>
+                <w:sz w:val="20"/>
+              </w:rPr>
+              <w:t xml:space="preserve">ACT</w:t>
             </w:r>
           </w:p>
         </w:tc>
@@ -9453,7 +9448,7 @@
       <w:tr>
         <w:tc>
           <w:tcPr>
-            <w:tcW w:type="dxa" w:w="2218"/>
+            <w:tcW w:type="dxa" w:w="3456"/>
           </w:tcPr>
           <w:p>
             <w:pPr>
@@ -9464,15 +9459,15 @@
             <w:r>
               <w:rPr>
                 <w:rFonts w:ascii="Times New Roman" w:hAnsi="Times New Roman"/>
-                <w:sz w:val="18"/>
-              </w:rPr>
-              <w:t xml:space="preserve">Pythia-160M, 133k→143k</w:t>
-            </w:r>
-          </w:p>
-        </w:tc>
-        <w:tc>
-          <w:tcPr>
-            <w:tcW w:type="dxa" w:w="893"/>
+                <w:sz w:val="20"/>
+              </w:rPr>
+              <w:t xml:space="preserve">Pythia, step 133k to 143k</w:t>
+            </w:r>
+          </w:p>
+        </w:tc>
+        <w:tc>
+          <w:tcPr>
+            <w:tcW w:type="dxa" w:w="1181"/>
           </w:tcPr>
           <w:p>
             <w:pPr>
@@ -9483,7 +9478,26 @@
             <w:r>
               <w:rPr>
                 <w:rFonts w:ascii="Times New Roman" w:hAnsi="Times New Roman"/>
-                <w:sz w:val="18"/>
+                <w:sz w:val="20"/>
+              </w:rPr>
+              <w:t xml:space="preserve">0.25</w:t>
+            </w:r>
+          </w:p>
+        </w:tc>
+        <w:tc>
+          <w:tcPr>
+            <w:tcW w:type="dxa" w:w="1181"/>
+          </w:tcPr>
+          <w:p>
+            <w:pPr>
+              <w:pStyle w:val="Compact"/>
+              <w:spacing w:line="240" w:lineRule="auto"/>
+              <w:jc w:val="center"/>
+            </w:pPr>
+            <w:r>
+              <w:rPr>
+                <w:rFonts w:ascii="Times New Roman" w:hAnsi="Times New Roman"/>
+                <w:sz w:val="20"/>
               </w:rPr>
               <w:t xml:space="preserve">2.761</w:t>
             </w:r>
@@ -9491,7 +9505,7 @@
         </w:tc>
         <w:tc>
           <w:tcPr>
-            <w:tcW w:type="dxa" w:w="893"/>
+            <w:tcW w:type="dxa" w:w="1181"/>
           </w:tcPr>
           <w:p>
             <w:pPr>
@@ -9502,7 +9516,7 @@
             <w:r>
               <w:rPr>
                 <w:rFonts w:ascii="Times New Roman" w:hAnsi="Times New Roman"/>
-                <w:sz w:val="18"/>
+                <w:sz w:val="20"/>
               </w:rPr>
               <w:t xml:space="preserve">1.355</w:t>
             </w:r>
@@ -9510,7 +9524,7 @@
         </w:tc>
         <w:tc>
           <w:tcPr>
-            <w:tcW w:type="dxa" w:w="893"/>
+            <w:tcW w:type="dxa" w:w="1181"/>
           </w:tcPr>
           <w:p>
             <w:pPr>
@@ -9521,7 +9535,7 @@
             <w:r>
               <w:rPr>
                 <w:rFonts w:ascii="Times New Roman" w:hAnsi="Times New Roman"/>
-                <w:sz w:val="18"/>
+                <w:sz w:val="20"/>
               </w:rPr>
               <w:t xml:space="preserve">1.417</w:t>
             </w:r>
@@ -9529,7 +9543,7 @@
         </w:tc>
         <w:tc>
           <w:tcPr>
-            <w:tcW w:type="dxa" w:w="893"/>
+            <w:tcW w:type="dxa" w:w="1181"/>
           </w:tcPr>
           <w:p>
             <w:pPr>
@@ -9540,85 +9554,9 @@
             <w:r>
               <w:rPr>
                 <w:rFonts w:ascii="Times New Roman" w:hAnsi="Times New Roman"/>
-                <w:sz w:val="18"/>
+                <w:sz w:val="20"/>
               </w:rPr>
               <w:t xml:space="preserve">1.423</w:t>
-            </w:r>
-          </w:p>
-        </w:tc>
-        <w:tc>
-          <w:tcPr>
-            <w:tcW w:type="dxa" w:w="893"/>
-          </w:tcPr>
-          <w:p>
-            <w:pPr>
-              <w:pStyle w:val="Compact"/>
-              <w:spacing w:line="240" w:lineRule="auto"/>
-              <w:jc w:val="center"/>
-            </w:pPr>
-            <w:r>
-              <w:rPr>
-                <w:rFonts w:ascii="Times New Roman" w:hAnsi="Times New Roman"/>
-                <w:sz w:val="18"/>
-              </w:rPr>
-              <w:t xml:space="preserve">0.956</w:t>
-            </w:r>
-          </w:p>
-        </w:tc>
-        <w:tc>
-          <w:tcPr>
-            <w:tcW w:type="dxa" w:w="893"/>
-          </w:tcPr>
-          <w:p>
-            <w:pPr>
-              <w:pStyle w:val="Compact"/>
-              <w:spacing w:line="240" w:lineRule="auto"/>
-              <w:jc w:val="center"/>
-            </w:pPr>
-            <w:r>
-              <w:rPr>
-                <w:rFonts w:ascii="Times New Roman" w:hAnsi="Times New Roman"/>
-                <w:sz w:val="18"/>
-              </w:rPr>
-              <w:t xml:space="preserve">0.952</w:t>
-            </w:r>
-          </w:p>
-        </w:tc>
-        <w:tc>
-          <w:tcPr>
-            <w:tcW w:type="dxa" w:w="893"/>
-          </w:tcPr>
-          <w:p>
-            <w:pPr>
-              <w:pStyle w:val="Compact"/>
-              <w:spacing w:line="240" w:lineRule="auto"/>
-              <w:jc w:val="center"/>
-            </w:pPr>
-            <w:r>
-              <w:rPr>
-                <w:rFonts w:ascii="Times New Roman" w:hAnsi="Times New Roman"/>
-                <w:sz w:val="18"/>
-              </w:rPr>
-              <w:t xml:space="preserve">0.35</w:t>
-            </w:r>
-          </w:p>
-        </w:tc>
-        <w:tc>
-          <w:tcPr>
-            <w:tcW w:type="dxa" w:w="893"/>
-          </w:tcPr>
-          <w:p>
-            <w:pPr>
-              <w:pStyle w:val="Compact"/>
-              <w:spacing w:line="240" w:lineRule="auto"/>
-              <w:jc w:val="center"/>
-            </w:pPr>
-            <w:r>
-              <w:rPr>
-                <w:rFonts w:ascii="Times New Roman" w:hAnsi="Times New Roman"/>
-                <w:sz w:val="18"/>
-              </w:rPr>
-              <w:t xml:space="preserve">55.7</w:t>
             </w:r>
           </w:p>
         </w:tc>
@@ -9626,7 +9564,7 @@
       <w:tr>
         <w:tc>
           <w:tcPr>
-            <w:tcW w:type="dxa" w:w="2218"/>
+            <w:tcW w:type="dxa" w:w="3456"/>
           </w:tcPr>
           <w:p>
             <w:pPr>
@@ -9637,15 +9575,15 @@
             <w:r>
               <w:rPr>
                 <w:rFonts w:ascii="Times New Roman" w:hAnsi="Times New Roman"/>
-                <w:sz w:val="18"/>
-              </w:rPr>
-              <w:t xml:space="preserve">SmolLM2-360M, base→instruct</w:t>
-            </w:r>
-          </w:p>
-        </w:tc>
-        <w:tc>
-          <w:tcPr>
-            <w:tcW w:type="dxa" w:w="893"/>
+                <w:sz w:val="20"/>
+              </w:rPr>
+              <w:t xml:space="preserve">Pythia, step 113k to 143k</w:t>
+            </w:r>
+          </w:p>
+        </w:tc>
+        <w:tc>
+          <w:tcPr>
+            <w:tcW w:type="dxa" w:w="1181"/>
           </w:tcPr>
           <w:p>
             <w:pPr>
@@ -9656,7 +9594,374 @@
             <w:r>
               <w:rPr>
                 <w:rFonts w:ascii="Times New Roman" w:hAnsi="Times New Roman"/>
-                <w:sz w:val="18"/>
+                <w:sz w:val="20"/>
+              </w:rPr>
+              <w:t xml:space="preserve">0.31</w:t>
+            </w:r>
+          </w:p>
+        </w:tc>
+        <w:tc>
+          <w:tcPr>
+            <w:tcW w:type="dxa" w:w="1181"/>
+          </w:tcPr>
+          <w:p>
+            <w:pPr>
+              <w:pStyle w:val="Compact"/>
+              <w:spacing w:line="240" w:lineRule="auto"/>
+              <w:jc w:val="center"/>
+            </w:pPr>
+            <w:r>
+              <w:rPr>
+                <w:rFonts w:ascii="Times New Roman" w:hAnsi="Times New Roman"/>
+                <w:sz w:val="20"/>
+              </w:rPr>
+              <w:t xml:space="preserve">2.761</w:t>
+            </w:r>
+          </w:p>
+        </w:tc>
+        <w:tc>
+          <w:tcPr>
+            <w:tcW w:type="dxa" w:w="1181"/>
+          </w:tcPr>
+          <w:p>
+            <w:pPr>
+              <w:pStyle w:val="Compact"/>
+              <w:spacing w:line="240" w:lineRule="auto"/>
+              <w:jc w:val="center"/>
+            </w:pPr>
+            <w:r>
+              <w:rPr>
+                <w:rFonts w:ascii="Times New Roman" w:hAnsi="Times New Roman"/>
+                <w:sz w:val="20"/>
+              </w:rPr>
+              <w:t xml:space="preserve">1.359</w:t>
+            </w:r>
+          </w:p>
+        </w:tc>
+        <w:tc>
+          <w:tcPr>
+            <w:tcW w:type="dxa" w:w="1181"/>
+          </w:tcPr>
+          <w:p>
+            <w:pPr>
+              <w:pStyle w:val="Compact"/>
+              <w:spacing w:line="240" w:lineRule="auto"/>
+              <w:jc w:val="center"/>
+            </w:pPr>
+            <w:r>
+              <w:rPr>
+                <w:rFonts w:ascii="Times New Roman" w:hAnsi="Times New Roman"/>
+                <w:sz w:val="20"/>
+              </w:rPr>
+              <w:t xml:space="preserve">1.460</w:t>
+            </w:r>
+          </w:p>
+        </w:tc>
+        <w:tc>
+          <w:tcPr>
+            <w:tcW w:type="dxa" w:w="1181"/>
+          </w:tcPr>
+          <w:p>
+            <w:pPr>
+              <w:pStyle w:val="Compact"/>
+              <w:spacing w:line="240" w:lineRule="auto"/>
+              <w:jc w:val="center"/>
+            </w:pPr>
+            <w:r>
+              <w:rPr>
+                <w:rFonts w:ascii="Times New Roman" w:hAnsi="Times New Roman"/>
+                <w:sz w:val="20"/>
+              </w:rPr>
+              <w:t xml:space="preserve">1.445</w:t>
+            </w:r>
+          </w:p>
+        </w:tc>
+      </w:tr>
+      <w:tr>
+        <w:tc>
+          <w:tcPr>
+            <w:tcW w:type="dxa" w:w="3456"/>
+          </w:tcPr>
+          <w:p>
+            <w:pPr>
+              <w:pStyle w:val="Compact"/>
+              <w:spacing w:line="240" w:lineRule="auto"/>
+              <w:jc w:val="left"/>
+            </w:pPr>
+            <w:r>
+              <w:rPr>
+                <w:rFonts w:ascii="Times New Roman" w:hAnsi="Times New Roman"/>
+                <w:sz w:val="20"/>
+              </w:rPr>
+              <w:t xml:space="preserve">Pythia, step 73k to 143k (seed 0)</w:t>
+            </w:r>
+          </w:p>
+        </w:tc>
+        <w:tc>
+          <w:tcPr>
+            <w:tcW w:type="dxa" w:w="1181"/>
+          </w:tcPr>
+          <w:p>
+            <w:pPr>
+              <w:pStyle w:val="Compact"/>
+              <w:spacing w:line="240" w:lineRule="auto"/>
+              <w:jc w:val="center"/>
+            </w:pPr>
+            <w:r>
+              <w:rPr>
+                <w:rFonts w:ascii="Times New Roman" w:hAnsi="Times New Roman"/>
+                <w:sz w:val="20"/>
+              </w:rPr>
+              <w:t xml:space="preserve">0.60</w:t>
+            </w:r>
+          </w:p>
+        </w:tc>
+        <w:tc>
+          <w:tcPr>
+            <w:tcW w:type="dxa" w:w="1181"/>
+          </w:tcPr>
+          <w:p>
+            <w:pPr>
+              <w:pStyle w:val="Compact"/>
+              <w:spacing w:line="240" w:lineRule="auto"/>
+              <w:jc w:val="center"/>
+            </w:pPr>
+            <w:r>
+              <w:rPr>
+                <w:rFonts w:ascii="Times New Roman" w:hAnsi="Times New Roman"/>
+                <w:sz w:val="20"/>
+              </w:rPr>
+              <w:t xml:space="preserve">2.761</w:t>
+            </w:r>
+          </w:p>
+        </w:tc>
+        <w:tc>
+          <w:tcPr>
+            <w:tcW w:type="dxa" w:w="1181"/>
+          </w:tcPr>
+          <w:p>
+            <w:pPr>
+              <w:pStyle w:val="Compact"/>
+              <w:spacing w:line="240" w:lineRule="auto"/>
+              <w:jc w:val="center"/>
+            </w:pPr>
+            <w:r>
+              <w:rPr>
+                <w:rFonts w:ascii="Times New Roman" w:hAnsi="Times New Roman"/>
+                <w:sz w:val="20"/>
+              </w:rPr>
+              <w:t xml:space="preserve">1.396</w:t>
+            </w:r>
+          </w:p>
+        </w:tc>
+        <w:tc>
+          <w:tcPr>
+            <w:tcW w:type="dxa" w:w="1181"/>
+          </w:tcPr>
+          <w:p>
+            <w:pPr>
+              <w:pStyle w:val="Compact"/>
+              <w:spacing w:line="240" w:lineRule="auto"/>
+              <w:jc w:val="center"/>
+            </w:pPr>
+            <w:r>
+              <w:rPr>
+                <w:rFonts w:ascii="Times New Roman" w:hAnsi="Times New Roman"/>
+                <w:sz w:val="20"/>
+              </w:rPr>
+              <w:t xml:space="preserve">2.326</w:t>
+            </w:r>
+          </w:p>
+        </w:tc>
+        <w:tc>
+          <w:tcPr>
+            <w:tcW w:type="dxa" w:w="1181"/>
+          </w:tcPr>
+          <w:p>
+            <w:pPr>
+              <w:pStyle w:val="Compact"/>
+              <w:spacing w:line="240" w:lineRule="auto"/>
+              <w:jc w:val="center"/>
+            </w:pPr>
+            <w:r>
+              <w:rPr>
+                <w:rFonts w:ascii="Times New Roman" w:hAnsi="Times New Roman"/>
+                <w:sz w:val="20"/>
+              </w:rPr>
+              <w:t xml:space="preserve">1.782</w:t>
+            </w:r>
+          </w:p>
+        </w:tc>
+      </w:tr>
+      <w:tr>
+        <w:tc>
+          <w:tcPr>
+            <w:tcW w:type="dxa" w:w="3456"/>
+          </w:tcPr>
+          <w:p>
+            <w:pPr>
+              <w:pStyle w:val="Compact"/>
+              <w:spacing w:line="240" w:lineRule="auto"/>
+              <w:jc w:val="left"/>
+            </w:pPr>
+            <w:r>
+              <w:rPr>
+                <w:rFonts w:ascii="Times New Roman" w:hAnsi="Times New Roman"/>
+                <w:sz w:val="20"/>
+              </w:rPr>
+              <w:t xml:space="preserve">Pythia, step 73k to 143k (seed 1)</w:t>
+            </w:r>
+          </w:p>
+        </w:tc>
+        <w:tc>
+          <w:tcPr>
+            <w:tcW w:type="dxa" w:w="1181"/>
+          </w:tcPr>
+          <w:p>
+            <w:pPr>
+              <w:pStyle w:val="Compact"/>
+              <w:spacing w:line="240" w:lineRule="auto"/>
+              <w:jc w:val="center"/>
+            </w:pPr>
+            <w:r>
+              <w:rPr>
+                <w:rFonts w:ascii="Times New Roman" w:hAnsi="Times New Roman"/>
+                <w:sz w:val="20"/>
+              </w:rPr>
+              <w:t xml:space="preserve">0.60</w:t>
+            </w:r>
+          </w:p>
+        </w:tc>
+        <w:tc>
+          <w:tcPr>
+            <w:tcW w:type="dxa" w:w="1181"/>
+          </w:tcPr>
+          <w:p>
+            <w:pPr>
+              <w:pStyle w:val="Compact"/>
+              <w:spacing w:line="240" w:lineRule="auto"/>
+              <w:jc w:val="center"/>
+            </w:pPr>
+            <w:r>
+              <w:rPr>
+                <w:rFonts w:ascii="Times New Roman" w:hAnsi="Times New Roman"/>
+                <w:sz w:val="20"/>
+              </w:rPr>
+              <w:t xml:space="preserve">2.743</w:t>
+            </w:r>
+          </w:p>
+        </w:tc>
+        <w:tc>
+          <w:tcPr>
+            <w:tcW w:type="dxa" w:w="1181"/>
+          </w:tcPr>
+          <w:p>
+            <w:pPr>
+              <w:pStyle w:val="Compact"/>
+              <w:spacing w:line="240" w:lineRule="auto"/>
+              <w:jc w:val="center"/>
+            </w:pPr>
+            <w:r>
+              <w:rPr>
+                <w:rFonts w:ascii="Times New Roman" w:hAnsi="Times New Roman"/>
+                <w:sz w:val="20"/>
+              </w:rPr>
+              <w:t xml:space="preserve">1.336</w:t>
+            </w:r>
+          </w:p>
+        </w:tc>
+        <w:tc>
+          <w:tcPr>
+            <w:tcW w:type="dxa" w:w="1181"/>
+          </w:tcPr>
+          <w:p>
+            <w:pPr>
+              <w:pStyle w:val="Compact"/>
+              <w:spacing w:line="240" w:lineRule="auto"/>
+              <w:jc w:val="center"/>
+            </w:pPr>
+            <w:r>
+              <w:rPr>
+                <w:rFonts w:ascii="Times New Roman" w:hAnsi="Times New Roman"/>
+                <w:sz w:val="20"/>
+              </w:rPr>
+              <w:t xml:space="preserve">2.238</w:t>
+            </w:r>
+          </w:p>
+        </w:tc>
+        <w:tc>
+          <w:tcPr>
+            <w:tcW w:type="dxa" w:w="1181"/>
+          </w:tcPr>
+          <w:p>
+            <w:pPr>
+              <w:pStyle w:val="Compact"/>
+              <w:spacing w:line="240" w:lineRule="auto"/>
+              <w:jc w:val="center"/>
+            </w:pPr>
+            <w:r>
+              <w:rPr>
+                <w:rFonts w:ascii="Times New Roman" w:hAnsi="Times New Roman"/>
+                <w:sz w:val="20"/>
+              </w:rPr>
+              <w:t xml:space="preserve">1.769</w:t>
+            </w:r>
+          </w:p>
+        </w:tc>
+      </w:tr>
+      <w:tr>
+        <w:tc>
+          <w:tcPr>
+            <w:tcW w:type="dxa" w:w="3456"/>
+          </w:tcPr>
+          <w:p>
+            <w:pPr>
+              <w:pStyle w:val="Compact"/>
+              <w:spacing w:line="240" w:lineRule="auto"/>
+              <w:jc w:val="left"/>
+            </w:pPr>
+            <w:r>
+              <w:rPr>
+                <w:rFonts w:ascii="Times New Roman" w:hAnsi="Times New Roman"/>
+                <w:sz w:val="20"/>
+              </w:rPr>
+              <w:t xml:space="preserve">SmolLM2-360M, base to instruct</w:t>
+            </w:r>
+          </w:p>
+        </w:tc>
+        <w:tc>
+          <w:tcPr>
+            <w:tcW w:type="dxa" w:w="1181"/>
+          </w:tcPr>
+          <w:p>
+            <w:pPr>
+              <w:pStyle w:val="Compact"/>
+              <w:spacing w:line="240" w:lineRule="auto"/>
+              <w:jc w:val="center"/>
+            </w:pPr>
+            <w:r>
+              <w:rPr>
+                <w:rFonts w:ascii="Times New Roman" w:hAnsi="Times New Roman"/>
+                <w:sz w:val="20"/>
+              </w:rPr>
+              <w:t xml:space="preserve">0.27</w:t>
+            </w:r>
+          </w:p>
+        </w:tc>
+        <w:tc>
+          <w:tcPr>
+            <w:tcW w:type="dxa" w:w="1181"/>
+          </w:tcPr>
+          <w:p>
+            <w:pPr>
+              <w:pStyle w:val="Compact"/>
+              <w:spacing w:line="240" w:lineRule="auto"/>
+              <w:jc w:val="center"/>
+            </w:pPr>
+            <w:r>
+              <w:rPr>
+                <w:rFonts w:ascii="Times New Roman" w:hAnsi="Times New Roman"/>
+                <w:sz w:val="20"/>
               </w:rPr>
               <w:t xml:space="preserve">1.015</w:t>
             </w:r>
@@ -9664,7 +9969,7 @@
         </w:tc>
         <w:tc>
           <w:tcPr>
-            <w:tcW w:type="dxa" w:w="893"/>
+            <w:tcW w:type="dxa" w:w="1181"/>
           </w:tcPr>
           <w:p>
             <w:pPr>
@@ -9675,7 +9980,7 @@
             <w:r>
               <w:rPr>
                 <w:rFonts w:ascii="Times New Roman" w:hAnsi="Times New Roman"/>
-                <w:sz w:val="18"/>
+                <w:sz w:val="20"/>
               </w:rPr>
               <w:t xml:space="preserve">0.652</w:t>
             </w:r>
@@ -9683,7 +9988,7 @@
         </w:tc>
         <w:tc>
           <w:tcPr>
-            <w:tcW w:type="dxa" w:w="893"/>
+            <w:tcW w:type="dxa" w:w="1181"/>
           </w:tcPr>
           <w:p>
             <w:pPr>
@@ -9694,7 +9999,7 @@
             <w:r>
               <w:rPr>
                 <w:rFonts w:ascii="Times New Roman" w:hAnsi="Times New Roman"/>
-                <w:sz w:val="18"/>
+                <w:sz w:val="20"/>
               </w:rPr>
               <w:t xml:space="preserve">0.759</w:t>
             </w:r>
@@ -9702,7 +10007,7 @@
         </w:tc>
         <w:tc>
           <w:tcPr>
-            <w:tcW w:type="dxa" w:w="893"/>
+            <w:tcW w:type="dxa" w:w="1181"/>
           </w:tcPr>
           <w:p>
             <w:pPr>
@@ -9713,151 +10018,25 @@
             <w:r>
               <w:rPr>
                 <w:rFonts w:ascii="Times New Roman" w:hAnsi="Times New Roman"/>
-                <w:sz w:val="18"/>
+                <w:sz w:val="20"/>
               </w:rPr>
               <w:t xml:space="preserve">0.761</w:t>
-            </w:r>
-          </w:p>
-        </w:tc>
-        <w:tc>
-          <w:tcPr>
-            <w:tcW w:type="dxa" w:w="893"/>
-          </w:tcPr>
-          <w:p>
-            <w:pPr>
-              <w:pStyle w:val="Compact"/>
-              <w:spacing w:line="240" w:lineRule="auto"/>
-              <w:jc w:val="center"/>
-            </w:pPr>
-            <w:r>
-              <w:rPr>
-                <w:rFonts w:ascii="Times New Roman" w:hAnsi="Times New Roman"/>
-                <w:sz w:val="18"/>
-              </w:rPr>
-              <w:t xml:space="preserve">0.706</w:t>
-            </w:r>
-          </w:p>
-        </w:tc>
-        <w:tc>
-          <w:tcPr>
-            <w:tcW w:type="dxa" w:w="893"/>
-          </w:tcPr>
-          <w:p>
-            <w:pPr>
-              <w:pStyle w:val="Compact"/>
-              <w:spacing w:line="240" w:lineRule="auto"/>
-              <w:jc w:val="center"/>
-            </w:pPr>
-            <w:r>
-              <w:rPr>
-                <w:rFonts w:ascii="Times New Roman" w:hAnsi="Times New Roman"/>
-                <w:sz w:val="18"/>
-              </w:rPr>
-              <w:t xml:space="preserve">0.700</w:t>
-            </w:r>
-          </w:p>
-        </w:tc>
-        <w:tc>
-          <w:tcPr>
-            <w:tcW w:type="dxa" w:w="893"/>
-          </w:tcPr>
-          <w:p>
-            <w:pPr>
-              <w:pStyle w:val="Compact"/>
-              <w:spacing w:line="240" w:lineRule="auto"/>
-              <w:jc w:val="center"/>
-            </w:pPr>
-            <w:r>
-              <w:rPr>
-                <w:rFonts w:ascii="Times New Roman" w:hAnsi="Times New Roman"/>
-                <w:sz w:val="18"/>
-              </w:rPr>
-              <w:t xml:space="preserve">0.65</w:t>
-            </w:r>
-          </w:p>
-        </w:tc>
-        <w:tc>
-          <w:tcPr>
-            <w:tcW w:type="dxa" w:w="893"/>
-          </w:tcPr>
-          <w:p>
-            <w:pPr>
-              <w:pStyle w:val="Compact"/>
-              <w:spacing w:line="240" w:lineRule="auto"/>
-              <w:jc w:val="center"/>
-            </w:pPr>
-            <w:r>
-              <w:rPr>
-                <w:rFonts w:ascii="Times New Roman" w:hAnsi="Times New Roman"/>
-                <w:sz w:val="18"/>
-              </w:rPr>
-              <w:t xml:space="preserve">8.4</w:t>
             </w:r>
           </w:p>
         </w:tc>
       </w:tr>
     </w:tbl>
+    <w:p/>
     <w:p>
       <w:pPr>
-        <w:pStyle w:val="BodyText"/>
+        <w:pStyle w:val="TableCaption"/>
       </w:pPr>
       <w:r>
-        <w:rPr>
-          <w:bCs/>
-          <w:b/>
-        </w:rPr>
-        <w:t xml:space="preserve">Results.</w:t>
-      </w:r>
-      <w:r>
-        <w:t xml:space="preserve"> </w:t>
-      </w:r>
-      <w:r>
-        <w:t xml:space="preserve">Copying recovers 96% of the retraining benefit for the small upgrade and 71% for the larger one. Under the</w:t>
-      </w:r>
-      <w:r>
-        <w:t xml:space="preserve"> </w:t>
-      </w:r>
-      <w:r>
-        <w:t xml:space="preserve">baseline parameters the corresponding retraining thresholds are 55.7 and 8.4 times</w:t>
-      </w:r>
-      <w:r>
-        <w:t xml:space="preserve"> </w:t>
-      </w:r>
-      <m:oMath>
-        <m:sSub>
-          <m:e>
-            <m:r>
-              <m:t>C</m:t>
-            </m:r>
-          </m:e>
-          <m:sub>
-            <m:r>
-              <m:t>N</m:t>
-            </m:r>
-          </m:sub>
-        </m:sSub>
-      </m:oMath>
-      <w:r>
-        <w:t xml:space="preserve">: a task must be worth that many retraining</w:t>
-      </w:r>
-      <w:r>
-        <w:t xml:space="preserve"> </w:t>
-      </w:r>
-      <w:r>
-        <w:t xml:space="preserve">costs per year before retraining immediately beats keeping the old adapter and retraining later on demand. ACT does not improve on copy</w:t>
-      </w:r>
-      <w:r>
-        <w:t xml:space="preserve"> </w:t>
-      </w:r>
-      <w:r>
-        <w:t xml:space="preserve">in either pair: its recovery is lower by 0.004 and 0.006, well inside the noise of a 200-example evaluation. Consequently</w:t>
-      </w:r>
-      <w:r>
-        <w:t xml:space="preserve"> </w:t>
-      </w:r>
-      <m:oMath>
-        <m:r>
-          <m:t>Γ</m:t>
+        <w:t xml:space="preserve">Recovery, ACT cost ratio, and the policy implied by the model (</w:t>
+      </w:r>
+      <m:oMath>
+        <m:r>
+          <m:t>ρ</m:t>
         </m:r>
         <m:r>
           <m:rPr>
@@ -9866,51 +10045,19 @@
           <m:t>=</m:t>
         </m:r>
         <m:r>
-          <m:t>0</m:t>
-        </m:r>
-      </m:oMath>
-      <w:r>
-        <w:t xml:space="preserve"> </w:t>
-      </w:r>
-      <w:r>
-        <w:t xml:space="preserve">for both, and ACT is never the cost-minimizing policy at any</w:t>
-      </w:r>
-      <w:r>
-        <w:t xml:space="preserve"> </w:t>
-      </w:r>
-      <m:oMath>
-        <m:r>
-          <m:t>v</m:t>
-        </m:r>
-      </m:oMath>
-      <w:r>
-        <w:t xml:space="preserve">, whatever its cost.</w:t>
-      </w:r>
-      <w:r>
-        <w:t xml:space="preserve"> </w:t>
-      </w:r>
-      <w:r>
-        <w:t xml:space="preserve">A second run of the SmolLM2 pair with a shorter schedule (100 steps, batch 2, 60 evaluation examples, run on a different machine) gives</w:t>
-      </w:r>
-      <w:r>
-        <w:t xml:space="preserve"> </w:t>
-      </w:r>
-      <w:r>
-        <w:t xml:space="preserve">the same conclusion (</w:t>
-      </w:r>
-      <m:oMath>
-        <m:sSub>
-          <m:e>
-            <m:r>
-              <m:t>R</m:t>
-            </m:r>
-          </m:e>
-          <m:sub>
-            <m:r>
-              <m:t>C</m:t>
-            </m:r>
-          </m:sub>
-        </m:sSub>
+          <m:t>0.10</m:t>
+        </m:r>
+      </m:oMath>
+      <w:r>
+        <w:t xml:space="preserve">,</w:t>
+      </w:r>
+      <w:r>
+        <w:t xml:space="preserve"> </w:t>
+      </w:r>
+      <m:oMath>
+        <m:r>
+          <m:t>μ</m:t>
+        </m:r>
         <m:r>
           <m:rPr>
             <m:sty m:val="p"/>
@@ -9918,7 +10065,7 @@
           <m:t>=</m:t>
         </m:r>
         <m:r>
-          <m:t>0.871</m:t>
+          <m:t>2</m:t>
         </m:r>
       </m:oMath>
       <w:r>
@@ -9928,18 +10075,9 @@
         <w:t xml:space="preserve"> </w:t>
       </w:r>
       <m:oMath>
-        <m:sSub>
-          <m:e>
-            <m:r>
-              <m:t>R</m:t>
-            </m:r>
-          </m:e>
-          <m:sub>
-            <m:r>
-              <m:t>A</m:t>
-            </m:r>
-          </m:sub>
-        </m:sSub>
+        <m:r>
+          <m:t>g</m:t>
+        </m:r>
         <m:r>
           <m:rPr>
             <m:sty m:val="p"/>
@@ -9947,11 +10085,45 @@
           <m:t>=</m:t>
         </m:r>
         <m:r>
-          <m:t>0.869</m:t>
-        </m:r>
-      </m:oMath>
-      <w:r>
-        <w:t xml:space="preserve">). Its cost ratio of 3.13 reflects the shortened retraining and is not comparable. We note that</w:t>
+          <m:t>0.20</m:t>
+        </m:r>
+      </m:oMath>
+      <w:r>
+        <w:t xml:space="preserve">,</w:t>
+      </w:r>
+      <w:r>
+        <w:t xml:space="preserve"> </w:t>
+      </w:r>
+      <m:oMath>
+        <m:r>
+          <m:t>σ</m:t>
+        </m:r>
+        <m:r>
+          <m:rPr>
+            <m:sty m:val="p"/>
+          </m:rPr>
+          <m:t>=</m:t>
+        </m:r>
+        <m:r>
+          <m:t>0.40</m:t>
+        </m:r>
+      </m:oMath>
+      <w:r>
+        <w:t xml:space="preserve">;</w:t>
+      </w:r>
+      <w:r>
+        <w:t xml:space="preserve"> </w:t>
+      </w:r>
+      <m:oMath>
+        <m:r>
+          <m:t>v</m:t>
+        </m:r>
+      </m:oMath>
+      <w:r>
+        <w:t xml:space="preserve"> </w:t>
+      </w:r>
+      <w:r>
+        <w:t xml:space="preserve">in multiples of</w:t>
       </w:r>
       <w:r>
         <w:t xml:space="preserve"> </w:t>
@@ -9971,10 +10143,7 @@
         </m:sSub>
       </m:oMath>
       <w:r>
-        <w:t xml:space="preserve"> </w:t>
-      </w:r>
-      <w:r>
-        <w:t xml:space="preserve">here contains compute only; adding data acquisition and revalidation labor lowers every</w:t>
+        <w:t xml:space="preserve">, using each pair’s measured</w:t>
       </w:r>
       <w:r>
         <w:t xml:space="preserve"> </w:t>
@@ -10012,167 +10181,7 @@
         </m:sSub>
       </m:oMath>
       <w:r>
-        <w:t xml:space="preserve"> </w:t>
-      </w:r>
-      <w:r>
-        <w:t xml:space="preserve">and raises the thresholds.</w:t>
-      </w:r>
-    </w:p>
-    <w:bookmarkEnd w:id="26"/>
-    <w:bookmarkStart w:id="27" w:name="why-does-act-not-help-on-real-pairs"/>
-    <w:p>
-      <w:pPr>
-        <w:pStyle w:val="Heading1"/>
-      </w:pPr>
-      <w:r>
-        <w:t xml:space="preserve">8. Why Does ACT Not Help on Real Pairs?</w:t>
-      </w:r>
-    </w:p>
-    <w:p>
-      <w:pPr>
-        <w:pStyle w:val="FirstParagraph"/>
-      </w:pPr>
-      <w:r>
-        <w:t xml:space="preserve">ACT does help in the controlled simulation, so the discrepancy needs explanation. We test three candidates.</w:t>
-      </w:r>
-      <w:r>
-        <w:t xml:space="preserve"> </w:t>
-      </w:r>
-      <w:r>
-        <w:t xml:space="preserve">The first is the</w:t>
-      </w:r>
-      <w:r>
-        <w:t xml:space="preserve"> </w:t>
-      </w:r>
-      <w:r>
-        <w:rPr>
-          <w:iCs/>
-          <w:i/>
-        </w:rPr>
-        <w:t xml:space="preserve">upgrade type</w:t>
-      </w:r>
-      <w:r>
-        <w:t xml:space="preserve">: the original simulation rotates the hidden basis, which ACT can undo, whereas</w:t>
-      </w:r>
-      <w:r>
-        <w:t xml:space="preserve"> </w:t>
-      </w:r>
-      <w:r>
-        <w:t xml:space="preserve">instruction tuning moves weights within a shared basis. We re-run the simulation with a dense random perturbation and with a</w:t>
-      </w:r>
-      <w:r>
-        <w:t xml:space="preserve"> </w:t>
-      </w:r>
-      <w:r>
-        <w:t xml:space="preserve">rank-8 weight update (a fine-tuning-like change) in a shared basis. The second is a</w:t>
-      </w:r>
-      <w:r>
-        <w:t xml:space="preserve"> </w:t>
-      </w:r>
-      <w:r>
-        <w:rPr>
-          <w:iCs/>
-          <w:i/>
-        </w:rPr>
-        <w:t xml:space="preserve">mismatch of objective</w:t>
-      </w:r>
-      <w:r>
-        <w:t xml:space="preserve">: in the</w:t>
-      </w:r>
-      <w:r>
-        <w:t xml:space="preserve"> </w:t>
-      </w:r>
-      <w:r>
-        <w:t xml:space="preserve">simulation the target task is by construction the same change the source adapter made, so preserving the adapter’s effect is exactly right,</w:t>
-      </w:r>
-      <w:r>
-        <w:t xml:space="preserve"> </w:t>
-      </w:r>
-      <w:r>
-        <w:t xml:space="preserve">whereas on real models retraining may learn something the source adapter never encoded. We mix the target task with a fresh rank-4 change</w:t>
-      </w:r>
-      <w:r>
-        <w:t xml:space="preserve"> </w:t>
-      </w:r>
-      <w:r>
-        <w:t xml:space="preserve">with weight</w:t>
-      </w:r>
-      <w:r>
-        <w:t xml:space="preserve"> </w:t>
-      </w:r>
-      <m:oMath>
-        <m:r>
-          <m:t>τ</m:t>
-        </m:r>
-        <m:r>
-          <m:rPr>
-            <m:sty m:val="p"/>
-          </m:rPr>
-          <m:t>∈</m:t>
-        </m:r>
-        <m:r>
-          <m:rPr>
-            <m:sty m:val="p"/>
-          </m:rPr>
-          <m:t>{</m:t>
-        </m:r>
-        <m:r>
-          <m:t>0</m:t>
-        </m:r>
-        <m:r>
-          <m:rPr>
-            <m:sty m:val="p"/>
-          </m:rPr>
-          <m:t>,</m:t>
-        </m:r>
-        <m:r>
-          <m:t>0.5</m:t>
-        </m:r>
-        <m:r>
-          <m:rPr>
-            <m:sty m:val="p"/>
-          </m:rPr>
-          <m:t>,</m:t>
-        </m:r>
-        <m:r>
-          <m:t>0.9</m:t>
-        </m:r>
-        <m:r>
-          <m:rPr>
-            <m:sty m:val="p"/>
-          </m:rPr>
-          <m:t>}</m:t>
-        </m:r>
-      </m:oMath>
-      <w:r>
-        <w:t xml:space="preserve">. The third is</w:t>
-      </w:r>
-      <w:r>
-        <w:t xml:space="preserve"> </w:t>
-      </w:r>
-      <w:r>
-        <w:rPr>
-          <w:iCs/>
-          <w:i/>
-        </w:rPr>
-        <w:t xml:space="preserve">calibration data</w:t>
-      </w:r>
-      <w:r>
-        <w:t xml:space="preserve">: ACT calibrates on prompts, while recovery is measured on</w:t>
-      </w:r>
-      <w:r>
-        <w:t xml:space="preserve"> </w:t>
-      </w:r>
-      <w:r>
-        <w:t xml:space="preserve">answer tokens. We re-run the Pythia pair calibrating on prompt and answer tokens.</w:t>
-      </w:r>
-    </w:p>
-    <w:p>
-      <w:pPr>
-        <w:pStyle w:val="TableCaption"/>
-      </w:pPr>
-      <w:r>
-        <w:t xml:space="preserve">Simulated ACT−copy recovery gain (two seeds per cell; ACT wins in all 12 conditions).</w:t>
+        <w:t xml:space="preserve">).</w:t>
       </w:r>
     </w:p>
     <w:tbl>
@@ -10181,18 +10190,20 @@
         <w:tblW w:type="dxa" w:w="9360"/>
         <w:tblLook w:firstRow="1" w:lastRow="0" w:firstColumn="0" w:lastColumn="0" w:noHBand="0" w:noVBand="0" w:val="0020"/>
         <w:jc w:val="start"/>
-        <w:tblCaption w:val="Simulated ACT−copy recovery gain (two seeds per cell; ACT wins in all 12 conditions)."/>
+        <w:tblCaption w:val="Recovery, ACT cost ratio, and the policy implied by the model (\rho=0.10, \mu=2, g=0.20, \sigma=0.40; v in multiples of C_N, using each pair’s measured C_A/C_N)."/>
+        <w:tblLayout w:type="fixed"/>
         <w:tblBorders>
           <w:top w:val="single" w:sz="12" w:color="000000"/>
           <w:bottom w:val="single" w:sz="12" w:color="000000"/>
         </w:tblBorders>
-        <w:tblLayout w:type="fixed"/>
       </w:tblPr>
       <w:tblGrid>
-        <w:gridCol w:w="3168"/>
-        <w:gridCol w:w="2064"/>
-        <w:gridCol w:w="2064"/>
-        <w:gridCol w:w="2064"/>
+        <w:gridCol w:w="3456"/>
+        <w:gridCol w:w="1180"/>
+        <w:gridCol w:w="1180"/>
+        <w:gridCol w:w="1180"/>
+        <w:gridCol w:w="1180"/>
+        <w:gridCol w:w="1180"/>
       </w:tblGrid>
       <w:tr>
         <w:trPr>
@@ -10200,7 +10211,7 @@
         </w:trPr>
         <w:tc>
           <w:tcPr>
-            <w:tcW w:type="dxa" w:w="3168"/>
+            <w:tcW w:type="dxa" w:w="3456"/>
             <w:tcBorders>
               <w:bottom w:val="single" w:sz="6" w:color="000000"/>
             </w:tcBorders>
@@ -10222,7 +10233,7 @@
         </w:tc>
         <w:tc>
           <w:tcPr>
-            <w:tcW w:type="dxa" w:w="2064"/>
+            <w:tcW w:type="dxa" w:w="1181"/>
             <w:tcBorders>
               <w:bottom w:val="single" w:sz="6" w:color="000000"/>
             </w:tcBorders>
@@ -10231,20 +10242,28 @@
             <w:pPr>
               <w:pStyle w:val="Compact"/>
               <w:spacing w:line="240" w:lineRule="auto"/>
-              <w:jc w:val="left"/>
-            </w:pPr>
-            <w:r>
-              <w:rPr>
-                <w:rFonts w:ascii="Times New Roman" w:hAnsi="Times New Roman"/>
-                <w:sz w:val="20"/>
-              </w:rPr>
-              <w:t xml:space="preserve">Task overlap</w:t>
-            </w:r>
-          </w:p>
-        </w:tc>
-        <w:tc>
-          <w:tcPr>
-            <w:tcW w:type="dxa" w:w="2064"/>
+              <w:jc w:val="center"/>
+            </w:pPr>
+            <w:r>
+              <w:rPr>
+                <w:rFonts w:ascii="Times New Roman" w:hAnsi="Times New Roman"/>
+                <w:sz w:val="20"/>
+              </w:rPr>
+              <w:t xml:space="preserve">R</w:t>
+            </w:r>
+            <w:r>
+              <w:rPr>
+                <w:rFonts w:ascii="Times New Roman" w:hAnsi="Times New Roman"/>
+                <w:sz w:val="20"/>
+                <w:vertAlign w:val="subscript"/>
+              </w:rPr>
+              <w:t xml:space="preserve">C</w:t>
+            </w:r>
+          </w:p>
+        </w:tc>
+        <w:tc>
+          <w:tcPr>
+            <w:tcW w:type="dxa" w:w="1181"/>
             <w:tcBorders>
               <w:bottom w:val="single" w:sz="6" w:color="000000"/>
             </w:tcBorders>
@@ -10260,13 +10279,21 @@
                 <w:rFonts w:ascii="Times New Roman" w:hAnsi="Times New Roman"/>
                 <w:sz w:val="20"/>
               </w:rPr>
-              <w:t xml:space="preserve">Drift 0.5</w:t>
-            </w:r>
-          </w:p>
-        </w:tc>
-        <w:tc>
-          <w:tcPr>
-            <w:tcW w:type="dxa" w:w="2064"/>
+              <w:t xml:space="preserve">R</w:t>
+            </w:r>
+            <w:r>
+              <w:rPr>
+                <w:rFonts w:ascii="Times New Roman" w:hAnsi="Times New Roman"/>
+                <w:sz w:val="20"/>
+                <w:vertAlign w:val="subscript"/>
+              </w:rPr>
+              <w:t xml:space="preserve">A</w:t>
+            </w:r>
+          </w:p>
+        </w:tc>
+        <w:tc>
+          <w:tcPr>
+            <w:tcW w:type="dxa" w:w="1181"/>
             <w:tcBorders>
               <w:bottom w:val="single" w:sz="6" w:color="000000"/>
             </w:tcBorders>
@@ -10282,7 +10309,97 @@
                 <w:rFonts w:ascii="Times New Roman" w:hAnsi="Times New Roman"/>
                 <w:sz w:val="20"/>
               </w:rPr>
-              <w:t xml:space="preserve">Drift 0.8</w:t>
+              <w:t xml:space="preserve">C</w:t>
+            </w:r>
+            <w:r>
+              <w:rPr>
+                <w:rFonts w:ascii="Times New Roman" w:hAnsi="Times New Roman"/>
+                <w:sz w:val="20"/>
+                <w:vertAlign w:val="subscript"/>
+              </w:rPr>
+              <w:t xml:space="preserve">A</w:t>
+            </w:r>
+            <w:r>
+              <w:rPr>
+                <w:rFonts w:ascii="Times New Roman" w:hAnsi="Times New Roman"/>
+                <w:sz w:val="20"/>
+              </w:rPr>
+              <w:t xml:space="preserve">/C</w:t>
+            </w:r>
+            <w:r>
+              <w:rPr>
+                <w:rFonts w:ascii="Times New Roman" w:hAnsi="Times New Roman"/>
+                <w:sz w:val="20"/>
+                <w:vertAlign w:val="subscript"/>
+              </w:rPr>
+              <w:t xml:space="preserve">N</w:t>
+            </w:r>
+          </w:p>
+        </w:tc>
+        <w:tc>
+          <w:tcPr>
+            <w:tcW w:type="dxa" w:w="1181"/>
+            <w:tcBorders>
+              <w:bottom w:val="single" w:sz="6" w:color="000000"/>
+            </w:tcBorders>
+          </w:tcPr>
+          <w:p>
+            <w:pPr>
+              <w:pStyle w:val="Compact"/>
+              <w:spacing w:line="240" w:lineRule="auto"/>
+              <w:jc w:val="center"/>
+            </w:pPr>
+            <w:r>
+              <w:rPr>
+                <w:rFonts w:ascii="Times New Roman" w:hAnsi="Times New Roman"/>
+                <w:sz w:val="20"/>
+              </w:rPr>
+              <w:t xml:space="preserve">v*</w:t>
+            </w:r>
+            <w:r>
+              <w:rPr>
+                <w:rFonts w:ascii="Times New Roman" w:hAnsi="Times New Roman"/>
+                <w:sz w:val="20"/>
+                <w:vertAlign w:val="subscript"/>
+              </w:rPr>
+              <w:t xml:space="preserve">C</w:t>
+            </w:r>
+            <w:r>
+              <w:rPr>
+                <w:rFonts w:ascii="Times New Roman" w:hAnsi="Times New Roman"/>
+                <w:sz w:val="20"/>
+              </w:rPr>
+              <w:t xml:space="preserve">/C</w:t>
+            </w:r>
+            <w:r>
+              <w:rPr>
+                <w:rFonts w:ascii="Times New Roman" w:hAnsi="Times New Roman"/>
+                <w:sz w:val="20"/>
+                <w:vertAlign w:val="subscript"/>
+              </w:rPr>
+              <w:t xml:space="preserve">N</w:t>
+            </w:r>
+          </w:p>
+        </w:tc>
+        <w:tc>
+          <w:tcPr>
+            <w:tcW w:type="dxa" w:w="1181"/>
+            <w:tcBorders>
+              <w:bottom w:val="single" w:sz="6" w:color="000000"/>
+            </w:tcBorders>
+          </w:tcPr>
+          <w:p>
+            <w:pPr>
+              <w:pStyle w:val="Compact"/>
+              <w:spacing w:line="240" w:lineRule="auto"/>
+              <w:jc w:val="center"/>
+            </w:pPr>
+            <w:r>
+              <w:rPr>
+                <w:rFonts w:ascii="Times New Roman" w:hAnsi="Times New Roman"/>
+                <w:sz w:val="20"/>
+              </w:rPr>
+              <w:t xml:space="preserve">ACT optimal for</w:t>
             </w:r>
           </w:p>
         </w:tc>
@@ -10290,7 +10407,7 @@
       <w:tr>
         <w:tc>
           <w:tcPr>
-            <w:tcW w:type="dxa" w:w="3168"/>
+            <w:tcW w:type="dxa" w:w="3456"/>
           </w:tcPr>
           <w:p>
             <w:pPr>
@@ -10303,32 +10420,13 @@
                 <w:rFonts w:ascii="Times New Roman" w:hAnsi="Times New Roman"/>
                 <w:sz w:val="20"/>
               </w:rPr>
-              <w:t xml:space="preserve">Rotation</w:t>
-            </w:r>
-          </w:p>
-        </w:tc>
-        <w:tc>
-          <w:tcPr>
-            <w:tcW w:type="dxa" w:w="2064"/>
-          </w:tcPr>
-          <w:p>
-            <w:pPr>
-              <w:pStyle w:val="Compact"/>
-              <w:spacing w:line="240" w:lineRule="auto"/>
-              <w:jc w:val="left"/>
-            </w:pPr>
-            <w:r>
-              <w:rPr>
-                <w:rFonts w:ascii="Times New Roman" w:hAnsi="Times New Roman"/>
-                <w:sz w:val="20"/>
-              </w:rPr>
-              <w:t xml:space="preserve">τ = 0</w:t>
-            </w:r>
-          </w:p>
-        </w:tc>
-        <w:tc>
-          <w:tcPr>
-            <w:tcW w:type="dxa" w:w="2064"/>
+              <w:t xml:space="preserve">Pythia, step 133k to 143k</w:t>
+            </w:r>
+          </w:p>
+        </w:tc>
+        <w:tc>
+          <w:tcPr>
+            <w:tcW w:type="dxa" w:w="1181"/>
           </w:tcPr>
           <w:p>
             <w:pPr>
@@ -10341,13 +10439,13 @@
                 <w:rFonts w:ascii="Times New Roman" w:hAnsi="Times New Roman"/>
                 <w:sz w:val="20"/>
               </w:rPr>
-              <w:t xml:space="preserve">+0.060</w:t>
-            </w:r>
-          </w:p>
-        </w:tc>
-        <w:tc>
-          <w:tcPr>
-            <w:tcW w:type="dxa" w:w="2064"/>
+              <w:t xml:space="preserve">0.956</w:t>
+            </w:r>
+          </w:p>
+        </w:tc>
+        <w:tc>
+          <w:tcPr>
+            <w:tcW w:type="dxa" w:w="1181"/>
           </w:tcPr>
           <w:p>
             <w:pPr>
@@ -10360,7 +10458,64 @@
                 <w:rFonts w:ascii="Times New Roman" w:hAnsi="Times New Roman"/>
                 <w:sz w:val="20"/>
               </w:rPr>
-              <w:t xml:space="preserve">+0.177</w:t>
+              <w:t xml:space="preserve">0.952</w:t>
+            </w:r>
+          </w:p>
+        </w:tc>
+        <w:tc>
+          <w:tcPr>
+            <w:tcW w:type="dxa" w:w="1181"/>
+          </w:tcPr>
+          <w:p>
+            <w:pPr>
+              <w:pStyle w:val="Compact"/>
+              <w:spacing w:line="240" w:lineRule="auto"/>
+              <w:jc w:val="center"/>
+            </w:pPr>
+            <w:r>
+              <w:rPr>
+                <w:rFonts w:ascii="Times New Roman" w:hAnsi="Times New Roman"/>
+                <w:sz w:val="20"/>
+              </w:rPr>
+              <w:t xml:space="preserve">0.35</w:t>
+            </w:r>
+          </w:p>
+        </w:tc>
+        <w:tc>
+          <w:tcPr>
+            <w:tcW w:type="dxa" w:w="1181"/>
+          </w:tcPr>
+          <w:p>
+            <w:pPr>
+              <w:pStyle w:val="Compact"/>
+              <w:spacing w:line="240" w:lineRule="auto"/>
+              <w:jc w:val="center"/>
+            </w:pPr>
+            <w:r>
+              <w:rPr>
+                <w:rFonts w:ascii="Times New Roman" w:hAnsi="Times New Roman"/>
+                <w:sz w:val="20"/>
+              </w:rPr>
+              <w:t xml:space="preserve">55.6</w:t>
+            </w:r>
+          </w:p>
+        </w:tc>
+        <w:tc>
+          <w:tcPr>
+            <w:tcW w:type="dxa" w:w="1181"/>
+          </w:tcPr>
+          <w:p>
+            <w:pPr>
+              <w:pStyle w:val="Compact"/>
+              <w:spacing w:line="240" w:lineRule="auto"/>
+              <w:jc w:val="center"/>
+            </w:pPr>
+            <w:r>
+              <w:rPr>
+                <w:rFonts w:ascii="Times New Roman" w:hAnsi="Times New Roman"/>
+                <w:sz w:val="20"/>
+              </w:rPr>
+              <w:t xml:space="preserve">never</w:t>
             </w:r>
           </w:p>
         </w:tc>
@@ -10368,7 +10523,7 @@
       <w:tr>
         <w:tc>
           <w:tcPr>
-            <w:tcW w:type="dxa" w:w="3168"/>
+            <w:tcW w:type="dxa" w:w="3456"/>
           </w:tcPr>
           <w:p>
             <w:pPr>
@@ -10381,32 +10536,13 @@
                 <w:rFonts w:ascii="Times New Roman" w:hAnsi="Times New Roman"/>
                 <w:sz w:val="20"/>
               </w:rPr>
-              <w:t xml:space="preserve">Rotation</w:t>
-            </w:r>
-          </w:p>
-        </w:tc>
-        <w:tc>
-          <w:tcPr>
-            <w:tcW w:type="dxa" w:w="2064"/>
-          </w:tcPr>
-          <w:p>
-            <w:pPr>
-              <w:pStyle w:val="Compact"/>
-              <w:spacing w:line="240" w:lineRule="auto"/>
-              <w:jc w:val="left"/>
-            </w:pPr>
-            <w:r>
-              <w:rPr>
-                <w:rFonts w:ascii="Times New Roman" w:hAnsi="Times New Roman"/>
-                <w:sz w:val="20"/>
-              </w:rPr>
-              <w:t xml:space="preserve">τ = 0.5</w:t>
-            </w:r>
-          </w:p>
-        </w:tc>
-        <w:tc>
-          <w:tcPr>
-            <w:tcW w:type="dxa" w:w="2064"/>
+              <w:t xml:space="preserve">Pythia, step 113k to 143k</w:t>
+            </w:r>
+          </w:p>
+        </w:tc>
+        <w:tc>
+          <w:tcPr>
+            <w:tcW w:type="dxa" w:w="1181"/>
           </w:tcPr>
           <w:p>
             <w:pPr>
@@ -10419,13 +10555,13 @@
                 <w:rFonts w:ascii="Times New Roman" w:hAnsi="Times New Roman"/>
                 <w:sz w:val="20"/>
               </w:rPr>
-              <w:t xml:space="preserve">+0.056</w:t>
-            </w:r>
-          </w:p>
-        </w:tc>
-        <w:tc>
-          <w:tcPr>
-            <w:tcW w:type="dxa" w:w="2064"/>
+              <w:t xml:space="preserve">0.928</w:t>
+            </w:r>
+          </w:p>
+        </w:tc>
+        <w:tc>
+          <w:tcPr>
+            <w:tcW w:type="dxa" w:w="1181"/>
           </w:tcPr>
           <w:p>
             <w:pPr>
@@ -10438,7 +10574,64 @@
                 <w:rFonts w:ascii="Times New Roman" w:hAnsi="Times New Roman"/>
                 <w:sz w:val="20"/>
               </w:rPr>
-              <w:t xml:space="preserve">+0.165</w:t>
+              <w:t xml:space="preserve">0.939</w:t>
+            </w:r>
+          </w:p>
+        </w:tc>
+        <w:tc>
+          <w:tcPr>
+            <w:tcW w:type="dxa" w:w="1181"/>
+          </w:tcPr>
+          <w:p>
+            <w:pPr>
+              <w:pStyle w:val="Compact"/>
+              <w:spacing w:line="240" w:lineRule="auto"/>
+              <w:jc w:val="center"/>
+            </w:pPr>
+            <w:r>
+              <w:rPr>
+                <w:rFonts w:ascii="Times New Roman" w:hAnsi="Times New Roman"/>
+                <w:sz w:val="20"/>
+              </w:rPr>
+              <w:t xml:space="preserve">0.35</w:t>
+            </w:r>
+          </w:p>
+        </w:tc>
+        <w:tc>
+          <w:tcPr>
+            <w:tcW w:type="dxa" w:w="1181"/>
+          </w:tcPr>
+          <w:p>
+            <w:pPr>
+              <w:pStyle w:val="Compact"/>
+              <w:spacing w:line="240" w:lineRule="auto"/>
+              <w:jc w:val="center"/>
+            </w:pPr>
+            <w:r>
+              <w:rPr>
+                <w:rFonts w:ascii="Times New Roman" w:hAnsi="Times New Roman"/>
+                <w:sz w:val="20"/>
+              </w:rPr>
+              <w:t xml:space="preserve">34.0</w:t>
+            </w:r>
+          </w:p>
+        </w:tc>
+        <w:tc>
+          <w:tcPr>
+            <w:tcW w:type="dxa" w:w="1181"/>
+          </w:tcPr>
+          <w:p>
+            <w:pPr>
+              <w:pStyle w:val="Compact"/>
+              <w:spacing w:line="240" w:lineRule="auto"/>
+              <w:jc w:val="center"/>
+            </w:pPr>
+            <w:r>
+              <w:rPr>
+                <w:rFonts w:ascii="Times New Roman" w:hAnsi="Times New Roman"/>
+                <w:sz w:val="20"/>
+              </w:rPr>
+              <w:t xml:space="preserve">never</w:t>
             </w:r>
           </w:p>
         </w:tc>
@@ -10446,7 +10639,7 @@
       <w:tr>
         <w:tc>
           <w:tcPr>
-            <w:tcW w:type="dxa" w:w="3168"/>
+            <w:tcW w:type="dxa" w:w="3456"/>
           </w:tcPr>
           <w:p>
             <w:pPr>
@@ -10459,32 +10652,13 @@
                 <w:rFonts w:ascii="Times New Roman" w:hAnsi="Times New Roman"/>
                 <w:sz w:val="20"/>
               </w:rPr>
-              <w:t xml:space="preserve">Rotation</w:t>
-            </w:r>
-          </w:p>
-        </w:tc>
-        <w:tc>
-          <w:tcPr>
-            <w:tcW w:type="dxa" w:w="2064"/>
-          </w:tcPr>
-          <w:p>
-            <w:pPr>
-              <w:pStyle w:val="Compact"/>
-              <w:spacing w:line="240" w:lineRule="auto"/>
-              <w:jc w:val="left"/>
-            </w:pPr>
-            <w:r>
-              <w:rPr>
-                <w:rFonts w:ascii="Times New Roman" w:hAnsi="Times New Roman"/>
-                <w:sz w:val="20"/>
-              </w:rPr>
-              <w:t xml:space="preserve">τ = 0.9</w:t>
-            </w:r>
-          </w:p>
-        </w:tc>
-        <w:tc>
-          <w:tcPr>
-            <w:tcW w:type="dxa" w:w="2064"/>
+              <w:t xml:space="preserve">Pythia, step 73k to 143k (seed 0)</w:t>
+            </w:r>
+          </w:p>
+        </w:tc>
+        <w:tc>
+          <w:tcPr>
+            <w:tcW w:type="dxa" w:w="1181"/>
           </w:tcPr>
           <w:p>
             <w:pPr>
@@ -10497,13 +10671,13 @@
                 <w:rFonts w:ascii="Times New Roman" w:hAnsi="Times New Roman"/>
                 <w:sz w:val="20"/>
               </w:rPr>
-              <w:t xml:space="preserve">+0.048</w:t>
-            </w:r>
-          </w:p>
-        </w:tc>
-        <w:tc>
-          <w:tcPr>
-            <w:tcW w:type="dxa" w:w="2064"/>
+              <w:t xml:space="preserve">0.319</w:t>
+            </w:r>
+          </w:p>
+        </w:tc>
+        <w:tc>
+          <w:tcPr>
+            <w:tcW w:type="dxa" w:w="1181"/>
           </w:tcPr>
           <w:p>
             <w:pPr>
@@ -10516,7 +10690,64 @@
                 <w:rFonts w:ascii="Times New Roman" w:hAnsi="Times New Roman"/>
                 <w:sz w:val="20"/>
               </w:rPr>
-              <w:t xml:space="preserve">+0.131</w:t>
+              <w:t xml:space="preserve">0.717</w:t>
+            </w:r>
+          </w:p>
+        </w:tc>
+        <w:tc>
+          <w:tcPr>
+            <w:tcW w:type="dxa" w:w="1181"/>
+          </w:tcPr>
+          <w:p>
+            <w:pPr>
+              <w:pStyle w:val="Compact"/>
+              <w:spacing w:line="240" w:lineRule="auto"/>
+              <w:jc w:val="center"/>
+            </w:pPr>
+            <w:r>
+              <w:rPr>
+                <w:rFonts w:ascii="Times New Roman" w:hAnsi="Times New Roman"/>
+                <w:sz w:val="20"/>
+              </w:rPr>
+              <w:t xml:space="preserve">0.36</w:t>
+            </w:r>
+          </w:p>
+        </w:tc>
+        <w:tc>
+          <w:tcPr>
+            <w:tcW w:type="dxa" w:w="1181"/>
+          </w:tcPr>
+          <w:p>
+            <w:pPr>
+              <w:pStyle w:val="Compact"/>
+              <w:spacing w:line="240" w:lineRule="auto"/>
+              <w:jc w:val="center"/>
+            </w:pPr>
+            <w:r>
+              <w:rPr>
+                <w:rFonts w:ascii="Times New Roman" w:hAnsi="Times New Roman"/>
+                <w:sz w:val="20"/>
+              </w:rPr>
+              <w:t xml:space="preserve">3.6</w:t>
+            </w:r>
+          </w:p>
+        </w:tc>
+        <w:tc>
+          <w:tcPr>
+            <w:tcW w:type="dxa" w:w="1181"/>
+          </w:tcPr>
+          <w:p>
+            <w:pPr>
+              <w:pStyle w:val="Compact"/>
+              <w:spacing w:line="240" w:lineRule="auto"/>
+              <w:jc w:val="center"/>
+            </w:pPr>
+            <w:r>
+              <w:rPr>
+                <w:rFonts w:ascii="Times New Roman" w:hAnsi="Times New Roman"/>
+                <w:sz w:val="20"/>
+              </w:rPr>
+              <w:t xml:space="preserve">[1.78, 4.40)</w:t>
             </w:r>
           </w:p>
         </w:tc>
@@ -10524,7 +10755,7 @@
       <w:tr>
         <w:tc>
           <w:tcPr>
-            <w:tcW w:type="dxa" w:w="3168"/>
+            <w:tcW w:type="dxa" w:w="3456"/>
           </w:tcPr>
           <w:p>
             <w:pPr>
@@ -10537,32 +10768,13 @@
                 <w:rFonts w:ascii="Times New Roman" w:hAnsi="Times New Roman"/>
                 <w:sz w:val="20"/>
               </w:rPr>
-              <w:t xml:space="preserve">Rank-8 update</w:t>
-            </w:r>
-          </w:p>
-        </w:tc>
-        <w:tc>
-          <w:tcPr>
-            <w:tcW w:type="dxa" w:w="2064"/>
-          </w:tcPr>
-          <w:p>
-            <w:pPr>
-              <w:pStyle w:val="Compact"/>
-              <w:spacing w:line="240" w:lineRule="auto"/>
-              <w:jc w:val="left"/>
-            </w:pPr>
-            <w:r>
-              <w:rPr>
-                <w:rFonts w:ascii="Times New Roman" w:hAnsi="Times New Roman"/>
-                <w:sz w:val="20"/>
-              </w:rPr>
-              <w:t xml:space="preserve">τ = 0</w:t>
-            </w:r>
-          </w:p>
-        </w:tc>
-        <w:tc>
-          <w:tcPr>
-            <w:tcW w:type="dxa" w:w="2064"/>
+              <w:t xml:space="preserve">Pythia, step 73k to 143k (seed 1)</w:t>
+            </w:r>
+          </w:p>
+        </w:tc>
+        <w:tc>
+          <w:tcPr>
+            <w:tcW w:type="dxa" w:w="1181"/>
           </w:tcPr>
           <w:p>
             <w:pPr>
@@ -10575,13 +10787,13 @@
                 <w:rFonts w:ascii="Times New Roman" w:hAnsi="Times New Roman"/>
                 <w:sz w:val="20"/>
               </w:rPr>
-              <w:t xml:space="preserve">+0.073</w:t>
-            </w:r>
-          </w:p>
-        </w:tc>
-        <w:tc>
-          <w:tcPr>
-            <w:tcW w:type="dxa" w:w="2064"/>
+              <w:t xml:space="preserve">0.359</w:t>
+            </w:r>
+          </w:p>
+        </w:tc>
+        <w:tc>
+          <w:tcPr>
+            <w:tcW w:type="dxa" w:w="1181"/>
           </w:tcPr>
           <w:p>
             <w:pPr>
@@ -10594,7 +10806,64 @@
                 <w:rFonts w:ascii="Times New Roman" w:hAnsi="Times New Roman"/>
                 <w:sz w:val="20"/>
               </w:rPr>
-              <w:t xml:space="preserve">+0.256</w:t>
+              <w:t xml:space="preserve">0.692</w:t>
+            </w:r>
+          </w:p>
+        </w:tc>
+        <w:tc>
+          <w:tcPr>
+            <w:tcW w:type="dxa" w:w="1181"/>
+          </w:tcPr>
+          <w:p>
+            <w:pPr>
+              <w:pStyle w:val="Compact"/>
+              <w:spacing w:line="240" w:lineRule="auto"/>
+              <w:jc w:val="center"/>
+            </w:pPr>
+            <w:r>
+              <w:rPr>
+                <w:rFonts w:ascii="Times New Roman" w:hAnsi="Times New Roman"/>
+                <w:sz w:val="20"/>
+              </w:rPr>
+              <w:t xml:space="preserve">0.30</w:t>
+            </w:r>
+          </w:p>
+        </w:tc>
+        <w:tc>
+          <w:tcPr>
+            <w:tcW w:type="dxa" w:w="1181"/>
+          </w:tcPr>
+          <w:p>
+            <w:pPr>
+              <w:pStyle w:val="Compact"/>
+              <w:spacing w:line="240" w:lineRule="auto"/>
+              <w:jc w:val="center"/>
+            </w:pPr>
+            <w:r>
+              <w:rPr>
+                <w:rFonts w:ascii="Times New Roman" w:hAnsi="Times New Roman"/>
+                <w:sz w:val="20"/>
+              </w:rPr>
+              <w:t xml:space="preserve">3.8</w:t>
+            </w:r>
+          </w:p>
+        </w:tc>
+        <w:tc>
+          <w:tcPr>
+            <w:tcW w:type="dxa" w:w="1181"/>
+          </w:tcPr>
+          <w:p>
+            <w:pPr>
+              <w:pStyle w:val="Compact"/>
+              <w:spacing w:line="240" w:lineRule="auto"/>
+              <w:jc w:val="center"/>
+            </w:pPr>
+            <w:r>
+              <w:rPr>
+                <w:rFonts w:ascii="Times New Roman" w:hAnsi="Times New Roman"/>
+                <w:sz w:val="20"/>
+              </w:rPr>
+              <w:t xml:space="preserve">[1.73, 4.49)</w:t>
             </w:r>
           </w:p>
         </w:tc>
@@ -10602,7 +10871,7 @@
       <w:tr>
         <w:tc>
           <w:tcPr>
-            <w:tcW w:type="dxa" w:w="3168"/>
+            <w:tcW w:type="dxa" w:w="3456"/>
           </w:tcPr>
           <w:p>
             <w:pPr>
@@ -10615,32 +10884,13 @@
                 <w:rFonts w:ascii="Times New Roman" w:hAnsi="Times New Roman"/>
                 <w:sz w:val="20"/>
               </w:rPr>
-              <w:t xml:space="preserve">Rank-8 update</w:t>
-            </w:r>
-          </w:p>
-        </w:tc>
-        <w:tc>
-          <w:tcPr>
-            <w:tcW w:type="dxa" w:w="2064"/>
-          </w:tcPr>
-          <w:p>
-            <w:pPr>
-              <w:pStyle w:val="Compact"/>
-              <w:spacing w:line="240" w:lineRule="auto"/>
-              <w:jc w:val="left"/>
-            </w:pPr>
-            <w:r>
-              <w:rPr>
-                <w:rFonts w:ascii="Times New Roman" w:hAnsi="Times New Roman"/>
-                <w:sz w:val="20"/>
-              </w:rPr>
-              <w:t xml:space="preserve">τ = 0.5</w:t>
-            </w:r>
-          </w:p>
-        </w:tc>
-        <w:tc>
-          <w:tcPr>
-            <w:tcW w:type="dxa" w:w="2064"/>
+              <w:t xml:space="preserve">SmolLM2-360M, base to instruct</w:t>
+            </w:r>
+          </w:p>
+        </w:tc>
+        <w:tc>
+          <w:tcPr>
+            <w:tcW w:type="dxa" w:w="1181"/>
           </w:tcPr>
           <w:p>
             <w:pPr>
@@ -10653,13 +10903,13 @@
                 <w:rFonts w:ascii="Times New Roman" w:hAnsi="Times New Roman"/>
                 <w:sz w:val="20"/>
               </w:rPr>
-              <w:t xml:space="preserve">+0.094</w:t>
-            </w:r>
-          </w:p>
-        </w:tc>
-        <w:tc>
-          <w:tcPr>
-            <w:tcW w:type="dxa" w:w="2064"/>
+              <w:t xml:space="preserve">0.706</w:t>
+            </w:r>
+          </w:p>
+        </w:tc>
+        <w:tc>
+          <w:tcPr>
+            <w:tcW w:type="dxa" w:w="1181"/>
           </w:tcPr>
           <w:p>
             <w:pPr>
@@ -10672,53 +10922,13 @@
                 <w:rFonts w:ascii="Times New Roman" w:hAnsi="Times New Roman"/>
                 <w:sz w:val="20"/>
               </w:rPr>
-              <w:t xml:space="preserve">+0.287</w:t>
-            </w:r>
-          </w:p>
-        </w:tc>
-      </w:tr>
-      <w:tr>
-        <w:tc>
-          <w:tcPr>
-            <w:tcW w:type="dxa" w:w="3168"/>
-          </w:tcPr>
-          <w:p>
-            <w:pPr>
-              <w:pStyle w:val="Compact"/>
-              <w:spacing w:line="240" w:lineRule="auto"/>
-              <w:jc w:val="left"/>
-            </w:pPr>
-            <w:r>
-              <w:rPr>
-                <w:rFonts w:ascii="Times New Roman" w:hAnsi="Times New Roman"/>
-                <w:sz w:val="20"/>
-              </w:rPr>
-              <w:t xml:space="preserve">Rank-8 update</w:t>
-            </w:r>
-          </w:p>
-        </w:tc>
-        <w:tc>
-          <w:tcPr>
-            <w:tcW w:type="dxa" w:w="2064"/>
-          </w:tcPr>
-          <w:p>
-            <w:pPr>
-              <w:pStyle w:val="Compact"/>
-              <w:spacing w:line="240" w:lineRule="auto"/>
-              <w:jc w:val="left"/>
-            </w:pPr>
-            <w:r>
-              <w:rPr>
-                <w:rFonts w:ascii="Times New Roman" w:hAnsi="Times New Roman"/>
-                <w:sz w:val="20"/>
-              </w:rPr>
-              <w:t xml:space="preserve">τ = 0.9</w:t>
-            </w:r>
-          </w:p>
-        </w:tc>
-        <w:tc>
-          <w:tcPr>
-            <w:tcW w:type="dxa" w:w="2064"/>
+              <w:t xml:space="preserve">0.700</w:t>
+            </w:r>
+          </w:p>
+        </w:tc>
+        <w:tc>
+          <w:tcPr>
+            <w:tcW w:type="dxa" w:w="1181"/>
           </w:tcPr>
           <w:p>
             <w:pPr>
@@ -10731,13 +10941,13 @@
                 <w:rFonts w:ascii="Times New Roman" w:hAnsi="Times New Roman"/>
                 <w:sz w:val="20"/>
               </w:rPr>
-              <w:t xml:space="preserve">+0.125</w:t>
-            </w:r>
-          </w:p>
-        </w:tc>
-        <w:tc>
-          <w:tcPr>
-            <w:tcW w:type="dxa" w:w="2064"/>
+              <w:t xml:space="preserve">0.65</w:t>
+            </w:r>
+          </w:p>
+        </w:tc>
+        <w:tc>
+          <w:tcPr>
+            <w:tcW w:type="dxa" w:w="1181"/>
           </w:tcPr>
           <w:p>
             <w:pPr>
@@ -10750,7 +10960,26 @@
                 <w:rFonts w:ascii="Times New Roman" w:hAnsi="Times New Roman"/>
                 <w:sz w:val="20"/>
               </w:rPr>
-              <w:t xml:space="preserve">+0.331</w:t>
+              <w:t xml:space="preserve">8.4</w:t>
+            </w:r>
+          </w:p>
+        </w:tc>
+        <w:tc>
+          <w:tcPr>
+            <w:tcW w:type="dxa" w:w="1181"/>
+          </w:tcPr>
+          <w:p>
+            <w:pPr>
+              <w:pStyle w:val="Compact"/>
+              <w:spacing w:line="240" w:lineRule="auto"/>
+              <w:jc w:val="center"/>
+            </w:pPr>
+            <w:r>
+              <w:rPr>
+                <w:rFonts w:ascii="Times New Roman" w:hAnsi="Times New Roman"/>
+                <w:sz w:val="20"/>
+              </w:rPr>
+              <w:t xml:space="preserve">never</w:t>
             </w:r>
           </w:p>
         </w:tc>
@@ -10761,27 +10990,140 @@
         <w:pStyle w:val="BodyText"/>
       </w:pPr>
       <w:r>
-        <w:t xml:space="preserve">None of the three explains the result. In simulation ACT keeps a gain of 0.05 to 0.33 under both upgrade types and every task overlap</w:t>
-      </w:r>
-      <w:r>
-        <w:t xml:space="preserve"> </w:t>
-      </w:r>
-      <w:r>
-        <w:t xml:space="preserve">(Table 5), and on the Pythia pair calibrating on prompt and answer tokens still leaves ACT behind copy (</w:t>
+        <w:rPr>
+          <w:bCs/>
+          <w:b/>
+        </w:rPr>
+        <w:t xml:space="preserve">Results.</w:t>
+      </w:r>
+      <w:r>
+        <w:t xml:space="preserve"> </w:t>
+      </w:r>
+      <w:r>
+        <w:t xml:space="preserve">Copying degrades sharply with the size of the upgrade. Across the Pythia series the activation drift rises from 0.25 to 0.31 to 0.60, and</w:t>
+      </w:r>
+      <w:r>
+        <w:t xml:space="preserve"> </w:t>
+      </w:r>
+      <w:r>
+        <w:t xml:space="preserve">copy recovery falls from 0.956 to 0.928 to 0.319 (0.359 on the second seed). ACT’s gain over copying rises in the same order:</w:t>
+      </w:r>
+      <w:r>
+        <w:t xml:space="preserve"> </w:t>
+      </w:r>
+      <m:oMath>
+        <m:r>
+          <m:rPr>
+            <m:sty m:val="p"/>
+          </m:rPr>
+          <m:t>−</m:t>
+        </m:r>
+        <m:r>
+          <m:t>0.004</m:t>
+        </m:r>
+      </m:oMath>
+      <w:r>
+        <w:t xml:space="preserve">,</w:t>
+      </w:r>
+      <w:r>
+        <w:t xml:space="preserve"> </w:t>
+      </w:r>
+      <m:oMath>
+        <m:r>
+          <m:rPr>
+            <m:sty m:val="p"/>
+          </m:rPr>
+          <m:t>+</m:t>
+        </m:r>
+        <m:r>
+          <m:t>0.011</m:t>
+        </m:r>
+      </m:oMath>
+      <w:r>
+        <w:t xml:space="preserve">, and</w:t>
+      </w:r>
+      <w:r>
+        <w:t xml:space="preserve"> </w:t>
+      </w:r>
+      <m:oMath>
+        <m:r>
+          <m:rPr>
+            <m:sty m:val="p"/>
+          </m:rPr>
+          <m:t>+</m:t>
+        </m:r>
+        <m:r>
+          <m:t>0.398</m:t>
+        </m:r>
+      </m:oMath>
+      <w:r>
+        <w:t xml:space="preserve"> </w:t>
+      </w:r>
+      <w:r>
+        <w:t xml:space="preserve">(</w:t>
+      </w:r>
+      <m:oMath>
+        <m:r>
+          <m:rPr>
+            <m:sty m:val="p"/>
+          </m:rPr>
+          <m:t>+</m:t>
+        </m:r>
+        <m:r>
+          <m:t>0.333</m:t>
+        </m:r>
+      </m:oMath>
+      <w:r>
+        <w:t xml:space="preserve"> </w:t>
+      </w:r>
+      <w:r>
+        <w:t xml:space="preserve">on the second seed).</w:t>
+      </w:r>
+      <w:r>
+        <w:t xml:space="preserve"> </w:t>
+      </w:r>
+      <w:r>
+        <w:t xml:space="preserve">After the largest upgrade ACT recovers 0.69 to 0.72 of the retraining benefit at 30% to 36% of the retraining compute time. Under the model this makes ACT the cost-minimizing policy for adapters</w:t>
+      </w:r>
+      <w:r>
+        <w:t xml:space="preserve"> </w:t>
+      </w:r>
+      <w:r>
+        <w:t xml:space="preserve">whose annual value lies between about 1.8 and 4.4 times</w:t>
+      </w:r>
+      <w:r>
+        <w:t xml:space="preserve"> </w:t>
       </w:r>
       <m:oMath>
         <m:sSub>
           <m:e>
             <m:r>
-              <m:t>R</m:t>
+              <m:t>C</m:t>
             </m:r>
           </m:e>
           <m:sub>
             <m:r>
-              <m:t>C</m:t>
+              <m:t>N</m:t>
             </m:r>
           </m:sub>
         </m:sSub>
+      </m:oMath>
+      <w:r>
+        <w:t xml:space="preserve"> </w:t>
+      </w:r>
+      <w:r>
+        <w:t xml:space="preserve">(Table 5): below that range, keep the copy; above it, retrain immediately. After the two smaller upgrades ACT’s gain is smaller than the break-even implied</w:t>
+      </w:r>
+      <w:r>
+        <w:t xml:space="preserve"> </w:t>
+      </w:r>
+      <w:r>
+        <w:t xml:space="preserve">by its cost (</w:t>
+      </w:r>
+      <m:oMath>
+        <m:r>
+          <m:t>Γ</m:t>
+        </m:r>
         <m:r>
           <m:rPr>
             <m:sty m:val="p"/>
@@ -10789,28 +11131,22 @@
           <m:t>=</m:t>
         </m:r>
         <m:r>
-          <m:t>0.958</m:t>
-        </m:r>
-      </m:oMath>
-      <w:r>
-        <w:t xml:space="preserve">,</w:t>
-      </w:r>
-      <w:r>
-        <w:t xml:space="preserve"> </w:t>
-      </w:r>
-      <m:oMath>
-        <m:sSub>
-          <m:e>
-            <m:r>
-              <m:t>R</m:t>
-            </m:r>
-          </m:e>
-          <m:sub>
-            <m:r>
-              <m:t>A</m:t>
-            </m:r>
-          </m:sub>
-        </m:sSub>
+          <m:t>0</m:t>
+        </m:r>
+      </m:oMath>
+      <w:r>
+        <w:t xml:space="preserve"> </w:t>
+      </w:r>
+      <w:r>
+        <w:t xml:space="preserve">and</w:t>
+      </w:r>
+      <w:r>
+        <w:t xml:space="preserve"> </w:t>
+      </w:r>
+      <m:oMath>
+        <m:r>
+          <m:t>Γ</m:t>
+        </m:r>
         <m:r>
           <m:rPr>
             <m:sty m:val="p"/>
@@ -10818,29 +11154,219 @@
           <m:t>=</m:t>
         </m:r>
         <m:r>
-          <m:t>0.955</m:t>
-        </m:r>
-      </m:oMath>
-      <w:r>
-        <w:t xml:space="preserve">).</w:t>
-      </w:r>
-      <w:r>
-        <w:t xml:space="preserve"> </w:t>
-      </w:r>
-      <w:r>
-        <w:t xml:space="preserve">Two descriptive facts point to a behavioral difference. On the real models activation drift is substantial (median 0.27 for SmolLM2, range 0.03 to 0.55),</w:t>
-      </w:r>
-      <w:r>
-        <w:t xml:space="preserve"> </w:t>
-      </w:r>
-      <w:r>
-        <w:t xml:space="preserve">so ACT had room to act. And the anchoring strength chosen by validation rises with drift on SmolLM2 (Spearman 0.78) whereas it fell with drift in</w:t>
-      </w:r>
-      <w:r>
-        <w:t xml:space="preserve"> </w:t>
-      </w:r>
-      <w:r>
-        <w:t xml:space="preserve">simulation (</w:t>
+          <m:t>0.11</m:t>
+        </m:r>
+      </m:oMath>
+      <w:r>
+        <w:t xml:space="preserve"> </w:t>
+      </w:r>
+      <w:r>
+        <w:t xml:space="preserve">against</w:t>
+      </w:r>
+      <w:r>
+        <w:t xml:space="preserve"> </w:t>
+      </w:r>
+      <m:oMath>
+        <m:sSub>
+          <m:e>
+            <m:r>
+              <m:t>C</m:t>
+            </m:r>
+          </m:e>
+          <m:sub>
+            <m:r>
+              <m:t>A</m:t>
+            </m:r>
+          </m:sub>
+        </m:sSub>
+        <m:r>
+          <m:rPr>
+            <m:sty m:val="p"/>
+          </m:rPr>
+          <m:t>=</m:t>
+        </m:r>
+        <m:r>
+          <m:t>0.35</m:t>
+        </m:r>
+      </m:oMath>
+      <w:r>
+        <w:t xml:space="preserve">), so copying is the better policy at every value.</w:t>
+      </w:r>
+    </w:p>
+    <w:p>
+      <w:pPr>
+        <w:pStyle w:val="BodyText"/>
+      </w:pPr>
+      <w:r>
+        <w:t xml:space="preserve">The instruction-tuned pair is an exception that we cannot explain. Copy recovers 71%, which leaves room for improvement, and the activation drift (0.27) is similar to that of the small Pythia upgrades, but ACT recovers 70%, no more than copy, at 65% of the retraining compute time.</w:t>
+      </w:r>
+      <w:r>
+        <w:t xml:space="preserve"> </w:t>
+      </w:r>
+      <w:r>
+        <w:t xml:space="preserve">A shorter-schedule re-run of this pair on a different machine (100 steps, batch 2, 60 evaluation examples) gives the same conclusion (</w:t>
+      </w:r>
+      <m:oMath>
+        <m:sSub>
+          <m:e>
+            <m:r>
+              <m:t>R</m:t>
+            </m:r>
+          </m:e>
+          <m:sub>
+            <m:r>
+              <m:t>C</m:t>
+            </m:r>
+          </m:sub>
+        </m:sSub>
+        <m:r>
+          <m:rPr>
+            <m:sty m:val="p"/>
+          </m:rPr>
+          <m:t>=</m:t>
+        </m:r>
+        <m:r>
+          <m:t>0.871</m:t>
+        </m:r>
+      </m:oMath>
+      <w:r>
+        <w:t xml:space="preserve">,</w:t>
+      </w:r>
+      <w:r>
+        <w:t xml:space="preserve"> </w:t>
+      </w:r>
+      <m:oMath>
+        <m:sSub>
+          <m:e>
+            <m:r>
+              <m:t>R</m:t>
+            </m:r>
+          </m:e>
+          <m:sub>
+            <m:r>
+              <m:t>A</m:t>
+            </m:r>
+          </m:sub>
+        </m:sSub>
+        <m:r>
+          <m:rPr>
+            <m:sty m:val="p"/>
+          </m:rPr>
+          <m:t>=</m:t>
+        </m:r>
+        <m:r>
+          <m:t>0.869</m:t>
+        </m:r>
+      </m:oMath>
+      <w:r>
+        <w:t xml:space="preserve">); its cost ratio of 3.13 reflects the shortened retraining and is not comparable.</w:t>
+      </w:r>
+      <w:r>
+        <w:t xml:space="preserve"> </w:t>
+      </w:r>
+      <w:r>
+        <w:t xml:space="preserve">We note that</w:t>
+      </w:r>
+      <w:r>
+        <w:t xml:space="preserve"> </w:t>
+      </w:r>
+      <m:oMath>
+        <m:sSub>
+          <m:e>
+            <m:r>
+              <m:t>C</m:t>
+            </m:r>
+          </m:e>
+          <m:sub>
+            <m:r>
+              <m:t>N</m:t>
+            </m:r>
+          </m:sub>
+        </m:sSub>
+      </m:oMath>
+      <w:r>
+        <w:t xml:space="preserve"> </w:t>
+      </w:r>
+      <w:r>
+        <w:t xml:space="preserve">here contains compute only. Adding data acquisition and revalidation labor lowers every</w:t>
+      </w:r>
+      <w:r>
+        <w:t xml:space="preserve"> </w:t>
+      </w:r>
+      <m:oMath>
+        <m:sSub>
+          <m:e>
+            <m:r>
+              <m:t>C</m:t>
+            </m:r>
+          </m:e>
+          <m:sub>
+            <m:r>
+              <m:t>A</m:t>
+            </m:r>
+          </m:sub>
+        </m:sSub>
+        <m:r>
+          <m:rPr>
+            <m:sty m:val="p"/>
+          </m:rPr>
+          <m:t>/</m:t>
+        </m:r>
+        <m:sSub>
+          <m:e>
+            <m:r>
+              <m:t>C</m:t>
+            </m:r>
+          </m:e>
+          <m:sub>
+            <m:r>
+              <m:t>N</m:t>
+            </m:r>
+          </m:sub>
+        </m:sSub>
+      </m:oMath>
+      <w:r>
+        <w:t xml:space="preserve"> </w:t>
+      </w:r>
+      <w:r>
+        <w:t xml:space="preserve">and raises every threshold.</w:t>
+      </w:r>
+    </w:p>
+    <w:bookmarkEnd w:id="26"/>
+    <w:bookmarkStart w:id="27" w:name="where-does-act-help"/>
+    <w:p>
+      <w:pPr>
+        <w:pStyle w:val="Heading1"/>
+      </w:pPr>
+      <w:r>
+        <w:t xml:space="preserve">8. Where Does ACT Help?</w:t>
+      </w:r>
+    </w:p>
+    <w:p>
+      <w:pPr>
+        <w:pStyle w:val="FirstParagraph"/>
+      </w:pPr>
+      <w:r>
+        <w:rPr>
+          <w:bCs/>
+          <w:b/>
+        </w:rPr>
+        <w:t xml:space="preserve">Dependence on upgrade size.</w:t>
+      </w:r>
+      <w:r>
+        <w:t xml:space="preserve"> </w:t>
+      </w:r>
+      <w:r>
+        <w:t xml:space="preserve">The pattern in Table 5, with ACT’s gain growing as copy recovery falls, matches the controlled simulation of Section 6, where the gain also grows with drift (Table 1).</w:t>
+      </w:r>
+      <w:r>
+        <w:t xml:space="preserve"> </w:t>
+      </w:r>
+      <w:r>
+        <w:t xml:space="preserve">The selected anchoring strength is consistent with this account for the large Pythia upgrade: it falls with activation drift (Spearman</w:t>
+      </w:r>
+      <w:r>
+        <w:t xml:space="preserve"> </w:t>
       </w:r>
       <m:oMath>
         <m:r>
@@ -10850,17 +11376,845 @@
           <m:t>−</m:t>
         </m:r>
         <m:r>
+          <m:t>0.35</m:t>
+        </m:r>
+      </m:oMath>
+      <w:r>
+        <w:t xml:space="preserve">,</w:t>
+      </w:r>
+      <w:r>
+        <w:t xml:space="preserve"> </w:t>
+      </w:r>
+      <m:oMath>
+        <m:r>
+          <m:t>p</m:t>
+        </m:r>
+        <m:r>
+          <m:rPr>
+            <m:sty m:val="p"/>
+          </m:rPr>
+          <m:t>=</m:t>
+        </m:r>
+        <m:r>
+          <m:t>0.016</m:t>
+        </m:r>
+      </m:oMath>
+      <w:r>
+        <w:t xml:space="preserve">), as in the simulation (</w:t>
+      </w:r>
+      <m:oMath>
+        <m:r>
+          <m:rPr>
+            <m:sty m:val="p"/>
+          </m:rPr>
+          <m:t>−</m:t>
+        </m:r>
+        <m:r>
           <m:t>0.30</m:t>
         </m:r>
       </m:oMath>
       <w:r>
-        <w:t xml:space="preserve">): the validation criterion pulls the correction back toward the copied adapter where drift is large. We have not identified the cause. Untested candidates include</w:t>
-      </w:r>
-      <w:r>
-        <w:t xml:space="preserve"> </w:t>
-      </w:r>
-      <w:r>
-        <w:t xml:space="preserve">properties of real transformers absent from the simulation (residual connections, normalization, attention) and the fact that LoRA’s</w:t>
+        <w:t xml:space="preserve">), so the correction is allowed to move further from the copied adapter where the model moved more.</w:t>
+      </w:r>
+    </w:p>
+    <w:p>
+      <w:pPr>
+        <w:pStyle w:val="BodyText"/>
+      </w:pPr>
+      <w:r>
+        <w:rPr>
+          <w:bCs/>
+          <w:b/>
+        </w:rPr>
+        <w:t xml:space="preserve">The instruction-tuned exception.</w:t>
+      </w:r>
+      <w:r>
+        <w:t xml:space="preserve"> </w:t>
+      </w:r>
+      <w:r>
+        <w:t xml:space="preserve">On SmolLM2 the selected anchoring strength instead rises with drift (Spearman</w:t>
+      </w:r>
+      <w:r>
+        <w:t xml:space="preserve"> </w:t>
+      </w:r>
+      <m:oMath>
+        <m:r>
+          <m:rPr>
+            <m:sty m:val="p"/>
+          </m:rPr>
+          <m:t>+</m:t>
+        </m:r>
+        <m:r>
+          <m:t>0.78</m:t>
+        </m:r>
+      </m:oMath>
+      <w:r>
+        <w:t xml:space="preserve">): the validation criterion pulls the correction back toward the copied adapter where drift is large. We tested three possible reasons.</w:t>
+      </w:r>
+      <w:r>
+        <w:t xml:space="preserve"> </w:t>
+      </w:r>
+      <w:r>
+        <w:t xml:space="preserve">The first is the</w:t>
+      </w:r>
+      <w:r>
+        <w:t xml:space="preserve"> </w:t>
+      </w:r>
+      <w:r>
+        <w:rPr>
+          <w:iCs/>
+          <w:i/>
+        </w:rPr>
+        <w:t xml:space="preserve">upgrade type</w:t>
+      </w:r>
+      <w:r>
+        <w:t xml:space="preserve">: the simulation rotates the hidden basis, which ACT can undo, whereas instruction tuning moves weights within a shared basis. We re-ran the simulation with a dense random perturbation and with a</w:t>
+      </w:r>
+      <w:r>
+        <w:t xml:space="preserve"> </w:t>
+      </w:r>
+      <w:r>
+        <w:t xml:space="preserve">rank-8 weight update (a fine-tuning-like change) in a shared basis. The second is a</w:t>
+      </w:r>
+      <w:r>
+        <w:t xml:space="preserve"> </w:t>
+      </w:r>
+      <w:r>
+        <w:rPr>
+          <w:iCs/>
+          <w:i/>
+        </w:rPr>
+        <w:t xml:space="preserve">mismatch of objective</w:t>
+      </w:r>
+      <w:r>
+        <w:t xml:space="preserve">: in the simulation the target task is by construction the same change the source adapter made, whereas on real models retraining may learn something the source adapter never encoded.</w:t>
+      </w:r>
+      <w:r>
+        <w:t xml:space="preserve"> </w:t>
+      </w:r>
+      <w:r>
+        <w:t xml:space="preserve">We mix the target task with a fresh rank-4 change with weight</w:t>
+      </w:r>
+      <w:r>
+        <w:t xml:space="preserve"> </w:t>
+      </w:r>
+      <m:oMath>
+        <m:r>
+          <m:t>τ</m:t>
+        </m:r>
+        <m:r>
+          <m:rPr>
+            <m:sty m:val="p"/>
+          </m:rPr>
+          <m:t>∈</m:t>
+        </m:r>
+        <m:r>
+          <m:rPr>
+            <m:sty m:val="p"/>
+          </m:rPr>
+          <m:t>{</m:t>
+        </m:r>
+        <m:r>
+          <m:t>0</m:t>
+        </m:r>
+        <m:r>
+          <m:rPr>
+            <m:sty m:val="p"/>
+          </m:rPr>
+          <m:t>,</m:t>
+        </m:r>
+        <m:r>
+          <m:t>0.5</m:t>
+        </m:r>
+        <m:r>
+          <m:rPr>
+            <m:sty m:val="p"/>
+          </m:rPr>
+          <m:t>,</m:t>
+        </m:r>
+        <m:r>
+          <m:t>0.9</m:t>
+        </m:r>
+        <m:r>
+          <m:rPr>
+            <m:sty m:val="p"/>
+          </m:rPr>
+          <m:t>}</m:t>
+        </m:r>
+      </m:oMath>
+      <w:r>
+        <w:t xml:space="preserve">. The third is</w:t>
+      </w:r>
+      <w:r>
+        <w:t xml:space="preserve"> </w:t>
+      </w:r>
+      <w:r>
+        <w:rPr>
+          <w:iCs/>
+          <w:i/>
+        </w:rPr>
+        <w:t xml:space="preserve">calibration data</w:t>
+      </w:r>
+      <w:r>
+        <w:t xml:space="preserve">: ACT calibrates on prompts, whereas recovery is measured on answer tokens. We re-ran the smallest Pythia upgrade calibrating on prompt and answer tokens.</w:t>
+      </w:r>
+    </w:p>
+    <w:p>
+      <w:pPr>
+        <w:pStyle w:val="TableCaption"/>
+      </w:pPr>
+      <w:r>
+        <w:t xml:space="preserve">Simulated ACT−copy recovery gain (two seeds per cell; ACT wins in all 12 conditions). Controlled simulation, not real models.</w:t>
+      </w:r>
+    </w:p>
+    <w:tbl>
+      <w:tblPr>
+        <w:tblStyle w:val="Table"/>
+        <w:tblW w:type="dxa" w:w="9360"/>
+        <w:tblLook w:firstRow="1" w:lastRow="0" w:firstColumn="0" w:lastColumn="0" w:noHBand="0" w:noVBand="0" w:val="0020"/>
+        <w:jc w:val="start"/>
+        <w:tblCaption w:val="Simulated ACT−copy recovery gain (two seeds per cell; ACT wins in all 12 conditions). Controlled simulation, not real models."/>
+        <w:tblLayout w:type="fixed"/>
+        <w:tblBorders>
+          <w:top w:val="single" w:sz="12" w:color="000000"/>
+          <w:bottom w:val="single" w:sz="12" w:color="000000"/>
+        </w:tblBorders>
+      </w:tblPr>
+      <w:tblGrid>
+        <w:gridCol w:w="3456"/>
+        <w:gridCol w:w="1967"/>
+        <w:gridCol w:w="1967"/>
+        <w:gridCol w:w="1967"/>
+      </w:tblGrid>
+      <w:tr>
+        <w:trPr>
+          <w:tblHeader w:val="true"/>
+        </w:trPr>
+        <w:tc>
+          <w:tcPr>
+            <w:tcW w:type="dxa" w:w="3456"/>
+            <w:tcBorders>
+              <w:bottom w:val="single" w:sz="6" w:color="000000"/>
+            </w:tcBorders>
+          </w:tcPr>
+          <w:p>
+            <w:pPr>
+              <w:pStyle w:val="Compact"/>
+              <w:spacing w:line="240" w:lineRule="auto"/>
+              <w:jc w:val="left"/>
+            </w:pPr>
+            <w:r>
+              <w:rPr>
+                <w:rFonts w:ascii="Times New Roman" w:hAnsi="Times New Roman"/>
+                <w:sz w:val="20"/>
+              </w:rPr>
+              <w:t xml:space="preserve">Upgrade</w:t>
+            </w:r>
+          </w:p>
+        </w:tc>
+        <w:tc>
+          <w:tcPr>
+            <w:tcW w:type="dxa" w:w="1968"/>
+            <w:tcBorders>
+              <w:bottom w:val="single" w:sz="6" w:color="000000"/>
+            </w:tcBorders>
+          </w:tcPr>
+          <w:p>
+            <w:pPr>
+              <w:pStyle w:val="Compact"/>
+              <w:spacing w:line="240" w:lineRule="auto"/>
+              <w:jc w:val="left"/>
+            </w:pPr>
+            <w:r>
+              <w:rPr>
+                <w:rFonts w:ascii="Times New Roman" w:hAnsi="Times New Roman"/>
+                <w:sz w:val="20"/>
+              </w:rPr>
+              <w:t xml:space="preserve">Task overlap</w:t>
+            </w:r>
+          </w:p>
+        </w:tc>
+        <w:tc>
+          <w:tcPr>
+            <w:tcW w:type="dxa" w:w="1968"/>
+            <w:tcBorders>
+              <w:bottom w:val="single" w:sz="6" w:color="000000"/>
+            </w:tcBorders>
+          </w:tcPr>
+          <w:p>
+            <w:pPr>
+              <w:pStyle w:val="Compact"/>
+              <w:spacing w:line="240" w:lineRule="auto"/>
+              <w:jc w:val="center"/>
+            </w:pPr>
+            <w:r>
+              <w:rPr>
+                <w:rFonts w:ascii="Times New Roman" w:hAnsi="Times New Roman"/>
+                <w:sz w:val="20"/>
+              </w:rPr>
+              <w:t xml:space="preserve">Drift 0.5</w:t>
+            </w:r>
+          </w:p>
+        </w:tc>
+        <w:tc>
+          <w:tcPr>
+            <w:tcW w:type="dxa" w:w="1968"/>
+            <w:tcBorders>
+              <w:bottom w:val="single" w:sz="6" w:color="000000"/>
+            </w:tcBorders>
+          </w:tcPr>
+          <w:p>
+            <w:pPr>
+              <w:pStyle w:val="Compact"/>
+              <w:spacing w:line="240" w:lineRule="auto"/>
+              <w:jc w:val="center"/>
+            </w:pPr>
+            <w:r>
+              <w:rPr>
+                <w:rFonts w:ascii="Times New Roman" w:hAnsi="Times New Roman"/>
+                <w:sz w:val="20"/>
+              </w:rPr>
+              <w:t xml:space="preserve">Drift 0.8</w:t>
+            </w:r>
+          </w:p>
+        </w:tc>
+      </w:tr>
+      <w:tr>
+        <w:tc>
+          <w:tcPr>
+            <w:tcW w:type="dxa" w:w="3456"/>
+          </w:tcPr>
+          <w:p>
+            <w:pPr>
+              <w:pStyle w:val="Compact"/>
+              <w:spacing w:line="240" w:lineRule="auto"/>
+              <w:jc w:val="left"/>
+            </w:pPr>
+            <w:r>
+              <w:rPr>
+                <w:rFonts w:ascii="Times New Roman" w:hAnsi="Times New Roman"/>
+                <w:sz w:val="20"/>
+              </w:rPr>
+              <w:t xml:space="preserve">Rotation</w:t>
+            </w:r>
+          </w:p>
+        </w:tc>
+        <w:tc>
+          <w:tcPr>
+            <w:tcW w:type="dxa" w:w="1968"/>
+          </w:tcPr>
+          <w:p>
+            <w:pPr>
+              <w:pStyle w:val="Compact"/>
+              <w:spacing w:line="240" w:lineRule="auto"/>
+              <w:jc w:val="left"/>
+            </w:pPr>
+            <w:r>
+              <w:rPr>
+                <w:rFonts w:ascii="Times New Roman" w:hAnsi="Times New Roman"/>
+                <w:sz w:val="20"/>
+              </w:rPr>
+              <w:t xml:space="preserve">τ = 0</w:t>
+            </w:r>
+          </w:p>
+        </w:tc>
+        <w:tc>
+          <w:tcPr>
+            <w:tcW w:type="dxa" w:w="1968"/>
+          </w:tcPr>
+          <w:p>
+            <w:pPr>
+              <w:pStyle w:val="Compact"/>
+              <w:spacing w:line="240" w:lineRule="auto"/>
+              <w:jc w:val="center"/>
+            </w:pPr>
+            <w:r>
+              <w:rPr>
+                <w:rFonts w:ascii="Times New Roman" w:hAnsi="Times New Roman"/>
+                <w:sz w:val="20"/>
+              </w:rPr>
+              <w:t xml:space="preserve">+0.060</w:t>
+            </w:r>
+          </w:p>
+        </w:tc>
+        <w:tc>
+          <w:tcPr>
+            <w:tcW w:type="dxa" w:w="1968"/>
+          </w:tcPr>
+          <w:p>
+            <w:pPr>
+              <w:pStyle w:val="Compact"/>
+              <w:spacing w:line="240" w:lineRule="auto"/>
+              <w:jc w:val="center"/>
+            </w:pPr>
+            <w:r>
+              <w:rPr>
+                <w:rFonts w:ascii="Times New Roman" w:hAnsi="Times New Roman"/>
+                <w:sz w:val="20"/>
+              </w:rPr>
+              <w:t xml:space="preserve">+0.177</w:t>
+            </w:r>
+          </w:p>
+        </w:tc>
+      </w:tr>
+      <w:tr>
+        <w:tc>
+          <w:tcPr>
+            <w:tcW w:type="dxa" w:w="3456"/>
+          </w:tcPr>
+          <w:p>
+            <w:pPr>
+              <w:pStyle w:val="Compact"/>
+              <w:spacing w:line="240" w:lineRule="auto"/>
+              <w:jc w:val="left"/>
+            </w:pPr>
+            <w:r>
+              <w:rPr>
+                <w:rFonts w:ascii="Times New Roman" w:hAnsi="Times New Roman"/>
+                <w:sz w:val="20"/>
+              </w:rPr>
+              <w:t xml:space="preserve">Rotation</w:t>
+            </w:r>
+          </w:p>
+        </w:tc>
+        <w:tc>
+          <w:tcPr>
+            <w:tcW w:type="dxa" w:w="1968"/>
+          </w:tcPr>
+          <w:p>
+            <w:pPr>
+              <w:pStyle w:val="Compact"/>
+              <w:spacing w:line="240" w:lineRule="auto"/>
+              <w:jc w:val="left"/>
+            </w:pPr>
+            <w:r>
+              <w:rPr>
+                <w:rFonts w:ascii="Times New Roman" w:hAnsi="Times New Roman"/>
+                <w:sz w:val="20"/>
+              </w:rPr>
+              <w:t xml:space="preserve">τ = 0.5</w:t>
+            </w:r>
+          </w:p>
+        </w:tc>
+        <w:tc>
+          <w:tcPr>
+            <w:tcW w:type="dxa" w:w="1968"/>
+          </w:tcPr>
+          <w:p>
+            <w:pPr>
+              <w:pStyle w:val="Compact"/>
+              <w:spacing w:line="240" w:lineRule="auto"/>
+              <w:jc w:val="center"/>
+            </w:pPr>
+            <w:r>
+              <w:rPr>
+                <w:rFonts w:ascii="Times New Roman" w:hAnsi="Times New Roman"/>
+                <w:sz w:val="20"/>
+              </w:rPr>
+              <w:t xml:space="preserve">+0.056</w:t>
+            </w:r>
+          </w:p>
+        </w:tc>
+        <w:tc>
+          <w:tcPr>
+            <w:tcW w:type="dxa" w:w="1968"/>
+          </w:tcPr>
+          <w:p>
+            <w:pPr>
+              <w:pStyle w:val="Compact"/>
+              <w:spacing w:line="240" w:lineRule="auto"/>
+              <w:jc w:val="center"/>
+            </w:pPr>
+            <w:r>
+              <w:rPr>
+                <w:rFonts w:ascii="Times New Roman" w:hAnsi="Times New Roman"/>
+                <w:sz w:val="20"/>
+              </w:rPr>
+              <w:t xml:space="preserve">+0.165</w:t>
+            </w:r>
+          </w:p>
+        </w:tc>
+      </w:tr>
+      <w:tr>
+        <w:tc>
+          <w:tcPr>
+            <w:tcW w:type="dxa" w:w="3456"/>
+          </w:tcPr>
+          <w:p>
+            <w:pPr>
+              <w:pStyle w:val="Compact"/>
+              <w:spacing w:line="240" w:lineRule="auto"/>
+              <w:jc w:val="left"/>
+            </w:pPr>
+            <w:r>
+              <w:rPr>
+                <w:rFonts w:ascii="Times New Roman" w:hAnsi="Times New Roman"/>
+                <w:sz w:val="20"/>
+              </w:rPr>
+              <w:t xml:space="preserve">Rotation</w:t>
+            </w:r>
+          </w:p>
+        </w:tc>
+        <w:tc>
+          <w:tcPr>
+            <w:tcW w:type="dxa" w:w="1968"/>
+          </w:tcPr>
+          <w:p>
+            <w:pPr>
+              <w:pStyle w:val="Compact"/>
+              <w:spacing w:line="240" w:lineRule="auto"/>
+              <w:jc w:val="left"/>
+            </w:pPr>
+            <w:r>
+              <w:rPr>
+                <w:rFonts w:ascii="Times New Roman" w:hAnsi="Times New Roman"/>
+                <w:sz w:val="20"/>
+              </w:rPr>
+              <w:t xml:space="preserve">τ = 0.9</w:t>
+            </w:r>
+          </w:p>
+        </w:tc>
+        <w:tc>
+          <w:tcPr>
+            <w:tcW w:type="dxa" w:w="1968"/>
+          </w:tcPr>
+          <w:p>
+            <w:pPr>
+              <w:pStyle w:val="Compact"/>
+              <w:spacing w:line="240" w:lineRule="auto"/>
+              <w:jc w:val="center"/>
+            </w:pPr>
+            <w:r>
+              <w:rPr>
+                <w:rFonts w:ascii="Times New Roman" w:hAnsi="Times New Roman"/>
+                <w:sz w:val="20"/>
+              </w:rPr>
+              <w:t xml:space="preserve">+0.048</w:t>
+            </w:r>
+          </w:p>
+        </w:tc>
+        <w:tc>
+          <w:tcPr>
+            <w:tcW w:type="dxa" w:w="1968"/>
+          </w:tcPr>
+          <w:p>
+            <w:pPr>
+              <w:pStyle w:val="Compact"/>
+              <w:spacing w:line="240" w:lineRule="auto"/>
+              <w:jc w:val="center"/>
+            </w:pPr>
+            <w:r>
+              <w:rPr>
+                <w:rFonts w:ascii="Times New Roman" w:hAnsi="Times New Roman"/>
+                <w:sz w:val="20"/>
+              </w:rPr>
+              <w:t xml:space="preserve">+0.131</w:t>
+            </w:r>
+          </w:p>
+        </w:tc>
+      </w:tr>
+      <w:tr>
+        <w:tc>
+          <w:tcPr>
+            <w:tcW w:type="dxa" w:w="3456"/>
+          </w:tcPr>
+          <w:p>
+            <w:pPr>
+              <w:pStyle w:val="Compact"/>
+              <w:spacing w:line="240" w:lineRule="auto"/>
+              <w:jc w:val="left"/>
+            </w:pPr>
+            <w:r>
+              <w:rPr>
+                <w:rFonts w:ascii="Times New Roman" w:hAnsi="Times New Roman"/>
+                <w:sz w:val="20"/>
+              </w:rPr>
+              <w:t xml:space="preserve">Rank-8 update</w:t>
+            </w:r>
+          </w:p>
+        </w:tc>
+        <w:tc>
+          <w:tcPr>
+            <w:tcW w:type="dxa" w:w="1968"/>
+          </w:tcPr>
+          <w:p>
+            <w:pPr>
+              <w:pStyle w:val="Compact"/>
+              <w:spacing w:line="240" w:lineRule="auto"/>
+              <w:jc w:val="left"/>
+            </w:pPr>
+            <w:r>
+              <w:rPr>
+                <w:rFonts w:ascii="Times New Roman" w:hAnsi="Times New Roman"/>
+                <w:sz w:val="20"/>
+              </w:rPr>
+              <w:t xml:space="preserve">τ = 0</w:t>
+            </w:r>
+          </w:p>
+        </w:tc>
+        <w:tc>
+          <w:tcPr>
+            <w:tcW w:type="dxa" w:w="1968"/>
+          </w:tcPr>
+          <w:p>
+            <w:pPr>
+              <w:pStyle w:val="Compact"/>
+              <w:spacing w:line="240" w:lineRule="auto"/>
+              <w:jc w:val="center"/>
+            </w:pPr>
+            <w:r>
+              <w:rPr>
+                <w:rFonts w:ascii="Times New Roman" w:hAnsi="Times New Roman"/>
+                <w:sz w:val="20"/>
+              </w:rPr>
+              <w:t xml:space="preserve">+0.073</w:t>
+            </w:r>
+          </w:p>
+        </w:tc>
+        <w:tc>
+          <w:tcPr>
+            <w:tcW w:type="dxa" w:w="1968"/>
+          </w:tcPr>
+          <w:p>
+            <w:pPr>
+              <w:pStyle w:val="Compact"/>
+              <w:spacing w:line="240" w:lineRule="auto"/>
+              <w:jc w:val="center"/>
+            </w:pPr>
+            <w:r>
+              <w:rPr>
+                <w:rFonts w:ascii="Times New Roman" w:hAnsi="Times New Roman"/>
+                <w:sz w:val="20"/>
+              </w:rPr>
+              <w:t xml:space="preserve">+0.256</w:t>
+            </w:r>
+          </w:p>
+        </w:tc>
+      </w:tr>
+      <w:tr>
+        <w:tc>
+          <w:tcPr>
+            <w:tcW w:type="dxa" w:w="3456"/>
+          </w:tcPr>
+          <w:p>
+            <w:pPr>
+              <w:pStyle w:val="Compact"/>
+              <w:spacing w:line="240" w:lineRule="auto"/>
+              <w:jc w:val="left"/>
+            </w:pPr>
+            <w:r>
+              <w:rPr>
+                <w:rFonts w:ascii="Times New Roman" w:hAnsi="Times New Roman"/>
+                <w:sz w:val="20"/>
+              </w:rPr>
+              <w:t xml:space="preserve">Rank-8 update</w:t>
+            </w:r>
+          </w:p>
+        </w:tc>
+        <w:tc>
+          <w:tcPr>
+            <w:tcW w:type="dxa" w:w="1968"/>
+          </w:tcPr>
+          <w:p>
+            <w:pPr>
+              <w:pStyle w:val="Compact"/>
+              <w:spacing w:line="240" w:lineRule="auto"/>
+              <w:jc w:val="left"/>
+            </w:pPr>
+            <w:r>
+              <w:rPr>
+                <w:rFonts w:ascii="Times New Roman" w:hAnsi="Times New Roman"/>
+                <w:sz w:val="20"/>
+              </w:rPr>
+              <w:t xml:space="preserve">τ = 0.5</w:t>
+            </w:r>
+          </w:p>
+        </w:tc>
+        <w:tc>
+          <w:tcPr>
+            <w:tcW w:type="dxa" w:w="1968"/>
+          </w:tcPr>
+          <w:p>
+            <w:pPr>
+              <w:pStyle w:val="Compact"/>
+              <w:spacing w:line="240" w:lineRule="auto"/>
+              <w:jc w:val="center"/>
+            </w:pPr>
+            <w:r>
+              <w:rPr>
+                <w:rFonts w:ascii="Times New Roman" w:hAnsi="Times New Roman"/>
+                <w:sz w:val="20"/>
+              </w:rPr>
+              <w:t xml:space="preserve">+0.094</w:t>
+            </w:r>
+          </w:p>
+        </w:tc>
+        <w:tc>
+          <w:tcPr>
+            <w:tcW w:type="dxa" w:w="1968"/>
+          </w:tcPr>
+          <w:p>
+            <w:pPr>
+              <w:pStyle w:val="Compact"/>
+              <w:spacing w:line="240" w:lineRule="auto"/>
+              <w:jc w:val="center"/>
+            </w:pPr>
+            <w:r>
+              <w:rPr>
+                <w:rFonts w:ascii="Times New Roman" w:hAnsi="Times New Roman"/>
+                <w:sz w:val="20"/>
+              </w:rPr>
+              <w:t xml:space="preserve">+0.287</w:t>
+            </w:r>
+          </w:p>
+        </w:tc>
+      </w:tr>
+      <w:tr>
+        <w:tc>
+          <w:tcPr>
+            <w:tcW w:type="dxa" w:w="3456"/>
+          </w:tcPr>
+          <w:p>
+            <w:pPr>
+              <w:pStyle w:val="Compact"/>
+              <w:spacing w:line="240" w:lineRule="auto"/>
+              <w:jc w:val="left"/>
+            </w:pPr>
+            <w:r>
+              <w:rPr>
+                <w:rFonts w:ascii="Times New Roman" w:hAnsi="Times New Roman"/>
+                <w:sz w:val="20"/>
+              </w:rPr>
+              <w:t xml:space="preserve">Rank-8 update</w:t>
+            </w:r>
+          </w:p>
+        </w:tc>
+        <w:tc>
+          <w:tcPr>
+            <w:tcW w:type="dxa" w:w="1968"/>
+          </w:tcPr>
+          <w:p>
+            <w:pPr>
+              <w:pStyle w:val="Compact"/>
+              <w:spacing w:line="240" w:lineRule="auto"/>
+              <w:jc w:val="left"/>
+            </w:pPr>
+            <w:r>
+              <w:rPr>
+                <w:rFonts w:ascii="Times New Roman" w:hAnsi="Times New Roman"/>
+                <w:sz w:val="20"/>
+              </w:rPr>
+              <w:t xml:space="preserve">τ = 0.9</w:t>
+            </w:r>
+          </w:p>
+        </w:tc>
+        <w:tc>
+          <w:tcPr>
+            <w:tcW w:type="dxa" w:w="1968"/>
+          </w:tcPr>
+          <w:p>
+            <w:pPr>
+              <w:pStyle w:val="Compact"/>
+              <w:spacing w:line="240" w:lineRule="auto"/>
+              <w:jc w:val="center"/>
+            </w:pPr>
+            <w:r>
+              <w:rPr>
+                <w:rFonts w:ascii="Times New Roman" w:hAnsi="Times New Roman"/>
+                <w:sz w:val="20"/>
+              </w:rPr>
+              <w:t xml:space="preserve">+0.125</w:t>
+            </w:r>
+          </w:p>
+        </w:tc>
+        <w:tc>
+          <w:tcPr>
+            <w:tcW w:type="dxa" w:w="1968"/>
+          </w:tcPr>
+          <w:p>
+            <w:pPr>
+              <w:pStyle w:val="Compact"/>
+              <w:spacing w:line="240" w:lineRule="auto"/>
+              <w:jc w:val="center"/>
+            </w:pPr>
+            <w:r>
+              <w:rPr>
+                <w:rFonts w:ascii="Times New Roman" w:hAnsi="Times New Roman"/>
+                <w:sz w:val="20"/>
+              </w:rPr>
+              <w:t xml:space="preserve">+0.331</w:t>
+            </w:r>
+          </w:p>
+        </w:tc>
+      </w:tr>
+    </w:tbl>
+    <w:p>
+      <w:pPr>
+        <w:pStyle w:val="BodyText"/>
+      </w:pPr>
+      <w:r>
+        <w:t xml:space="preserve">In simulation ACT keeps a gain of 0.05 to 0.33 under both upgrade types and every task overlap (Table 6), so neither the upgrade type nor the task mismatch explains the exception. Calibrating on prompt and answer tokens leaves ACT level with copy on the smallest Pythia upgrade (</w:t>
+      </w:r>
+      <m:oMath>
+        <m:sSub>
+          <m:e>
+            <m:r>
+              <m:t>R</m:t>
+            </m:r>
+          </m:e>
+          <m:sub>
+            <m:r>
+              <m:t>C</m:t>
+            </m:r>
+          </m:sub>
+        </m:sSub>
+        <m:r>
+          <m:rPr>
+            <m:sty m:val="p"/>
+          </m:rPr>
+          <m:t>=</m:t>
+        </m:r>
+        <m:r>
+          <m:t>0.958</m:t>
+        </m:r>
+      </m:oMath>
+      <w:r>
+        <w:t xml:space="preserve">,</w:t>
+      </w:r>
+      <w:r>
+        <w:t xml:space="preserve"> </w:t>
+      </w:r>
+      <m:oMath>
+        <m:sSub>
+          <m:e>
+            <m:r>
+              <m:t>R</m:t>
+            </m:r>
+          </m:e>
+          <m:sub>
+            <m:r>
+              <m:t>A</m:t>
+            </m:r>
+          </m:sub>
+        </m:sSub>
+        <m:r>
+          <m:rPr>
+            <m:sty m:val="p"/>
+          </m:rPr>
+          <m:t>=</m:t>
+        </m:r>
+        <m:r>
+          <m:t>0.955</m:t>
+        </m:r>
+      </m:oMath>
+      <w:r>
+        <w:t xml:space="preserve">), but that test has limited power because copy already recovers 96% there, and it does not bear on SmolLM2.</w:t>
+      </w:r>
+      <w:r>
+        <w:t xml:space="preserve"> </w:t>
+      </w:r>
+      <w:r>
+        <w:t xml:space="preserve">We therefore have not identified why ACT fails on the instruction-tuned pair. Untested candidates include the upgrade type itself (continued pre-training against instruction tuning), model scale, properties of real transformers absent from the simulation (residual connections, normalization, attention), and the fact that LoRA’s</w:t>
       </w:r>
       <w:r>
         <w:t xml:space="preserve"> </w:t>
@@ -10874,13 +12228,7 @@
         <w:t xml:space="preserve"> </w:t>
       </w:r>
       <w:r>
-        <w:t xml:space="preserve">matrix stays close to its initialization</w:t>
-      </w:r>
-      <w:r>
-        <w:t xml:space="preserve"> </w:t>
-      </w:r>
-      <w:r>
-        <w:t xml:space="preserve">in short fine-tuning, which would make an</w:t>
+        <w:t xml:space="preserve">matrix stays close to its initialization in short fine-tuning, which would make an</w:t>
       </w:r>
       <w:r>
         <w:t xml:space="preserve"> </w:t>
@@ -10891,7 +12239,7 @@
         </m:r>
       </m:oMath>
       <w:r>
-        <w:t xml:space="preserve">-only correction uninformative. The Pythia calibration test also has limited power, because copy already recovers 96% there.</w:t>
+        <w:t xml:space="preserve">-only correction less informative. The honest summary is that ACT helped where we expected it to and did not where copy was already adequate or, in one case, where it was not.</w:t>
       </w:r>
     </w:p>
     <w:bookmarkEnd w:id="27"/>
@@ -10944,15 +12292,27 @@
         <w:t xml:space="preserve"> </w:t>
       </w:r>
       <w:r>
-        <w:t xml:space="preserve">year, barrier shift of Broadie et al., 1997) for the</w:t>
-      </w:r>
-      <w:r>
-        <w:t xml:space="preserve"> </w:t>
-      </w:r>
-      <m:oMath>
-        <m:r>
-          <m:t>s</m:t>
-        </m:r>
+        <w:t xml:space="preserve">year, barrier shift of Broadie et al., 1997) using the measured recovery rates and cost ratio of the large Pythia upgrade</w:t>
+      </w:r>
+      <w:r>
+        <w:t xml:space="preserve"> </w:t>
+      </w:r>
+      <w:r>
+        <w:t xml:space="preserve">(</w:t>
+      </w:r>
+      <m:oMath>
+        <m:sSub>
+          <m:e>
+            <m:r>
+              <m:t>R</m:t>
+            </m:r>
+          </m:e>
+          <m:sub>
+            <m:r>
+              <m:t>C</m:t>
+            </m:r>
+          </m:sub>
+        </m:sSub>
         <m:r>
           <m:rPr>
             <m:sty m:val="p"/>
@@ -10960,20 +12320,81 @@
           <m:t>=</m:t>
         </m:r>
         <m:r>
-          <m:t>0.8</m:t>
-        </m:r>
-      </m:oMath>
-      <w:r>
-        <w:t xml:space="preserve"> </w:t>
-      </w:r>
-      <w:r>
-        <w:t xml:space="preserve">recovery</w:t>
-      </w:r>
-      <w:r>
-        <w:t xml:space="preserve"> </w:t>
-      </w:r>
-      <w:r>
-        <w:t xml:space="preserve">rates. Epoch lengths keep the mean</w:t>
+          <m:t>0.319</m:t>
+        </m:r>
+      </m:oMath>
+      <w:r>
+        <w:t xml:space="preserve">,</w:t>
+      </w:r>
+      <w:r>
+        <w:t xml:space="preserve"> </w:t>
+      </w:r>
+      <m:oMath>
+        <m:sSub>
+          <m:e>
+            <m:r>
+              <m:t>R</m:t>
+            </m:r>
+          </m:e>
+          <m:sub>
+            <m:r>
+              <m:t>A</m:t>
+            </m:r>
+          </m:sub>
+        </m:sSub>
+        <m:r>
+          <m:rPr>
+            <m:sty m:val="p"/>
+          </m:rPr>
+          <m:t>=</m:t>
+        </m:r>
+        <m:r>
+          <m:t>0.717</m:t>
+        </m:r>
+      </m:oMath>
+      <w:r>
+        <w:t xml:space="preserve">,</w:t>
+      </w:r>
+      <w:r>
+        <w:t xml:space="preserve"> </w:t>
+      </w:r>
+      <m:oMath>
+        <m:sSub>
+          <m:e>
+            <m:r>
+              <m:t>C</m:t>
+            </m:r>
+          </m:e>
+          <m:sub>
+            <m:r>
+              <m:t>A</m:t>
+            </m:r>
+          </m:sub>
+        </m:sSub>
+        <m:r>
+          <m:rPr>
+            <m:sty m:val="p"/>
+          </m:rPr>
+          <m:t>=</m:t>
+        </m:r>
+        <m:r>
+          <m:t>0.36</m:t>
+        </m:r>
+        <m:sSub>
+          <m:e>
+            <m:r>
+              <m:t>C</m:t>
+            </m:r>
+          </m:e>
+          <m:sub>
+            <m:r>
+              <m:t>N</m:t>
+            </m:r>
+          </m:sub>
+        </m:sSub>
+      </m:oMath>
+      <w:r>
+        <w:t xml:space="preserve">). Epoch lengths keep the mean</w:t>
       </w:r>
       <w:r>
         <w:t xml:space="preserve"> </w:t>
@@ -11116,7 +12537,7 @@
         <w:t xml:space="preserve"> </w:t>
       </w:r>
       <w:r>
-        <w:t xml:space="preserve">closed form within simulation error (for example, 0.2740</w:t>
+        <w:t xml:space="preserve">closed form within simulation error (for example, 0.3651</w:t>
       </w:r>
       <w:r>
         <w:t xml:space="preserve"> </w:t>
@@ -11133,7 +12554,7 @@
         <w:t xml:space="preserve"> </w:t>
       </w:r>
       <w:r>
-        <w:t xml:space="preserve">0.0015 versus 0.2722 at</w:t>
+        <w:t xml:space="preserve">0.0020 versus 0.3624 at</w:t>
       </w:r>
       <w:r>
         <w:t xml:space="preserve"> </w:t>
@@ -11173,24 +12594,7 @@
         <w:pStyle w:val="TableCaption"/>
       </w:pPr>
       <w:r>
-        <w:t xml:space="preserve">Optimal ACT threshold, cost of using the Poisson threshold, and ACT-optimal region (</w:t>
-      </w:r>
-      <m:oMath>
-        <m:r>
-          <m:t>s</m:t>
-        </m:r>
-        <m:r>
-          <m:rPr>
-            <m:sty m:val="p"/>
-          </m:rPr>
-          <m:t>=</m:t>
-        </m:r>
-        <m:r>
-          <m:t>0.8</m:t>
-        </m:r>
-      </m:oMath>
-      <w:r>
-        <w:t xml:space="preserve">).</w:t>
+        <w:t xml:space="preserve">Optimal ACT threshold, cost of using the Poisson threshold, and ACT-optimal region (large Pythia upgrade).</w:t>
       </w:r>
     </w:p>
     <w:tbl>
@@ -11199,19 +12603,19 @@
         <w:tblW w:type="dxa" w:w="9360"/>
         <w:tblLook w:firstRow="1" w:lastRow="0" w:firstColumn="0" w:lastColumn="0" w:noHBand="0" w:noVBand="0" w:val="0020"/>
         <w:jc w:val="start"/>
-        <w:tblCaption w:val="Optimal ACT threshold, cost of using the Poisson threshold, and ACT-optimal region (s=0.8)."/>
+        <w:tblCaption w:val="Optimal ACT threshold, cost of using the Poisson threshold, and ACT-optimal region (large Pythia upgrade)."/>
+        <w:tblLayout w:type="fixed"/>
         <w:tblBorders>
           <w:top w:val="single" w:sz="12" w:color="000000"/>
           <w:bottom w:val="single" w:sz="12" w:color="000000"/>
         </w:tblBorders>
-        <w:tblLayout w:type="fixed"/>
       </w:tblPr>
       <w:tblGrid>
-        <w:gridCol w:w="3168"/>
-        <w:gridCol w:w="1548"/>
-        <w:gridCol w:w="1548"/>
-        <w:gridCol w:w="1548"/>
-        <w:gridCol w:w="1548"/>
+        <w:gridCol w:w="3456"/>
+        <w:gridCol w:w="1475"/>
+        <w:gridCol w:w="1475"/>
+        <w:gridCol w:w="1475"/>
+        <w:gridCol w:w="1475"/>
       </w:tblGrid>
       <w:tr>
         <w:trPr>
@@ -11219,7 +12623,7 @@
         </w:trPr>
         <w:tc>
           <w:tcPr>
-            <w:tcW w:type="dxa" w:w="3168"/>
+            <w:tcW w:type="dxa" w:w="3456"/>
             <w:tcBorders>
               <w:bottom w:val="single" w:sz="6" w:color="000000"/>
             </w:tcBorders>
@@ -11241,7 +12645,7 @@
         </w:tc>
         <w:tc>
           <w:tcPr>
-            <w:tcW w:type="dxa" w:w="1548"/>
+            <w:tcW w:type="dxa" w:w="1476"/>
             <w:tcBorders>
               <w:bottom w:val="single" w:sz="6" w:color="000000"/>
             </w:tcBorders>
@@ -11271,7 +12675,7 @@
         </w:tc>
         <w:tc>
           <w:tcPr>
-            <w:tcW w:type="dxa" w:w="1548"/>
+            <w:tcW w:type="dxa" w:w="1476"/>
             <w:tcBorders>
               <w:bottom w:val="single" w:sz="6" w:color="000000"/>
             </w:tcBorders>
@@ -11293,7 +12697,7 @@
         </w:tc>
         <w:tc>
           <w:tcPr>
-            <w:tcW w:type="dxa" w:w="1548"/>
+            <w:tcW w:type="dxa" w:w="1476"/>
             <w:tcBorders>
               <w:bottom w:val="single" w:sz="6" w:color="000000"/>
             </w:tcBorders>
@@ -11315,7 +12719,7 @@
         </w:tc>
         <w:tc>
           <w:tcPr>
-            <w:tcW w:type="dxa" w:w="1548"/>
+            <w:tcW w:type="dxa" w:w="1476"/>
             <w:tcBorders>
               <w:bottom w:val="single" w:sz="6" w:color="000000"/>
             </w:tcBorders>
@@ -11339,7 +12743,7 @@
       <w:tr>
         <w:tc>
           <w:tcPr>
-            <w:tcW w:type="dxa" w:w="3168"/>
+            <w:tcW w:type="dxa" w:w="3456"/>
           </w:tcPr>
           <w:p>
             <w:pPr>
@@ -11358,7 +12762,7 @@
         </w:tc>
         <w:tc>
           <w:tcPr>
-            <w:tcW w:type="dxa" w:w="1548"/>
+            <w:tcW w:type="dxa" w:w="1476"/>
           </w:tcPr>
           <w:p>
             <w:pPr>
@@ -11371,13 +12775,13 @@
                 <w:rFonts w:ascii="Times New Roman" w:hAnsi="Times New Roman"/>
                 <w:sz w:val="20"/>
               </w:rPr>
-              <w:t xml:space="preserve">7.96</w:t>
-            </w:r>
-          </w:p>
-        </w:tc>
-        <w:tc>
-          <w:tcPr>
-            <w:tcW w:type="dxa" w:w="1548"/>
+              <w:t xml:space="preserve">8.68</w:t>
+            </w:r>
+          </w:p>
+        </w:tc>
+        <w:tc>
+          <w:tcPr>
+            <w:tcW w:type="dxa" w:w="1476"/>
           </w:tcPr>
           <w:p>
             <w:pPr>
@@ -11396,7 +12800,7 @@
         </w:tc>
         <w:tc>
           <w:tcPr>
-            <w:tcW w:type="dxa" w:w="1548"/>
+            <w:tcW w:type="dxa" w:w="1476"/>
           </w:tcPr>
           <w:p>
             <w:pPr>
@@ -11415,7 +12819,7 @@
         </w:tc>
         <w:tc>
           <w:tcPr>
-            <w:tcW w:type="dxa" w:w="1548"/>
+            <w:tcW w:type="dxa" w:w="1476"/>
           </w:tcPr>
           <w:p>
             <w:pPr>
@@ -11428,7 +12832,7 @@
                 <w:rFonts w:ascii="Times New Roman" w:hAnsi="Times New Roman"/>
                 <w:sz w:val="20"/>
               </w:rPr>
-              <w:t xml:space="preserve">[0.47, 6.79)</w:t>
+              <w:t xml:space="preserve">[1.77, 4.36)</w:t>
             </w:r>
           </w:p>
         </w:tc>
@@ -11436,7 +12840,7 @@
       <w:tr>
         <w:tc>
           <w:tcPr>
-            <w:tcW w:type="dxa" w:w="3168"/>
+            <w:tcW w:type="dxa" w:w="3456"/>
           </w:tcPr>
           <w:p>
             <w:pPr>
@@ -11455,7 +12859,7 @@
         </w:tc>
         <w:tc>
           <w:tcPr>
-            <w:tcW w:type="dxa" w:w="1548"/>
+            <w:tcW w:type="dxa" w:w="1476"/>
           </w:tcPr>
           <w:p>
             <w:pPr>
@@ -11468,13 +12872,13 @@
                 <w:rFonts w:ascii="Times New Roman" w:hAnsi="Times New Roman"/>
                 <w:sz w:val="20"/>
               </w:rPr>
-              <w:t xml:space="preserve">6.24</w:t>
-            </w:r>
-          </w:p>
-        </w:tc>
-        <w:tc>
-          <w:tcPr>
-            <w:tcW w:type="dxa" w:w="1548"/>
+              <w:t xml:space="preserve">6.68</w:t>
+            </w:r>
+          </w:p>
+        </w:tc>
+        <w:tc>
+          <w:tcPr>
+            <w:tcW w:type="dxa" w:w="1476"/>
           </w:tcPr>
           <w:p>
             <w:pPr>
@@ -11487,13 +12891,13 @@
                 <w:rFonts w:ascii="Times New Roman" w:hAnsi="Times New Roman"/>
                 <w:sz w:val="20"/>
               </w:rPr>
-              <w:t xml:space="preserve">0.8%</w:t>
-            </w:r>
-          </w:p>
-        </w:tc>
-        <w:tc>
-          <w:tcPr>
-            <w:tcW w:type="dxa" w:w="1548"/>
+              <w:t xml:space="preserve">0.5%</w:t>
+            </w:r>
+          </w:p>
+        </w:tc>
+        <w:tc>
+          <w:tcPr>
+            <w:tcW w:type="dxa" w:w="1476"/>
           </w:tcPr>
           <w:p>
             <w:pPr>
@@ -11512,7 +12916,7 @@
         </w:tc>
         <w:tc>
           <w:tcPr>
-            <w:tcW w:type="dxa" w:w="1548"/>
+            <w:tcW w:type="dxa" w:w="1476"/>
           </w:tcPr>
           <w:p>
             <w:pPr>
@@ -11525,7 +12929,7 @@
                 <w:rFonts w:ascii="Times New Roman" w:hAnsi="Times New Roman"/>
                 <w:sz w:val="20"/>
               </w:rPr>
-              <w:t xml:space="preserve">[0.48, 6.79)</w:t>
+              <w:t xml:space="preserve">[2.19, 5.06)</w:t>
             </w:r>
           </w:p>
         </w:tc>
@@ -11533,7 +12937,7 @@
       <w:tr>
         <w:tc>
           <w:tcPr>
-            <w:tcW w:type="dxa" w:w="3168"/>
+            <w:tcW w:type="dxa" w:w="3456"/>
           </w:tcPr>
           <w:p>
             <w:pPr>
@@ -11552,7 +12956,7 @@
         </w:tc>
         <w:tc>
           <w:tcPr>
-            <w:tcW w:type="dxa" w:w="1548"/>
+            <w:tcW w:type="dxa" w:w="1476"/>
           </w:tcPr>
           <w:p>
             <w:pPr>
@@ -11565,13 +12969,13 @@
                 <w:rFonts w:ascii="Times New Roman" w:hAnsi="Times New Roman"/>
                 <w:sz w:val="20"/>
               </w:rPr>
-              <w:t xml:space="preserve">6.24</w:t>
-            </w:r>
-          </w:p>
-        </w:tc>
-        <w:tc>
-          <w:tcPr>
-            <w:tcW w:type="dxa" w:w="1548"/>
+              <w:t xml:space="preserve">6.68</w:t>
+            </w:r>
+          </w:p>
+        </w:tc>
+        <w:tc>
+          <w:tcPr>
+            <w:tcW w:type="dxa" w:w="1476"/>
           </w:tcPr>
           <w:p>
             <w:pPr>
@@ -11584,13 +12988,13 @@
                 <w:rFonts w:ascii="Times New Roman" w:hAnsi="Times New Roman"/>
                 <w:sz w:val="20"/>
               </w:rPr>
-              <w:t xml:space="preserve">1.4%</w:t>
-            </w:r>
-          </w:p>
-        </w:tc>
-        <w:tc>
-          <w:tcPr>
-            <w:tcW w:type="dxa" w:w="1548"/>
+              <w:t xml:space="preserve">0.7%</w:t>
+            </w:r>
+          </w:p>
+        </w:tc>
+        <w:tc>
+          <w:tcPr>
+            <w:tcW w:type="dxa" w:w="1476"/>
           </w:tcPr>
           <w:p>
             <w:pPr>
@@ -11603,13 +13007,13 @@
                 <w:rFonts w:ascii="Times New Roman" w:hAnsi="Times New Roman"/>
                 <w:sz w:val="20"/>
               </w:rPr>
-              <w:t xml:space="preserve">2.4%</w:t>
-            </w:r>
-          </w:p>
-        </w:tc>
-        <w:tc>
-          <w:tcPr>
-            <w:tcW w:type="dxa" w:w="1548"/>
+              <w:t xml:space="preserve">2.3%</w:t>
+            </w:r>
+          </w:p>
+        </w:tc>
+        <w:tc>
+          <w:tcPr>
+            <w:tcW w:type="dxa" w:w="1476"/>
           </w:tcPr>
           <w:p>
             <w:pPr>
@@ -11622,7 +13026,7 @@
                 <w:rFonts w:ascii="Times New Roman" w:hAnsi="Times New Roman"/>
                 <w:sz w:val="20"/>
               </w:rPr>
-              <w:t xml:space="preserve">[0.53, 6.93)</w:t>
+              <w:t xml:space="preserve">[2.23, 5.38)</w:t>
             </w:r>
           </w:p>
         </w:tc>
@@ -11630,7 +13034,7 @@
       <w:tr>
         <w:tc>
           <w:tcPr>
-            <w:tcW w:type="dxa" w:w="3168"/>
+            <w:tcW w:type="dxa" w:w="3456"/>
           </w:tcPr>
           <w:p>
             <w:pPr>
@@ -11649,7 +13053,7 @@
         </w:tc>
         <w:tc>
           <w:tcPr>
-            <w:tcW w:type="dxa" w:w="1548"/>
+            <w:tcW w:type="dxa" w:w="1476"/>
           </w:tcPr>
           <w:p>
             <w:pPr>
@@ -11662,13 +13066,13 @@
                 <w:rFonts w:ascii="Times New Roman" w:hAnsi="Times New Roman"/>
                 <w:sz w:val="20"/>
               </w:rPr>
-              <w:t xml:space="preserve">17.45^</w:t>
-            </w:r>
-          </w:p>
-        </w:tc>
-        <w:tc>
-          <w:tcPr>
-            <w:tcW w:type="dxa" w:w="1548"/>
+              <w:t xml:space="preserve">16.70†</w:t>
+            </w:r>
+          </w:p>
+        </w:tc>
+        <w:tc>
+          <w:tcPr>
+            <w:tcW w:type="dxa" w:w="1476"/>
           </w:tcPr>
           <w:p>
             <w:pPr>
@@ -11681,13 +13085,13 @@
                 <w:rFonts w:ascii="Times New Roman" w:hAnsi="Times New Roman"/>
                 <w:sz w:val="20"/>
               </w:rPr>
-              <w:t xml:space="preserve">0.3%</w:t>
-            </w:r>
-          </w:p>
-        </w:tc>
-        <w:tc>
-          <w:tcPr>
-            <w:tcW w:type="dxa" w:w="1548"/>
+              <w:t xml:space="preserve">0.1%</w:t>
+            </w:r>
+          </w:p>
+        </w:tc>
+        <w:tc>
+          <w:tcPr>
+            <w:tcW w:type="dxa" w:w="1476"/>
           </w:tcPr>
           <w:p>
             <w:pPr>
@@ -11706,7 +13110,7 @@
         </w:tc>
         <w:tc>
           <w:tcPr>
-            <w:tcW w:type="dxa" w:w="1548"/>
+            <w:tcW w:type="dxa" w:w="1476"/>
           </w:tcPr>
           <w:p>
             <w:pPr>
@@ -11719,7 +13123,7 @@
                 <w:rFonts w:ascii="Times New Roman" w:hAnsi="Times New Roman"/>
                 <w:sz w:val="20"/>
               </w:rPr>
-              <w:t xml:space="preserve">[0.48, 5.93)</w:t>
+              <w:t xml:space="preserve">[1.73, 4.34)</w:t>
             </w:r>
           </w:p>
         </w:tc>
@@ -11727,7 +13131,7 @@
       <w:tr>
         <w:tc>
           <w:tcPr>
-            <w:tcW w:type="dxa" w:w="3168"/>
+            <w:tcW w:type="dxa" w:w="3456"/>
           </w:tcPr>
           <w:p>
             <w:pPr>
@@ -11746,7 +13150,7 @@
         </w:tc>
         <w:tc>
           <w:tcPr>
-            <w:tcW w:type="dxa" w:w="1548"/>
+            <w:tcW w:type="dxa" w:w="1476"/>
           </w:tcPr>
           <w:p>
             <w:pPr>
@@ -11759,13 +13163,13 @@
                 <w:rFonts w:ascii="Times New Roman" w:hAnsi="Times New Roman"/>
                 <w:sz w:val="20"/>
               </w:rPr>
-              <w:t xml:space="preserve">19.89^</w:t>
-            </w:r>
-          </w:p>
-        </w:tc>
-        <w:tc>
-          <w:tcPr>
-            <w:tcW w:type="dxa" w:w="1548"/>
+              <w:t xml:space="preserve">19.04†</w:t>
+            </w:r>
+          </w:p>
+        </w:tc>
+        <w:tc>
+          <w:tcPr>
+            <w:tcW w:type="dxa" w:w="1476"/>
           </w:tcPr>
           <w:p>
             <w:pPr>
@@ -11778,13 +13182,13 @@
                 <w:rFonts w:ascii="Times New Roman" w:hAnsi="Times New Roman"/>
                 <w:sz w:val="20"/>
               </w:rPr>
-              <w:t xml:space="preserve">0.4%</w:t>
-            </w:r>
-          </w:p>
-        </w:tc>
-        <w:tc>
-          <w:tcPr>
-            <w:tcW w:type="dxa" w:w="1548"/>
+              <w:t xml:space="preserve">0.1%</w:t>
+            </w:r>
+          </w:p>
+        </w:tc>
+        <w:tc>
+          <w:tcPr>
+            <w:tcW w:type="dxa" w:w="1476"/>
           </w:tcPr>
           <w:p>
             <w:pPr>
@@ -11797,13 +13201,13 @@
                 <w:rFonts w:ascii="Times New Roman" w:hAnsi="Times New Roman"/>
                 <w:sz w:val="20"/>
               </w:rPr>
-              <w:t xml:space="preserve">0.5%</w:t>
-            </w:r>
-          </w:p>
-        </w:tc>
-        <w:tc>
-          <w:tcPr>
-            <w:tcW w:type="dxa" w:w="1548"/>
+              <w:t xml:space="preserve">0.6%</w:t>
+            </w:r>
+          </w:p>
+        </w:tc>
+        <w:tc>
+          <w:tcPr>
+            <w:tcW w:type="dxa" w:w="1476"/>
           </w:tcPr>
           <w:p>
             <w:pPr>
@@ -11816,7 +13220,7 @@
                 <w:rFonts w:ascii="Times New Roman" w:hAnsi="Times New Roman"/>
                 <w:sz w:val="20"/>
               </w:rPr>
-              <w:t xml:space="preserve">[0.48, 5.99)</w:t>
+              <w:t xml:space="preserve">[1.75, 4.40)</w:t>
             </w:r>
           </w:p>
         </w:tc>
@@ -11824,7 +13228,7 @@
       <w:tr>
         <w:tc>
           <w:tcPr>
-            <w:tcW w:type="dxa" w:w="3168"/>
+            <w:tcW w:type="dxa" w:w="3456"/>
           </w:tcPr>
           <w:p>
             <w:pPr>
@@ -11843,7 +13247,7 @@
         </w:tc>
         <w:tc>
           <w:tcPr>
-            <w:tcW w:type="dxa" w:w="1548"/>
+            <w:tcW w:type="dxa" w:w="1476"/>
           </w:tcPr>
           <w:p>
             <w:pPr>
@@ -11856,13 +13260,13 @@
                 <w:rFonts w:ascii="Times New Roman" w:hAnsi="Times New Roman"/>
                 <w:sz w:val="20"/>
               </w:rPr>
-              <w:t xml:space="preserve">8.11</w:t>
-            </w:r>
-          </w:p>
-        </w:tc>
-        <w:tc>
-          <w:tcPr>
-            <w:tcW w:type="dxa" w:w="1548"/>
+              <w:t xml:space="preserve">9.01</w:t>
+            </w:r>
+          </w:p>
+        </w:tc>
+        <w:tc>
+          <w:tcPr>
+            <w:tcW w:type="dxa" w:w="1476"/>
           </w:tcPr>
           <w:p>
             <w:pPr>
@@ -11881,7 +13285,7 @@
         </w:tc>
         <w:tc>
           <w:tcPr>
-            <w:tcW w:type="dxa" w:w="1548"/>
+            <w:tcW w:type="dxa" w:w="1476"/>
           </w:tcPr>
           <w:p>
             <w:pPr>
@@ -11900,7 +13304,7 @@
         </w:tc>
         <w:tc>
           <w:tcPr>
-            <w:tcW w:type="dxa" w:w="1548"/>
+            <w:tcW w:type="dxa" w:w="1476"/>
           </w:tcPr>
           <w:p>
             <w:pPr>
@@ -11913,7 +13317,7 @@
                 <w:rFonts w:ascii="Times New Roman" w:hAnsi="Times New Roman"/>
                 <w:sz w:val="20"/>
               </w:rPr>
-              <w:t xml:space="preserve">[0.47, 7.03)</w:t>
+              <w:t xml:space="preserve">[1.88, 4.56)</w:t>
             </w:r>
           </w:p>
         </w:tc>
@@ -11921,7 +13325,7 @@
       <w:tr>
         <w:tc>
           <w:tcPr>
-            <w:tcW w:type="dxa" w:w="3168"/>
+            <w:tcW w:type="dxa" w:w="3456"/>
           </w:tcPr>
           <w:p>
             <w:pPr>
@@ -11940,7 +13344,7 @@
         </w:tc>
         <w:tc>
           <w:tcPr>
-            <w:tcW w:type="dxa" w:w="1548"/>
+            <w:tcW w:type="dxa" w:w="1476"/>
           </w:tcPr>
           <w:p>
             <w:pPr>
@@ -11953,13 +13357,13 @@
                 <w:rFonts w:ascii="Times New Roman" w:hAnsi="Times New Roman"/>
                 <w:sz w:val="20"/>
               </w:rPr>
-              <w:t xml:space="preserve">9.07</w:t>
-            </w:r>
-          </w:p>
-        </w:tc>
-        <w:tc>
-          <w:tcPr>
-            <w:tcW w:type="dxa" w:w="1548"/>
+              <w:t xml:space="preserve">9.90</w:t>
+            </w:r>
+          </w:p>
+        </w:tc>
+        <w:tc>
+          <w:tcPr>
+            <w:tcW w:type="dxa" w:w="1476"/>
           </w:tcPr>
           <w:p>
             <w:pPr>
@@ -11972,13 +13376,32 @@
                 <w:rFonts w:ascii="Times New Roman" w:hAnsi="Times New Roman"/>
                 <w:sz w:val="20"/>
               </w:rPr>
+              <w:t xml:space="preserve">0.0%</w:t>
+            </w:r>
+          </w:p>
+        </w:tc>
+        <w:tc>
+          <w:tcPr>
+            <w:tcW w:type="dxa" w:w="1476"/>
+          </w:tcPr>
+          <w:p>
+            <w:pPr>
+              <w:pStyle w:val="Compact"/>
+              <w:spacing w:line="240" w:lineRule="auto"/>
+              <w:jc w:val="center"/>
+            </w:pPr>
+            <w:r>
+              <w:rPr>
+                <w:rFonts w:ascii="Times New Roman" w:hAnsi="Times New Roman"/>
+                <w:sz w:val="20"/>
+              </w:rPr>
               <w:t xml:space="preserve">0.1%</w:t>
             </w:r>
           </w:p>
         </w:tc>
         <w:tc>
           <w:tcPr>
-            <w:tcW w:type="dxa" w:w="1548"/>
+            <w:tcW w:type="dxa" w:w="1476"/>
           </w:tcPr>
           <w:p>
             <w:pPr>
@@ -11991,26 +13414,7 @@
                 <w:rFonts w:ascii="Times New Roman" w:hAnsi="Times New Roman"/>
                 <w:sz w:val="20"/>
               </w:rPr>
-              <w:t xml:space="preserve">0.1%</w:t>
-            </w:r>
-          </w:p>
-        </w:tc>
-        <w:tc>
-          <w:tcPr>
-            <w:tcW w:type="dxa" w:w="1548"/>
-          </w:tcPr>
-          <w:p>
-            <w:pPr>
-              <w:pStyle w:val="Compact"/>
-              <w:spacing w:line="240" w:lineRule="auto"/>
-              <w:jc w:val="center"/>
-            </w:pPr>
-            <w:r>
-              <w:rPr>
-                <w:rFonts w:ascii="Times New Roman" w:hAnsi="Times New Roman"/>
-                <w:sz w:val="20"/>
-              </w:rPr>
-              <w:t xml:space="preserve">[0.48, 7.95)</w:t>
+              <w:t xml:space="preserve">[2.08, 4.82)</w:t>
             </w:r>
           </w:p>
         </w:tc>
@@ -12020,28 +13424,8 @@
       <w:pPr>
         <w:pStyle w:val="BodyText"/>
       </w:pPr>
-      <m:oMath>
-        <m:sSup>
-          <m:e>
-            <m:r>
-              <m:t>​</m:t>
-            </m:r>
-          </m:e>
-          <m:sup>
-            <m:r>
-              <m:rPr>
-                <m:sty m:val="p"/>
-              </m:rPr>
-              <m:t>†</m:t>
-            </m:r>
-          </m:sup>
-        </m:sSup>
-      </m:oMath>
-      <w:r>
-        <w:t xml:space="preserve"> </w:t>
-      </w:r>
-      <w:r>
-        <w:t xml:space="preserve">At or near the edge of the threshold grid, so the regret is a lower bound.</w:t>
+      <w:r>
+        <w:t xml:space="preserve">† At or near the upper edge of the threshold grid, so the regret is a lower bound.</w:t>
       </w:r>
       <w:r>
         <w:t xml:space="preserve"> </w:t>
@@ -12061,13 +13445,7 @@
         <w:pStyle w:val="BodyText"/>
       </w:pPr>
       <w:r>
-        <w:t xml:space="preserve">Three patterns emerge. First, clustered releases shift the optimal threshold down by about 22% and regular</w:t>
-      </w:r>
-      <w:r>
-        <w:t xml:space="preserve"> </w:t>
-      </w:r>
-      <w:r>
-        <w:t xml:space="preserve">schedules shift it up by a factor of two or more: with clustered releases the next upgrade tends to follow soon and</w:t>
+        <w:t xml:space="preserve">Three patterns emerge. First, clustered releases shift the optimal ACT threshold down by about 23% and regular schedules shift it up by a factor of about two: with clustered releases the next upgrade tends to follow soon and</w:t>
       </w:r>
       <w:r>
         <w:t xml:space="preserve"> </w:t>
@@ -12079,19 +13457,13 @@
         <w:t xml:space="preserve"> </w:t>
       </w:r>
       <w:r>
-        <w:t xml:space="preserve">in the wrong environment costs at most 2.4% of expected cost, because the cost curve is flat near the optimum.</w:t>
-      </w:r>
-      <w:r>
-        <w:t xml:space="preserve"> </w:t>
-      </w:r>
-      <w:r>
-        <w:t xml:space="preserve">Third, the lower end of the ACT-optimal region is stable (0.47–0.53) and the upper end stays between 5.9 and 8.0 (the</w:t>
-      </w:r>
-      <w:r>
-        <w:t xml:space="preserve"> </w:t>
-      </w:r>
-      <w:r>
-        <w:t xml:space="preserve">closed-form value is 6.7). The qualitative conclusion that a cheap transfer method has a bounded region of use</w:t>
+        <w:t xml:space="preserve">in the wrong environment costs at most 2.3% of expected cost, because the cost curve is flat near the optimum.</w:t>
+      </w:r>
+      <w:r>
+        <w:t xml:space="preserve"> </w:t>
+      </w:r>
+      <w:r>
+        <w:t xml:space="preserve">Third, the range in which ACT is optimal is stable: its lower end stays between 1.7 and 2.2 and its upper end between 4.3 and 5.4 (the closed-form range is 1.8 to 4.4). The qualitative conclusion that a transfer method has a bounded region of use</w:t>
       </w:r>
       <w:r>
         <w:t xml:space="preserve"> </w:t>
@@ -12121,13 +13493,7 @@
         <w:pStyle w:val="FirstParagraph"/>
       </w:pPr>
       <w:r>
-        <w:t xml:space="preserve">The model is meant to be used with a small amount of data that a team already has. We describe the procedure and illustrate it with the</w:t>
-      </w:r>
-      <w:r>
-        <w:t xml:space="preserve"> </w:t>
-      </w:r>
-      <w:r>
-        <w:t xml:space="preserve">SmolLM2 pair.</w:t>
+        <w:t xml:space="preserve">The model is meant to be used with a small amount of data that a team already has. We describe the procedure and illustrate it with two of our upgrades.</w:t>
       </w:r>
     </w:p>
     <w:p>
@@ -12460,7 +13826,33 @@
         <w:t xml:space="preserve"> </w:t>
       </w:r>
       <w:r>
-        <w:t xml:space="preserve">With the baseline parameters, SmolLM2 gives</w:t>
+        <w:t xml:space="preserve">With the baseline parameters, a small Pythia upgrade (</w:t>
+      </w:r>
+      <m:oMath>
+        <m:sSub>
+          <m:e>
+            <m:r>
+              <m:t>R</m:t>
+            </m:r>
+          </m:e>
+          <m:sub>
+            <m:r>
+              <m:t>C</m:t>
+            </m:r>
+          </m:sub>
+        </m:sSub>
+        <m:r>
+          <m:rPr>
+            <m:sty m:val="p"/>
+          </m:rPr>
+          <m:t>=</m:t>
+        </m:r>
+        <m:r>
+          <m:t>0.96</m:t>
+        </m:r>
+      </m:oMath>
+      <w:r>
+        <w:t xml:space="preserve">) gives</w:t>
       </w:r>
       <w:r>
         <w:t xml:space="preserve"> </w:t>
@@ -12488,7 +13880,7 @@
           <m:t>=</m:t>
         </m:r>
         <m:r>
-          <m:t>8.4</m:t>
+          <m:t>55.6</m:t>
         </m:r>
         <m:r>
           <m:t> </m:t>
@@ -12507,7 +13899,59 @@
         </m:sSub>
       </m:oMath>
       <w:r>
-        <w:t xml:space="preserve">: a task worth less than about eight retraining costs per year does not justify immediate retraining.</w:t>
+        <w:t xml:space="preserve">, so almost any task should keep the copy. After the large upgrade (</w:t>
+      </w:r>
+      <m:oMath>
+        <m:sSub>
+          <m:e>
+            <m:r>
+              <m:t>R</m:t>
+            </m:r>
+          </m:e>
+          <m:sub>
+            <m:r>
+              <m:t>C</m:t>
+            </m:r>
+          </m:sub>
+        </m:sSub>
+        <m:r>
+          <m:rPr>
+            <m:sty m:val="p"/>
+          </m:rPr>
+          <m:t>=</m:t>
+        </m:r>
+        <m:r>
+          <m:t>0.32</m:t>
+        </m:r>
+      </m:oMath>
+      <w:r>
+        <w:t xml:space="preserve">) the threshold falls to</w:t>
+      </w:r>
+      <w:r>
+        <w:t xml:space="preserve"> </w:t>
+      </w:r>
+      <m:oMath>
+        <m:r>
+          <m:t>3.6</m:t>
+        </m:r>
+        <m:r>
+          <m:t> </m:t>
+        </m:r>
+        <m:sSub>
+          <m:e>
+            <m:r>
+              <m:t>C</m:t>
+            </m:r>
+          </m:e>
+          <m:sub>
+            <m:r>
+              <m:t>N</m:t>
+            </m:r>
+          </m:sub>
+        </m:sSub>
+      </m:oMath>
+      <w:r>
+        <w:t xml:space="preserve">, and a task worth more than that should be retrained at once.</w:t>
       </w:r>
     </w:p>
     <w:p>
@@ -12557,7 +14001,7 @@
         <w:t xml:space="preserve"> </w:t>
       </w:r>
       <w:r>
-        <w:t xml:space="preserve">Table 3. For SmolLM2 and a procedure costing 5% of</w:t>
+        <w:t xml:space="preserve">Table 3. After the large Pythia upgrade, a procedure costing 36% of</w:t>
       </w:r>
       <w:r>
         <w:t xml:space="preserve"> </w:t>
@@ -12577,7 +14021,10 @@
         </m:sSub>
       </m:oMath>
       <w:r>
-        <w:t xml:space="preserve">, recovery must reach 0.728, a gain of 2.2 points over copying. If the cost is 65% of</w:t>
+        <w:t xml:space="preserve"> </w:t>
+      </w:r>
+      <w:r>
+        <w:t xml:space="preserve">must reach a recovery of 0.62; ACT reached 0.69 to 0.72, so it is worth buying for adapters worth between 1.8 and 4.4 times</w:t>
       </w:r>
       <w:r>
         <w:t xml:space="preserve"> </w:t>
@@ -12597,13 +14044,39 @@
         </m:sSub>
       </m:oMath>
       <w:r>
-        <w:t xml:space="preserve">, as we measured for</w:t>
-      </w:r>
-      <w:r>
-        <w:t xml:space="preserve"> </w:t>
-      </w:r>
-      <w:r>
-        <w:t xml:space="preserve">ACT, the required recovery is 0.916, a gain of 21 points, which no tested method achieved.</w:t>
+        <w:t xml:space="preserve"> </w:t>
+      </w:r>
+      <w:r>
+        <w:t xml:space="preserve">per year, and not outside that range. On the instruction-tuned pair a</w:t>
+      </w:r>
+      <w:r>
+        <w:t xml:space="preserve"> </w:t>
+      </w:r>
+      <w:r>
+        <w:t xml:space="preserve">procedure costing 65% of</w:t>
+      </w:r>
+      <w:r>
+        <w:t xml:space="preserve"> </w:t>
+      </w:r>
+      <m:oMath>
+        <m:sSub>
+          <m:e>
+            <m:r>
+              <m:t>C</m:t>
+            </m:r>
+          </m:e>
+          <m:sub>
+            <m:r>
+              <m:t>N</m:t>
+            </m:r>
+          </m:sub>
+        </m:sSub>
+      </m:oMath>
+      <w:r>
+        <w:t xml:space="preserve"> </w:t>
+      </w:r>
+      <w:r>
+        <w:t xml:space="preserve">would need a recovery of 0.92, a gain of 21 points over copy, which ACT did not deliver.</w:t>
       </w:r>
     </w:p>
     <w:p>
@@ -12675,25 +14148,13 @@
         <w:pStyle w:val="FirstParagraph"/>
       </w:pPr>
       <w:r>
-        <w:t xml:space="preserve">For managers, the model reduces AI-asset maintenance to four measurable quantities: the release rate, the volatility of the value at stake,</w:t>
-      </w:r>
-      <w:r>
-        <w:t xml:space="preserve"> </w:t>
-      </w:r>
-      <w:r>
-        <w:t xml:space="preserve">the retraining cost, and the recovery of the available transfer method. It yields a threshold for retraining and a price ceiling for transfer tooling.</w:t>
-      </w:r>
-      <w:r>
-        <w:t xml:space="preserve"> </w:t>
-      </w:r>
-      <w:r>
-        <w:t xml:space="preserve">Our measurements suggest a practical default: because naive reuse of an adapter already restores most of the retraining benefit in the pairs we test,</w:t>
-      </w:r>
-      <w:r>
-        <w:t xml:space="preserve"> </w:t>
-      </w:r>
-      <w:r>
-        <w:t xml:space="preserve">the retraining threshold is high, and a transfer method must beat copying by a margin that grows with its cost (Table 3) before it is worth buying.</w:t>
+        <w:t xml:space="preserve">For managers, the model reduces AI-asset maintenance to four measurable quantities: the release rate, the volatility of the value at stake, the retraining cost, and the recovery of the available transfer method. It yields a threshold for retraining and a price ceiling for transfer tooling.</w:t>
+      </w:r>
+      <w:r>
+        <w:t xml:space="preserve"> </w:t>
+      </w:r>
+      <w:r>
+        <w:t xml:space="preserve">Our measurements suggest a practical default that depends on the size of the upgrade: when the model moved little, copying the old adapter restores most of the retraining benefit, the retraining threshold is high, and a transfer method must beat copying by only a few points, but at a cost it rarely does; when the model moved a lot, copying collapses, and a cheap closed-form transfer such as ACT can be the cheapest policy over a middle range of adapter values.</w:t>
       </w:r>
       <w:r>
         <w:t xml:space="preserve"> </w:t>
@@ -12707,13 +14168,7 @@
         <w:pStyle w:val="BodyText"/>
       </w:pPr>
       <w:r>
-        <w:t xml:space="preserve">For researchers, the ACT result is a caution. A method can look strong in a controlled setting that favors its assumptions and fail to improve on the trivial baseline in real models; the</w:t>
-      </w:r>
-      <w:r>
-        <w:t xml:space="preserve"> </w:t>
-      </w:r>
-      <w:r>
-        <w:t xml:space="preserve">decision-theoretic break-even makes this visible in a way an accuracy table does not.</w:t>
+        <w:t xml:space="preserve">For researchers, the instruction-tuned pair is a caution. A method can help where the problem is severe and fail on a different kind of upgrade of similar size, and the decision-theoretic break-even makes this visible in a way an accuracy table does not.</w:t>
       </w:r>
     </w:p>
     <w:p>
@@ -12783,25 +14238,19 @@
         <w:t xml:space="preserve"> </w:t>
       </w:r>
       <w:r>
-        <w:t xml:space="preserve">are excluded and would lower every cost ratio and raise the thresholds. Second, only two small model pairs finished, each with one seed and a 200-example evaluation,</w:t>
-      </w:r>
-      <w:r>
-        <w:t xml:space="preserve"> </w:t>
-      </w:r>
-      <w:r>
-        <w:t xml:space="preserve">on a single task (GSM8K); the results do not speak to frontier models, to larger upgrades, or to other tasks, and larger-drift pairs, such as the later Pythia</w:t>
-      </w:r>
-      <w:r>
-        <w:t xml:space="preserve"> </w:t>
-      </w:r>
-      <w:r>
-        <w:t xml:space="preserve">checkpoints, are missing. Third, the cause of ACT’s failure on real pairs is unidentified. Fourth, value follows a stylized diffusion, and recovery is treated as known at the start of an epoch, whereas in</w:t>
-      </w:r>
-      <w:r>
-        <w:t xml:space="preserve"> </w:t>
-      </w:r>
-      <w:r>
-        <w:t xml:space="preserve">practice it must be estimated. Fifth, robustness runs use one recovery pair and renewal rather than self-exciting arrivals, and the release-interval distribution is not estimated from the release history of a real model family.</w:t>
+        <w:t xml:space="preserve">are excluded and would lower every cost ratio and raise the thresholds. Second, we ran four upgrades of models with 160 to 360 million parameters, on a single task (GSM8K), with 200 evaluation examples each. The drift series covers one model family, and only the largest upgrade has a replicate; the results do not speak to frontier models or to other tasks.</w:t>
+      </w:r>
+      <w:r>
+        <w:t xml:space="preserve"> </w:t>
+      </w:r>
+      <w:r>
+        <w:t xml:space="preserve">Third, the instruction-tuned pair is an unexplained exception, and we cannot say whether it reflects the upgrade type, the model scale, or something else. Fourth, the drift at which ACT starts to pay lies between 0.31 and 0.60 in our series and is not located more precisely. Fifth, value follows a stylized diffusion, and recovery is treated as known at the start of an epoch, whereas in</w:t>
+      </w:r>
+      <w:r>
+        <w:t xml:space="preserve"> </w:t>
+      </w:r>
+      <w:r>
+        <w:t xml:space="preserve">practice it must be estimated. Sixth, robustness runs use one recovery pair and renewal rather than self-exciting arrivals, and the release-interval distribution is not estimated from the release history of a real model family.</w:t>
       </w:r>
     </w:p>
     <w:p>

--- a/manuscript/dss_manuscript.docx
+++ b/manuscript/dss_manuscript.docx
@@ -879,7 +879,31 @@
         <w:t xml:space="preserve"> </w:t>
       </w:r>
       <w:r>
-        <w:t xml:space="preserve">Copying</w:t>
+        <w:t xml:space="preserve">Within</w:t>
+      </w:r>
+      <w:r>
+        <w:t xml:space="preserve"> </w:t>
+      </w:r>
+      <w:r>
+        <w:t xml:space="preserve">one</w:t>
+      </w:r>
+      <w:r>
+        <w:t xml:space="preserve"> </w:t>
+      </w:r>
+      <w:r>
+        <w:t xml:space="preserve">model</w:t>
+      </w:r>
+      <w:r>
+        <w:t xml:space="preserve"> </w:t>
+      </w:r>
+      <w:r>
+        <w:t xml:space="preserve">family,</w:t>
+      </w:r>
+      <w:r>
+        <w:t xml:space="preserve"> </w:t>
+      </w:r>
+      <w:r>
+        <w:t xml:space="preserve">copying</w:t>
       </w:r>
       <w:r>
         <w:t xml:space="preserve"> </w:t>
@@ -909,7 +933,115 @@
         <w:t xml:space="preserve"> </w:t>
       </w:r>
       <w:r>
-        <w:t xml:space="preserve">93</w:t>
+        <w:t xml:space="preserve">96</w:t>
+      </w:r>
+      <w:r>
+        <w:t xml:space="preserve"> </w:t>
+      </w:r>
+      <w:r>
+        <w:t xml:space="preserve">percent</w:t>
+      </w:r>
+      <w:r>
+        <w:t xml:space="preserve"> </w:t>
+      </w:r>
+      <w:r>
+        <w:t xml:space="preserve">of</w:t>
+      </w:r>
+      <w:r>
+        <w:t xml:space="preserve"> </w:t>
+      </w:r>
+      <w:r>
+        <w:t xml:space="preserve">the</w:t>
+      </w:r>
+      <w:r>
+        <w:t xml:space="preserve"> </w:t>
+      </w:r>
+      <w:r>
+        <w:t xml:space="preserve">retraining</w:t>
+      </w:r>
+      <w:r>
+        <w:t xml:space="preserve"> </w:t>
+      </w:r>
+      <w:r>
+        <w:t xml:space="preserve">benefit</w:t>
+      </w:r>
+      <w:r>
+        <w:t xml:space="preserve"> </w:t>
+      </w:r>
+      <w:r>
+        <w:t xml:space="preserve">after</w:t>
+      </w:r>
+      <w:r>
+        <w:t xml:space="preserve"> </w:t>
+      </w:r>
+      <w:r>
+        <w:t xml:space="preserve">a</w:t>
+      </w:r>
+      <w:r>
+        <w:t xml:space="preserve"> </w:t>
+      </w:r>
+      <w:r>
+        <w:t xml:space="preserve">small</w:t>
+      </w:r>
+      <w:r>
+        <w:t xml:space="preserve"> </w:t>
+      </w:r>
+      <w:r>
+        <w:t xml:space="preserve">upgrade,</w:t>
+      </w:r>
+      <w:r>
+        <w:t xml:space="preserve"> </w:t>
+      </w:r>
+      <w:r>
+        <w:t xml:space="preserve">55</w:t>
+      </w:r>
+      <w:r>
+        <w:t xml:space="preserve"> </w:t>
+      </w:r>
+      <w:r>
+        <w:t xml:space="preserve">percent</w:t>
+      </w:r>
+      <w:r>
+        <w:t xml:space="preserve"> </w:t>
+      </w:r>
+      <w:r>
+        <w:t xml:space="preserve">after</w:t>
+      </w:r>
+      <w:r>
+        <w:t xml:space="preserve"> </w:t>
+      </w:r>
+      <w:r>
+        <w:t xml:space="preserve">a</w:t>
+      </w:r>
+      <w:r>
+        <w:t xml:space="preserve"> </w:t>
+      </w:r>
+      <w:r>
+        <w:t xml:space="preserve">larger</w:t>
+      </w:r>
+      <w:r>
+        <w:t xml:space="preserve"> </w:t>
+      </w:r>
+      <w:r>
+        <w:t xml:space="preserve">one,</w:t>
+      </w:r>
+      <w:r>
+        <w:t xml:space="preserve"> </w:t>
+      </w:r>
+      <w:r>
+        <w:t xml:space="preserve">and</w:t>
+      </w:r>
+      <w:r>
+        <w:t xml:space="preserve"> </w:t>
+      </w:r>
+      <w:r>
+        <w:t xml:space="preserve">only</w:t>
+      </w:r>
+      <w:r>
+        <w:t xml:space="preserve"> </w:t>
+      </w:r>
+      <w:r>
+        <w:t xml:space="preserve">32</w:t>
       </w:r>
       <w:r>
         <w:t xml:space="preserve"> </w:t>
@@ -921,7 +1053,7 @@
         <w:t xml:space="preserve"> </w:t>
       </w:r>
       <w:r>
-        <w:t xml:space="preserve">96</w:t>
+        <w:t xml:space="preserve">36</w:t>
       </w:r>
       <w:r>
         <w:t xml:space="preserve"> </w:t>
@@ -933,6 +1065,204 @@
         <w:t xml:space="preserve"> </w:t>
       </w:r>
       <w:r>
+        <w:t xml:space="preserve">after</w:t>
+      </w:r>
+      <w:r>
+        <w:t xml:space="preserve"> </w:t>
+      </w:r>
+      <w:r>
+        <w:t xml:space="preserve">the</w:t>
+      </w:r>
+      <w:r>
+        <w:t xml:space="preserve"> </w:t>
+      </w:r>
+      <w:r>
+        <w:t xml:space="preserve">largest</w:t>
+      </w:r>
+      <w:r>
+        <w:t xml:space="preserve"> </w:t>
+      </w:r>
+      <w:r>
+        <w:t xml:space="preserve">(two</w:t>
+      </w:r>
+      <w:r>
+        <w:t xml:space="preserve"> </w:t>
+      </w:r>
+      <w:r>
+        <w:t xml:space="preserve">seeds);</w:t>
+      </w:r>
+      <w:r>
+        <w:t xml:space="preserve"> </w:t>
+      </w:r>
+      <w:r>
+        <w:t xml:space="preserve">after</w:t>
+      </w:r>
+      <w:r>
+        <w:t xml:space="preserve"> </w:t>
+      </w:r>
+      <w:r>
+        <w:t xml:space="preserve">instruction</w:t>
+      </w:r>
+      <w:r>
+        <w:t xml:space="preserve"> </w:t>
+      </w:r>
+      <w:r>
+        <w:t xml:space="preserve">tuning</w:t>
+      </w:r>
+      <w:r>
+        <w:t xml:space="preserve"> </w:t>
+      </w:r>
+      <w:r>
+        <w:t xml:space="preserve">it</w:t>
+      </w:r>
+      <w:r>
+        <w:t xml:space="preserve"> </w:t>
+      </w:r>
+      <w:r>
+        <w:t xml:space="preserve">restores</w:t>
+      </w:r>
+      <w:r>
+        <w:t xml:space="preserve"> </w:t>
+      </w:r>
+      <w:r>
+        <w:t xml:space="preserve">71</w:t>
+      </w:r>
+      <w:r>
+        <w:t xml:space="preserve"> </w:t>
+      </w:r>
+      <w:r>
+        <w:t xml:space="preserve">percent.</w:t>
+      </w:r>
+      <w:r>
+        <w:t xml:space="preserve"> </w:t>
+      </w:r>
+      <w:r>
+        <w:t xml:space="preserve">A</w:t>
+      </w:r>
+      <w:r>
+        <w:t xml:space="preserve"> </w:t>
+      </w:r>
+      <w:r>
+        <w:t xml:space="preserve">label-free,</w:t>
+      </w:r>
+      <w:r>
+        <w:t xml:space="preserve"> </w:t>
+      </w:r>
+      <w:r>
+        <w:t xml:space="preserve">closed-form</w:t>
+      </w:r>
+      <w:r>
+        <w:t xml:space="preserve"> </w:t>
+      </w:r>
+      <w:r>
+        <w:t xml:space="preserve">transfer</w:t>
+      </w:r>
+      <w:r>
+        <w:t xml:space="preserve"> </w:t>
+      </w:r>
+      <w:r>
+        <w:t xml:space="preserve">method,</w:t>
+      </w:r>
+      <w:r>
+        <w:t xml:space="preserve"> </w:t>
+      </w:r>
+      <w:r>
+        <w:t xml:space="preserve">Anchored</w:t>
+      </w:r>
+      <w:r>
+        <w:t xml:space="preserve"> </w:t>
+      </w:r>
+      <w:r>
+        <w:t xml:space="preserve">Calibration</w:t>
+      </w:r>
+      <w:r>
+        <w:t xml:space="preserve"> </w:t>
+      </w:r>
+      <w:r>
+        <w:t xml:space="preserve">Transfer</w:t>
+      </w:r>
+      <w:r>
+        <w:t xml:space="preserve"> </w:t>
+      </w:r>
+      <w:r>
+        <w:t xml:space="preserve">(ACT),</w:t>
+      </w:r>
+      <w:r>
+        <w:t xml:space="preserve"> </w:t>
+      </w:r>
+      <w:r>
+        <w:t xml:space="preserve">improves</w:t>
+      </w:r>
+      <w:r>
+        <w:t xml:space="preserve"> </w:t>
+      </w:r>
+      <w:r>
+        <w:t xml:space="preserve">on</w:t>
+      </w:r>
+      <w:r>
+        <w:t xml:space="preserve"> </w:t>
+      </w:r>
+      <w:r>
+        <w:t xml:space="preserve">copying</w:t>
+      </w:r>
+      <w:r>
+        <w:t xml:space="preserve"> </w:t>
+      </w:r>
+      <w:r>
+        <w:t xml:space="preserve">by</w:t>
+      </w:r>
+      <w:r>
+        <w:t xml:space="preserve"> </w:t>
+      </w:r>
+      <w:r>
+        <w:t xml:space="preserve">an</w:t>
+      </w:r>
+      <w:r>
+        <w:t xml:space="preserve"> </w:t>
+      </w:r>
+      <w:r>
+        <w:t xml:space="preserve">amount</w:t>
+      </w:r>
+      <w:r>
+        <w:t xml:space="preserve"> </w:t>
+      </w:r>
+      <w:r>
+        <w:t xml:space="preserve">that</w:t>
+      </w:r>
+      <w:r>
+        <w:t xml:space="preserve"> </w:t>
+      </w:r>
+      <w:r>
+        <w:t xml:space="preserve">rises</w:t>
+      </w:r>
+      <w:r>
+        <w:t xml:space="preserve"> </w:t>
+      </w:r>
+      <w:r>
+        <w:t xml:space="preserve">steadily</w:t>
+      </w:r>
+      <w:r>
+        <w:t xml:space="preserve"> </w:t>
+      </w:r>
+      <w:r>
+        <w:t xml:space="preserve">with</w:t>
+      </w:r>
+      <w:r>
+        <w:t xml:space="preserve"> </w:t>
+      </w:r>
+      <w:r>
+        <w:t xml:space="preserve">the</w:t>
+      </w:r>
+      <w:r>
+        <w:t xml:space="preserve"> </w:t>
+      </w:r>
+      <w:r>
+        <w:t xml:space="preserve">size</w:t>
+      </w:r>
+      <w:r>
+        <w:t xml:space="preserve"> </w:t>
+      </w:r>
+      <w:r>
         <w:t xml:space="preserve">of</w:t>
       </w:r>
       <w:r>
@@ -945,25 +1275,253 @@
         <w:t xml:space="preserve"> </w:t>
       </w:r>
       <w:r>
+        <w:t xml:space="preserve">upgrade.</w:t>
+      </w:r>
+      <w:r>
+        <w:t xml:space="preserve"> </w:t>
+      </w:r>
+      <w:r>
+        <w:t xml:space="preserve">After</w:t>
+      </w:r>
+      <w:r>
+        <w:t xml:space="preserve"> </w:t>
+      </w:r>
+      <w:r>
+        <w:t xml:space="preserve">the</w:t>
+      </w:r>
+      <w:r>
+        <w:t xml:space="preserve"> </w:t>
+      </w:r>
+      <w:r>
+        <w:t xml:space="preserve">largest</w:t>
+      </w:r>
+      <w:r>
+        <w:t xml:space="preserve"> </w:t>
+      </w:r>
+      <w:r>
+        <w:t xml:space="preserve">upgrade</w:t>
+      </w:r>
+      <w:r>
+        <w:t xml:space="preserve"> </w:t>
+      </w:r>
+      <w:r>
+        <w:t xml:space="preserve">it</w:t>
+      </w:r>
+      <w:r>
+        <w:t xml:space="preserve"> </w:t>
+      </w:r>
+      <w:r>
+        <w:t xml:space="preserve">restores</w:t>
+      </w:r>
+      <w:r>
+        <w:t xml:space="preserve"> </w:t>
+      </w:r>
+      <w:r>
+        <w:t xml:space="preserve">69</w:t>
+      </w:r>
+      <w:r>
+        <w:t xml:space="preserve"> </w:t>
+      </w:r>
+      <w:r>
+        <w:t xml:space="preserve">to</w:t>
+      </w:r>
+      <w:r>
+        <w:t xml:space="preserve"> </w:t>
+      </w:r>
+      <w:r>
+        <w:t xml:space="preserve">72</w:t>
+      </w:r>
+      <w:r>
+        <w:t xml:space="preserve"> </w:t>
+      </w:r>
+      <w:r>
+        <w:t xml:space="preserve">percent</w:t>
+      </w:r>
+      <w:r>
+        <w:t xml:space="preserve"> </w:t>
+      </w:r>
+      <w:r>
+        <w:t xml:space="preserve">at</w:t>
+      </w:r>
+      <w:r>
+        <w:t xml:space="preserve"> </w:t>
+      </w:r>
+      <w:r>
+        <w:t xml:space="preserve">about</w:t>
+      </w:r>
+      <w:r>
+        <w:t xml:space="preserve"> </w:t>
+      </w:r>
+      <w:r>
+        <w:t xml:space="preserve">a</w:t>
+      </w:r>
+      <w:r>
+        <w:t xml:space="preserve"> </w:t>
+      </w:r>
+      <w:r>
+        <w:t xml:space="preserve">third</w:t>
+      </w:r>
+      <w:r>
+        <w:t xml:space="preserve"> </w:t>
+      </w:r>
+      <w:r>
+        <w:t xml:space="preserve">of</w:t>
+      </w:r>
+      <w:r>
+        <w:t xml:space="preserve"> </w:t>
+      </w:r>
+      <w:r>
+        <w:t xml:space="preserve">the</w:t>
+      </w:r>
+      <w:r>
+        <w:t xml:space="preserve"> </w:t>
+      </w:r>
+      <w:r>
         <w:t xml:space="preserve">retraining</w:t>
       </w:r>
       <w:r>
         <w:t xml:space="preserve"> </w:t>
       </w:r>
       <w:r>
-        <w:t xml:space="preserve">benefit</w:t>
-      </w:r>
-      <w:r>
-        <w:t xml:space="preserve"> </w:t>
-      </w:r>
-      <w:r>
-        <w:t xml:space="preserve">after</w:t>
-      </w:r>
-      <w:r>
-        <w:t xml:space="preserve"> </w:t>
-      </w:r>
-      <w:r>
-        <w:t xml:space="preserve">small</w:t>
+        <w:t xml:space="preserve">compute</w:t>
+      </w:r>
+      <w:r>
+        <w:t xml:space="preserve"> </w:t>
+      </w:r>
+      <w:r>
+        <w:t xml:space="preserve">time,</w:t>
+      </w:r>
+      <w:r>
+        <w:t xml:space="preserve"> </w:t>
+      </w:r>
+      <w:r>
+        <w:t xml:space="preserve">which</w:t>
+      </w:r>
+      <w:r>
+        <w:t xml:space="preserve"> </w:t>
+      </w:r>
+      <w:r>
+        <w:t xml:space="preserve">makes</w:t>
+      </w:r>
+      <w:r>
+        <w:t xml:space="preserve"> </w:t>
+      </w:r>
+      <w:r>
+        <w:t xml:space="preserve">it</w:t>
+      </w:r>
+      <w:r>
+        <w:t xml:space="preserve"> </w:t>
+      </w:r>
+      <w:r>
+        <w:t xml:space="preserve">the</w:t>
+      </w:r>
+      <w:r>
+        <w:t xml:space="preserve"> </w:t>
+      </w:r>
+      <w:r>
+        <w:t xml:space="preserve">cost-minimizing</w:t>
+      </w:r>
+      <w:r>
+        <w:t xml:space="preserve"> </w:t>
+      </w:r>
+      <w:r>
+        <w:t xml:space="preserve">policy</w:t>
+      </w:r>
+      <w:r>
+        <w:t xml:space="preserve"> </w:t>
+      </w:r>
+      <w:r>
+        <w:t xml:space="preserve">for</w:t>
+      </w:r>
+      <w:r>
+        <w:t xml:space="preserve"> </w:t>
+      </w:r>
+      <w:r>
+        <w:t xml:space="preserve">adapters</w:t>
+      </w:r>
+      <w:r>
+        <w:t xml:space="preserve"> </w:t>
+      </w:r>
+      <w:r>
+        <w:t xml:space="preserve">whose</w:t>
+      </w:r>
+      <w:r>
+        <w:t xml:space="preserve"> </w:t>
+      </w:r>
+      <w:r>
+        <w:t xml:space="preserve">annual</w:t>
+      </w:r>
+      <w:r>
+        <w:t xml:space="preserve"> </w:t>
+      </w:r>
+      <w:r>
+        <w:t xml:space="preserve">value</w:t>
+      </w:r>
+      <w:r>
+        <w:t xml:space="preserve"> </w:t>
+      </w:r>
+      <w:r>
+        <w:t xml:space="preserve">is</w:t>
+      </w:r>
+      <w:r>
+        <w:t xml:space="preserve"> </w:t>
+      </w:r>
+      <w:r>
+        <w:t xml:space="preserve">roughly</w:t>
+      </w:r>
+      <w:r>
+        <w:t xml:space="preserve"> </w:t>
+      </w:r>
+      <w:r>
+        <w:t xml:space="preserve">1.8</w:t>
+      </w:r>
+      <w:r>
+        <w:t xml:space="preserve"> </w:t>
+      </w:r>
+      <w:r>
+        <w:t xml:space="preserve">to</w:t>
+      </w:r>
+      <w:r>
+        <w:t xml:space="preserve"> </w:t>
+      </w:r>
+      <w:r>
+        <w:t xml:space="preserve">4.4</w:t>
+      </w:r>
+      <w:r>
+        <w:t xml:space="preserve"> </w:t>
+      </w:r>
+      <w:r>
+        <w:t xml:space="preserve">times</w:t>
+      </w:r>
+      <w:r>
+        <w:t xml:space="preserve"> </w:t>
+      </w:r>
+      <w:r>
+        <w:t xml:space="preserve">the</w:t>
+      </w:r>
+      <w:r>
+        <w:t xml:space="preserve"> </w:t>
+      </w:r>
+      <w:r>
+        <w:t xml:space="preserve">retraining</w:t>
+      </w:r>
+      <w:r>
+        <w:t xml:space="preserve"> </w:t>
+      </w:r>
+      <w:r>
+        <w:t xml:space="preserve">cost.</w:t>
+      </w:r>
+      <w:r>
+        <w:t xml:space="preserve"> </w:t>
+      </w:r>
+      <w:r>
+        <w:t xml:space="preserve">After</w:t>
+      </w:r>
+      <w:r>
+        <w:t xml:space="preserve"> </w:t>
+      </w:r>
+      <w:r>
+        <w:t xml:space="preserve">smaller</w:t>
       </w:r>
       <w:r>
         <w:t xml:space="preserve"> </w:t>
@@ -975,43 +1533,115 @@
         <w:t xml:space="preserve"> </w:t>
       </w:r>
       <w:r>
-        <w:t xml:space="preserve">but</w:t>
-      </w:r>
-      <w:r>
-        <w:t xml:space="preserve"> </w:t>
-      </w:r>
-      <w:r>
-        <w:t xml:space="preserve">only</w:t>
-      </w:r>
-      <w:r>
-        <w:t xml:space="preserve"> </w:t>
-      </w:r>
-      <w:r>
-        <w:t xml:space="preserve">32</w:t>
-      </w:r>
-      <w:r>
-        <w:t xml:space="preserve"> </w:t>
-      </w:r>
-      <w:r>
-        <w:t xml:space="preserve">to</w:t>
-      </w:r>
-      <w:r>
-        <w:t xml:space="preserve"> </w:t>
-      </w:r>
-      <w:r>
-        <w:t xml:space="preserve">36</w:t>
-      </w:r>
-      <w:r>
-        <w:t xml:space="preserve"> </w:t>
-      </w:r>
-      <w:r>
-        <w:t xml:space="preserve">percent</w:t>
-      </w:r>
-      <w:r>
-        <w:t xml:space="preserve"> </w:t>
-      </w:r>
-      <w:r>
-        <w:t xml:space="preserve">after</w:t>
+        <w:t xml:space="preserve">its</w:t>
+      </w:r>
+      <w:r>
+        <w:t xml:space="preserve"> </w:t>
+      </w:r>
+      <w:r>
+        <w:t xml:space="preserve">gain</w:t>
+      </w:r>
+      <w:r>
+        <w:t xml:space="preserve"> </w:t>
+      </w:r>
+      <w:r>
+        <w:t xml:space="preserve">does</w:t>
+      </w:r>
+      <w:r>
+        <w:t xml:space="preserve"> </w:t>
+      </w:r>
+      <w:r>
+        <w:t xml:space="preserve">not</w:t>
+      </w:r>
+      <w:r>
+        <w:t xml:space="preserve"> </w:t>
+      </w:r>
+      <w:r>
+        <w:t xml:space="preserve">cover</w:t>
+      </w:r>
+      <w:r>
+        <w:t xml:space="preserve"> </w:t>
+      </w:r>
+      <w:r>
+        <w:t xml:space="preserve">its</w:t>
+      </w:r>
+      <w:r>
+        <w:t xml:space="preserve"> </w:t>
+      </w:r>
+      <w:r>
+        <w:t xml:space="preserve">cost,</w:t>
+      </w:r>
+      <w:r>
+        <w:t xml:space="preserve"> </w:t>
+      </w:r>
+      <w:r>
+        <w:t xml:space="preserve">and</w:t>
+      </w:r>
+      <w:r>
+        <w:t xml:space="preserve"> </w:t>
+      </w:r>
+      <w:r>
+        <w:t xml:space="preserve">on</w:t>
+      </w:r>
+      <w:r>
+        <w:t xml:space="preserve"> </w:t>
+      </w:r>
+      <w:r>
+        <w:t xml:space="preserve">the</w:t>
+      </w:r>
+      <w:r>
+        <w:t xml:space="preserve"> </w:t>
+      </w:r>
+      <w:r>
+        <w:t xml:space="preserve">instruction-tuned</w:t>
+      </w:r>
+      <w:r>
+        <w:t xml:space="preserve"> </w:t>
+      </w:r>
+      <w:r>
+        <w:t xml:space="preserve">pair</w:t>
+      </w:r>
+      <w:r>
+        <w:t xml:space="preserve"> </w:t>
+      </w:r>
+      <w:r>
+        <w:t xml:space="preserve">it</w:t>
+      </w:r>
+      <w:r>
+        <w:t xml:space="preserve"> </w:t>
+      </w:r>
+      <w:r>
+        <w:t xml:space="preserve">gives</w:t>
+      </w:r>
+      <w:r>
+        <w:t xml:space="preserve"> </w:t>
+      </w:r>
+      <w:r>
+        <w:t xml:space="preserve">no</w:t>
+      </w:r>
+      <w:r>
+        <w:t xml:space="preserve"> </w:t>
+      </w:r>
+      <w:r>
+        <w:t xml:space="preserve">gain</w:t>
+      </w:r>
+      <w:r>
+        <w:t xml:space="preserve"> </w:t>
+      </w:r>
+      <w:r>
+        <w:t xml:space="preserve">at</w:t>
+      </w:r>
+      <w:r>
+        <w:t xml:space="preserve"> </w:t>
+      </w:r>
+      <w:r>
+        <w:t xml:space="preserve">all,</w:t>
+      </w:r>
+      <w:r>
+        <w:t xml:space="preserve"> </w:t>
+      </w:r>
+      <w:r>
+        <w:t xml:space="preserve">for</w:t>
       </w:r>
       <w:r>
         <w:t xml:space="preserve"> </w:t>
@@ -1023,433 +1653,7 @@
         <w:t xml:space="preserve"> </w:t>
       </w:r>
       <w:r>
-        <w:t xml:space="preserve">large</w:t>
-      </w:r>
-      <w:r>
-        <w:t xml:space="preserve"> </w:t>
-      </w:r>
-      <w:r>
-        <w:t xml:space="preserve">one</w:t>
-      </w:r>
-      <w:r>
-        <w:t xml:space="preserve"> </w:t>
-      </w:r>
-      <w:r>
-        <w:t xml:space="preserve">(two</w:t>
-      </w:r>
-      <w:r>
-        <w:t xml:space="preserve"> </w:t>
-      </w:r>
-      <w:r>
-        <w:t xml:space="preserve">seeds),</w:t>
-      </w:r>
-      <w:r>
-        <w:t xml:space="preserve"> </w:t>
-      </w:r>
-      <w:r>
-        <w:t xml:space="preserve">and</w:t>
-      </w:r>
-      <w:r>
-        <w:t xml:space="preserve"> </w:t>
-      </w:r>
-      <w:r>
-        <w:t xml:space="preserve">71</w:t>
-      </w:r>
-      <w:r>
-        <w:t xml:space="preserve"> </w:t>
-      </w:r>
-      <w:r>
-        <w:t xml:space="preserve">percent</w:t>
-      </w:r>
-      <w:r>
-        <w:t xml:space="preserve"> </w:t>
-      </w:r>
-      <w:r>
-        <w:t xml:space="preserve">after</w:t>
-      </w:r>
-      <w:r>
-        <w:t xml:space="preserve"> </w:t>
-      </w:r>
-      <w:r>
-        <w:t xml:space="preserve">instruction</w:t>
-      </w:r>
-      <w:r>
-        <w:t xml:space="preserve"> </w:t>
-      </w:r>
-      <w:r>
-        <w:t xml:space="preserve">tuning.</w:t>
-      </w:r>
-      <w:r>
-        <w:t xml:space="preserve"> </w:t>
-      </w:r>
-      <w:r>
-        <w:t xml:space="preserve">A</w:t>
-      </w:r>
-      <w:r>
-        <w:t xml:space="preserve"> </w:t>
-      </w:r>
-      <w:r>
-        <w:t xml:space="preserve">label-free,</w:t>
-      </w:r>
-      <w:r>
-        <w:t xml:space="preserve"> </w:t>
-      </w:r>
-      <w:r>
-        <w:t xml:space="preserve">closed-form</w:t>
-      </w:r>
-      <w:r>
-        <w:t xml:space="preserve"> </w:t>
-      </w:r>
-      <w:r>
-        <w:t xml:space="preserve">transfer</w:t>
-      </w:r>
-      <w:r>
-        <w:t xml:space="preserve"> </w:t>
-      </w:r>
-      <w:r>
-        <w:t xml:space="preserve">method,</w:t>
-      </w:r>
-      <w:r>
-        <w:t xml:space="preserve"> </w:t>
-      </w:r>
-      <w:r>
-        <w:t xml:space="preserve">Anchored</w:t>
-      </w:r>
-      <w:r>
-        <w:t xml:space="preserve"> </w:t>
-      </w:r>
-      <w:r>
-        <w:t xml:space="preserve">Calibration</w:t>
-      </w:r>
-      <w:r>
-        <w:t xml:space="preserve"> </w:t>
-      </w:r>
-      <w:r>
-        <w:t xml:space="preserve">Transfer</w:t>
-      </w:r>
-      <w:r>
-        <w:t xml:space="preserve"> </w:t>
-      </w:r>
-      <w:r>
-        <w:t xml:space="preserve">(ACT),</w:t>
-      </w:r>
-      <w:r>
-        <w:t xml:space="preserve"> </w:t>
-      </w:r>
-      <w:r>
-        <w:t xml:space="preserve">restores</w:t>
-      </w:r>
-      <w:r>
-        <w:t xml:space="preserve"> </w:t>
-      </w:r>
-      <w:r>
-        <w:t xml:space="preserve">69</w:t>
-      </w:r>
-      <w:r>
-        <w:t xml:space="preserve"> </w:t>
-      </w:r>
-      <w:r>
-        <w:t xml:space="preserve">to</w:t>
-      </w:r>
-      <w:r>
-        <w:t xml:space="preserve"> </w:t>
-      </w:r>
-      <w:r>
-        <w:t xml:space="preserve">72</w:t>
-      </w:r>
-      <w:r>
-        <w:t xml:space="preserve"> </w:t>
-      </w:r>
-      <w:r>
-        <w:t xml:space="preserve">percent</w:t>
-      </w:r>
-      <w:r>
-        <w:t xml:space="preserve"> </w:t>
-      </w:r>
-      <w:r>
-        <w:t xml:space="preserve">after</w:t>
-      </w:r>
-      <w:r>
-        <w:t xml:space="preserve"> </w:t>
-      </w:r>
-      <w:r>
-        <w:t xml:space="preserve">the</w:t>
-      </w:r>
-      <w:r>
-        <w:t xml:space="preserve"> </w:t>
-      </w:r>
-      <w:r>
-        <w:t xml:space="preserve">large</w:t>
-      </w:r>
-      <w:r>
-        <w:t xml:space="preserve"> </w:t>
-      </w:r>
-      <w:r>
-        <w:t xml:space="preserve">upgrade</w:t>
-      </w:r>
-      <w:r>
-        <w:t xml:space="preserve"> </w:t>
-      </w:r>
-      <w:r>
-        <w:t xml:space="preserve">at</w:t>
-      </w:r>
-      <w:r>
-        <w:t xml:space="preserve"> </w:t>
-      </w:r>
-      <w:r>
-        <w:t xml:space="preserve">about</w:t>
-      </w:r>
-      <w:r>
-        <w:t xml:space="preserve"> </w:t>
-      </w:r>
-      <w:r>
-        <w:t xml:space="preserve">a</w:t>
-      </w:r>
-      <w:r>
-        <w:t xml:space="preserve"> </w:t>
-      </w:r>
-      <w:r>
-        <w:t xml:space="preserve">third</w:t>
-      </w:r>
-      <w:r>
-        <w:t xml:space="preserve"> </w:t>
-      </w:r>
-      <w:r>
-        <w:t xml:space="preserve">of</w:t>
-      </w:r>
-      <w:r>
-        <w:t xml:space="preserve"> </w:t>
-      </w:r>
-      <w:r>
-        <w:t xml:space="preserve">the</w:t>
-      </w:r>
-      <w:r>
-        <w:t xml:space="preserve"> </w:t>
-      </w:r>
-      <w:r>
-        <w:t xml:space="preserve">retraining</w:t>
-      </w:r>
-      <w:r>
-        <w:t xml:space="preserve"> </w:t>
-      </w:r>
-      <w:r>
-        <w:t xml:space="preserve">compute</w:t>
-      </w:r>
-      <w:r>
-        <w:t xml:space="preserve"> </w:t>
-      </w:r>
-      <w:r>
-        <w:t xml:space="preserve">time,</w:t>
-      </w:r>
-      <w:r>
-        <w:t xml:space="preserve"> </w:t>
-      </w:r>
-      <w:r>
-        <w:t xml:space="preserve">which</w:t>
-      </w:r>
-      <w:r>
-        <w:t xml:space="preserve"> </w:t>
-      </w:r>
-      <w:r>
-        <w:t xml:space="preserve">makes</w:t>
-      </w:r>
-      <w:r>
-        <w:t xml:space="preserve"> </w:t>
-      </w:r>
-      <w:r>
-        <w:t xml:space="preserve">it</w:t>
-      </w:r>
-      <w:r>
-        <w:t xml:space="preserve"> </w:t>
-      </w:r>
-      <w:r>
-        <w:t xml:space="preserve">the</w:t>
-      </w:r>
-      <w:r>
-        <w:t xml:space="preserve"> </w:t>
-      </w:r>
-      <w:r>
-        <w:t xml:space="preserve">cost-minimizing</w:t>
-      </w:r>
-      <w:r>
-        <w:t xml:space="preserve"> </w:t>
-      </w:r>
-      <w:r>
-        <w:t xml:space="preserve">policy</w:t>
-      </w:r>
-      <w:r>
-        <w:t xml:space="preserve"> </w:t>
-      </w:r>
-      <w:r>
-        <w:t xml:space="preserve">for</w:t>
-      </w:r>
-      <w:r>
-        <w:t xml:space="preserve"> </w:t>
-      </w:r>
-      <w:r>
-        <w:t xml:space="preserve">adapters</w:t>
-      </w:r>
-      <w:r>
-        <w:t xml:space="preserve"> </w:t>
-      </w:r>
-      <w:r>
-        <w:t xml:space="preserve">whose</w:t>
-      </w:r>
-      <w:r>
-        <w:t xml:space="preserve"> </w:t>
-      </w:r>
-      <w:r>
-        <w:t xml:space="preserve">annual</w:t>
-      </w:r>
-      <w:r>
-        <w:t xml:space="preserve"> </w:t>
-      </w:r>
-      <w:r>
-        <w:t xml:space="preserve">value</w:t>
-      </w:r>
-      <w:r>
-        <w:t xml:space="preserve"> </w:t>
-      </w:r>
-      <w:r>
-        <w:t xml:space="preserve">is</w:t>
-      </w:r>
-      <w:r>
-        <w:t xml:space="preserve"> </w:t>
-      </w:r>
-      <w:r>
-        <w:t xml:space="preserve">roughly</w:t>
-      </w:r>
-      <w:r>
-        <w:t xml:space="preserve"> </w:t>
-      </w:r>
-      <w:r>
-        <w:t xml:space="preserve">1.8</w:t>
-      </w:r>
-      <w:r>
-        <w:t xml:space="preserve"> </w:t>
-      </w:r>
-      <w:r>
-        <w:t xml:space="preserve">to</w:t>
-      </w:r>
-      <w:r>
-        <w:t xml:space="preserve"> </w:t>
-      </w:r>
-      <w:r>
-        <w:t xml:space="preserve">4.4</w:t>
-      </w:r>
-      <w:r>
-        <w:t xml:space="preserve"> </w:t>
-      </w:r>
-      <w:r>
-        <w:t xml:space="preserve">times</w:t>
-      </w:r>
-      <w:r>
-        <w:t xml:space="preserve"> </w:t>
-      </w:r>
-      <w:r>
-        <w:t xml:space="preserve">the</w:t>
-      </w:r>
-      <w:r>
-        <w:t xml:space="preserve"> </w:t>
-      </w:r>
-      <w:r>
-        <w:t xml:space="preserve">retraining</w:t>
-      </w:r>
-      <w:r>
-        <w:t xml:space="preserve"> </w:t>
-      </w:r>
-      <w:r>
-        <w:t xml:space="preserve">cost.</w:t>
-      </w:r>
-      <w:r>
-        <w:t xml:space="preserve"> </w:t>
-      </w:r>
-      <w:r>
-        <w:t xml:space="preserve">After</w:t>
-      </w:r>
-      <w:r>
-        <w:t xml:space="preserve"> </w:t>
-      </w:r>
-      <w:r>
-        <w:t xml:space="preserve">small</w:t>
-      </w:r>
-      <w:r>
-        <w:t xml:space="preserve"> </w:t>
-      </w:r>
-      <w:r>
-        <w:t xml:space="preserve">upgrades,</w:t>
-      </w:r>
-      <w:r>
-        <w:t xml:space="preserve"> </w:t>
-      </w:r>
-      <w:r>
-        <w:t xml:space="preserve">and</w:t>
-      </w:r>
-      <w:r>
-        <w:t xml:space="preserve"> </w:t>
-      </w:r>
-      <w:r>
-        <w:t xml:space="preserve">for</w:t>
-      </w:r>
-      <w:r>
-        <w:t xml:space="preserve"> </w:t>
-      </w:r>
-      <w:r>
-        <w:t xml:space="preserve">the</w:t>
-      </w:r>
-      <w:r>
-        <w:t xml:space="preserve"> </w:t>
-      </w:r>
-      <w:r>
-        <w:t xml:space="preserve">instruction-tuned</w:t>
-      </w:r>
-      <w:r>
-        <w:t xml:space="preserve"> </w:t>
-      </w:r>
-      <w:r>
-        <w:t xml:space="preserve">pair,</w:t>
-      </w:r>
-      <w:r>
-        <w:t xml:space="preserve"> </w:t>
-      </w:r>
-      <w:r>
-        <w:t xml:space="preserve">it</w:t>
-      </w:r>
-      <w:r>
-        <w:t xml:space="preserve"> </w:t>
-      </w:r>
-      <w:r>
-        <w:t xml:space="preserve">offers</w:t>
-      </w:r>
-      <w:r>
-        <w:t xml:space="preserve"> </w:t>
-      </w:r>
-      <w:r>
-        <w:t xml:space="preserve">no</w:t>
-      </w:r>
-      <w:r>
-        <w:t xml:space="preserve"> </w:t>
-      </w:r>
-      <w:r>
-        <w:t xml:space="preserve">gain</w:t>
-      </w:r>
-      <w:r>
-        <w:t xml:space="preserve"> </w:t>
-      </w:r>
-      <w:r>
-        <w:t xml:space="preserve">over</w:t>
-      </w:r>
-      <w:r>
-        <w:t xml:space="preserve"> </w:t>
-      </w:r>
-      <w:r>
-        <w:t xml:space="preserve">copying,</w:t>
-      </w:r>
-      <w:r>
-        <w:t xml:space="preserve"> </w:t>
-      </w:r>
-      <w:r>
-        <w:t xml:space="preserve">and</w:t>
+        <w:t xml:space="preserve">reason</w:t>
       </w:r>
       <w:r>
         <w:t xml:space="preserve"> </w:t>
@@ -1461,7 +1665,7 @@
         <w:t xml:space="preserve"> </w:t>
       </w:r>
       <w:r>
-        <w:t xml:space="preserve">do</w:t>
+        <w:t xml:space="preserve">could</w:t>
       </w:r>
       <w:r>
         <w:t xml:space="preserve"> </w:t>
@@ -1473,31 +1677,7 @@
         <w:t xml:space="preserve"> </w:t>
       </w:r>
       <w:r>
-        <w:t xml:space="preserve">know</w:t>
-      </w:r>
-      <w:r>
-        <w:t xml:space="preserve"> </w:t>
-      </w:r>
-      <w:r>
-        <w:t xml:space="preserve">why</w:t>
-      </w:r>
-      <w:r>
-        <w:t xml:space="preserve"> </w:t>
-      </w:r>
-      <w:r>
-        <w:t xml:space="preserve">the</w:t>
-      </w:r>
-      <w:r>
-        <w:t xml:space="preserve"> </w:t>
-      </w:r>
-      <w:r>
-        <w:t xml:space="preserve">latter</w:t>
-      </w:r>
-      <w:r>
-        <w:t xml:space="preserve"> </w:t>
-      </w:r>
-      <w:r>
-        <w:t xml:space="preserve">differs.</w:t>
+        <w:t xml:space="preserve">identify.</w:t>
       </w:r>
       <w:r>
         <w:t xml:space="preserve"> </w:t>
@@ -2005,13 +2185,13 @@
         <w:t xml:space="preserve"> </w:t>
       </w:r>
       <w:r>
-        <w:t xml:space="preserve">On open model pairs, copying the old adapter recovers 93% to 96% of the retraining</w:t>
-      </w:r>
-      <w:r>
-        <w:t xml:space="preserve"> </w:t>
-      </w:r>
-      <w:r>
-        <w:t xml:space="preserve">benefit after small upgrades, 71% after an instruction-tuning upgrade, and only 32% to 36% after a large one. Through the model these numbers imply</w:t>
+        <w:t xml:space="preserve">On open model pairs, copying the old adapter recovers 96% of the retraining</w:t>
+      </w:r>
+      <w:r>
+        <w:t xml:space="preserve"> </w:t>
+      </w:r>
+      <w:r>
+        <w:t xml:space="preserve">benefit after a small upgrade, 55% after a larger one, and only 32% to 36% after the largest; after an instruction-tuning upgrade it recovers 71%. Through the model these numbers imply</w:t>
       </w:r>
       <w:r>
         <w:t xml:space="preserve"> </w:t>
@@ -2044,13 +2224,13 @@
         <w:t xml:space="preserve"> </w:t>
       </w:r>
       <w:r>
-        <w:t xml:space="preserve">After the large upgrade it improves recovery by 0.33 to 0.40 over copying (two seeds) at 30% to 36% of the retraining compute time, which makes it the</w:t>
-      </w:r>
-      <w:r>
-        <w:t xml:space="preserve"> </w:t>
-      </w:r>
-      <w:r>
-        <w:t xml:space="preserve">cost-minimizing policy over a bounded range of adapter values. After small upgrades it does not beat copying, and neither does it on the instruction-tuned pair, for a reason we could not identify.</w:t>
+        <w:t xml:space="preserve">Its gain over copying rises steadily with the size of the upgrade, reaching 0.33 to 0.40 after the largest (two seeds), where it restores 69% to 72% of the retraining benefit at 30% to 36% of the retraining compute time and is the</w:t>
+      </w:r>
+      <w:r>
+        <w:t xml:space="preserve"> </w:t>
+      </w:r>
+      <w:r>
+        <w:t xml:space="preserve">cost-minimizing policy over a bounded range of adapter values. After smaller upgrades its gain does not cover its cost, and on the instruction-tuned pair it gives no gain, for a reason we could not identify.</w:t>
       </w:r>
     </w:p>
     <w:p>
@@ -8247,10 +8427,18 @@
         </m:r>
       </m:oMath>
       <w:r>
-        <w:t xml:space="preserve"> </w:t>
-      </w:r>
-      <w:r>
-        <w:t xml:space="preserve">and</w:t>
+        <w:t xml:space="preserve">,</w:t>
+      </w:r>
+      <w:r>
+        <w:t xml:space="preserve"> </w:t>
+      </w:r>
+      <m:oMath>
+        <m:r>
+          <m:t>0.55</m:t>
+        </m:r>
+      </m:oMath>
+      <w:r>
+        <w:t xml:space="preserve">, and</w:t>
       </w:r>
       <w:r>
         <w:t xml:space="preserve"> </w:t>
@@ -8287,7 +8475,7 @@
         <w:t xml:space="preserve"> </w:t>
       </w:r>
       <w:r>
-        <w:t xml:space="preserve">the required gain is 2 to 3 points where copy recovers 93% to 96%, about 30 points where copy recovers 32%, and 21 points for the instruction-tuned pair, where ACT costs 0.65.</w:t>
+        <w:t xml:space="preserve">the required gain is 2 to 5 points where copy recovers 90% to 96%, about 20 points where copy recovers 55%, about 30 points where copy recovers 32%, and 21 points for the instruction-tuned pair, where ACT costs 0.65.</w:t>
       </w:r>
     </w:p>
     <w:p>
@@ -8620,7 +8808,7 @@
                 <w:rFonts w:ascii="Times New Roman" w:hAnsi="Times New Roman"/>
                 <w:sz w:val="20"/>
               </w:rPr>
-              <w:t xml:space="preserve">0.32 (Pythia, large upgrade)</w:t>
+              <w:t xml:space="preserve">0.32 (Pythia, largest upgrade)</w:t>
             </w:r>
           </w:p>
         </w:tc>
@@ -8698,7 +8886,7 @@
                 <w:rFonts w:ascii="Times New Roman" w:hAnsi="Times New Roman"/>
                 <w:sz w:val="20"/>
               </w:rPr>
-              <w:t xml:space="preserve">0.32 (Pythia, large upgrade)</w:t>
+              <w:t xml:space="preserve">0.32 (Pythia, largest upgrade)</w:t>
             </w:r>
           </w:p>
         </w:tc>
@@ -8756,6 +8944,84 @@
                 <w:sz w:val="20"/>
               </w:rPr>
               <w:t xml:space="preserve">0.303</w:t>
+            </w:r>
+          </w:p>
+        </w:tc>
+      </w:tr>
+      <w:tr>
+        <w:tc>
+          <w:tcPr>
+            <w:tcW w:type="dxa" w:w="3456"/>
+          </w:tcPr>
+          <w:p>
+            <w:pPr>
+              <w:pStyle w:val="Compact"/>
+              <w:spacing w:line="240" w:lineRule="auto"/>
+              <w:jc w:val="left"/>
+            </w:pPr>
+            <w:r>
+              <w:rPr>
+                <w:rFonts w:ascii="Times New Roman" w:hAnsi="Times New Roman"/>
+                <w:sz w:val="20"/>
+              </w:rPr>
+              <w:t xml:space="preserve">0.55 (Pythia, large upgrade)</w:t>
+            </w:r>
+          </w:p>
+        </w:tc>
+        <w:tc>
+          <w:tcPr>
+            <w:tcW w:type="dxa" w:w="1968"/>
+          </w:tcPr>
+          <w:p>
+            <w:pPr>
+              <w:pStyle w:val="Compact"/>
+              <w:spacing w:line="240" w:lineRule="auto"/>
+              <w:jc w:val="center"/>
+            </w:pPr>
+            <w:r>
+              <w:rPr>
+                <w:rFonts w:ascii="Times New Roman" w:hAnsi="Times New Roman"/>
+                <w:sz w:val="20"/>
+              </w:rPr>
+              <w:t xml:space="preserve">0.35 (measured, ACT)</w:t>
+            </w:r>
+          </w:p>
+        </w:tc>
+        <w:tc>
+          <w:tcPr>
+            <w:tcW w:type="dxa" w:w="1968"/>
+          </w:tcPr>
+          <w:p>
+            <w:pPr>
+              <w:pStyle w:val="Compact"/>
+              <w:spacing w:line="240" w:lineRule="auto"/>
+              <w:jc w:val="center"/>
+            </w:pPr>
+            <w:r>
+              <w:rPr>
+                <w:rFonts w:ascii="Times New Roman" w:hAnsi="Times New Roman"/>
+                <w:sz w:val="20"/>
+              </w:rPr>
+              <w:t xml:space="preserve">0.750</w:t>
+            </w:r>
+          </w:p>
+        </w:tc>
+        <w:tc>
+          <w:tcPr>
+            <w:tcW w:type="dxa" w:w="1968"/>
+          </w:tcPr>
+          <w:p>
+            <w:pPr>
+              <w:pStyle w:val="Compact"/>
+              <w:spacing w:line="240" w:lineRule="auto"/>
+              <w:jc w:val="center"/>
+            </w:pPr>
+            <w:r>
+              <w:rPr>
+                <w:rFonts w:ascii="Times New Roman" w:hAnsi="Times New Roman"/>
+                <w:sz w:val="20"/>
+              </w:rPr>
+              <w:t xml:space="preserve">0.196</w:t>
             </w:r>
           </w:p>
         </w:tc>
@@ -9258,13 +9524,13 @@
         <w:t xml:space="preserve"> </w:t>
       </w:r>
       <w:r>
-        <w:t xml:space="preserve">batch 4, maximum length 256). Costs are compute time only. We evaluate four upgrades. Three are Pythia-160M checkpoints (Biderman et al., 2023)</w:t>
-      </w:r>
-      <w:r>
-        <w:t xml:space="preserve"> </w:t>
-      </w:r>
-      <w:r>
-        <w:t xml:space="preserve">upgraded to the same final checkpoint, step 143k, from step 133k, 113k, and 73k, which gives upgrades of increasing size within one model family. The fourth is SmolLM2-360M, base to instruction-tuned.</w:t>
+        <w:t xml:space="preserve">batch 4, maximum length 256). Costs are compute time only. We evaluate six upgrades. Five are Pythia-160M checkpoints (Biderman et al., 2023)</w:t>
+      </w:r>
+      <w:r>
+        <w:t xml:space="preserve"> </w:t>
+      </w:r>
+      <w:r>
+        <w:t xml:space="preserve">upgraded to the same final checkpoint, step 143k, from steps 133k, 113k, 103k, 83k, and 73k, which gives upgrades of increasing size within one model family. The sixth is SmolLM2-360M, base to instruction-tuned.</w:t>
       </w:r>
       <w:r>
         <w:t xml:space="preserve"> </w:t>
@@ -9693,6 +9959,238 @@
                 <w:rFonts w:ascii="Times New Roman" w:hAnsi="Times New Roman"/>
                 <w:sz w:val="20"/>
               </w:rPr>
+              <w:t xml:space="preserve">Pythia, step 103k to 143k</w:t>
+            </w:r>
+          </w:p>
+        </w:tc>
+        <w:tc>
+          <w:tcPr>
+            <w:tcW w:type="dxa" w:w="1181"/>
+          </w:tcPr>
+          <w:p>
+            <w:pPr>
+              <w:pStyle w:val="Compact"/>
+              <w:spacing w:line="240" w:lineRule="auto"/>
+              <w:jc w:val="center"/>
+            </w:pPr>
+            <w:r>
+              <w:rPr>
+                <w:rFonts w:ascii="Times New Roman" w:hAnsi="Times New Roman"/>
+                <w:sz w:val="20"/>
+              </w:rPr>
+              <w:t xml:space="preserve">0.36</w:t>
+            </w:r>
+          </w:p>
+        </w:tc>
+        <w:tc>
+          <w:tcPr>
+            <w:tcW w:type="dxa" w:w="1181"/>
+          </w:tcPr>
+          <w:p>
+            <w:pPr>
+              <w:pStyle w:val="Compact"/>
+              <w:spacing w:line="240" w:lineRule="auto"/>
+              <w:jc w:val="center"/>
+            </w:pPr>
+            <w:r>
+              <w:rPr>
+                <w:rFonts w:ascii="Times New Roman" w:hAnsi="Times New Roman"/>
+                <w:sz w:val="20"/>
+              </w:rPr>
+              <w:t xml:space="preserve">2.761</w:t>
+            </w:r>
+          </w:p>
+        </w:tc>
+        <w:tc>
+          <w:tcPr>
+            <w:tcW w:type="dxa" w:w="1181"/>
+          </w:tcPr>
+          <w:p>
+            <w:pPr>
+              <w:pStyle w:val="Compact"/>
+              <w:spacing w:line="240" w:lineRule="auto"/>
+              <w:jc w:val="center"/>
+            </w:pPr>
+            <w:r>
+              <w:rPr>
+                <w:rFonts w:ascii="Times New Roman" w:hAnsi="Times New Roman"/>
+                <w:sz w:val="20"/>
+              </w:rPr>
+              <w:t xml:space="preserve">1.357</w:t>
+            </w:r>
+          </w:p>
+        </w:tc>
+        <w:tc>
+          <w:tcPr>
+            <w:tcW w:type="dxa" w:w="1181"/>
+          </w:tcPr>
+          <w:p>
+            <w:pPr>
+              <w:pStyle w:val="Compact"/>
+              <w:spacing w:line="240" w:lineRule="auto"/>
+              <w:jc w:val="center"/>
+            </w:pPr>
+            <w:r>
+              <w:rPr>
+                <w:rFonts w:ascii="Times New Roman" w:hAnsi="Times New Roman"/>
+                <w:sz w:val="20"/>
+              </w:rPr>
+              <w:t xml:space="preserve">1.505</w:t>
+            </w:r>
+          </w:p>
+        </w:tc>
+        <w:tc>
+          <w:tcPr>
+            <w:tcW w:type="dxa" w:w="1181"/>
+          </w:tcPr>
+          <w:p>
+            <w:pPr>
+              <w:pStyle w:val="Compact"/>
+              <w:spacing w:line="240" w:lineRule="auto"/>
+              <w:jc w:val="center"/>
+            </w:pPr>
+            <w:r>
+              <w:rPr>
+                <w:rFonts w:ascii="Times New Roman" w:hAnsi="Times New Roman"/>
+                <w:sz w:val="20"/>
+              </w:rPr>
+              <w:t xml:space="preserve">1.450</w:t>
+            </w:r>
+          </w:p>
+        </w:tc>
+      </w:tr>
+      <w:tr>
+        <w:tc>
+          <w:tcPr>
+            <w:tcW w:type="dxa" w:w="3456"/>
+          </w:tcPr>
+          <w:p>
+            <w:pPr>
+              <w:pStyle w:val="Compact"/>
+              <w:spacing w:line="240" w:lineRule="auto"/>
+              <w:jc w:val="left"/>
+            </w:pPr>
+            <w:r>
+              <w:rPr>
+                <w:rFonts w:ascii="Times New Roman" w:hAnsi="Times New Roman"/>
+                <w:sz w:val="20"/>
+              </w:rPr>
+              <w:t xml:space="preserve">Pythia, step 83k to 143k</w:t>
+            </w:r>
+          </w:p>
+        </w:tc>
+        <w:tc>
+          <w:tcPr>
+            <w:tcW w:type="dxa" w:w="1181"/>
+          </w:tcPr>
+          <w:p>
+            <w:pPr>
+              <w:pStyle w:val="Compact"/>
+              <w:spacing w:line="240" w:lineRule="auto"/>
+              <w:jc w:val="center"/>
+            </w:pPr>
+            <w:r>
+              <w:rPr>
+                <w:rFonts w:ascii="Times New Roman" w:hAnsi="Times New Roman"/>
+                <w:sz w:val="20"/>
+              </w:rPr>
+              <w:t xml:space="preserve">0.56</w:t>
+            </w:r>
+          </w:p>
+        </w:tc>
+        <w:tc>
+          <w:tcPr>
+            <w:tcW w:type="dxa" w:w="1181"/>
+          </w:tcPr>
+          <w:p>
+            <w:pPr>
+              <w:pStyle w:val="Compact"/>
+              <w:spacing w:line="240" w:lineRule="auto"/>
+              <w:jc w:val="center"/>
+            </w:pPr>
+            <w:r>
+              <w:rPr>
+                <w:rFonts w:ascii="Times New Roman" w:hAnsi="Times New Roman"/>
+                <w:sz w:val="20"/>
+              </w:rPr>
+              <w:t xml:space="preserve">2.761</w:t>
+            </w:r>
+          </w:p>
+        </w:tc>
+        <w:tc>
+          <w:tcPr>
+            <w:tcW w:type="dxa" w:w="1181"/>
+          </w:tcPr>
+          <w:p>
+            <w:pPr>
+              <w:pStyle w:val="Compact"/>
+              <w:spacing w:line="240" w:lineRule="auto"/>
+              <w:jc w:val="center"/>
+            </w:pPr>
+            <w:r>
+              <w:rPr>
+                <w:rFonts w:ascii="Times New Roman" w:hAnsi="Times New Roman"/>
+                <w:sz w:val="20"/>
+              </w:rPr>
+              <w:t xml:space="preserve">1.339</w:t>
+            </w:r>
+          </w:p>
+        </w:tc>
+        <w:tc>
+          <w:tcPr>
+            <w:tcW w:type="dxa" w:w="1181"/>
+          </w:tcPr>
+          <w:p>
+            <w:pPr>
+              <w:pStyle w:val="Compact"/>
+              <w:spacing w:line="240" w:lineRule="auto"/>
+              <w:jc w:val="center"/>
+            </w:pPr>
+            <w:r>
+              <w:rPr>
+                <w:rFonts w:ascii="Times New Roman" w:hAnsi="Times New Roman"/>
+                <w:sz w:val="20"/>
+              </w:rPr>
+              <w:t xml:space="preserve">1.974</w:t>
+            </w:r>
+          </w:p>
+        </w:tc>
+        <w:tc>
+          <w:tcPr>
+            <w:tcW w:type="dxa" w:w="1181"/>
+          </w:tcPr>
+          <w:p>
+            <w:pPr>
+              <w:pStyle w:val="Compact"/>
+              <w:spacing w:line="240" w:lineRule="auto"/>
+              <w:jc w:val="center"/>
+            </w:pPr>
+            <w:r>
+              <w:rPr>
+                <w:rFonts w:ascii="Times New Roman" w:hAnsi="Times New Roman"/>
+                <w:sz w:val="20"/>
+              </w:rPr>
+              <w:t xml:space="preserve">1.718</w:t>
+            </w:r>
+          </w:p>
+        </w:tc>
+      </w:tr>
+      <w:tr>
+        <w:tc>
+          <w:tcPr>
+            <w:tcW w:type="dxa" w:w="3456"/>
+          </w:tcPr>
+          <w:p>
+            <w:pPr>
+              <w:pStyle w:val="Compact"/>
+              <w:spacing w:line="240" w:lineRule="auto"/>
+              <w:jc w:val="left"/>
+            </w:pPr>
+            <w:r>
+              <w:rPr>
+                <w:rFonts w:ascii="Times New Roman" w:hAnsi="Times New Roman"/>
+                <w:sz w:val="20"/>
+              </w:rPr>
               <w:t xml:space="preserve">Pythia, step 73k to 143k (seed 0)</w:t>
             </w:r>
           </w:p>
@@ -10123,6 +10621,20 @@
         <w:t xml:space="preserve"> </w:t>
       </w:r>
       <w:r>
+        <w:t xml:space="preserve">and</w:t>
+      </w:r>
+      <w:r>
+        <w:t xml:space="preserve"> </w:t>
+      </w:r>
+      <m:oMath>
+        <m:r>
+          <m:t>Γ</m:t>
+        </m:r>
+      </m:oMath>
+      <w:r>
+        <w:t xml:space="preserve"> </w:t>
+      </w:r>
+      <w:r>
         <w:t xml:space="preserve">in multiples of</w:t>
       </w:r>
       <w:r>
@@ -10190,7 +10702,7 @@
         <w:tblW w:type="dxa" w:w="9360"/>
         <w:tblLook w:firstRow="1" w:lastRow="0" w:firstColumn="0" w:lastColumn="0" w:noHBand="0" w:noVBand="0" w:val="0020"/>
         <w:jc w:val="start"/>
-        <w:tblCaption w:val="Recovery, ACT cost ratio, and the policy implied by the model (\rho=0.10, \mu=2, g=0.20, \sigma=0.40; v in multiples of C_N, using each pair’s measured C_A/C_N)."/>
+        <w:tblCaption w:val="Recovery, ACT cost ratio, and the policy implied by the model (\rho=0.10, \mu=2, g=0.20, \sigma=0.40; v and \Gamma in multiples of C_N, using each pair’s measured C_A/C_N)."/>
         <w:tblLayout w:type="fixed"/>
         <w:tblBorders>
           <w:top w:val="single" w:sz="12" w:color="000000"/>
@@ -10198,12 +10710,14 @@
         </w:tblBorders>
       </w:tblPr>
       <w:tblGrid>
-        <w:gridCol w:w="3456"/>
-        <w:gridCol w:w="1180"/>
-        <w:gridCol w:w="1180"/>
-        <w:gridCol w:w="1180"/>
-        <w:gridCol w:w="1180"/>
-        <w:gridCol w:w="1180"/>
+        <w:gridCol w:w="3110"/>
+        <w:gridCol w:w="892"/>
+        <w:gridCol w:w="892"/>
+        <w:gridCol w:w="892"/>
+        <w:gridCol w:w="892"/>
+        <w:gridCol w:w="892"/>
+        <w:gridCol w:w="892"/>
+        <w:gridCol w:w="892"/>
       </w:tblGrid>
       <w:tr>
         <w:trPr>
@@ -10211,7 +10725,7 @@
         </w:trPr>
         <w:tc>
           <w:tcPr>
-            <w:tcW w:type="dxa" w:w="3456"/>
+            <w:tcW w:type="dxa" w:w="3110"/>
             <w:tcBorders>
               <w:bottom w:val="single" w:sz="6" w:color="000000"/>
             </w:tcBorders>
@@ -10225,7 +10739,7 @@
             <w:r>
               <w:rPr>
                 <w:rFonts w:ascii="Times New Roman" w:hAnsi="Times New Roman"/>
-                <w:sz w:val="20"/>
+                <w:sz w:val="18"/>
               </w:rPr>
               <w:t xml:space="preserve">Upgrade</w:t>
             </w:r>
@@ -10233,7 +10747,7 @@
         </w:tc>
         <w:tc>
           <w:tcPr>
-            <w:tcW w:type="dxa" w:w="1181"/>
+            <w:tcW w:type="dxa" w:w="893"/>
             <w:tcBorders>
               <w:bottom w:val="single" w:sz="6" w:color="000000"/>
             </w:tcBorders>
@@ -10247,14 +10761,14 @@
             <w:r>
               <w:rPr>
                 <w:rFonts w:ascii="Times New Roman" w:hAnsi="Times New Roman"/>
-                <w:sz w:val="20"/>
+                <w:sz w:val="18"/>
               </w:rPr>
               <w:t xml:space="preserve">R</w:t>
             </w:r>
             <w:r>
               <w:rPr>
                 <w:rFonts w:ascii="Times New Roman" w:hAnsi="Times New Roman"/>
-                <w:sz w:val="20"/>
+                <w:sz w:val="18"/>
                 <w:vertAlign w:val="subscript"/>
               </w:rPr>
               <w:t xml:space="preserve">C</w:t>
@@ -10263,7 +10777,7 @@
         </w:tc>
         <w:tc>
           <w:tcPr>
-            <w:tcW w:type="dxa" w:w="1181"/>
+            <w:tcW w:type="dxa" w:w="893"/>
             <w:tcBorders>
               <w:bottom w:val="single" w:sz="6" w:color="000000"/>
             </w:tcBorders>
@@ -10277,14 +10791,14 @@
             <w:r>
               <w:rPr>
                 <w:rFonts w:ascii="Times New Roman" w:hAnsi="Times New Roman"/>
-                <w:sz w:val="20"/>
+                <w:sz w:val="18"/>
               </w:rPr>
               <w:t xml:space="preserve">R</w:t>
             </w:r>
             <w:r>
               <w:rPr>
                 <w:rFonts w:ascii="Times New Roman" w:hAnsi="Times New Roman"/>
-                <w:sz w:val="20"/>
+                <w:sz w:val="18"/>
                 <w:vertAlign w:val="subscript"/>
               </w:rPr>
               <w:t xml:space="preserve">A</w:t>
@@ -10293,7 +10807,7 @@
         </w:tc>
         <w:tc>
           <w:tcPr>
-            <w:tcW w:type="dxa" w:w="1181"/>
+            <w:tcW w:type="dxa" w:w="893"/>
             <w:tcBorders>
               <w:bottom w:val="single" w:sz="6" w:color="000000"/>
             </w:tcBorders>
@@ -10307,14 +10821,14 @@
             <w:r>
               <w:rPr>
                 <w:rFonts w:ascii="Times New Roman" w:hAnsi="Times New Roman"/>
-                <w:sz w:val="20"/>
+                <w:sz w:val="18"/>
               </w:rPr>
               <w:t xml:space="preserve">C</w:t>
             </w:r>
             <w:r>
               <w:rPr>
                 <w:rFonts w:ascii="Times New Roman" w:hAnsi="Times New Roman"/>
-                <w:sz w:val="20"/>
+                <w:sz w:val="18"/>
                 <w:vertAlign w:val="subscript"/>
               </w:rPr>
               <w:t xml:space="preserve">A</w:t>
@@ -10322,14 +10836,14 @@
             <w:r>
               <w:rPr>
                 <w:rFonts w:ascii="Times New Roman" w:hAnsi="Times New Roman"/>
-                <w:sz w:val="20"/>
+                <w:sz w:val="18"/>
               </w:rPr>
               <w:t xml:space="preserve">/C</w:t>
             </w:r>
             <w:r>
               <w:rPr>
                 <w:rFonts w:ascii="Times New Roman" w:hAnsi="Times New Roman"/>
-                <w:sz w:val="20"/>
+                <w:sz w:val="18"/>
                 <w:vertAlign w:val="subscript"/>
               </w:rPr>
               <w:t xml:space="preserve">N</w:t>
@@ -10338,7 +10852,7 @@
         </w:tc>
         <w:tc>
           <w:tcPr>
-            <w:tcW w:type="dxa" w:w="1181"/>
+            <w:tcW w:type="dxa" w:w="893"/>
             <w:tcBorders>
               <w:bottom w:val="single" w:sz="6" w:color="000000"/>
             </w:tcBorders>
@@ -10352,38 +10866,15 @@
             <w:r>
               <w:rPr>
                 <w:rFonts w:ascii="Times New Roman" w:hAnsi="Times New Roman"/>
-                <w:sz w:val="20"/>
-              </w:rPr>
-              <w:t xml:space="preserve">v*</w:t>
-            </w:r>
-            <w:r>
-              <w:rPr>
-                <w:rFonts w:ascii="Times New Roman" w:hAnsi="Times New Roman"/>
-                <w:sz w:val="20"/>
-                <w:vertAlign w:val="subscript"/>
-              </w:rPr>
-              <w:t xml:space="preserve">C</w:t>
-            </w:r>
-            <w:r>
-              <w:rPr>
-                <w:rFonts w:ascii="Times New Roman" w:hAnsi="Times New Roman"/>
-                <w:sz w:val="20"/>
-              </w:rPr>
-              <w:t xml:space="preserve">/C</w:t>
-            </w:r>
-            <w:r>
-              <w:rPr>
-                <w:rFonts w:ascii="Times New Roman" w:hAnsi="Times New Roman"/>
-                <w:sz w:val="20"/>
-                <w:vertAlign w:val="subscript"/>
-              </w:rPr>
-              <w:t xml:space="preserve">N</w:t>
-            </w:r>
-          </w:p>
-        </w:tc>
-        <w:tc>
-          <w:tcPr>
-            <w:tcW w:type="dxa" w:w="1181"/>
+                <w:sz w:val="18"/>
+              </w:rPr>
+              <w:t xml:space="preserve">Γ</w:t>
+            </w:r>
+          </w:p>
+        </w:tc>
+        <w:tc>
+          <w:tcPr>
+            <w:tcW w:type="dxa" w:w="893"/>
             <w:tcBorders>
               <w:bottom w:val="single" w:sz="6" w:color="000000"/>
             </w:tcBorders>
@@ -10397,17 +10888,76 @@
             <w:r>
               <w:rPr>
                 <w:rFonts w:ascii="Times New Roman" w:hAnsi="Times New Roman"/>
-                <w:sz w:val="20"/>
+                <w:sz w:val="18"/>
+              </w:rPr>
+              <w:t xml:space="preserve">v*</w:t>
+            </w:r>
+            <w:r>
+              <w:rPr>
+                <w:rFonts w:ascii="Times New Roman" w:hAnsi="Times New Roman"/>
+                <w:sz w:val="18"/>
+                <w:vertAlign w:val="subscript"/>
+              </w:rPr>
+              <w:t xml:space="preserve">C</w:t>
+            </w:r>
+            <w:r>
+              <w:rPr>
+                <w:rFonts w:ascii="Times New Roman" w:hAnsi="Times New Roman"/>
+                <w:sz w:val="18"/>
+              </w:rPr>
+              <w:t xml:space="preserve">/C</w:t>
+            </w:r>
+            <w:r>
+              <w:rPr>
+                <w:rFonts w:ascii="Times New Roman" w:hAnsi="Times New Roman"/>
+                <w:sz w:val="18"/>
+                <w:vertAlign w:val="subscript"/>
+              </w:rPr>
+              <w:t xml:space="preserve">N</w:t>
+            </w:r>
+          </w:p>
+        </w:tc>
+        <w:tc>
+          <w:tcPr>
+            <w:tcW w:type="dxa" w:w="893"/>
+            <w:tcBorders>
+              <w:bottom w:val="single" w:sz="6" w:color="000000"/>
+            </w:tcBorders>
+          </w:tcPr>
+          <w:p>
+            <w:pPr>
+              <w:pStyle w:val="Compact"/>
+              <w:spacing w:line="240" w:lineRule="auto"/>
+              <w:jc w:val="center"/>
+            </w:pPr>
+            <w:r>
+              <w:rPr>
+                <w:rFonts w:ascii="Times New Roman" w:hAnsi="Times New Roman"/>
+                <w:sz w:val="18"/>
               </w:rPr>
               <w:t xml:space="preserve">ACT optimal for</w:t>
             </w:r>
+          </w:p>
+        </w:tc>
+        <w:tc>
+          <w:tcPr>
+            <w:tcW w:type="dxa" w:w="893"/>
+            <w:tcBorders>
+              <w:bottom w:val="single" w:sz="6" w:color="000000"/>
+            </w:tcBorders>
+          </w:tcPr>
+          <w:p>
+            <w:pPr>
+              <w:pStyle w:val="Compact"/>
+              <w:spacing w:line="240" w:lineRule="auto"/>
+            </w:pPr>
           </w:p>
         </w:tc>
       </w:tr>
       <w:tr>
         <w:tc>
           <w:tcPr>
-            <w:tcW w:type="dxa" w:w="3456"/>
+            <w:tcW w:type="dxa" w:w="3110"/>
           </w:tcPr>
           <w:p>
             <w:pPr>
@@ -10418,7 +10968,7 @@
             <w:r>
               <w:rPr>
                 <w:rFonts w:ascii="Times New Roman" w:hAnsi="Times New Roman"/>
-                <w:sz w:val="20"/>
+                <w:sz w:val="18"/>
               </w:rPr>
               <w:t xml:space="preserve">Pythia, step 133k to 143k</w:t>
             </w:r>
@@ -10426,18 +10976,18 @@
         </w:tc>
         <w:tc>
           <w:tcPr>
-            <w:tcW w:type="dxa" w:w="1181"/>
-          </w:tcPr>
-          <w:p>
-            <w:pPr>
-              <w:pStyle w:val="Compact"/>
-              <w:spacing w:line="240" w:lineRule="auto"/>
-              <w:jc w:val="center"/>
-            </w:pPr>
-            <w:r>
-              <w:rPr>
-                <w:rFonts w:ascii="Times New Roman" w:hAnsi="Times New Roman"/>
-                <w:sz w:val="20"/>
+            <w:tcW w:type="dxa" w:w="893"/>
+          </w:tcPr>
+          <w:p>
+            <w:pPr>
+              <w:pStyle w:val="Compact"/>
+              <w:spacing w:line="240" w:lineRule="auto"/>
+              <w:jc w:val="center"/>
+            </w:pPr>
+            <w:r>
+              <w:rPr>
+                <w:rFonts w:ascii="Times New Roman" w:hAnsi="Times New Roman"/>
+                <w:sz w:val="18"/>
               </w:rPr>
               <w:t xml:space="preserve">0.956</w:t>
             </w:r>
@@ -10445,18 +10995,18 @@
         </w:tc>
         <w:tc>
           <w:tcPr>
-            <w:tcW w:type="dxa" w:w="1181"/>
-          </w:tcPr>
-          <w:p>
-            <w:pPr>
-              <w:pStyle w:val="Compact"/>
-              <w:spacing w:line="240" w:lineRule="auto"/>
-              <w:jc w:val="center"/>
-            </w:pPr>
-            <w:r>
-              <w:rPr>
-                <w:rFonts w:ascii="Times New Roman" w:hAnsi="Times New Roman"/>
-                <w:sz w:val="20"/>
+            <w:tcW w:type="dxa" w:w="893"/>
+          </w:tcPr>
+          <w:p>
+            <w:pPr>
+              <w:pStyle w:val="Compact"/>
+              <w:spacing w:line="240" w:lineRule="auto"/>
+              <w:jc w:val="center"/>
+            </w:pPr>
+            <w:r>
+              <w:rPr>
+                <w:rFonts w:ascii="Times New Roman" w:hAnsi="Times New Roman"/>
+                <w:sz w:val="18"/>
               </w:rPr>
               <w:t xml:space="preserve">0.952</w:t>
             </w:r>
@@ -10464,18 +11014,18 @@
         </w:tc>
         <w:tc>
           <w:tcPr>
-            <w:tcW w:type="dxa" w:w="1181"/>
-          </w:tcPr>
-          <w:p>
-            <w:pPr>
-              <w:pStyle w:val="Compact"/>
-              <w:spacing w:line="240" w:lineRule="auto"/>
-              <w:jc w:val="center"/>
-            </w:pPr>
-            <w:r>
-              <w:rPr>
-                <w:rFonts w:ascii="Times New Roman" w:hAnsi="Times New Roman"/>
-                <w:sz w:val="20"/>
+            <w:tcW w:type="dxa" w:w="893"/>
+          </w:tcPr>
+          <w:p>
+            <w:pPr>
+              <w:pStyle w:val="Compact"/>
+              <w:spacing w:line="240" w:lineRule="auto"/>
+              <w:jc w:val="center"/>
+            </w:pPr>
+            <w:r>
+              <w:rPr>
+                <w:rFonts w:ascii="Times New Roman" w:hAnsi="Times New Roman"/>
+                <w:sz w:val="18"/>
               </w:rPr>
               <w:t xml:space="preserve">0.35</w:t>
             </w:r>
@@ -10483,18 +11033,37 @@
         </w:tc>
         <w:tc>
           <w:tcPr>
-            <w:tcW w:type="dxa" w:w="1181"/>
-          </w:tcPr>
-          <w:p>
-            <w:pPr>
-              <w:pStyle w:val="Compact"/>
-              <w:spacing w:line="240" w:lineRule="auto"/>
-              <w:jc w:val="center"/>
-            </w:pPr>
-            <w:r>
-              <w:rPr>
-                <w:rFonts w:ascii="Times New Roman" w:hAnsi="Times New Roman"/>
-                <w:sz w:val="20"/>
+            <w:tcW w:type="dxa" w:w="893"/>
+          </w:tcPr>
+          <w:p>
+            <w:pPr>
+              <w:pStyle w:val="Compact"/>
+              <w:spacing w:line="240" w:lineRule="auto"/>
+              <w:jc w:val="center"/>
+            </w:pPr>
+            <w:r>
+              <w:rPr>
+                <w:rFonts w:ascii="Times New Roman" w:hAnsi="Times New Roman"/>
+                <w:sz w:val="18"/>
+              </w:rPr>
+              <w:t xml:space="preserve">0.00</w:t>
+            </w:r>
+          </w:p>
+        </w:tc>
+        <w:tc>
+          <w:tcPr>
+            <w:tcW w:type="dxa" w:w="893"/>
+          </w:tcPr>
+          <w:p>
+            <w:pPr>
+              <w:pStyle w:val="Compact"/>
+              <w:spacing w:line="240" w:lineRule="auto"/>
+              <w:jc w:val="center"/>
+            </w:pPr>
+            <w:r>
+              <w:rPr>
+                <w:rFonts w:ascii="Times New Roman" w:hAnsi="Times New Roman"/>
+                <w:sz w:val="18"/>
               </w:rPr>
               <w:t xml:space="preserve">55.6</w:t>
             </w:r>
@@ -10502,28 +11071,39 @@
         </w:tc>
         <w:tc>
           <w:tcPr>
-            <w:tcW w:type="dxa" w:w="1181"/>
-          </w:tcPr>
-          <w:p>
-            <w:pPr>
-              <w:pStyle w:val="Compact"/>
-              <w:spacing w:line="240" w:lineRule="auto"/>
-              <w:jc w:val="center"/>
-            </w:pPr>
-            <w:r>
-              <w:rPr>
-                <w:rFonts w:ascii="Times New Roman" w:hAnsi="Times New Roman"/>
-                <w:sz w:val="20"/>
+            <w:tcW w:type="dxa" w:w="893"/>
+          </w:tcPr>
+          <w:p>
+            <w:pPr>
+              <w:pStyle w:val="Compact"/>
+              <w:spacing w:line="240" w:lineRule="auto"/>
+              <w:jc w:val="center"/>
+            </w:pPr>
+            <w:r>
+              <w:rPr>
+                <w:rFonts w:ascii="Times New Roman" w:hAnsi="Times New Roman"/>
+                <w:sz w:val="18"/>
               </w:rPr>
               <w:t xml:space="preserve">never</w:t>
             </w:r>
+          </w:p>
+        </w:tc>
+        <w:tc>
+          <w:tcPr>
+            <w:tcW w:type="dxa" w:w="893"/>
+          </w:tcPr>
+          <w:p>
+            <w:pPr>
+              <w:pStyle w:val="Compact"/>
+              <w:spacing w:line="240" w:lineRule="auto"/>
+            </w:pPr>
           </w:p>
         </w:tc>
       </w:tr>
       <w:tr>
         <w:tc>
           <w:tcPr>
-            <w:tcW w:type="dxa" w:w="3456"/>
+            <w:tcW w:type="dxa" w:w="3110"/>
           </w:tcPr>
           <w:p>
             <w:pPr>
@@ -10534,7 +11114,7 @@
             <w:r>
               <w:rPr>
                 <w:rFonts w:ascii="Times New Roman" w:hAnsi="Times New Roman"/>
-                <w:sz w:val="20"/>
+                <w:sz w:val="18"/>
               </w:rPr>
               <w:t xml:space="preserve">Pythia, step 113k to 143k</w:t>
             </w:r>
@@ -10542,18 +11122,18 @@
         </w:tc>
         <w:tc>
           <w:tcPr>
-            <w:tcW w:type="dxa" w:w="1181"/>
-          </w:tcPr>
-          <w:p>
-            <w:pPr>
-              <w:pStyle w:val="Compact"/>
-              <w:spacing w:line="240" w:lineRule="auto"/>
-              <w:jc w:val="center"/>
-            </w:pPr>
-            <w:r>
-              <w:rPr>
-                <w:rFonts w:ascii="Times New Roman" w:hAnsi="Times New Roman"/>
-                <w:sz w:val="20"/>
+            <w:tcW w:type="dxa" w:w="893"/>
+          </w:tcPr>
+          <w:p>
+            <w:pPr>
+              <w:pStyle w:val="Compact"/>
+              <w:spacing w:line="240" w:lineRule="auto"/>
+              <w:jc w:val="center"/>
+            </w:pPr>
+            <w:r>
+              <w:rPr>
+                <w:rFonts w:ascii="Times New Roman" w:hAnsi="Times New Roman"/>
+                <w:sz w:val="18"/>
               </w:rPr>
               <w:t xml:space="preserve">0.928</w:t>
             </w:r>
@@ -10561,18 +11141,18 @@
         </w:tc>
         <w:tc>
           <w:tcPr>
-            <w:tcW w:type="dxa" w:w="1181"/>
-          </w:tcPr>
-          <w:p>
-            <w:pPr>
-              <w:pStyle w:val="Compact"/>
-              <w:spacing w:line="240" w:lineRule="auto"/>
-              <w:jc w:val="center"/>
-            </w:pPr>
-            <w:r>
-              <w:rPr>
-                <w:rFonts w:ascii="Times New Roman" w:hAnsi="Times New Roman"/>
-                <w:sz w:val="20"/>
+            <w:tcW w:type="dxa" w:w="893"/>
+          </w:tcPr>
+          <w:p>
+            <w:pPr>
+              <w:pStyle w:val="Compact"/>
+              <w:spacing w:line="240" w:lineRule="auto"/>
+              <w:jc w:val="center"/>
+            </w:pPr>
+            <w:r>
+              <w:rPr>
+                <w:rFonts w:ascii="Times New Roman" w:hAnsi="Times New Roman"/>
+                <w:sz w:val="18"/>
               </w:rPr>
               <w:t xml:space="preserve">0.939</w:t>
             </w:r>
@@ -10580,18 +11160,18 @@
         </w:tc>
         <w:tc>
           <w:tcPr>
-            <w:tcW w:type="dxa" w:w="1181"/>
-          </w:tcPr>
-          <w:p>
-            <w:pPr>
-              <w:pStyle w:val="Compact"/>
-              <w:spacing w:line="240" w:lineRule="auto"/>
-              <w:jc w:val="center"/>
-            </w:pPr>
-            <w:r>
-              <w:rPr>
-                <w:rFonts w:ascii="Times New Roman" w:hAnsi="Times New Roman"/>
-                <w:sz w:val="20"/>
+            <w:tcW w:type="dxa" w:w="893"/>
+          </w:tcPr>
+          <w:p>
+            <w:pPr>
+              <w:pStyle w:val="Compact"/>
+              <w:spacing w:line="240" w:lineRule="auto"/>
+              <w:jc w:val="center"/>
+            </w:pPr>
+            <w:r>
+              <w:rPr>
+                <w:rFonts w:ascii="Times New Roman" w:hAnsi="Times New Roman"/>
+                <w:sz w:val="18"/>
               </w:rPr>
               <w:t xml:space="preserve">0.35</w:t>
             </w:r>
@@ -10599,18 +11179,37 @@
         </w:tc>
         <w:tc>
           <w:tcPr>
-            <w:tcW w:type="dxa" w:w="1181"/>
-          </w:tcPr>
-          <w:p>
-            <w:pPr>
-              <w:pStyle w:val="Compact"/>
-              <w:spacing w:line="240" w:lineRule="auto"/>
-              <w:jc w:val="center"/>
-            </w:pPr>
-            <w:r>
-              <w:rPr>
-                <w:rFonts w:ascii="Times New Roman" w:hAnsi="Times New Roman"/>
-                <w:sz w:val="20"/>
+            <w:tcW w:type="dxa" w:w="893"/>
+          </w:tcPr>
+          <w:p>
+            <w:pPr>
+              <w:pStyle w:val="Compact"/>
+              <w:spacing w:line="240" w:lineRule="auto"/>
+              <w:jc w:val="center"/>
+            </w:pPr>
+            <w:r>
+              <w:rPr>
+                <w:rFonts w:ascii="Times New Roman" w:hAnsi="Times New Roman"/>
+                <w:sz w:val="18"/>
+              </w:rPr>
+              <w:t xml:space="preserve">0.11</w:t>
+            </w:r>
+          </w:p>
+        </w:tc>
+        <w:tc>
+          <w:tcPr>
+            <w:tcW w:type="dxa" w:w="893"/>
+          </w:tcPr>
+          <w:p>
+            <w:pPr>
+              <w:pStyle w:val="Compact"/>
+              <w:spacing w:line="240" w:lineRule="auto"/>
+              <w:jc w:val="center"/>
+            </w:pPr>
+            <w:r>
+              <w:rPr>
+                <w:rFonts w:ascii="Times New Roman" w:hAnsi="Times New Roman"/>
+                <w:sz w:val="18"/>
               </w:rPr>
               <w:t xml:space="preserve">34.0</w:t>
             </w:r>
@@ -10618,28 +11217,39 @@
         </w:tc>
         <w:tc>
           <w:tcPr>
-            <w:tcW w:type="dxa" w:w="1181"/>
-          </w:tcPr>
-          <w:p>
-            <w:pPr>
-              <w:pStyle w:val="Compact"/>
-              <w:spacing w:line="240" w:lineRule="auto"/>
-              <w:jc w:val="center"/>
-            </w:pPr>
-            <w:r>
-              <w:rPr>
-                <w:rFonts w:ascii="Times New Roman" w:hAnsi="Times New Roman"/>
-                <w:sz w:val="20"/>
+            <w:tcW w:type="dxa" w:w="893"/>
+          </w:tcPr>
+          <w:p>
+            <w:pPr>
+              <w:pStyle w:val="Compact"/>
+              <w:spacing w:line="240" w:lineRule="auto"/>
+              <w:jc w:val="center"/>
+            </w:pPr>
+            <w:r>
+              <w:rPr>
+                <w:rFonts w:ascii="Times New Roman" w:hAnsi="Times New Roman"/>
+                <w:sz w:val="18"/>
               </w:rPr>
               <w:t xml:space="preserve">never</w:t>
             </w:r>
+          </w:p>
+        </w:tc>
+        <w:tc>
+          <w:tcPr>
+            <w:tcW w:type="dxa" w:w="893"/>
+          </w:tcPr>
+          <w:p>
+            <w:pPr>
+              <w:pStyle w:val="Compact"/>
+              <w:spacing w:line="240" w:lineRule="auto"/>
+            </w:pPr>
           </w:p>
         </w:tc>
       </w:tr>
       <w:tr>
         <w:tc>
           <w:tcPr>
-            <w:tcW w:type="dxa" w:w="3456"/>
+            <w:tcW w:type="dxa" w:w="3110"/>
           </w:tcPr>
           <w:p>
             <w:pPr>
@@ -10650,64 +11260,64 @@
             <w:r>
               <w:rPr>
                 <w:rFonts w:ascii="Times New Roman" w:hAnsi="Times New Roman"/>
-                <w:sz w:val="20"/>
-              </w:rPr>
-              <w:t xml:space="preserve">Pythia, step 73k to 143k (seed 0)</w:t>
-            </w:r>
-          </w:p>
-        </w:tc>
-        <w:tc>
-          <w:tcPr>
-            <w:tcW w:type="dxa" w:w="1181"/>
-          </w:tcPr>
-          <w:p>
-            <w:pPr>
-              <w:pStyle w:val="Compact"/>
-              <w:spacing w:line="240" w:lineRule="auto"/>
-              <w:jc w:val="center"/>
-            </w:pPr>
-            <w:r>
-              <w:rPr>
-                <w:rFonts w:ascii="Times New Roman" w:hAnsi="Times New Roman"/>
-                <w:sz w:val="20"/>
-              </w:rPr>
-              <w:t xml:space="preserve">0.319</w:t>
-            </w:r>
-          </w:p>
-        </w:tc>
-        <w:tc>
-          <w:tcPr>
-            <w:tcW w:type="dxa" w:w="1181"/>
-          </w:tcPr>
-          <w:p>
-            <w:pPr>
-              <w:pStyle w:val="Compact"/>
-              <w:spacing w:line="240" w:lineRule="auto"/>
-              <w:jc w:val="center"/>
-            </w:pPr>
-            <w:r>
-              <w:rPr>
-                <w:rFonts w:ascii="Times New Roman" w:hAnsi="Times New Roman"/>
-                <w:sz w:val="20"/>
-              </w:rPr>
-              <w:t xml:space="preserve">0.717</w:t>
-            </w:r>
-          </w:p>
-        </w:tc>
-        <w:tc>
-          <w:tcPr>
-            <w:tcW w:type="dxa" w:w="1181"/>
-          </w:tcPr>
-          <w:p>
-            <w:pPr>
-              <w:pStyle w:val="Compact"/>
-              <w:spacing w:line="240" w:lineRule="auto"/>
-              <w:jc w:val="center"/>
-            </w:pPr>
-            <w:r>
-              <w:rPr>
-                <w:rFonts w:ascii="Times New Roman" w:hAnsi="Times New Roman"/>
-                <w:sz w:val="20"/>
+                <w:sz w:val="18"/>
+              </w:rPr>
+              <w:t xml:space="preserve">Pythia, step 103k to 143k</w:t>
+            </w:r>
+          </w:p>
+        </w:tc>
+        <w:tc>
+          <w:tcPr>
+            <w:tcW w:type="dxa" w:w="893"/>
+          </w:tcPr>
+          <w:p>
+            <w:pPr>
+              <w:pStyle w:val="Compact"/>
+              <w:spacing w:line="240" w:lineRule="auto"/>
+              <w:jc w:val="center"/>
+            </w:pPr>
+            <w:r>
+              <w:rPr>
+                <w:rFonts w:ascii="Times New Roman" w:hAnsi="Times New Roman"/>
+                <w:sz w:val="18"/>
+              </w:rPr>
+              <w:t xml:space="preserve">0.895</w:t>
+            </w:r>
+          </w:p>
+        </w:tc>
+        <w:tc>
+          <w:tcPr>
+            <w:tcW w:type="dxa" w:w="893"/>
+          </w:tcPr>
+          <w:p>
+            <w:pPr>
+              <w:pStyle w:val="Compact"/>
+              <w:spacing w:line="240" w:lineRule="auto"/>
+              <w:jc w:val="center"/>
+            </w:pPr>
+            <w:r>
+              <w:rPr>
+                <w:rFonts w:ascii="Times New Roman" w:hAnsi="Times New Roman"/>
+                <w:sz w:val="18"/>
+              </w:rPr>
+              <w:t xml:space="preserve">0.934</w:t>
+            </w:r>
+          </w:p>
+        </w:tc>
+        <w:tc>
+          <w:tcPr>
+            <w:tcW w:type="dxa" w:w="893"/>
+          </w:tcPr>
+          <w:p>
+            <w:pPr>
+              <w:pStyle w:val="Compact"/>
+              <w:spacing w:line="240" w:lineRule="auto"/>
+              <w:jc w:val="center"/>
+            </w:pPr>
+            <w:r>
+              <w:rPr>
+                <w:rFonts w:ascii="Times New Roman" w:hAnsi="Times New Roman"/>
+                <w:sz w:val="18"/>
               </w:rPr>
               <w:t xml:space="preserve">0.36</w:t>
             </w:r>
@@ -10715,47 +11325,77 @@
         </w:tc>
         <w:tc>
           <w:tcPr>
-            <w:tcW w:type="dxa" w:w="1181"/>
-          </w:tcPr>
-          <w:p>
-            <w:pPr>
-              <w:pStyle w:val="Compact"/>
-              <w:spacing w:line="240" w:lineRule="auto"/>
-              <w:jc w:val="center"/>
-            </w:pPr>
-            <w:r>
-              <w:rPr>
-                <w:rFonts w:ascii="Times New Roman" w:hAnsi="Times New Roman"/>
-                <w:sz w:val="20"/>
-              </w:rPr>
-              <w:t xml:space="preserve">3.6</w:t>
-            </w:r>
-          </w:p>
-        </w:tc>
-        <w:tc>
-          <w:tcPr>
-            <w:tcW w:type="dxa" w:w="1181"/>
-          </w:tcPr>
-          <w:p>
-            <w:pPr>
-              <w:pStyle w:val="Compact"/>
-              <w:spacing w:line="240" w:lineRule="auto"/>
-              <w:jc w:val="center"/>
-            </w:pPr>
-            <w:r>
-              <w:rPr>
-                <w:rFonts w:ascii="Times New Roman" w:hAnsi="Times New Roman"/>
-                <w:sz w:val="20"/>
-              </w:rPr>
-              <w:t xml:space="preserve">[1.78, 4.40)</w:t>
-            </w:r>
+            <w:tcW w:type="dxa" w:w="893"/>
+          </w:tcPr>
+          <w:p>
+            <w:pPr>
+              <w:pStyle w:val="Compact"/>
+              <w:spacing w:line="240" w:lineRule="auto"/>
+              <w:jc w:val="center"/>
+            </w:pPr>
+            <w:r>
+              <w:rPr>
+                <w:rFonts w:ascii="Times New Roman" w:hAnsi="Times New Roman"/>
+                <w:sz w:val="18"/>
+              </w:rPr>
+              <w:t xml:space="preserve">0.29</w:t>
+            </w:r>
+          </w:p>
+        </w:tc>
+        <w:tc>
+          <w:tcPr>
+            <w:tcW w:type="dxa" w:w="893"/>
+          </w:tcPr>
+          <w:p>
+            <w:pPr>
+              <w:pStyle w:val="Compact"/>
+              <w:spacing w:line="240" w:lineRule="auto"/>
+              <w:jc w:val="center"/>
+            </w:pPr>
+            <w:r>
+              <w:rPr>
+                <w:rFonts w:ascii="Times New Roman" w:hAnsi="Times New Roman"/>
+                <w:sz w:val="18"/>
+              </w:rPr>
+              <w:t xml:space="preserve">23.3</w:t>
+            </w:r>
+          </w:p>
+        </w:tc>
+        <w:tc>
+          <w:tcPr>
+            <w:tcW w:type="dxa" w:w="893"/>
+          </w:tcPr>
+          <w:p>
+            <w:pPr>
+              <w:pStyle w:val="Compact"/>
+              <w:spacing w:line="240" w:lineRule="auto"/>
+              <w:jc w:val="center"/>
+            </w:pPr>
+            <w:r>
+              <w:rPr>
+                <w:rFonts w:ascii="Times New Roman" w:hAnsi="Times New Roman"/>
+                <w:sz w:val="18"/>
+              </w:rPr>
+              <w:t xml:space="preserve">never</w:t>
+            </w:r>
+          </w:p>
+        </w:tc>
+        <w:tc>
+          <w:tcPr>
+            <w:tcW w:type="dxa" w:w="893"/>
+          </w:tcPr>
+          <w:p>
+            <w:pPr>
+              <w:pStyle w:val="Compact"/>
+              <w:spacing w:line="240" w:lineRule="auto"/>
+            </w:pPr>
           </w:p>
         </w:tc>
       </w:tr>
       <w:tr>
         <w:tc>
           <w:tcPr>
-            <w:tcW w:type="dxa" w:w="3456"/>
+            <w:tcW w:type="dxa" w:w="3110"/>
           </w:tcPr>
           <w:p>
             <w:pPr>
@@ -10766,112 +11406,142 @@
             <w:r>
               <w:rPr>
                 <w:rFonts w:ascii="Times New Roman" w:hAnsi="Times New Roman"/>
-                <w:sz w:val="20"/>
-              </w:rPr>
-              <w:t xml:space="preserve">Pythia, step 73k to 143k (seed 1)</w:t>
-            </w:r>
-          </w:p>
-        </w:tc>
-        <w:tc>
-          <w:tcPr>
-            <w:tcW w:type="dxa" w:w="1181"/>
-          </w:tcPr>
-          <w:p>
-            <w:pPr>
-              <w:pStyle w:val="Compact"/>
-              <w:spacing w:line="240" w:lineRule="auto"/>
-              <w:jc w:val="center"/>
-            </w:pPr>
-            <w:r>
-              <w:rPr>
-                <w:rFonts w:ascii="Times New Roman" w:hAnsi="Times New Roman"/>
-                <w:sz w:val="20"/>
-              </w:rPr>
-              <w:t xml:space="preserve">0.359</w:t>
-            </w:r>
-          </w:p>
-        </w:tc>
-        <w:tc>
-          <w:tcPr>
-            <w:tcW w:type="dxa" w:w="1181"/>
-          </w:tcPr>
-          <w:p>
-            <w:pPr>
-              <w:pStyle w:val="Compact"/>
-              <w:spacing w:line="240" w:lineRule="auto"/>
-              <w:jc w:val="center"/>
-            </w:pPr>
-            <w:r>
-              <w:rPr>
-                <w:rFonts w:ascii="Times New Roman" w:hAnsi="Times New Roman"/>
-                <w:sz w:val="20"/>
-              </w:rPr>
-              <w:t xml:space="preserve">0.692</w:t>
-            </w:r>
-          </w:p>
-        </w:tc>
-        <w:tc>
-          <w:tcPr>
-            <w:tcW w:type="dxa" w:w="1181"/>
-          </w:tcPr>
-          <w:p>
-            <w:pPr>
-              <w:pStyle w:val="Compact"/>
-              <w:spacing w:line="240" w:lineRule="auto"/>
-              <w:jc w:val="center"/>
-            </w:pPr>
-            <w:r>
-              <w:rPr>
-                <w:rFonts w:ascii="Times New Roman" w:hAnsi="Times New Roman"/>
-                <w:sz w:val="20"/>
-              </w:rPr>
-              <w:t xml:space="preserve">0.30</w:t>
-            </w:r>
-          </w:p>
-        </w:tc>
-        <w:tc>
-          <w:tcPr>
-            <w:tcW w:type="dxa" w:w="1181"/>
-          </w:tcPr>
-          <w:p>
-            <w:pPr>
-              <w:pStyle w:val="Compact"/>
-              <w:spacing w:line="240" w:lineRule="auto"/>
-              <w:jc w:val="center"/>
-            </w:pPr>
-            <w:r>
-              <w:rPr>
-                <w:rFonts w:ascii="Times New Roman" w:hAnsi="Times New Roman"/>
-                <w:sz w:val="20"/>
-              </w:rPr>
-              <w:t xml:space="preserve">3.8</w:t>
-            </w:r>
-          </w:p>
-        </w:tc>
-        <w:tc>
-          <w:tcPr>
-            <w:tcW w:type="dxa" w:w="1181"/>
-          </w:tcPr>
-          <w:p>
-            <w:pPr>
-              <w:pStyle w:val="Compact"/>
-              <w:spacing w:line="240" w:lineRule="auto"/>
-              <w:jc w:val="center"/>
-            </w:pPr>
-            <w:r>
-              <w:rPr>
-                <w:rFonts w:ascii="Times New Roman" w:hAnsi="Times New Roman"/>
-                <w:sz w:val="20"/>
-              </w:rPr>
-              <w:t xml:space="preserve">[1.73, 4.49)</w:t>
-            </w:r>
+                <w:sz w:val="18"/>
+              </w:rPr>
+              <w:t xml:space="preserve">Pythia, step 83k to 143k</w:t>
+            </w:r>
+          </w:p>
+        </w:tc>
+        <w:tc>
+          <w:tcPr>
+            <w:tcW w:type="dxa" w:w="893"/>
+          </w:tcPr>
+          <w:p>
+            <w:pPr>
+              <w:pStyle w:val="Compact"/>
+              <w:spacing w:line="240" w:lineRule="auto"/>
+              <w:jc w:val="center"/>
+            </w:pPr>
+            <w:r>
+              <w:rPr>
+                <w:rFonts w:ascii="Times New Roman" w:hAnsi="Times New Roman"/>
+                <w:sz w:val="18"/>
+              </w:rPr>
+              <w:t xml:space="preserve">0.554</w:t>
+            </w:r>
+          </w:p>
+        </w:tc>
+        <w:tc>
+          <w:tcPr>
+            <w:tcW w:type="dxa" w:w="893"/>
+          </w:tcPr>
+          <w:p>
+            <w:pPr>
+              <w:pStyle w:val="Compact"/>
+              <w:spacing w:line="240" w:lineRule="auto"/>
+              <w:jc w:val="center"/>
+            </w:pPr>
+            <w:r>
+              <w:rPr>
+                <w:rFonts w:ascii="Times New Roman" w:hAnsi="Times New Roman"/>
+                <w:sz w:val="18"/>
+              </w:rPr>
+              <w:t xml:space="preserve">0.734</w:t>
+            </w:r>
+          </w:p>
+        </w:tc>
+        <w:tc>
+          <w:tcPr>
+            <w:tcW w:type="dxa" w:w="893"/>
+          </w:tcPr>
+          <w:p>
+            <w:pPr>
+              <w:pStyle w:val="Compact"/>
+              <w:spacing w:line="240" w:lineRule="auto"/>
+              <w:jc w:val="center"/>
+            </w:pPr>
+            <w:r>
+              <w:rPr>
+                <w:rFonts w:ascii="Times New Roman" w:hAnsi="Times New Roman"/>
+                <w:sz w:val="18"/>
+              </w:rPr>
+              <w:t xml:space="preserve">0.35</w:t>
+            </w:r>
+          </w:p>
+        </w:tc>
+        <w:tc>
+          <w:tcPr>
+            <w:tcW w:type="dxa" w:w="893"/>
+          </w:tcPr>
+          <w:p>
+            <w:pPr>
+              <w:pStyle w:val="Compact"/>
+              <w:spacing w:line="240" w:lineRule="auto"/>
+              <w:jc w:val="center"/>
+            </w:pPr>
+            <w:r>
+              <w:rPr>
+                <w:rFonts w:ascii="Times New Roman" w:hAnsi="Times New Roman"/>
+                <w:sz w:val="18"/>
+              </w:rPr>
+              <w:t xml:space="preserve">0.32</w:t>
+            </w:r>
+          </w:p>
+        </w:tc>
+        <w:tc>
+          <w:tcPr>
+            <w:tcW w:type="dxa" w:w="893"/>
+          </w:tcPr>
+          <w:p>
+            <w:pPr>
+              <w:pStyle w:val="Compact"/>
+              <w:spacing w:line="240" w:lineRule="auto"/>
+              <w:jc w:val="center"/>
+            </w:pPr>
+            <w:r>
+              <w:rPr>
+                <w:rFonts w:ascii="Times New Roman" w:hAnsi="Times New Roman"/>
+                <w:sz w:val="18"/>
+              </w:rPr>
+              <w:t xml:space="preserve">5.5</w:t>
+            </w:r>
+          </w:p>
+        </w:tc>
+        <w:tc>
+          <w:tcPr>
+            <w:tcW w:type="dxa" w:w="893"/>
+          </w:tcPr>
+          <w:p>
+            <w:pPr>
+              <w:pStyle w:val="Compact"/>
+              <w:spacing w:line="240" w:lineRule="auto"/>
+              <w:jc w:val="center"/>
+            </w:pPr>
+            <w:r>
+              <w:rPr>
+                <w:rFonts w:ascii="Times New Roman" w:hAnsi="Times New Roman"/>
+                <w:sz w:val="18"/>
+              </w:rPr>
+              <w:t xml:space="preserve">never</w:t>
+            </w:r>
+          </w:p>
+        </w:tc>
+        <w:tc>
+          <w:tcPr>
+            <w:tcW w:type="dxa" w:w="893"/>
+          </w:tcPr>
+          <w:p>
+            <w:pPr>
+              <w:pStyle w:val="Compact"/>
+              <w:spacing w:line="240" w:lineRule="auto"/>
+            </w:pPr>
           </w:p>
         </w:tc>
       </w:tr>
       <w:tr>
         <w:tc>
           <w:tcPr>
-            <w:tcW w:type="dxa" w:w="3456"/>
+            <w:tcW w:type="dxa" w:w="3110"/>
           </w:tcPr>
           <w:p>
             <w:pPr>
@@ -10882,7 +11552,299 @@
             <w:r>
               <w:rPr>
                 <w:rFonts w:ascii="Times New Roman" w:hAnsi="Times New Roman"/>
-                <w:sz w:val="20"/>
+                <w:sz w:val="18"/>
+              </w:rPr>
+              <w:t xml:space="preserve">Pythia, step 73k to 143k (seed 0)</w:t>
+            </w:r>
+          </w:p>
+        </w:tc>
+        <w:tc>
+          <w:tcPr>
+            <w:tcW w:type="dxa" w:w="893"/>
+          </w:tcPr>
+          <w:p>
+            <w:pPr>
+              <w:pStyle w:val="Compact"/>
+              <w:spacing w:line="240" w:lineRule="auto"/>
+              <w:jc w:val="center"/>
+            </w:pPr>
+            <w:r>
+              <w:rPr>
+                <w:rFonts w:ascii="Times New Roman" w:hAnsi="Times New Roman"/>
+                <w:sz w:val="18"/>
+              </w:rPr>
+              <w:t xml:space="preserve">0.319</w:t>
+            </w:r>
+          </w:p>
+        </w:tc>
+        <w:tc>
+          <w:tcPr>
+            <w:tcW w:type="dxa" w:w="893"/>
+          </w:tcPr>
+          <w:p>
+            <w:pPr>
+              <w:pStyle w:val="Compact"/>
+              <w:spacing w:line="240" w:lineRule="auto"/>
+              <w:jc w:val="center"/>
+            </w:pPr>
+            <w:r>
+              <w:rPr>
+                <w:rFonts w:ascii="Times New Roman" w:hAnsi="Times New Roman"/>
+                <w:sz w:val="18"/>
+              </w:rPr>
+              <w:t xml:space="preserve">0.717</w:t>
+            </w:r>
+          </w:p>
+        </w:tc>
+        <w:tc>
+          <w:tcPr>
+            <w:tcW w:type="dxa" w:w="893"/>
+          </w:tcPr>
+          <w:p>
+            <w:pPr>
+              <w:pStyle w:val="Compact"/>
+              <w:spacing w:line="240" w:lineRule="auto"/>
+              <w:jc w:val="center"/>
+            </w:pPr>
+            <w:r>
+              <w:rPr>
+                <w:rFonts w:ascii="Times New Roman" w:hAnsi="Times New Roman"/>
+                <w:sz w:val="18"/>
+              </w:rPr>
+              <w:t xml:space="preserve">0.36</w:t>
+            </w:r>
+          </w:p>
+        </w:tc>
+        <w:tc>
+          <w:tcPr>
+            <w:tcW w:type="dxa" w:w="893"/>
+          </w:tcPr>
+          <w:p>
+            <w:pPr>
+              <w:pStyle w:val="Compact"/>
+              <w:spacing w:line="240" w:lineRule="auto"/>
+              <w:jc w:val="center"/>
+            </w:pPr>
+            <w:r>
+              <w:rPr>
+                <w:rFonts w:ascii="Times New Roman" w:hAnsi="Times New Roman"/>
+                <w:sz w:val="18"/>
+              </w:rPr>
+              <w:t xml:space="preserve">0.50</w:t>
+            </w:r>
+          </w:p>
+        </w:tc>
+        <w:tc>
+          <w:tcPr>
+            <w:tcW w:type="dxa" w:w="893"/>
+          </w:tcPr>
+          <w:p>
+            <w:pPr>
+              <w:pStyle w:val="Compact"/>
+              <w:spacing w:line="240" w:lineRule="auto"/>
+              <w:jc w:val="center"/>
+            </w:pPr>
+            <w:r>
+              <w:rPr>
+                <w:rFonts w:ascii="Times New Roman" w:hAnsi="Times New Roman"/>
+                <w:sz w:val="18"/>
+              </w:rPr>
+              <w:t xml:space="preserve">3.6</w:t>
+            </w:r>
+          </w:p>
+        </w:tc>
+        <w:tc>
+          <w:tcPr>
+            <w:tcW w:type="dxa" w:w="893"/>
+          </w:tcPr>
+          <w:p>
+            <w:pPr>
+              <w:pStyle w:val="Compact"/>
+              <w:spacing w:line="240" w:lineRule="auto"/>
+              <w:jc w:val="center"/>
+            </w:pPr>
+            <w:r>
+              <w:rPr>
+                <w:rFonts w:ascii="Times New Roman" w:hAnsi="Times New Roman"/>
+                <w:sz w:val="18"/>
+              </w:rPr>
+              <w:t xml:space="preserve">[1.78, 4.40)</w:t>
+            </w:r>
+          </w:p>
+        </w:tc>
+        <w:tc>
+          <w:tcPr>
+            <w:tcW w:type="dxa" w:w="893"/>
+          </w:tcPr>
+          <w:p>
+            <w:pPr>
+              <w:pStyle w:val="Compact"/>
+              <w:spacing w:line="240" w:lineRule="auto"/>
+            </w:pPr>
+          </w:p>
+        </w:tc>
+      </w:tr>
+      <w:tr>
+        <w:tc>
+          <w:tcPr>
+            <w:tcW w:type="dxa" w:w="3110"/>
+          </w:tcPr>
+          <w:p>
+            <w:pPr>
+              <w:pStyle w:val="Compact"/>
+              <w:spacing w:line="240" w:lineRule="auto"/>
+              <w:jc w:val="left"/>
+            </w:pPr>
+            <w:r>
+              <w:rPr>
+                <w:rFonts w:ascii="Times New Roman" w:hAnsi="Times New Roman"/>
+                <w:sz w:val="18"/>
+              </w:rPr>
+              <w:t xml:space="preserve">Pythia, step 73k to 143k (seed 1)</w:t>
+            </w:r>
+          </w:p>
+        </w:tc>
+        <w:tc>
+          <w:tcPr>
+            <w:tcW w:type="dxa" w:w="893"/>
+          </w:tcPr>
+          <w:p>
+            <w:pPr>
+              <w:pStyle w:val="Compact"/>
+              <w:spacing w:line="240" w:lineRule="auto"/>
+              <w:jc w:val="center"/>
+            </w:pPr>
+            <w:r>
+              <w:rPr>
+                <w:rFonts w:ascii="Times New Roman" w:hAnsi="Times New Roman"/>
+                <w:sz w:val="18"/>
+              </w:rPr>
+              <w:t xml:space="preserve">0.359</w:t>
+            </w:r>
+          </w:p>
+        </w:tc>
+        <w:tc>
+          <w:tcPr>
+            <w:tcW w:type="dxa" w:w="893"/>
+          </w:tcPr>
+          <w:p>
+            <w:pPr>
+              <w:pStyle w:val="Compact"/>
+              <w:spacing w:line="240" w:lineRule="auto"/>
+              <w:jc w:val="center"/>
+            </w:pPr>
+            <w:r>
+              <w:rPr>
+                <w:rFonts w:ascii="Times New Roman" w:hAnsi="Times New Roman"/>
+                <w:sz w:val="18"/>
+              </w:rPr>
+              <w:t xml:space="preserve">0.692</w:t>
+            </w:r>
+          </w:p>
+        </w:tc>
+        <w:tc>
+          <w:tcPr>
+            <w:tcW w:type="dxa" w:w="893"/>
+          </w:tcPr>
+          <w:p>
+            <w:pPr>
+              <w:pStyle w:val="Compact"/>
+              <w:spacing w:line="240" w:lineRule="auto"/>
+              <w:jc w:val="center"/>
+            </w:pPr>
+            <w:r>
+              <w:rPr>
+                <w:rFonts w:ascii="Times New Roman" w:hAnsi="Times New Roman"/>
+                <w:sz w:val="18"/>
+              </w:rPr>
+              <w:t xml:space="preserve">0.30</w:t>
+            </w:r>
+          </w:p>
+        </w:tc>
+        <w:tc>
+          <w:tcPr>
+            <w:tcW w:type="dxa" w:w="893"/>
+          </w:tcPr>
+          <w:p>
+            <w:pPr>
+              <w:pStyle w:val="Compact"/>
+              <w:spacing w:line="240" w:lineRule="auto"/>
+              <w:jc w:val="center"/>
+            </w:pPr>
+            <w:r>
+              <w:rPr>
+                <w:rFonts w:ascii="Times New Roman" w:hAnsi="Times New Roman"/>
+                <w:sz w:val="18"/>
+              </w:rPr>
+              <w:t xml:space="preserve">0.43</w:t>
+            </w:r>
+          </w:p>
+        </w:tc>
+        <w:tc>
+          <w:tcPr>
+            <w:tcW w:type="dxa" w:w="893"/>
+          </w:tcPr>
+          <w:p>
+            <w:pPr>
+              <w:pStyle w:val="Compact"/>
+              <w:spacing w:line="240" w:lineRule="auto"/>
+              <w:jc w:val="center"/>
+            </w:pPr>
+            <w:r>
+              <w:rPr>
+                <w:rFonts w:ascii="Times New Roman" w:hAnsi="Times New Roman"/>
+                <w:sz w:val="18"/>
+              </w:rPr>
+              <w:t xml:space="preserve">3.8</w:t>
+            </w:r>
+          </w:p>
+        </w:tc>
+        <w:tc>
+          <w:tcPr>
+            <w:tcW w:type="dxa" w:w="893"/>
+          </w:tcPr>
+          <w:p>
+            <w:pPr>
+              <w:pStyle w:val="Compact"/>
+              <w:spacing w:line="240" w:lineRule="auto"/>
+              <w:jc w:val="center"/>
+            </w:pPr>
+            <w:r>
+              <w:rPr>
+                <w:rFonts w:ascii="Times New Roman" w:hAnsi="Times New Roman"/>
+                <w:sz w:val="18"/>
+              </w:rPr>
+              <w:t xml:space="preserve">[1.73, 4.49)</w:t>
+            </w:r>
+          </w:p>
+        </w:tc>
+        <w:tc>
+          <w:tcPr>
+            <w:tcW w:type="dxa" w:w="893"/>
+          </w:tcPr>
+          <w:p>
+            <w:pPr>
+              <w:pStyle w:val="Compact"/>
+              <w:spacing w:line="240" w:lineRule="auto"/>
+            </w:pPr>
+          </w:p>
+        </w:tc>
+      </w:tr>
+      <w:tr>
+        <w:tc>
+          <w:tcPr>
+            <w:tcW w:type="dxa" w:w="3110"/>
+          </w:tcPr>
+          <w:p>
+            <w:pPr>
+              <w:pStyle w:val="Compact"/>
+              <w:spacing w:line="240" w:lineRule="auto"/>
+              <w:jc w:val="left"/>
+            </w:pPr>
+            <w:r>
+              <w:rPr>
+                <w:rFonts w:ascii="Times New Roman" w:hAnsi="Times New Roman"/>
+                <w:sz w:val="18"/>
               </w:rPr>
               <w:t xml:space="preserve">SmolLM2-360M, base to instruct</w:t>
             </w:r>
@@ -10890,18 +11852,18 @@
         </w:tc>
         <w:tc>
           <w:tcPr>
-            <w:tcW w:type="dxa" w:w="1181"/>
-          </w:tcPr>
-          <w:p>
-            <w:pPr>
-              <w:pStyle w:val="Compact"/>
-              <w:spacing w:line="240" w:lineRule="auto"/>
-              <w:jc w:val="center"/>
-            </w:pPr>
-            <w:r>
-              <w:rPr>
-                <w:rFonts w:ascii="Times New Roman" w:hAnsi="Times New Roman"/>
-                <w:sz w:val="20"/>
+            <w:tcW w:type="dxa" w:w="893"/>
+          </w:tcPr>
+          <w:p>
+            <w:pPr>
+              <w:pStyle w:val="Compact"/>
+              <w:spacing w:line="240" w:lineRule="auto"/>
+              <w:jc w:val="center"/>
+            </w:pPr>
+            <w:r>
+              <w:rPr>
+                <w:rFonts w:ascii="Times New Roman" w:hAnsi="Times New Roman"/>
+                <w:sz w:val="18"/>
               </w:rPr>
               <w:t xml:space="preserve">0.706</w:t>
             </w:r>
@@ -10909,18 +11871,18 @@
         </w:tc>
         <w:tc>
           <w:tcPr>
-            <w:tcW w:type="dxa" w:w="1181"/>
-          </w:tcPr>
-          <w:p>
-            <w:pPr>
-              <w:pStyle w:val="Compact"/>
-              <w:spacing w:line="240" w:lineRule="auto"/>
-              <w:jc w:val="center"/>
-            </w:pPr>
-            <w:r>
-              <w:rPr>
-                <w:rFonts w:ascii="Times New Roman" w:hAnsi="Times New Roman"/>
-                <w:sz w:val="20"/>
+            <w:tcW w:type="dxa" w:w="893"/>
+          </w:tcPr>
+          <w:p>
+            <w:pPr>
+              <w:pStyle w:val="Compact"/>
+              <w:spacing w:line="240" w:lineRule="auto"/>
+              <w:jc w:val="center"/>
+            </w:pPr>
+            <w:r>
+              <w:rPr>
+                <w:rFonts w:ascii="Times New Roman" w:hAnsi="Times New Roman"/>
+                <w:sz w:val="18"/>
               </w:rPr>
               <w:t xml:space="preserve">0.700</w:t>
             </w:r>
@@ -10928,18 +11890,18 @@
         </w:tc>
         <w:tc>
           <w:tcPr>
-            <w:tcW w:type="dxa" w:w="1181"/>
-          </w:tcPr>
-          <w:p>
-            <w:pPr>
-              <w:pStyle w:val="Compact"/>
-              <w:spacing w:line="240" w:lineRule="auto"/>
-              <w:jc w:val="center"/>
-            </w:pPr>
-            <w:r>
-              <w:rPr>
-                <w:rFonts w:ascii="Times New Roman" w:hAnsi="Times New Roman"/>
-                <w:sz w:val="20"/>
+            <w:tcW w:type="dxa" w:w="893"/>
+          </w:tcPr>
+          <w:p>
+            <w:pPr>
+              <w:pStyle w:val="Compact"/>
+              <w:spacing w:line="240" w:lineRule="auto"/>
+              <w:jc w:val="center"/>
+            </w:pPr>
+            <w:r>
+              <w:rPr>
+                <w:rFonts w:ascii="Times New Roman" w:hAnsi="Times New Roman"/>
+                <w:sz w:val="18"/>
               </w:rPr>
               <w:t xml:space="preserve">0.65</w:t>
             </w:r>
@@ -10947,18 +11909,37 @@
         </w:tc>
         <w:tc>
           <w:tcPr>
-            <w:tcW w:type="dxa" w:w="1181"/>
-          </w:tcPr>
-          <w:p>
-            <w:pPr>
-              <w:pStyle w:val="Compact"/>
-              <w:spacing w:line="240" w:lineRule="auto"/>
-              <w:jc w:val="center"/>
-            </w:pPr>
-            <w:r>
-              <w:rPr>
-                <w:rFonts w:ascii="Times New Roman" w:hAnsi="Times New Roman"/>
-                <w:sz w:val="20"/>
+            <w:tcW w:type="dxa" w:w="893"/>
+          </w:tcPr>
+          <w:p>
+            <w:pPr>
+              <w:pStyle w:val="Compact"/>
+              <w:spacing w:line="240" w:lineRule="auto"/>
+              <w:jc w:val="center"/>
+            </w:pPr>
+            <w:r>
+              <w:rPr>
+                <w:rFonts w:ascii="Times New Roman" w:hAnsi="Times New Roman"/>
+                <w:sz w:val="18"/>
+              </w:rPr>
+              <w:t xml:space="preserve">0.00</w:t>
+            </w:r>
+          </w:p>
+        </w:tc>
+        <w:tc>
+          <w:tcPr>
+            <w:tcW w:type="dxa" w:w="893"/>
+          </w:tcPr>
+          <w:p>
+            <w:pPr>
+              <w:pStyle w:val="Compact"/>
+              <w:spacing w:line="240" w:lineRule="auto"/>
+              <w:jc w:val="center"/>
+            </w:pPr>
+            <w:r>
+              <w:rPr>
+                <w:rFonts w:ascii="Times New Roman" w:hAnsi="Times New Roman"/>
+                <w:sz w:val="18"/>
               </w:rPr>
               <w:t xml:space="preserve">8.4</w:t>
             </w:r>
@@ -10966,21 +11947,32 @@
         </w:tc>
         <w:tc>
           <w:tcPr>
-            <w:tcW w:type="dxa" w:w="1181"/>
-          </w:tcPr>
-          <w:p>
-            <w:pPr>
-              <w:pStyle w:val="Compact"/>
-              <w:spacing w:line="240" w:lineRule="auto"/>
-              <w:jc w:val="center"/>
-            </w:pPr>
-            <w:r>
-              <w:rPr>
-                <w:rFonts w:ascii="Times New Roman" w:hAnsi="Times New Roman"/>
-                <w:sz w:val="20"/>
+            <w:tcW w:type="dxa" w:w="893"/>
+          </w:tcPr>
+          <w:p>
+            <w:pPr>
+              <w:pStyle w:val="Compact"/>
+              <w:spacing w:line="240" w:lineRule="auto"/>
+              <w:jc w:val="center"/>
+            </w:pPr>
+            <w:r>
+              <w:rPr>
+                <w:rFonts w:ascii="Times New Roman" w:hAnsi="Times New Roman"/>
+                <w:sz w:val="18"/>
               </w:rPr>
               <w:t xml:space="preserve">never</w:t>
             </w:r>
+          </w:p>
+        </w:tc>
+        <w:tc>
+          <w:tcPr>
+            <w:tcW w:type="dxa" w:w="893"/>
+          </w:tcPr>
+          <w:p>
+            <w:pPr>
+              <w:pStyle w:val="Compact"/>
+              <w:spacing w:line="240" w:lineRule="auto"/>
+            </w:pPr>
           </w:p>
         </w:tc>
       </w:tr>
@@ -11000,13 +11992,13 @@
         <w:t xml:space="preserve"> </w:t>
       </w:r>
       <w:r>
-        <w:t xml:space="preserve">Copying degrades sharply with the size of the upgrade. Across the Pythia series the activation drift rises from 0.25 to 0.31 to 0.60, and</w:t>
-      </w:r>
-      <w:r>
-        <w:t xml:space="preserve"> </w:t>
-      </w:r>
-      <w:r>
-        <w:t xml:space="preserve">copy recovery falls from 0.956 to 0.928 to 0.319 (0.359 on the second seed). ACT’s gain over copying rises in the same order:</w:t>
+        <w:t xml:space="preserve">Copying degrades sharply with the size of the upgrade. Across the five Pythia upgrades the activation drift rises from 0.25 to 0.31, 0.36, 0.56, and 0.60, and</w:t>
+      </w:r>
+      <w:r>
+        <w:t xml:space="preserve"> </w:t>
+      </w:r>
+      <w:r>
+        <w:t xml:space="preserve">copy recovery falls from 0.956 to 0.928, 0.895, 0.554, and 0.319 (0.359 on the second seed). ACT’s gain over copying rises in the same order:</w:t>
       </w:r>
       <w:r>
         <w:t xml:space="preserve"> </w:t>
@@ -11040,7 +12032,7 @@
         </m:r>
       </m:oMath>
       <w:r>
-        <w:t xml:space="preserve">, and</w:t>
+        <w:t xml:space="preserve">,</w:t>
       </w:r>
       <w:r>
         <w:t xml:space="preserve"> </w:t>
@@ -11053,14 +12045,14 @@
           <m:t>+</m:t>
         </m:r>
         <m:r>
-          <m:t>0.398</m:t>
-        </m:r>
-      </m:oMath>
-      <w:r>
-        <w:t xml:space="preserve"> </w:t>
-      </w:r>
-      <w:r>
-        <w:t xml:space="preserve">(</w:t>
+          <m:t>0.039</m:t>
+        </m:r>
+      </m:oMath>
+      <w:r>
+        <w:t xml:space="preserve">,</w:t>
+      </w:r>
+      <w:r>
+        <w:t xml:space="preserve"> </w:t>
       </w:r>
       <m:oMath>
         <m:r>
@@ -11070,6 +12062,40 @@
           <m:t>+</m:t>
         </m:r>
         <m:r>
+          <m:t>0.180</m:t>
+        </m:r>
+      </m:oMath>
+      <w:r>
+        <w:t xml:space="preserve">, and</w:t>
+      </w:r>
+      <w:r>
+        <w:t xml:space="preserve"> </w:t>
+      </w:r>
+      <m:oMath>
+        <m:r>
+          <m:rPr>
+            <m:sty m:val="p"/>
+          </m:rPr>
+          <m:t>+</m:t>
+        </m:r>
+        <m:r>
+          <m:t>0.398</m:t>
+        </m:r>
+      </m:oMath>
+      <w:r>
+        <w:t xml:space="preserve"> </w:t>
+      </w:r>
+      <w:r>
+        <w:t xml:space="preserve">(</w:t>
+      </w:r>
+      <m:oMath>
+        <m:r>
+          <m:rPr>
+            <m:sty m:val="p"/>
+          </m:rPr>
+          <m:t>+</m:t>
+        </m:r>
+        <m:r>
           <m:t>0.333</m:t>
         </m:r>
       </m:oMath>
@@ -11079,46 +12105,13 @@
       <w:r>
         <w:t xml:space="preserve">on the second seed).</w:t>
       </w:r>
-      <w:r>
-        <w:t xml:space="preserve"> </w:t>
-      </w:r>
-      <w:r>
-        <w:t xml:space="preserve">After the largest upgrade ACT recovers 0.69 to 0.72 of the retraining benefit at 30% to 36% of the retraining compute time. Under the model this makes ACT the cost-minimizing policy for adapters</w:t>
-      </w:r>
-      <w:r>
-        <w:t xml:space="preserve"> </w:t>
-      </w:r>
-      <w:r>
-        <w:t xml:space="preserve">whose annual value lies between about 1.8 and 4.4 times</w:t>
-      </w:r>
-      <w:r>
-        <w:t xml:space="preserve"> </w:t>
-      </w:r>
-      <m:oMath>
-        <m:sSub>
-          <m:e>
-            <m:r>
-              <m:t>C</m:t>
-            </m:r>
-          </m:e>
-          <m:sub>
-            <m:r>
-              <m:t>N</m:t>
-            </m:r>
-          </m:sub>
-        </m:sSub>
-      </m:oMath>
-      <w:r>
-        <w:t xml:space="preserve"> </w:t>
-      </w:r>
-      <w:r>
-        <w:t xml:space="preserve">(Table 5): below that range, keep the copy; above it, retrain immediately. After the two smaller upgrades ACT’s gain is smaller than the break-even implied</w:t>
-      </w:r>
-      <w:r>
-        <w:t xml:space="preserve"> </w:t>
-      </w:r>
-      <w:r>
-        <w:t xml:space="preserve">by its cost (</w:t>
+    </w:p>
+    <w:p>
+      <w:pPr>
+        <w:pStyle w:val="BodyText"/>
+      </w:pPr>
+      <w:r>
+        <w:t xml:space="preserve">Whether the gain is worth paying for depends on its cost. At the measured cost ratio of about 0.35, ACT’s gain falls short of the break-even in the four smaller Pythia upgrades, narrowly in the largest of them: at a drift of 0.56 it recovers 0.73 against a break-even of 0.75 (</w:t>
       </w:r>
       <m:oMath>
         <m:r>
@@ -11131,22 +12124,31 @@
           <m:t>=</m:t>
         </m:r>
         <m:r>
-          <m:t>0</m:t>
-        </m:r>
-      </m:oMath>
-      <w:r>
-        <w:t xml:space="preserve"> </w:t>
-      </w:r>
-      <w:r>
-        <w:t xml:space="preserve">and</w:t>
-      </w:r>
-      <w:r>
-        <w:t xml:space="preserve"> </w:t>
-      </w:r>
-      <m:oMath>
-        <m:r>
-          <m:t>Γ</m:t>
-        </m:r>
+          <m:t>0.32</m:t>
+        </m:r>
+      </m:oMath>
+      <w:r>
+        <w:t xml:space="preserve"> </w:t>
+      </w:r>
+      <w:r>
+        <w:t xml:space="preserve">against</w:t>
+      </w:r>
+      <w:r>
+        <w:t xml:space="preserve"> </w:t>
+      </w:r>
+      <m:oMath>
+        <m:sSub>
+          <m:e>
+            <m:r>
+              <m:t>C</m:t>
+            </m:r>
+          </m:e>
+          <m:sub>
+            <m:r>
+              <m:t>A</m:t>
+            </m:r>
+          </m:sub>
+        </m:sSub>
         <m:r>
           <m:rPr>
             <m:sty m:val="p"/>
@@ -11154,14 +12156,23 @@
           <m:t>=</m:t>
         </m:r>
         <m:r>
-          <m:t>0.11</m:t>
-        </m:r>
-      </m:oMath>
-      <w:r>
-        <w:t xml:space="preserve"> </w:t>
-      </w:r>
-      <w:r>
-        <w:t xml:space="preserve">against</w:t>
+          <m:t>0.35</m:t>
+        </m:r>
+      </m:oMath>
+      <w:r>
+        <w:t xml:space="preserve">).</w:t>
+      </w:r>
+      <w:r>
+        <w:t xml:space="preserve"> </w:t>
+      </w:r>
+      <w:r>
+        <w:t xml:space="preserve">Only after the largest upgrade does it clear the bar. There ACT recovers 0.69 to 0.72 of the retraining benefit at 30% to 36% of the retraining compute time, which makes it the cost-minimizing policy for adapters</w:t>
+      </w:r>
+      <w:r>
+        <w:t xml:space="preserve"> </w:t>
+      </w:r>
+      <w:r>
+        <w:t xml:space="preserve">whose annual value lies between about 1.8 and 4.4 times</w:t>
       </w:r>
       <w:r>
         <w:t xml:space="preserve"> </w:t>
@@ -11175,22 +12186,39 @@
           </m:e>
           <m:sub>
             <m:r>
-              <m:t>A</m:t>
+              <m:t>N</m:t>
             </m:r>
           </m:sub>
         </m:sSub>
-        <m:r>
-          <m:rPr>
-            <m:sty m:val="p"/>
-          </m:rPr>
-          <m:t>=</m:t>
-        </m:r>
-        <m:r>
-          <m:t>0.35</m:t>
-        </m:r>
-      </m:oMath>
-      <w:r>
-        <w:t xml:space="preserve">), so copying is the better policy at every value.</w:t>
+      </m:oMath>
+      <w:r>
+        <w:t xml:space="preserve"> </w:t>
+      </w:r>
+      <w:r>
+        <w:t xml:space="preserve">(Table 5): below that range, keep the copy; above it, retrain immediately. A cheaper implementation would move the boundary: at a cost of</w:t>
+      </w:r>
+      <w:r>
+        <w:t xml:space="preserve"> </w:t>
+      </w:r>
+      <m:oMath>
+        <m:r>
+          <m:t>0.05</m:t>
+        </m:r>
+        <m:sSub>
+          <m:e>
+            <m:r>
+              <m:t>C</m:t>
+            </m:r>
+          </m:e>
+          <m:sub>
+            <m:r>
+              <m:t>N</m:t>
+            </m:r>
+          </m:sub>
+        </m:sSub>
+      </m:oMath>
+      <w:r>
+        <w:t xml:space="preserve">, the gain at a drift of 0.56 would already be worth paying for (break-even recovery 0.59).</w:t>
       </w:r>
     </w:p>
     <w:p>
@@ -11357,13 +12385,13 @@
         <w:t xml:space="preserve"> </w:t>
       </w:r>
       <w:r>
-        <w:t xml:space="preserve">The pattern in Table 5, with ACT’s gain growing as copy recovery falls, matches the controlled simulation of Section 6, where the gain also grows with drift (Table 1).</w:t>
-      </w:r>
-      <w:r>
-        <w:t xml:space="preserve"> </w:t>
-      </w:r>
-      <w:r>
-        <w:t xml:space="preserve">The selected anchoring strength is consistent with this account for the large Pythia upgrade: it falls with activation drift (Spearman</w:t>
+        <w:t xml:space="preserve">Across the five Pythia upgrades, ACT’s gain over copying rises monotonically with the activation drift (Table 5), matching the controlled simulation of Section 6, where the gain also grows with drift (Table 1).</w:t>
+      </w:r>
+      <w:r>
+        <w:t xml:space="preserve"> </w:t>
+      </w:r>
+      <w:r>
+        <w:t xml:space="preserve">The selected anchoring strength is consistent with this account for the largest Pythia upgrade: it falls with activation drift (Spearman</w:t>
       </w:r>
       <w:r>
         <w:t xml:space="preserve"> </w:t>
@@ -13899,7 +14927,7 @@
         </m:sSub>
       </m:oMath>
       <w:r>
-        <w:t xml:space="preserve">, so almost any task should keep the copy. After the large upgrade (</w:t>
+        <w:t xml:space="preserve">, so almost any task should keep the copy. After the largest upgrade (</w:t>
       </w:r>
       <m:oMath>
         <m:sSub>
@@ -14154,7 +15182,7 @@
         <w:t xml:space="preserve"> </w:t>
       </w:r>
       <w:r>
-        <w:t xml:space="preserve">Our measurements suggest a practical default that depends on the size of the upgrade: when the model moved little, copying the old adapter restores most of the retraining benefit, the retraining threshold is high, and a transfer method must beat copying by only a few points, but at a cost it rarely does; when the model moved a lot, copying collapses, and a cheap closed-form transfer such as ACT can be the cheapest policy over a middle range of adapter values.</w:t>
+        <w:t xml:space="preserve">Our measurements suggest a practical default that depends on the size of the upgrade: when the model moved little, copying the old adapter restores most of the retraining benefit, the retraining threshold is high, and a transfer method must beat copying by only a few points, but at a cost it rarely does; when the model moved a lot, copying collapses, and a cheap closed-form transfer such as ACT can be the cheapest policy over a middle range of adapter values, although in our series its gain covered its cost only at the largest upgrade.</w:t>
       </w:r>
       <w:r>
         <w:t xml:space="preserve"> </w:t>
@@ -14238,13 +15266,13 @@
         <w:t xml:space="preserve"> </w:t>
       </w:r>
       <w:r>
-        <w:t xml:space="preserve">are excluded and would lower every cost ratio and raise the thresholds. Second, we ran four upgrades of models with 160 to 360 million parameters, on a single task (GSM8K), with 200 evaluation examples each. The drift series covers one model family, and only the largest upgrade has a replicate; the results do not speak to frontier models or to other tasks.</w:t>
-      </w:r>
-      <w:r>
-        <w:t xml:space="preserve"> </w:t>
-      </w:r>
-      <w:r>
-        <w:t xml:space="preserve">Third, the instruction-tuned pair is an unexplained exception, and we cannot say whether it reflects the upgrade type, the model scale, or something else. Fourth, the drift at which ACT starts to pay lies between 0.31 and 0.60 in our series and is not located more precisely. Fifth, value follows a stylized diffusion, and recovery is treated as known at the start of an epoch, whereas in</w:t>
+        <w:t xml:space="preserve">are excluded and would lower every cost ratio and raise the thresholds. Second, we ran six upgrades of models with 160 to 360 million parameters, on a single task (GSM8K), with 200 evaluation examples each. The drift series covers one model family, and only the largest upgrade has a replicate; the results do not speak to frontier models or to other tasks.</w:t>
+      </w:r>
+      <w:r>
+        <w:t xml:space="preserve"> </w:t>
+      </w:r>
+      <w:r>
+        <w:t xml:space="preserve">Third, the instruction-tuned pair is an unexplained exception, and we cannot say whether it reflects the upgrade type, the model scale, or something else. Fourth, ACT’s gain rises steadily with upgrade size, but it covers ACT’s measured cost only at the largest upgrade, with the next largest narrowly short; the boundary lies between drifts of 0.56 and 0.60 for this implementation and cost, and it would move with a cheaper or better method. Fifth, value follows a stylized diffusion, and recovery is treated as known at the start of an epoch, whereas in</w:t>
       </w:r>
       <w:r>
         <w:t xml:space="preserve"> </w:t>

--- a/manuscript/dss_manuscript.docx
+++ b/manuscript/dss_manuscript.docx
@@ -1515,6 +1515,198 @@
         <w:t xml:space="preserve"> </w:t>
       </w:r>
       <w:r>
+        <w:t xml:space="preserve">The</w:t>
+      </w:r>
+      <w:r>
+        <w:t xml:space="preserve"> </w:t>
+      </w:r>
+      <w:r>
+        <w:t xml:space="preserve">pattern</w:t>
+      </w:r>
+      <w:r>
+        <w:t xml:space="preserve"> </w:t>
+      </w:r>
+      <w:r>
+        <w:t xml:space="preserve">repeats</w:t>
+      </w:r>
+      <w:r>
+        <w:t xml:space="preserve"> </w:t>
+      </w:r>
+      <w:r>
+        <w:t xml:space="preserve">at</w:t>
+      </w:r>
+      <w:r>
+        <w:t xml:space="preserve"> </w:t>
+      </w:r>
+      <w:r>
+        <w:t xml:space="preserve">70</w:t>
+      </w:r>
+      <w:r>
+        <w:t xml:space="preserve"> </w:t>
+      </w:r>
+      <w:r>
+        <w:t xml:space="preserve">and</w:t>
+      </w:r>
+      <w:r>
+        <w:t xml:space="preserve"> </w:t>
+      </w:r>
+      <w:r>
+        <w:t xml:space="preserve">410</w:t>
+      </w:r>
+      <w:r>
+        <w:t xml:space="preserve"> </w:t>
+      </w:r>
+      <w:r>
+        <w:t xml:space="preserve">million</w:t>
+      </w:r>
+      <w:r>
+        <w:t xml:space="preserve"> </w:t>
+      </w:r>
+      <w:r>
+        <w:t xml:space="preserve">parameters,</w:t>
+      </w:r>
+      <w:r>
+        <w:t xml:space="preserve"> </w:t>
+      </w:r>
+      <w:r>
+        <w:t xml:space="preserve">but</w:t>
+      </w:r>
+      <w:r>
+        <w:t xml:space="preserve"> </w:t>
+      </w:r>
+      <w:r>
+        <w:t xml:space="preserve">ACT’s</w:t>
+      </w:r>
+      <w:r>
+        <w:t xml:space="preserve"> </w:t>
+      </w:r>
+      <w:r>
+        <w:t xml:space="preserve">compute</w:t>
+      </w:r>
+      <w:r>
+        <w:t xml:space="preserve"> </w:t>
+      </w:r>
+      <w:r>
+        <w:t xml:space="preserve">time</w:t>
+      </w:r>
+      <w:r>
+        <w:t xml:space="preserve"> </w:t>
+      </w:r>
+      <w:r>
+        <w:t xml:space="preserve">relative</w:t>
+      </w:r>
+      <w:r>
+        <w:t xml:space="preserve"> </w:t>
+      </w:r>
+      <w:r>
+        <w:t xml:space="preserve">to</w:t>
+      </w:r>
+      <w:r>
+        <w:t xml:space="preserve"> </w:t>
+      </w:r>
+      <w:r>
+        <w:t xml:space="preserve">retraining</w:t>
+      </w:r>
+      <w:r>
+        <w:t xml:space="preserve"> </w:t>
+      </w:r>
+      <w:r>
+        <w:t xml:space="preserve">rises</w:t>
+      </w:r>
+      <w:r>
+        <w:t xml:space="preserve"> </w:t>
+      </w:r>
+      <w:r>
+        <w:t xml:space="preserve">from</w:t>
+      </w:r>
+      <w:r>
+        <w:t xml:space="preserve"> </w:t>
+      </w:r>
+      <w:r>
+        <w:t xml:space="preserve">0.14</w:t>
+      </w:r>
+      <w:r>
+        <w:t xml:space="preserve"> </w:t>
+      </w:r>
+      <w:r>
+        <w:t xml:space="preserve">to</w:t>
+      </w:r>
+      <w:r>
+        <w:t xml:space="preserve"> </w:t>
+      </w:r>
+      <w:r>
+        <w:t xml:space="preserve">0.70</w:t>
+      </w:r>
+      <w:r>
+        <w:t xml:space="preserve"> </w:t>
+      </w:r>
+      <w:r>
+        <w:t xml:space="preserve">in</w:t>
+      </w:r>
+      <w:r>
+        <w:t xml:space="preserve"> </w:t>
+      </w:r>
+      <w:r>
+        <w:t xml:space="preserve">our</w:t>
+      </w:r>
+      <w:r>
+        <w:t xml:space="preserve"> </w:t>
+      </w:r>
+      <w:r>
+        <w:t xml:space="preserve">implementation,</w:t>
+      </w:r>
+      <w:r>
+        <w:t xml:space="preserve"> </w:t>
+      </w:r>
+      <w:r>
+        <w:t xml:space="preserve">so</w:t>
+      </w:r>
+      <w:r>
+        <w:t xml:space="preserve"> </w:t>
+      </w:r>
+      <w:r>
+        <w:t xml:space="preserve">at</w:t>
+      </w:r>
+      <w:r>
+        <w:t xml:space="preserve"> </w:t>
+      </w:r>
+      <w:r>
+        <w:t xml:space="preserve">410</w:t>
+      </w:r>
+      <w:r>
+        <w:t xml:space="preserve"> </w:t>
+      </w:r>
+      <w:r>
+        <w:t xml:space="preserve">million</w:t>
+      </w:r>
+      <w:r>
+        <w:t xml:space="preserve"> </w:t>
+      </w:r>
+      <w:r>
+        <w:t xml:space="preserve">it</w:t>
+      </w:r>
+      <w:r>
+        <w:t xml:space="preserve"> </w:t>
+      </w:r>
+      <w:r>
+        <w:t xml:space="preserve">no</w:t>
+      </w:r>
+      <w:r>
+        <w:t xml:space="preserve"> </w:t>
+      </w:r>
+      <w:r>
+        <w:t xml:space="preserve">longer</w:t>
+      </w:r>
+      <w:r>
+        <w:t xml:space="preserve"> </w:t>
+      </w:r>
+      <w:r>
+        <w:t xml:space="preserve">pays.</w:t>
+      </w:r>
+      <w:r>
+        <w:t xml:space="preserve"> </w:t>
+      </w:r>
+      <w:r>
         <w:t xml:space="preserve">After</w:t>
       </w:r>
       <w:r>
@@ -1587,7 +1779,7 @@
         <w:t xml:space="preserve"> </w:t>
       </w:r>
       <w:r>
-        <w:t xml:space="preserve">the</w:t>
+        <w:t xml:space="preserve">an</w:t>
       </w:r>
       <w:r>
         <w:t xml:space="preserve"> </w:t>
@@ -2224,13 +2416,19 @@
         <w:t xml:space="preserve"> </w:t>
       </w:r>
       <w:r>
-        <w:t xml:space="preserve">Its gain over copying rises steadily with the size of the upgrade, reaching 0.33 to 0.40 after the largest (two seeds), where it restores 69% to 72% of the retraining benefit at 30% to 36% of the retraining compute time and is the</w:t>
-      </w:r>
-      <w:r>
-        <w:t xml:space="preserve"> </w:t>
-      </w:r>
-      <w:r>
-        <w:t xml:space="preserve">cost-minimizing policy over a bounded range of adapter values. After smaller upgrades its gain does not cover its cost, and on the instruction-tuned pair it gives no gain, for a reason we could not identify.</w:t>
+        <w:t xml:space="preserve">Its gain over copying rises steadily with the size of the upgrade, reaching 0.33 to 0.40 after the largest at 160 million parameters (two seeds), where it restores 69% to 72% of the retraining benefit at 30% to 36% of the retraining compute time and is the</w:t>
+      </w:r>
+      <w:r>
+        <w:t xml:space="preserve"> </w:t>
+      </w:r>
+      <w:r>
+        <w:t xml:space="preserve">cost-minimizing policy over a bounded range of adapter values. The gain also appears at 70 and 410 million parameters, but ACT’s compute time relative to retraining rises from 0.14 to 0.70 with model size in our implementation, so the same method stops paying at 410 million.</w:t>
+      </w:r>
+      <w:r>
+        <w:t xml:space="preserve"> </w:t>
+      </w:r>
+      <w:r>
+        <w:t xml:space="preserve">After smaller upgrades its gain does not cover its cost, and on the instruction-tuned pair it gives no gain, for a reason we could not identify.</w:t>
       </w:r>
     </w:p>
     <w:p>
@@ -10710,14 +10908,13 @@
         </w:tblBorders>
       </w:tblPr>
       <w:tblGrid>
-        <w:gridCol w:w="3110"/>
-        <w:gridCol w:w="892"/>
-        <w:gridCol w:w="892"/>
-        <w:gridCol w:w="892"/>
-        <w:gridCol w:w="892"/>
-        <w:gridCol w:w="892"/>
-        <w:gridCol w:w="892"/>
-        <w:gridCol w:w="892"/>
+        <w:gridCol w:w="3456"/>
+        <w:gridCol w:w="983"/>
+        <w:gridCol w:w="983"/>
+        <w:gridCol w:w="983"/>
+        <w:gridCol w:w="983"/>
+        <w:gridCol w:w="983"/>
+        <w:gridCol w:w="983"/>
       </w:tblGrid>
       <w:tr>
         <w:trPr>
@@ -10725,7 +10922,7 @@
         </w:trPr>
         <w:tc>
           <w:tcPr>
-            <w:tcW w:type="dxa" w:w="3110"/>
+            <w:tcW w:type="dxa" w:w="3456"/>
             <w:tcBorders>
               <w:bottom w:val="single" w:sz="6" w:color="000000"/>
             </w:tcBorders>
@@ -10739,7 +10936,7 @@
             <w:r>
               <w:rPr>
                 <w:rFonts w:ascii="Times New Roman" w:hAnsi="Times New Roman"/>
-                <w:sz w:val="18"/>
+                <w:sz w:val="20"/>
               </w:rPr>
               <w:t xml:space="preserve">Upgrade</w:t>
             </w:r>
@@ -10747,7 +10944,7 @@
         </w:tc>
         <w:tc>
           <w:tcPr>
-            <w:tcW w:type="dxa" w:w="893"/>
+            <w:tcW w:type="dxa" w:w="984"/>
             <w:tcBorders>
               <w:bottom w:val="single" w:sz="6" w:color="000000"/>
             </w:tcBorders>
@@ -10761,14 +10958,14 @@
             <w:r>
               <w:rPr>
                 <w:rFonts w:ascii="Times New Roman" w:hAnsi="Times New Roman"/>
-                <w:sz w:val="18"/>
+                <w:sz w:val="20"/>
               </w:rPr>
               <w:t xml:space="preserve">R</w:t>
             </w:r>
             <w:r>
               <w:rPr>
                 <w:rFonts w:ascii="Times New Roman" w:hAnsi="Times New Roman"/>
-                <w:sz w:val="18"/>
+                <w:sz w:val="20"/>
                 <w:vertAlign w:val="subscript"/>
               </w:rPr>
               <w:t xml:space="preserve">C</w:t>
@@ -10777,7 +10974,7 @@
         </w:tc>
         <w:tc>
           <w:tcPr>
-            <w:tcW w:type="dxa" w:w="893"/>
+            <w:tcW w:type="dxa" w:w="984"/>
             <w:tcBorders>
               <w:bottom w:val="single" w:sz="6" w:color="000000"/>
             </w:tcBorders>
@@ -10791,14 +10988,14 @@
             <w:r>
               <w:rPr>
                 <w:rFonts w:ascii="Times New Roman" w:hAnsi="Times New Roman"/>
-                <w:sz w:val="18"/>
+                <w:sz w:val="20"/>
               </w:rPr>
               <w:t xml:space="preserve">R</w:t>
             </w:r>
             <w:r>
               <w:rPr>
                 <w:rFonts w:ascii="Times New Roman" w:hAnsi="Times New Roman"/>
-                <w:sz w:val="18"/>
+                <w:sz w:val="20"/>
                 <w:vertAlign w:val="subscript"/>
               </w:rPr>
               <w:t xml:space="preserve">A</w:t>
@@ -10807,7 +11004,7 @@
         </w:tc>
         <w:tc>
           <w:tcPr>
-            <w:tcW w:type="dxa" w:w="893"/>
+            <w:tcW w:type="dxa" w:w="984"/>
             <w:tcBorders>
               <w:bottom w:val="single" w:sz="6" w:color="000000"/>
             </w:tcBorders>
@@ -10821,14 +11018,14 @@
             <w:r>
               <w:rPr>
                 <w:rFonts w:ascii="Times New Roman" w:hAnsi="Times New Roman"/>
-                <w:sz w:val="18"/>
+                <w:sz w:val="20"/>
               </w:rPr>
               <w:t xml:space="preserve">C</w:t>
             </w:r>
             <w:r>
               <w:rPr>
                 <w:rFonts w:ascii="Times New Roman" w:hAnsi="Times New Roman"/>
-                <w:sz w:val="18"/>
+                <w:sz w:val="20"/>
                 <w:vertAlign w:val="subscript"/>
               </w:rPr>
               <w:t xml:space="preserve">A</w:t>
@@ -10836,14 +11033,14 @@
             <w:r>
               <w:rPr>
                 <w:rFonts w:ascii="Times New Roman" w:hAnsi="Times New Roman"/>
-                <w:sz w:val="18"/>
+                <w:sz w:val="20"/>
               </w:rPr>
               <w:t xml:space="preserve">/C</w:t>
             </w:r>
             <w:r>
               <w:rPr>
                 <w:rFonts w:ascii="Times New Roman" w:hAnsi="Times New Roman"/>
-                <w:sz w:val="18"/>
+                <w:sz w:val="20"/>
                 <w:vertAlign w:val="subscript"/>
               </w:rPr>
               <w:t xml:space="preserve">N</w:t>
@@ -10852,7 +11049,7 @@
         </w:tc>
         <w:tc>
           <w:tcPr>
-            <w:tcW w:type="dxa" w:w="893"/>
+            <w:tcW w:type="dxa" w:w="984"/>
             <w:tcBorders>
               <w:bottom w:val="single" w:sz="6" w:color="000000"/>
             </w:tcBorders>
@@ -10866,7 +11063,7 @@
             <w:r>
               <w:rPr>
                 <w:rFonts w:ascii="Times New Roman" w:hAnsi="Times New Roman"/>
-                <w:sz w:val="18"/>
+                <w:sz w:val="20"/>
               </w:rPr>
               <w:t xml:space="preserve">Γ</w:t>
             </w:r>
@@ -10874,7 +11071,7 @@
         </w:tc>
         <w:tc>
           <w:tcPr>
-            <w:tcW w:type="dxa" w:w="893"/>
+            <w:tcW w:type="dxa" w:w="984"/>
             <w:tcBorders>
               <w:bottom w:val="single" w:sz="6" w:color="000000"/>
             </w:tcBorders>
@@ -10888,14 +11085,14 @@
             <w:r>
               <w:rPr>
                 <w:rFonts w:ascii="Times New Roman" w:hAnsi="Times New Roman"/>
-                <w:sz w:val="18"/>
+                <w:sz w:val="20"/>
               </w:rPr>
               <w:t xml:space="preserve">v*</w:t>
             </w:r>
             <w:r>
               <w:rPr>
                 <w:rFonts w:ascii="Times New Roman" w:hAnsi="Times New Roman"/>
-                <w:sz w:val="18"/>
+                <w:sz w:val="20"/>
                 <w:vertAlign w:val="subscript"/>
               </w:rPr>
               <w:t xml:space="preserve">C</w:t>
@@ -10903,14 +11100,14 @@
             <w:r>
               <w:rPr>
                 <w:rFonts w:ascii="Times New Roman" w:hAnsi="Times New Roman"/>
-                <w:sz w:val="18"/>
+                <w:sz w:val="20"/>
               </w:rPr>
               <w:t xml:space="preserve">/C</w:t>
             </w:r>
             <w:r>
               <w:rPr>
                 <w:rFonts w:ascii="Times New Roman" w:hAnsi="Times New Roman"/>
-                <w:sz w:val="18"/>
+                <w:sz w:val="20"/>
                 <w:vertAlign w:val="subscript"/>
               </w:rPr>
               <w:t xml:space="preserve">N</w:t>
@@ -10919,7 +11116,7 @@
         </w:tc>
         <w:tc>
           <w:tcPr>
-            <w:tcW w:type="dxa" w:w="893"/>
+            <w:tcW w:type="dxa" w:w="984"/>
             <w:tcBorders>
               <w:bottom w:val="single" w:sz="6" w:color="000000"/>
             </w:tcBorders>
@@ -10933,31 +11130,17 @@
             <w:r>
               <w:rPr>
                 <w:rFonts w:ascii="Times New Roman" w:hAnsi="Times New Roman"/>
-                <w:sz w:val="18"/>
+                <w:sz w:val="20"/>
               </w:rPr>
               <w:t xml:space="preserve">ACT optimal for</w:t>
             </w:r>
-          </w:p>
-        </w:tc>
-        <w:tc>
-          <w:tcPr>
-            <w:tcW w:type="dxa" w:w="893"/>
-            <w:tcBorders>
-              <w:bottom w:val="single" w:sz="6" w:color="000000"/>
-            </w:tcBorders>
-          </w:tcPr>
-          <w:p>
-            <w:pPr>
-              <w:pStyle w:val="Compact"/>
-              <w:spacing w:line="240" w:lineRule="auto"/>
-            </w:pPr>
           </w:p>
         </w:tc>
       </w:tr>
       <w:tr>
         <w:tc>
           <w:tcPr>
-            <w:tcW w:type="dxa" w:w="3110"/>
+            <w:tcW w:type="dxa" w:w="3456"/>
           </w:tcPr>
           <w:p>
             <w:pPr>
@@ -10968,7 +11151,7 @@
             <w:r>
               <w:rPr>
                 <w:rFonts w:ascii="Times New Roman" w:hAnsi="Times New Roman"/>
-                <w:sz w:val="18"/>
+                <w:sz w:val="20"/>
               </w:rPr>
               <w:t xml:space="preserve">Pythia, step 133k to 143k</w:t>
             </w:r>
@@ -10976,18 +11159,18 @@
         </w:tc>
         <w:tc>
           <w:tcPr>
-            <w:tcW w:type="dxa" w:w="893"/>
-          </w:tcPr>
-          <w:p>
-            <w:pPr>
-              <w:pStyle w:val="Compact"/>
-              <w:spacing w:line="240" w:lineRule="auto"/>
-              <w:jc w:val="center"/>
-            </w:pPr>
-            <w:r>
-              <w:rPr>
-                <w:rFonts w:ascii="Times New Roman" w:hAnsi="Times New Roman"/>
-                <w:sz w:val="18"/>
+            <w:tcW w:type="dxa" w:w="984"/>
+          </w:tcPr>
+          <w:p>
+            <w:pPr>
+              <w:pStyle w:val="Compact"/>
+              <w:spacing w:line="240" w:lineRule="auto"/>
+              <w:jc w:val="center"/>
+            </w:pPr>
+            <w:r>
+              <w:rPr>
+                <w:rFonts w:ascii="Times New Roman" w:hAnsi="Times New Roman"/>
+                <w:sz w:val="20"/>
               </w:rPr>
               <w:t xml:space="preserve">0.956</w:t>
             </w:r>
@@ -10995,18 +11178,18 @@
         </w:tc>
         <w:tc>
           <w:tcPr>
-            <w:tcW w:type="dxa" w:w="893"/>
-          </w:tcPr>
-          <w:p>
-            <w:pPr>
-              <w:pStyle w:val="Compact"/>
-              <w:spacing w:line="240" w:lineRule="auto"/>
-              <w:jc w:val="center"/>
-            </w:pPr>
-            <w:r>
-              <w:rPr>
-                <w:rFonts w:ascii="Times New Roman" w:hAnsi="Times New Roman"/>
-                <w:sz w:val="18"/>
+            <w:tcW w:type="dxa" w:w="984"/>
+          </w:tcPr>
+          <w:p>
+            <w:pPr>
+              <w:pStyle w:val="Compact"/>
+              <w:spacing w:line="240" w:lineRule="auto"/>
+              <w:jc w:val="center"/>
+            </w:pPr>
+            <w:r>
+              <w:rPr>
+                <w:rFonts w:ascii="Times New Roman" w:hAnsi="Times New Roman"/>
+                <w:sz w:val="20"/>
               </w:rPr>
               <w:t xml:space="preserve">0.952</w:t>
             </w:r>
@@ -11014,18 +11197,18 @@
         </w:tc>
         <w:tc>
           <w:tcPr>
-            <w:tcW w:type="dxa" w:w="893"/>
-          </w:tcPr>
-          <w:p>
-            <w:pPr>
-              <w:pStyle w:val="Compact"/>
-              <w:spacing w:line="240" w:lineRule="auto"/>
-              <w:jc w:val="center"/>
-            </w:pPr>
-            <w:r>
-              <w:rPr>
-                <w:rFonts w:ascii="Times New Roman" w:hAnsi="Times New Roman"/>
-                <w:sz w:val="18"/>
+            <w:tcW w:type="dxa" w:w="984"/>
+          </w:tcPr>
+          <w:p>
+            <w:pPr>
+              <w:pStyle w:val="Compact"/>
+              <w:spacing w:line="240" w:lineRule="auto"/>
+              <w:jc w:val="center"/>
+            </w:pPr>
+            <w:r>
+              <w:rPr>
+                <w:rFonts w:ascii="Times New Roman" w:hAnsi="Times New Roman"/>
+                <w:sz w:val="20"/>
               </w:rPr>
               <w:t xml:space="preserve">0.35</w:t>
             </w:r>
@@ -11033,18 +11216,18 @@
         </w:tc>
         <w:tc>
           <w:tcPr>
-            <w:tcW w:type="dxa" w:w="893"/>
-          </w:tcPr>
-          <w:p>
-            <w:pPr>
-              <w:pStyle w:val="Compact"/>
-              <w:spacing w:line="240" w:lineRule="auto"/>
-              <w:jc w:val="center"/>
-            </w:pPr>
-            <w:r>
-              <w:rPr>
-                <w:rFonts w:ascii="Times New Roman" w:hAnsi="Times New Roman"/>
-                <w:sz w:val="18"/>
+            <w:tcW w:type="dxa" w:w="984"/>
+          </w:tcPr>
+          <w:p>
+            <w:pPr>
+              <w:pStyle w:val="Compact"/>
+              <w:spacing w:line="240" w:lineRule="auto"/>
+              <w:jc w:val="center"/>
+            </w:pPr>
+            <w:r>
+              <w:rPr>
+                <w:rFonts w:ascii="Times New Roman" w:hAnsi="Times New Roman"/>
+                <w:sz w:val="20"/>
               </w:rPr>
               <w:t xml:space="preserve">0.00</w:t>
             </w:r>
@@ -11052,18 +11235,18 @@
         </w:tc>
         <w:tc>
           <w:tcPr>
-            <w:tcW w:type="dxa" w:w="893"/>
-          </w:tcPr>
-          <w:p>
-            <w:pPr>
-              <w:pStyle w:val="Compact"/>
-              <w:spacing w:line="240" w:lineRule="auto"/>
-              <w:jc w:val="center"/>
-            </w:pPr>
-            <w:r>
-              <w:rPr>
-                <w:rFonts w:ascii="Times New Roman" w:hAnsi="Times New Roman"/>
-                <w:sz w:val="18"/>
+            <w:tcW w:type="dxa" w:w="984"/>
+          </w:tcPr>
+          <w:p>
+            <w:pPr>
+              <w:pStyle w:val="Compact"/>
+              <w:spacing w:line="240" w:lineRule="auto"/>
+              <w:jc w:val="center"/>
+            </w:pPr>
+            <w:r>
+              <w:rPr>
+                <w:rFonts w:ascii="Times New Roman" w:hAnsi="Times New Roman"/>
+                <w:sz w:val="20"/>
               </w:rPr>
               <w:t xml:space="preserve">55.6</w:t>
             </w:r>
@@ -11071,39 +11254,28 @@
         </w:tc>
         <w:tc>
           <w:tcPr>
-            <w:tcW w:type="dxa" w:w="893"/>
-          </w:tcPr>
-          <w:p>
-            <w:pPr>
-              <w:pStyle w:val="Compact"/>
-              <w:spacing w:line="240" w:lineRule="auto"/>
-              <w:jc w:val="center"/>
-            </w:pPr>
-            <w:r>
-              <w:rPr>
-                <w:rFonts w:ascii="Times New Roman" w:hAnsi="Times New Roman"/>
-                <w:sz w:val="18"/>
+            <w:tcW w:type="dxa" w:w="984"/>
+          </w:tcPr>
+          <w:p>
+            <w:pPr>
+              <w:pStyle w:val="Compact"/>
+              <w:spacing w:line="240" w:lineRule="auto"/>
+              <w:jc w:val="center"/>
+            </w:pPr>
+            <w:r>
+              <w:rPr>
+                <w:rFonts w:ascii="Times New Roman" w:hAnsi="Times New Roman"/>
+                <w:sz w:val="20"/>
               </w:rPr>
               <w:t xml:space="preserve">never</w:t>
             </w:r>
-          </w:p>
-        </w:tc>
-        <w:tc>
-          <w:tcPr>
-            <w:tcW w:type="dxa" w:w="893"/>
-          </w:tcPr>
-          <w:p>
-            <w:pPr>
-              <w:pStyle w:val="Compact"/>
-              <w:spacing w:line="240" w:lineRule="auto"/>
-            </w:pPr>
           </w:p>
         </w:tc>
       </w:tr>
       <w:tr>
         <w:tc>
           <w:tcPr>
-            <w:tcW w:type="dxa" w:w="3110"/>
+            <w:tcW w:type="dxa" w:w="3456"/>
           </w:tcPr>
           <w:p>
             <w:pPr>
@@ -11114,7 +11286,7 @@
             <w:r>
               <w:rPr>
                 <w:rFonts w:ascii="Times New Roman" w:hAnsi="Times New Roman"/>
-                <w:sz w:val="18"/>
+                <w:sz w:val="20"/>
               </w:rPr>
               <w:t xml:space="preserve">Pythia, step 113k to 143k</w:t>
             </w:r>
@@ -11122,18 +11294,18 @@
         </w:tc>
         <w:tc>
           <w:tcPr>
-            <w:tcW w:type="dxa" w:w="893"/>
-          </w:tcPr>
-          <w:p>
-            <w:pPr>
-              <w:pStyle w:val="Compact"/>
-              <w:spacing w:line="240" w:lineRule="auto"/>
-              <w:jc w:val="center"/>
-            </w:pPr>
-            <w:r>
-              <w:rPr>
-                <w:rFonts w:ascii="Times New Roman" w:hAnsi="Times New Roman"/>
-                <w:sz w:val="18"/>
+            <w:tcW w:type="dxa" w:w="984"/>
+          </w:tcPr>
+          <w:p>
+            <w:pPr>
+              <w:pStyle w:val="Compact"/>
+              <w:spacing w:line="240" w:lineRule="auto"/>
+              <w:jc w:val="center"/>
+            </w:pPr>
+            <w:r>
+              <w:rPr>
+                <w:rFonts w:ascii="Times New Roman" w:hAnsi="Times New Roman"/>
+                <w:sz w:val="20"/>
               </w:rPr>
               <w:t xml:space="preserve">0.928</w:t>
             </w:r>
@@ -11141,18 +11313,18 @@
         </w:tc>
         <w:tc>
           <w:tcPr>
-            <w:tcW w:type="dxa" w:w="893"/>
-          </w:tcPr>
-          <w:p>
-            <w:pPr>
-              <w:pStyle w:val="Compact"/>
-              <w:spacing w:line="240" w:lineRule="auto"/>
-              <w:jc w:val="center"/>
-            </w:pPr>
-            <w:r>
-              <w:rPr>
-                <w:rFonts w:ascii="Times New Roman" w:hAnsi="Times New Roman"/>
-                <w:sz w:val="18"/>
+            <w:tcW w:type="dxa" w:w="984"/>
+          </w:tcPr>
+          <w:p>
+            <w:pPr>
+              <w:pStyle w:val="Compact"/>
+              <w:spacing w:line="240" w:lineRule="auto"/>
+              <w:jc w:val="center"/>
+            </w:pPr>
+            <w:r>
+              <w:rPr>
+                <w:rFonts w:ascii="Times New Roman" w:hAnsi="Times New Roman"/>
+                <w:sz w:val="20"/>
               </w:rPr>
               <w:t xml:space="preserve">0.939</w:t>
             </w:r>
@@ -11160,18 +11332,18 @@
         </w:tc>
         <w:tc>
           <w:tcPr>
-            <w:tcW w:type="dxa" w:w="893"/>
-          </w:tcPr>
-          <w:p>
-            <w:pPr>
-              <w:pStyle w:val="Compact"/>
-              <w:spacing w:line="240" w:lineRule="auto"/>
-              <w:jc w:val="center"/>
-            </w:pPr>
-            <w:r>
-              <w:rPr>
-                <w:rFonts w:ascii="Times New Roman" w:hAnsi="Times New Roman"/>
-                <w:sz w:val="18"/>
+            <w:tcW w:type="dxa" w:w="984"/>
+          </w:tcPr>
+          <w:p>
+            <w:pPr>
+              <w:pStyle w:val="Compact"/>
+              <w:spacing w:line="240" w:lineRule="auto"/>
+              <w:jc w:val="center"/>
+            </w:pPr>
+            <w:r>
+              <w:rPr>
+                <w:rFonts w:ascii="Times New Roman" w:hAnsi="Times New Roman"/>
+                <w:sz w:val="20"/>
               </w:rPr>
               <w:t xml:space="preserve">0.35</w:t>
             </w:r>
@@ -11179,18 +11351,18 @@
         </w:tc>
         <w:tc>
           <w:tcPr>
-            <w:tcW w:type="dxa" w:w="893"/>
-          </w:tcPr>
-          <w:p>
-            <w:pPr>
-              <w:pStyle w:val="Compact"/>
-              <w:spacing w:line="240" w:lineRule="auto"/>
-              <w:jc w:val="center"/>
-            </w:pPr>
-            <w:r>
-              <w:rPr>
-                <w:rFonts w:ascii="Times New Roman" w:hAnsi="Times New Roman"/>
-                <w:sz w:val="18"/>
+            <w:tcW w:type="dxa" w:w="984"/>
+          </w:tcPr>
+          <w:p>
+            <w:pPr>
+              <w:pStyle w:val="Compact"/>
+              <w:spacing w:line="240" w:lineRule="auto"/>
+              <w:jc w:val="center"/>
+            </w:pPr>
+            <w:r>
+              <w:rPr>
+                <w:rFonts w:ascii="Times New Roman" w:hAnsi="Times New Roman"/>
+                <w:sz w:val="20"/>
               </w:rPr>
               <w:t xml:space="preserve">0.11</w:t>
             </w:r>
@@ -11198,18 +11370,18 @@
         </w:tc>
         <w:tc>
           <w:tcPr>
-            <w:tcW w:type="dxa" w:w="893"/>
-          </w:tcPr>
-          <w:p>
-            <w:pPr>
-              <w:pStyle w:val="Compact"/>
-              <w:spacing w:line="240" w:lineRule="auto"/>
-              <w:jc w:val="center"/>
-            </w:pPr>
-            <w:r>
-              <w:rPr>
-                <w:rFonts w:ascii="Times New Roman" w:hAnsi="Times New Roman"/>
-                <w:sz w:val="18"/>
+            <w:tcW w:type="dxa" w:w="984"/>
+          </w:tcPr>
+          <w:p>
+            <w:pPr>
+              <w:pStyle w:val="Compact"/>
+              <w:spacing w:line="240" w:lineRule="auto"/>
+              <w:jc w:val="center"/>
+            </w:pPr>
+            <w:r>
+              <w:rPr>
+                <w:rFonts w:ascii="Times New Roman" w:hAnsi="Times New Roman"/>
+                <w:sz w:val="20"/>
               </w:rPr>
               <w:t xml:space="preserve">34.0</w:t>
             </w:r>
@@ -11217,39 +11389,28 @@
         </w:tc>
         <w:tc>
           <w:tcPr>
-            <w:tcW w:type="dxa" w:w="893"/>
-          </w:tcPr>
-          <w:p>
-            <w:pPr>
-              <w:pStyle w:val="Compact"/>
-              <w:spacing w:line="240" w:lineRule="auto"/>
-              <w:jc w:val="center"/>
-            </w:pPr>
-            <w:r>
-              <w:rPr>
-                <w:rFonts w:ascii="Times New Roman" w:hAnsi="Times New Roman"/>
-                <w:sz w:val="18"/>
+            <w:tcW w:type="dxa" w:w="984"/>
+          </w:tcPr>
+          <w:p>
+            <w:pPr>
+              <w:pStyle w:val="Compact"/>
+              <w:spacing w:line="240" w:lineRule="auto"/>
+              <w:jc w:val="center"/>
+            </w:pPr>
+            <w:r>
+              <w:rPr>
+                <w:rFonts w:ascii="Times New Roman" w:hAnsi="Times New Roman"/>
+                <w:sz w:val="20"/>
               </w:rPr>
               <w:t xml:space="preserve">never</w:t>
             </w:r>
-          </w:p>
-        </w:tc>
-        <w:tc>
-          <w:tcPr>
-            <w:tcW w:type="dxa" w:w="893"/>
-          </w:tcPr>
-          <w:p>
-            <w:pPr>
-              <w:pStyle w:val="Compact"/>
-              <w:spacing w:line="240" w:lineRule="auto"/>
-            </w:pPr>
           </w:p>
         </w:tc>
       </w:tr>
       <w:tr>
         <w:tc>
           <w:tcPr>
-            <w:tcW w:type="dxa" w:w="3110"/>
+            <w:tcW w:type="dxa" w:w="3456"/>
           </w:tcPr>
           <w:p>
             <w:pPr>
@@ -11260,7 +11421,7 @@
             <w:r>
               <w:rPr>
                 <w:rFonts w:ascii="Times New Roman" w:hAnsi="Times New Roman"/>
-                <w:sz w:val="18"/>
+                <w:sz w:val="20"/>
               </w:rPr>
               <w:t xml:space="preserve">Pythia, step 103k to 143k</w:t>
             </w:r>
@@ -11268,18 +11429,18 @@
         </w:tc>
         <w:tc>
           <w:tcPr>
-            <w:tcW w:type="dxa" w:w="893"/>
-          </w:tcPr>
-          <w:p>
-            <w:pPr>
-              <w:pStyle w:val="Compact"/>
-              <w:spacing w:line="240" w:lineRule="auto"/>
-              <w:jc w:val="center"/>
-            </w:pPr>
-            <w:r>
-              <w:rPr>
-                <w:rFonts w:ascii="Times New Roman" w:hAnsi="Times New Roman"/>
-                <w:sz w:val="18"/>
+            <w:tcW w:type="dxa" w:w="984"/>
+          </w:tcPr>
+          <w:p>
+            <w:pPr>
+              <w:pStyle w:val="Compact"/>
+              <w:spacing w:line="240" w:lineRule="auto"/>
+              <w:jc w:val="center"/>
+            </w:pPr>
+            <w:r>
+              <w:rPr>
+                <w:rFonts w:ascii="Times New Roman" w:hAnsi="Times New Roman"/>
+                <w:sz w:val="20"/>
               </w:rPr>
               <w:t xml:space="preserve">0.895</w:t>
             </w:r>
@@ -11287,18 +11448,18 @@
         </w:tc>
         <w:tc>
           <w:tcPr>
-            <w:tcW w:type="dxa" w:w="893"/>
-          </w:tcPr>
-          <w:p>
-            <w:pPr>
-              <w:pStyle w:val="Compact"/>
-              <w:spacing w:line="240" w:lineRule="auto"/>
-              <w:jc w:val="center"/>
-            </w:pPr>
-            <w:r>
-              <w:rPr>
-                <w:rFonts w:ascii="Times New Roman" w:hAnsi="Times New Roman"/>
-                <w:sz w:val="18"/>
+            <w:tcW w:type="dxa" w:w="984"/>
+          </w:tcPr>
+          <w:p>
+            <w:pPr>
+              <w:pStyle w:val="Compact"/>
+              <w:spacing w:line="240" w:lineRule="auto"/>
+              <w:jc w:val="center"/>
+            </w:pPr>
+            <w:r>
+              <w:rPr>
+                <w:rFonts w:ascii="Times New Roman" w:hAnsi="Times New Roman"/>
+                <w:sz w:val="20"/>
               </w:rPr>
               <w:t xml:space="preserve">0.934</w:t>
             </w:r>
@@ -11306,18 +11467,18 @@
         </w:tc>
         <w:tc>
           <w:tcPr>
-            <w:tcW w:type="dxa" w:w="893"/>
-          </w:tcPr>
-          <w:p>
-            <w:pPr>
-              <w:pStyle w:val="Compact"/>
-              <w:spacing w:line="240" w:lineRule="auto"/>
-              <w:jc w:val="center"/>
-            </w:pPr>
-            <w:r>
-              <w:rPr>
-                <w:rFonts w:ascii="Times New Roman" w:hAnsi="Times New Roman"/>
-                <w:sz w:val="18"/>
+            <w:tcW w:type="dxa" w:w="984"/>
+          </w:tcPr>
+          <w:p>
+            <w:pPr>
+              <w:pStyle w:val="Compact"/>
+              <w:spacing w:line="240" w:lineRule="auto"/>
+              <w:jc w:val="center"/>
+            </w:pPr>
+            <w:r>
+              <w:rPr>
+                <w:rFonts w:ascii="Times New Roman" w:hAnsi="Times New Roman"/>
+                <w:sz w:val="20"/>
               </w:rPr>
               <w:t xml:space="preserve">0.36</w:t>
             </w:r>
@@ -11325,18 +11486,18 @@
         </w:tc>
         <w:tc>
           <w:tcPr>
-            <w:tcW w:type="dxa" w:w="893"/>
-          </w:tcPr>
-          <w:p>
-            <w:pPr>
-              <w:pStyle w:val="Compact"/>
-              <w:spacing w:line="240" w:lineRule="auto"/>
-              <w:jc w:val="center"/>
-            </w:pPr>
-            <w:r>
-              <w:rPr>
-                <w:rFonts w:ascii="Times New Roman" w:hAnsi="Times New Roman"/>
-                <w:sz w:val="18"/>
+            <w:tcW w:type="dxa" w:w="984"/>
+          </w:tcPr>
+          <w:p>
+            <w:pPr>
+              <w:pStyle w:val="Compact"/>
+              <w:spacing w:line="240" w:lineRule="auto"/>
+              <w:jc w:val="center"/>
+            </w:pPr>
+            <w:r>
+              <w:rPr>
+                <w:rFonts w:ascii="Times New Roman" w:hAnsi="Times New Roman"/>
+                <w:sz w:val="20"/>
               </w:rPr>
               <w:t xml:space="preserve">0.29</w:t>
             </w:r>
@@ -11344,18 +11505,18 @@
         </w:tc>
         <w:tc>
           <w:tcPr>
-            <w:tcW w:type="dxa" w:w="893"/>
-          </w:tcPr>
-          <w:p>
-            <w:pPr>
-              <w:pStyle w:val="Compact"/>
-              <w:spacing w:line="240" w:lineRule="auto"/>
-              <w:jc w:val="center"/>
-            </w:pPr>
-            <w:r>
-              <w:rPr>
-                <w:rFonts w:ascii="Times New Roman" w:hAnsi="Times New Roman"/>
-                <w:sz w:val="18"/>
+            <w:tcW w:type="dxa" w:w="984"/>
+          </w:tcPr>
+          <w:p>
+            <w:pPr>
+              <w:pStyle w:val="Compact"/>
+              <w:spacing w:line="240" w:lineRule="auto"/>
+              <w:jc w:val="center"/>
+            </w:pPr>
+            <w:r>
+              <w:rPr>
+                <w:rFonts w:ascii="Times New Roman" w:hAnsi="Times New Roman"/>
+                <w:sz w:val="20"/>
               </w:rPr>
               <w:t xml:space="preserve">23.3</w:t>
             </w:r>
@@ -11363,39 +11524,28 @@
         </w:tc>
         <w:tc>
           <w:tcPr>
-            <w:tcW w:type="dxa" w:w="893"/>
-          </w:tcPr>
-          <w:p>
-            <w:pPr>
-              <w:pStyle w:val="Compact"/>
-              <w:spacing w:line="240" w:lineRule="auto"/>
-              <w:jc w:val="center"/>
-            </w:pPr>
-            <w:r>
-              <w:rPr>
-                <w:rFonts w:ascii="Times New Roman" w:hAnsi="Times New Roman"/>
-                <w:sz w:val="18"/>
+            <w:tcW w:type="dxa" w:w="984"/>
+          </w:tcPr>
+          <w:p>
+            <w:pPr>
+              <w:pStyle w:val="Compact"/>
+              <w:spacing w:line="240" w:lineRule="auto"/>
+              <w:jc w:val="center"/>
+            </w:pPr>
+            <w:r>
+              <w:rPr>
+                <w:rFonts w:ascii="Times New Roman" w:hAnsi="Times New Roman"/>
+                <w:sz w:val="20"/>
               </w:rPr>
               <w:t xml:space="preserve">never</w:t>
             </w:r>
-          </w:p>
-        </w:tc>
-        <w:tc>
-          <w:tcPr>
-            <w:tcW w:type="dxa" w:w="893"/>
-          </w:tcPr>
-          <w:p>
-            <w:pPr>
-              <w:pStyle w:val="Compact"/>
-              <w:spacing w:line="240" w:lineRule="auto"/>
-            </w:pPr>
           </w:p>
         </w:tc>
       </w:tr>
       <w:tr>
         <w:tc>
           <w:tcPr>
-            <w:tcW w:type="dxa" w:w="3110"/>
+            <w:tcW w:type="dxa" w:w="3456"/>
           </w:tcPr>
           <w:p>
             <w:pPr>
@@ -11406,7 +11556,7 @@
             <w:r>
               <w:rPr>
                 <w:rFonts w:ascii="Times New Roman" w:hAnsi="Times New Roman"/>
-                <w:sz w:val="18"/>
+                <w:sz w:val="20"/>
               </w:rPr>
               <w:t xml:space="preserve">Pythia, step 83k to 143k</w:t>
             </w:r>
@@ -11414,18 +11564,18 @@
         </w:tc>
         <w:tc>
           <w:tcPr>
-            <w:tcW w:type="dxa" w:w="893"/>
-          </w:tcPr>
-          <w:p>
-            <w:pPr>
-              <w:pStyle w:val="Compact"/>
-              <w:spacing w:line="240" w:lineRule="auto"/>
-              <w:jc w:val="center"/>
-            </w:pPr>
-            <w:r>
-              <w:rPr>
-                <w:rFonts w:ascii="Times New Roman" w:hAnsi="Times New Roman"/>
-                <w:sz w:val="18"/>
+            <w:tcW w:type="dxa" w:w="984"/>
+          </w:tcPr>
+          <w:p>
+            <w:pPr>
+              <w:pStyle w:val="Compact"/>
+              <w:spacing w:line="240" w:lineRule="auto"/>
+              <w:jc w:val="center"/>
+            </w:pPr>
+            <w:r>
+              <w:rPr>
+                <w:rFonts w:ascii="Times New Roman" w:hAnsi="Times New Roman"/>
+                <w:sz w:val="20"/>
               </w:rPr>
               <w:t xml:space="preserve">0.554</w:t>
             </w:r>
@@ -11433,18 +11583,18 @@
         </w:tc>
         <w:tc>
           <w:tcPr>
-            <w:tcW w:type="dxa" w:w="893"/>
-          </w:tcPr>
-          <w:p>
-            <w:pPr>
-              <w:pStyle w:val="Compact"/>
-              <w:spacing w:line="240" w:lineRule="auto"/>
-              <w:jc w:val="center"/>
-            </w:pPr>
-            <w:r>
-              <w:rPr>
-                <w:rFonts w:ascii="Times New Roman" w:hAnsi="Times New Roman"/>
-                <w:sz w:val="18"/>
+            <w:tcW w:type="dxa" w:w="984"/>
+          </w:tcPr>
+          <w:p>
+            <w:pPr>
+              <w:pStyle w:val="Compact"/>
+              <w:spacing w:line="240" w:lineRule="auto"/>
+              <w:jc w:val="center"/>
+            </w:pPr>
+            <w:r>
+              <w:rPr>
+                <w:rFonts w:ascii="Times New Roman" w:hAnsi="Times New Roman"/>
+                <w:sz w:val="20"/>
               </w:rPr>
               <w:t xml:space="preserve">0.734</w:t>
             </w:r>
@@ -11452,18 +11602,18 @@
         </w:tc>
         <w:tc>
           <w:tcPr>
-            <w:tcW w:type="dxa" w:w="893"/>
-          </w:tcPr>
-          <w:p>
-            <w:pPr>
-              <w:pStyle w:val="Compact"/>
-              <w:spacing w:line="240" w:lineRule="auto"/>
-              <w:jc w:val="center"/>
-            </w:pPr>
-            <w:r>
-              <w:rPr>
-                <w:rFonts w:ascii="Times New Roman" w:hAnsi="Times New Roman"/>
-                <w:sz w:val="18"/>
+            <w:tcW w:type="dxa" w:w="984"/>
+          </w:tcPr>
+          <w:p>
+            <w:pPr>
+              <w:pStyle w:val="Compact"/>
+              <w:spacing w:line="240" w:lineRule="auto"/>
+              <w:jc w:val="center"/>
+            </w:pPr>
+            <w:r>
+              <w:rPr>
+                <w:rFonts w:ascii="Times New Roman" w:hAnsi="Times New Roman"/>
+                <w:sz w:val="20"/>
               </w:rPr>
               <w:t xml:space="preserve">0.35</w:t>
             </w:r>
@@ -11471,18 +11621,18 @@
         </w:tc>
         <w:tc>
           <w:tcPr>
-            <w:tcW w:type="dxa" w:w="893"/>
-          </w:tcPr>
-          <w:p>
-            <w:pPr>
-              <w:pStyle w:val="Compact"/>
-              <w:spacing w:line="240" w:lineRule="auto"/>
-              <w:jc w:val="center"/>
-            </w:pPr>
-            <w:r>
-              <w:rPr>
-                <w:rFonts w:ascii="Times New Roman" w:hAnsi="Times New Roman"/>
-                <w:sz w:val="18"/>
+            <w:tcW w:type="dxa" w:w="984"/>
+          </w:tcPr>
+          <w:p>
+            <w:pPr>
+              <w:pStyle w:val="Compact"/>
+              <w:spacing w:line="240" w:lineRule="auto"/>
+              <w:jc w:val="center"/>
+            </w:pPr>
+            <w:r>
+              <w:rPr>
+                <w:rFonts w:ascii="Times New Roman" w:hAnsi="Times New Roman"/>
+                <w:sz w:val="20"/>
               </w:rPr>
               <w:t xml:space="preserve">0.32</w:t>
             </w:r>
@@ -11490,18 +11640,18 @@
         </w:tc>
         <w:tc>
           <w:tcPr>
-            <w:tcW w:type="dxa" w:w="893"/>
-          </w:tcPr>
-          <w:p>
-            <w:pPr>
-              <w:pStyle w:val="Compact"/>
-              <w:spacing w:line="240" w:lineRule="auto"/>
-              <w:jc w:val="center"/>
-            </w:pPr>
-            <w:r>
-              <w:rPr>
-                <w:rFonts w:ascii="Times New Roman" w:hAnsi="Times New Roman"/>
-                <w:sz w:val="18"/>
+            <w:tcW w:type="dxa" w:w="984"/>
+          </w:tcPr>
+          <w:p>
+            <w:pPr>
+              <w:pStyle w:val="Compact"/>
+              <w:spacing w:line="240" w:lineRule="auto"/>
+              <w:jc w:val="center"/>
+            </w:pPr>
+            <w:r>
+              <w:rPr>
+                <w:rFonts w:ascii="Times New Roman" w:hAnsi="Times New Roman"/>
+                <w:sz w:val="20"/>
               </w:rPr>
               <w:t xml:space="preserve">5.5</w:t>
             </w:r>
@@ -11509,39 +11659,28 @@
         </w:tc>
         <w:tc>
           <w:tcPr>
-            <w:tcW w:type="dxa" w:w="893"/>
-          </w:tcPr>
-          <w:p>
-            <w:pPr>
-              <w:pStyle w:val="Compact"/>
-              <w:spacing w:line="240" w:lineRule="auto"/>
-              <w:jc w:val="center"/>
-            </w:pPr>
-            <w:r>
-              <w:rPr>
-                <w:rFonts w:ascii="Times New Roman" w:hAnsi="Times New Roman"/>
-                <w:sz w:val="18"/>
+            <w:tcW w:type="dxa" w:w="984"/>
+          </w:tcPr>
+          <w:p>
+            <w:pPr>
+              <w:pStyle w:val="Compact"/>
+              <w:spacing w:line="240" w:lineRule="auto"/>
+              <w:jc w:val="center"/>
+            </w:pPr>
+            <w:r>
+              <w:rPr>
+                <w:rFonts w:ascii="Times New Roman" w:hAnsi="Times New Roman"/>
+                <w:sz w:val="20"/>
               </w:rPr>
               <w:t xml:space="preserve">never</w:t>
             </w:r>
-          </w:p>
-        </w:tc>
-        <w:tc>
-          <w:tcPr>
-            <w:tcW w:type="dxa" w:w="893"/>
-          </w:tcPr>
-          <w:p>
-            <w:pPr>
-              <w:pStyle w:val="Compact"/>
-              <w:spacing w:line="240" w:lineRule="auto"/>
-            </w:pPr>
           </w:p>
         </w:tc>
       </w:tr>
       <w:tr>
         <w:tc>
           <w:tcPr>
-            <w:tcW w:type="dxa" w:w="3110"/>
+            <w:tcW w:type="dxa" w:w="3456"/>
           </w:tcPr>
           <w:p>
             <w:pPr>
@@ -11552,7 +11691,7 @@
             <w:r>
               <w:rPr>
                 <w:rFonts w:ascii="Times New Roman" w:hAnsi="Times New Roman"/>
-                <w:sz w:val="18"/>
+                <w:sz w:val="20"/>
               </w:rPr>
               <w:t xml:space="preserve">Pythia, step 73k to 143k (seed 0)</w:t>
             </w:r>
@@ -11560,18 +11699,18 @@
         </w:tc>
         <w:tc>
           <w:tcPr>
-            <w:tcW w:type="dxa" w:w="893"/>
-          </w:tcPr>
-          <w:p>
-            <w:pPr>
-              <w:pStyle w:val="Compact"/>
-              <w:spacing w:line="240" w:lineRule="auto"/>
-              <w:jc w:val="center"/>
-            </w:pPr>
-            <w:r>
-              <w:rPr>
-                <w:rFonts w:ascii="Times New Roman" w:hAnsi="Times New Roman"/>
-                <w:sz w:val="18"/>
+            <w:tcW w:type="dxa" w:w="984"/>
+          </w:tcPr>
+          <w:p>
+            <w:pPr>
+              <w:pStyle w:val="Compact"/>
+              <w:spacing w:line="240" w:lineRule="auto"/>
+              <w:jc w:val="center"/>
+            </w:pPr>
+            <w:r>
+              <w:rPr>
+                <w:rFonts w:ascii="Times New Roman" w:hAnsi="Times New Roman"/>
+                <w:sz w:val="20"/>
               </w:rPr>
               <w:t xml:space="preserve">0.319</w:t>
             </w:r>
@@ -11579,18 +11718,18 @@
         </w:tc>
         <w:tc>
           <w:tcPr>
-            <w:tcW w:type="dxa" w:w="893"/>
-          </w:tcPr>
-          <w:p>
-            <w:pPr>
-              <w:pStyle w:val="Compact"/>
-              <w:spacing w:line="240" w:lineRule="auto"/>
-              <w:jc w:val="center"/>
-            </w:pPr>
-            <w:r>
-              <w:rPr>
-                <w:rFonts w:ascii="Times New Roman" w:hAnsi="Times New Roman"/>
-                <w:sz w:val="18"/>
+            <w:tcW w:type="dxa" w:w="984"/>
+          </w:tcPr>
+          <w:p>
+            <w:pPr>
+              <w:pStyle w:val="Compact"/>
+              <w:spacing w:line="240" w:lineRule="auto"/>
+              <w:jc w:val="center"/>
+            </w:pPr>
+            <w:r>
+              <w:rPr>
+                <w:rFonts w:ascii="Times New Roman" w:hAnsi="Times New Roman"/>
+                <w:sz w:val="20"/>
               </w:rPr>
               <w:t xml:space="preserve">0.717</w:t>
             </w:r>
@@ -11598,18 +11737,18 @@
         </w:tc>
         <w:tc>
           <w:tcPr>
-            <w:tcW w:type="dxa" w:w="893"/>
-          </w:tcPr>
-          <w:p>
-            <w:pPr>
-              <w:pStyle w:val="Compact"/>
-              <w:spacing w:line="240" w:lineRule="auto"/>
-              <w:jc w:val="center"/>
-            </w:pPr>
-            <w:r>
-              <w:rPr>
-                <w:rFonts w:ascii="Times New Roman" w:hAnsi="Times New Roman"/>
-                <w:sz w:val="18"/>
+            <w:tcW w:type="dxa" w:w="984"/>
+          </w:tcPr>
+          <w:p>
+            <w:pPr>
+              <w:pStyle w:val="Compact"/>
+              <w:spacing w:line="240" w:lineRule="auto"/>
+              <w:jc w:val="center"/>
+            </w:pPr>
+            <w:r>
+              <w:rPr>
+                <w:rFonts w:ascii="Times New Roman" w:hAnsi="Times New Roman"/>
+                <w:sz w:val="20"/>
               </w:rPr>
               <w:t xml:space="preserve">0.36</w:t>
             </w:r>
@@ -11617,18 +11756,18 @@
         </w:tc>
         <w:tc>
           <w:tcPr>
-            <w:tcW w:type="dxa" w:w="893"/>
-          </w:tcPr>
-          <w:p>
-            <w:pPr>
-              <w:pStyle w:val="Compact"/>
-              <w:spacing w:line="240" w:lineRule="auto"/>
-              <w:jc w:val="center"/>
-            </w:pPr>
-            <w:r>
-              <w:rPr>
-                <w:rFonts w:ascii="Times New Roman" w:hAnsi="Times New Roman"/>
-                <w:sz w:val="18"/>
+            <w:tcW w:type="dxa" w:w="984"/>
+          </w:tcPr>
+          <w:p>
+            <w:pPr>
+              <w:pStyle w:val="Compact"/>
+              <w:spacing w:line="240" w:lineRule="auto"/>
+              <w:jc w:val="center"/>
+            </w:pPr>
+            <w:r>
+              <w:rPr>
+                <w:rFonts w:ascii="Times New Roman" w:hAnsi="Times New Roman"/>
+                <w:sz w:val="20"/>
               </w:rPr>
               <w:t xml:space="preserve">0.50</w:t>
             </w:r>
@@ -11636,18 +11775,18 @@
         </w:tc>
         <w:tc>
           <w:tcPr>
-            <w:tcW w:type="dxa" w:w="893"/>
-          </w:tcPr>
-          <w:p>
-            <w:pPr>
-              <w:pStyle w:val="Compact"/>
-              <w:spacing w:line="240" w:lineRule="auto"/>
-              <w:jc w:val="center"/>
-            </w:pPr>
-            <w:r>
-              <w:rPr>
-                <w:rFonts w:ascii="Times New Roman" w:hAnsi="Times New Roman"/>
-                <w:sz w:val="18"/>
+            <w:tcW w:type="dxa" w:w="984"/>
+          </w:tcPr>
+          <w:p>
+            <w:pPr>
+              <w:pStyle w:val="Compact"/>
+              <w:spacing w:line="240" w:lineRule="auto"/>
+              <w:jc w:val="center"/>
+            </w:pPr>
+            <w:r>
+              <w:rPr>
+                <w:rFonts w:ascii="Times New Roman" w:hAnsi="Times New Roman"/>
+                <w:sz w:val="20"/>
               </w:rPr>
               <w:t xml:space="preserve">3.6</w:t>
             </w:r>
@@ -11655,39 +11794,28 @@
         </w:tc>
         <w:tc>
           <w:tcPr>
-            <w:tcW w:type="dxa" w:w="893"/>
-          </w:tcPr>
-          <w:p>
-            <w:pPr>
-              <w:pStyle w:val="Compact"/>
-              <w:spacing w:line="240" w:lineRule="auto"/>
-              <w:jc w:val="center"/>
-            </w:pPr>
-            <w:r>
-              <w:rPr>
-                <w:rFonts w:ascii="Times New Roman" w:hAnsi="Times New Roman"/>
-                <w:sz w:val="18"/>
+            <w:tcW w:type="dxa" w:w="984"/>
+          </w:tcPr>
+          <w:p>
+            <w:pPr>
+              <w:pStyle w:val="Compact"/>
+              <w:spacing w:line="240" w:lineRule="auto"/>
+              <w:jc w:val="center"/>
+            </w:pPr>
+            <w:r>
+              <w:rPr>
+                <w:rFonts w:ascii="Times New Roman" w:hAnsi="Times New Roman"/>
+                <w:sz w:val="20"/>
               </w:rPr>
               <w:t xml:space="preserve">[1.78, 4.40)</w:t>
             </w:r>
-          </w:p>
-        </w:tc>
-        <w:tc>
-          <w:tcPr>
-            <w:tcW w:type="dxa" w:w="893"/>
-          </w:tcPr>
-          <w:p>
-            <w:pPr>
-              <w:pStyle w:val="Compact"/>
-              <w:spacing w:line="240" w:lineRule="auto"/>
-            </w:pPr>
           </w:p>
         </w:tc>
       </w:tr>
       <w:tr>
         <w:tc>
           <w:tcPr>
-            <w:tcW w:type="dxa" w:w="3110"/>
+            <w:tcW w:type="dxa" w:w="3456"/>
           </w:tcPr>
           <w:p>
             <w:pPr>
@@ -11698,7 +11826,7 @@
             <w:r>
               <w:rPr>
                 <w:rFonts w:ascii="Times New Roman" w:hAnsi="Times New Roman"/>
-                <w:sz w:val="18"/>
+                <w:sz w:val="20"/>
               </w:rPr>
               <w:t xml:space="preserve">Pythia, step 73k to 143k (seed 1)</w:t>
             </w:r>
@@ -11706,18 +11834,18 @@
         </w:tc>
         <w:tc>
           <w:tcPr>
-            <w:tcW w:type="dxa" w:w="893"/>
-          </w:tcPr>
-          <w:p>
-            <w:pPr>
-              <w:pStyle w:val="Compact"/>
-              <w:spacing w:line="240" w:lineRule="auto"/>
-              <w:jc w:val="center"/>
-            </w:pPr>
-            <w:r>
-              <w:rPr>
-                <w:rFonts w:ascii="Times New Roman" w:hAnsi="Times New Roman"/>
-                <w:sz w:val="18"/>
+            <w:tcW w:type="dxa" w:w="984"/>
+          </w:tcPr>
+          <w:p>
+            <w:pPr>
+              <w:pStyle w:val="Compact"/>
+              <w:spacing w:line="240" w:lineRule="auto"/>
+              <w:jc w:val="center"/>
+            </w:pPr>
+            <w:r>
+              <w:rPr>
+                <w:rFonts w:ascii="Times New Roman" w:hAnsi="Times New Roman"/>
+                <w:sz w:val="20"/>
               </w:rPr>
               <w:t xml:space="preserve">0.359</w:t>
             </w:r>
@@ -11725,18 +11853,18 @@
         </w:tc>
         <w:tc>
           <w:tcPr>
-            <w:tcW w:type="dxa" w:w="893"/>
-          </w:tcPr>
-          <w:p>
-            <w:pPr>
-              <w:pStyle w:val="Compact"/>
-              <w:spacing w:line="240" w:lineRule="auto"/>
-              <w:jc w:val="center"/>
-            </w:pPr>
-            <w:r>
-              <w:rPr>
-                <w:rFonts w:ascii="Times New Roman" w:hAnsi="Times New Roman"/>
-                <w:sz w:val="18"/>
+            <w:tcW w:type="dxa" w:w="984"/>
+          </w:tcPr>
+          <w:p>
+            <w:pPr>
+              <w:pStyle w:val="Compact"/>
+              <w:spacing w:line="240" w:lineRule="auto"/>
+              <w:jc w:val="center"/>
+            </w:pPr>
+            <w:r>
+              <w:rPr>
+                <w:rFonts w:ascii="Times New Roman" w:hAnsi="Times New Roman"/>
+                <w:sz w:val="20"/>
               </w:rPr>
               <w:t xml:space="preserve">0.692</w:t>
             </w:r>
@@ -11744,18 +11872,18 @@
         </w:tc>
         <w:tc>
           <w:tcPr>
-            <w:tcW w:type="dxa" w:w="893"/>
-          </w:tcPr>
-          <w:p>
-            <w:pPr>
-              <w:pStyle w:val="Compact"/>
-              <w:spacing w:line="240" w:lineRule="auto"/>
-              <w:jc w:val="center"/>
-            </w:pPr>
-            <w:r>
-              <w:rPr>
-                <w:rFonts w:ascii="Times New Roman" w:hAnsi="Times New Roman"/>
-                <w:sz w:val="18"/>
+            <w:tcW w:type="dxa" w:w="984"/>
+          </w:tcPr>
+          <w:p>
+            <w:pPr>
+              <w:pStyle w:val="Compact"/>
+              <w:spacing w:line="240" w:lineRule="auto"/>
+              <w:jc w:val="center"/>
+            </w:pPr>
+            <w:r>
+              <w:rPr>
+                <w:rFonts w:ascii="Times New Roman" w:hAnsi="Times New Roman"/>
+                <w:sz w:val="20"/>
               </w:rPr>
               <w:t xml:space="preserve">0.30</w:t>
             </w:r>
@@ -11763,18 +11891,18 @@
         </w:tc>
         <w:tc>
           <w:tcPr>
-            <w:tcW w:type="dxa" w:w="893"/>
-          </w:tcPr>
-          <w:p>
-            <w:pPr>
-              <w:pStyle w:val="Compact"/>
-              <w:spacing w:line="240" w:lineRule="auto"/>
-              <w:jc w:val="center"/>
-            </w:pPr>
-            <w:r>
-              <w:rPr>
-                <w:rFonts w:ascii="Times New Roman" w:hAnsi="Times New Roman"/>
-                <w:sz w:val="18"/>
+            <w:tcW w:type="dxa" w:w="984"/>
+          </w:tcPr>
+          <w:p>
+            <w:pPr>
+              <w:pStyle w:val="Compact"/>
+              <w:spacing w:line="240" w:lineRule="auto"/>
+              <w:jc w:val="center"/>
+            </w:pPr>
+            <w:r>
+              <w:rPr>
+                <w:rFonts w:ascii="Times New Roman" w:hAnsi="Times New Roman"/>
+                <w:sz w:val="20"/>
               </w:rPr>
               <w:t xml:space="preserve">0.43</w:t>
             </w:r>
@@ -11782,18 +11910,18 @@
         </w:tc>
         <w:tc>
           <w:tcPr>
-            <w:tcW w:type="dxa" w:w="893"/>
-          </w:tcPr>
-          <w:p>
-            <w:pPr>
-              <w:pStyle w:val="Compact"/>
-              <w:spacing w:line="240" w:lineRule="auto"/>
-              <w:jc w:val="center"/>
-            </w:pPr>
-            <w:r>
-              <w:rPr>
-                <w:rFonts w:ascii="Times New Roman" w:hAnsi="Times New Roman"/>
-                <w:sz w:val="18"/>
+            <w:tcW w:type="dxa" w:w="984"/>
+          </w:tcPr>
+          <w:p>
+            <w:pPr>
+              <w:pStyle w:val="Compact"/>
+              <w:spacing w:line="240" w:lineRule="auto"/>
+              <w:jc w:val="center"/>
+            </w:pPr>
+            <w:r>
+              <w:rPr>
+                <w:rFonts w:ascii="Times New Roman" w:hAnsi="Times New Roman"/>
+                <w:sz w:val="20"/>
               </w:rPr>
               <w:t xml:space="preserve">3.8</w:t>
             </w:r>
@@ -11801,39 +11929,28 @@
         </w:tc>
         <w:tc>
           <w:tcPr>
-            <w:tcW w:type="dxa" w:w="893"/>
-          </w:tcPr>
-          <w:p>
-            <w:pPr>
-              <w:pStyle w:val="Compact"/>
-              <w:spacing w:line="240" w:lineRule="auto"/>
-              <w:jc w:val="center"/>
-            </w:pPr>
-            <w:r>
-              <w:rPr>
-                <w:rFonts w:ascii="Times New Roman" w:hAnsi="Times New Roman"/>
-                <w:sz w:val="18"/>
+            <w:tcW w:type="dxa" w:w="984"/>
+          </w:tcPr>
+          <w:p>
+            <w:pPr>
+              <w:pStyle w:val="Compact"/>
+              <w:spacing w:line="240" w:lineRule="auto"/>
+              <w:jc w:val="center"/>
+            </w:pPr>
+            <w:r>
+              <w:rPr>
+                <w:rFonts w:ascii="Times New Roman" w:hAnsi="Times New Roman"/>
+                <w:sz w:val="20"/>
               </w:rPr>
               <w:t xml:space="preserve">[1.73, 4.49)</w:t>
             </w:r>
-          </w:p>
-        </w:tc>
-        <w:tc>
-          <w:tcPr>
-            <w:tcW w:type="dxa" w:w="893"/>
-          </w:tcPr>
-          <w:p>
-            <w:pPr>
-              <w:pStyle w:val="Compact"/>
-              <w:spacing w:line="240" w:lineRule="auto"/>
-            </w:pPr>
           </w:p>
         </w:tc>
       </w:tr>
       <w:tr>
         <w:tc>
           <w:tcPr>
-            <w:tcW w:type="dxa" w:w="3110"/>
+            <w:tcW w:type="dxa" w:w="3456"/>
           </w:tcPr>
           <w:p>
             <w:pPr>
@@ -11844,7 +11961,7 @@
             <w:r>
               <w:rPr>
                 <w:rFonts w:ascii="Times New Roman" w:hAnsi="Times New Roman"/>
-                <w:sz w:val="18"/>
+                <w:sz w:val="20"/>
               </w:rPr>
               <w:t xml:space="preserve">SmolLM2-360M, base to instruct</w:t>
             </w:r>
@@ -11852,18 +11969,18 @@
         </w:tc>
         <w:tc>
           <w:tcPr>
-            <w:tcW w:type="dxa" w:w="893"/>
-          </w:tcPr>
-          <w:p>
-            <w:pPr>
-              <w:pStyle w:val="Compact"/>
-              <w:spacing w:line="240" w:lineRule="auto"/>
-              <w:jc w:val="center"/>
-            </w:pPr>
-            <w:r>
-              <w:rPr>
-                <w:rFonts w:ascii="Times New Roman" w:hAnsi="Times New Roman"/>
-                <w:sz w:val="18"/>
+            <w:tcW w:type="dxa" w:w="984"/>
+          </w:tcPr>
+          <w:p>
+            <w:pPr>
+              <w:pStyle w:val="Compact"/>
+              <w:spacing w:line="240" w:lineRule="auto"/>
+              <w:jc w:val="center"/>
+            </w:pPr>
+            <w:r>
+              <w:rPr>
+                <w:rFonts w:ascii="Times New Roman" w:hAnsi="Times New Roman"/>
+                <w:sz w:val="20"/>
               </w:rPr>
               <w:t xml:space="preserve">0.706</w:t>
             </w:r>
@@ -11871,18 +11988,18 @@
         </w:tc>
         <w:tc>
           <w:tcPr>
-            <w:tcW w:type="dxa" w:w="893"/>
-          </w:tcPr>
-          <w:p>
-            <w:pPr>
-              <w:pStyle w:val="Compact"/>
-              <w:spacing w:line="240" w:lineRule="auto"/>
-              <w:jc w:val="center"/>
-            </w:pPr>
-            <w:r>
-              <w:rPr>
-                <w:rFonts w:ascii="Times New Roman" w:hAnsi="Times New Roman"/>
-                <w:sz w:val="18"/>
+            <w:tcW w:type="dxa" w:w="984"/>
+          </w:tcPr>
+          <w:p>
+            <w:pPr>
+              <w:pStyle w:val="Compact"/>
+              <w:spacing w:line="240" w:lineRule="auto"/>
+              <w:jc w:val="center"/>
+            </w:pPr>
+            <w:r>
+              <w:rPr>
+                <w:rFonts w:ascii="Times New Roman" w:hAnsi="Times New Roman"/>
+                <w:sz w:val="20"/>
               </w:rPr>
               <w:t xml:space="preserve">0.700</w:t>
             </w:r>
@@ -11890,18 +12007,18 @@
         </w:tc>
         <w:tc>
           <w:tcPr>
-            <w:tcW w:type="dxa" w:w="893"/>
-          </w:tcPr>
-          <w:p>
-            <w:pPr>
-              <w:pStyle w:val="Compact"/>
-              <w:spacing w:line="240" w:lineRule="auto"/>
-              <w:jc w:val="center"/>
-            </w:pPr>
-            <w:r>
-              <w:rPr>
-                <w:rFonts w:ascii="Times New Roman" w:hAnsi="Times New Roman"/>
-                <w:sz w:val="18"/>
+            <w:tcW w:type="dxa" w:w="984"/>
+          </w:tcPr>
+          <w:p>
+            <w:pPr>
+              <w:pStyle w:val="Compact"/>
+              <w:spacing w:line="240" w:lineRule="auto"/>
+              <w:jc w:val="center"/>
+            </w:pPr>
+            <w:r>
+              <w:rPr>
+                <w:rFonts w:ascii="Times New Roman" w:hAnsi="Times New Roman"/>
+                <w:sz w:val="20"/>
               </w:rPr>
               <w:t xml:space="preserve">0.65</w:t>
             </w:r>
@@ -11909,18 +12026,18 @@
         </w:tc>
         <w:tc>
           <w:tcPr>
-            <w:tcW w:type="dxa" w:w="893"/>
-          </w:tcPr>
-          <w:p>
-            <w:pPr>
-              <w:pStyle w:val="Compact"/>
-              <w:spacing w:line="240" w:lineRule="auto"/>
-              <w:jc w:val="center"/>
-            </w:pPr>
-            <w:r>
-              <w:rPr>
-                <w:rFonts w:ascii="Times New Roman" w:hAnsi="Times New Roman"/>
-                <w:sz w:val="18"/>
+            <w:tcW w:type="dxa" w:w="984"/>
+          </w:tcPr>
+          <w:p>
+            <w:pPr>
+              <w:pStyle w:val="Compact"/>
+              <w:spacing w:line="240" w:lineRule="auto"/>
+              <w:jc w:val="center"/>
+            </w:pPr>
+            <w:r>
+              <w:rPr>
+                <w:rFonts w:ascii="Times New Roman" w:hAnsi="Times New Roman"/>
+                <w:sz w:val="20"/>
               </w:rPr>
               <w:t xml:space="preserve">0.00</w:t>
             </w:r>
@@ -11928,18 +12045,18 @@
         </w:tc>
         <w:tc>
           <w:tcPr>
-            <w:tcW w:type="dxa" w:w="893"/>
-          </w:tcPr>
-          <w:p>
-            <w:pPr>
-              <w:pStyle w:val="Compact"/>
-              <w:spacing w:line="240" w:lineRule="auto"/>
-              <w:jc w:val="center"/>
-            </w:pPr>
-            <w:r>
-              <w:rPr>
-                <w:rFonts w:ascii="Times New Roman" w:hAnsi="Times New Roman"/>
-                <w:sz w:val="18"/>
+            <w:tcW w:type="dxa" w:w="984"/>
+          </w:tcPr>
+          <w:p>
+            <w:pPr>
+              <w:pStyle w:val="Compact"/>
+              <w:spacing w:line="240" w:lineRule="auto"/>
+              <w:jc w:val="center"/>
+            </w:pPr>
+            <w:r>
+              <w:rPr>
+                <w:rFonts w:ascii="Times New Roman" w:hAnsi="Times New Roman"/>
+                <w:sz w:val="20"/>
               </w:rPr>
               <w:t xml:space="preserve">8.4</w:t>
             </w:r>
@@ -11947,32 +12064,21 @@
         </w:tc>
         <w:tc>
           <w:tcPr>
-            <w:tcW w:type="dxa" w:w="893"/>
-          </w:tcPr>
-          <w:p>
-            <w:pPr>
-              <w:pStyle w:val="Compact"/>
-              <w:spacing w:line="240" w:lineRule="auto"/>
-              <w:jc w:val="center"/>
-            </w:pPr>
-            <w:r>
-              <w:rPr>
-                <w:rFonts w:ascii="Times New Roman" w:hAnsi="Times New Roman"/>
-                <w:sz w:val="18"/>
+            <w:tcW w:type="dxa" w:w="984"/>
+          </w:tcPr>
+          <w:p>
+            <w:pPr>
+              <w:pStyle w:val="Compact"/>
+              <w:spacing w:line="240" w:lineRule="auto"/>
+              <w:jc w:val="center"/>
+            </w:pPr>
+            <w:r>
+              <w:rPr>
+                <w:rFonts w:ascii="Times New Roman" w:hAnsi="Times New Roman"/>
+                <w:sz w:val="20"/>
               </w:rPr>
               <w:t xml:space="preserve">never</w:t>
             </w:r>
-          </w:p>
-        </w:tc>
-        <w:tc>
-          <w:tcPr>
-            <w:tcW w:type="dxa" w:w="893"/>
-          </w:tcPr>
-          <w:p>
-            <w:pPr>
-              <w:pStyle w:val="Compact"/>
-              <w:spacing w:line="240" w:lineRule="auto"/>
-            </w:pPr>
           </w:p>
         </w:tc>
       </w:tr>
@@ -12358,6 +12464,1094 @@
       </w:r>
       <w:r>
         <w:t xml:space="preserve">and raises every threshold.</w:t>
+      </w:r>
+    </w:p>
+    <w:p>
+      <w:pPr>
+        <w:pStyle w:val="BodyText"/>
+      </w:pPr>
+      <w:r>
+        <w:rPr>
+          <w:bCs/>
+          <w:b/>
+        </w:rPr>
+        <w:t xml:space="preserve">Model size.</w:t>
+      </w:r>
+      <w:r>
+        <w:t xml:space="preserve"> </w:t>
+      </w:r>
+      <w:r>
+        <w:t xml:space="preserve">To check whether the pattern depends on scale, we repeat the smallest, a medium, and the largest upgrade at 70 million parameters, and the largest upgrade at 410 million parameters (Table 6); the 160-million row is repeated for comparison.</w:t>
+      </w:r>
+      <w:r>
+        <w:t xml:space="preserve"> </w:t>
+      </w:r>
+      <w:r>
+        <w:t xml:space="preserve">The shape repeats at 70 million: copy recovery falls from 0.972 to 0.933 to 0.621 as the drift rises from 0.25 to 0.32 to 0.49, and ACT’s gain rises from</w:t>
+      </w:r>
+      <w:r>
+        <w:t xml:space="preserve"> </w:t>
+      </w:r>
+      <m:oMath>
+        <m:r>
+          <m:rPr>
+            <m:sty m:val="p"/>
+          </m:rPr>
+          <m:t>+</m:t>
+        </m:r>
+        <m:r>
+          <m:t>0.002</m:t>
+        </m:r>
+      </m:oMath>
+      <w:r>
+        <w:t xml:space="preserve"> </w:t>
+      </w:r>
+      <w:r>
+        <w:t xml:space="preserve">to</w:t>
+      </w:r>
+      <w:r>
+        <w:t xml:space="preserve"> </w:t>
+      </w:r>
+      <m:oMath>
+        <m:r>
+          <m:rPr>
+            <m:sty m:val="p"/>
+          </m:rPr>
+          <m:t>+</m:t>
+        </m:r>
+        <m:r>
+          <m:t>0.026</m:t>
+        </m:r>
+      </m:oMath>
+      <w:r>
+        <w:t xml:space="preserve"> </w:t>
+      </w:r>
+      <w:r>
+        <w:t xml:space="preserve">to</w:t>
+      </w:r>
+      <w:r>
+        <w:t xml:space="preserve"> </w:t>
+      </w:r>
+      <m:oMath>
+        <m:r>
+          <m:rPr>
+            <m:sty m:val="p"/>
+          </m:rPr>
+          <m:t>+</m:t>
+        </m:r>
+        <m:r>
+          <m:t>0.171</m:t>
+        </m:r>
+      </m:oMath>
+      <w:r>
+        <w:t xml:space="preserve">. ACT is cheaper relative to retraining at this size (0.14 to 0.16), so it already pays after the medium upgrade, for adapter values between about 12 and 42 times</w:t>
+      </w:r>
+      <w:r>
+        <w:t xml:space="preserve"> </w:t>
+      </w:r>
+      <m:oMath>
+        <m:sSub>
+          <m:e>
+            <m:r>
+              <m:t>C</m:t>
+            </m:r>
+          </m:e>
+          <m:sub>
+            <m:r>
+              <m:t>N</m:t>
+            </m:r>
+          </m:sub>
+        </m:sSub>
+      </m:oMath>
+      <w:r>
+        <w:t xml:space="preserve">, and over a range of 1.6 to 8.4 after the largest.</w:t>
+      </w:r>
+      <w:r>
+        <w:t xml:space="preserve"> </w:t>
+      </w:r>
+      <w:r>
+        <w:t xml:space="preserve">At 410 million parameters ACT again improves on copying after the largest upgrade (recovery 0.63 against 0.47, a gain of 0.16), but its compute time relative to retraining has risen to 0.70, so the gain is smaller than the break-even (</w:t>
+      </w:r>
+      <m:oMath>
+        <m:r>
+          <m:t>Γ</m:t>
+        </m:r>
+        <m:r>
+          <m:rPr>
+            <m:sty m:val="p"/>
+          </m:rPr>
+          <m:t>=</m:t>
+        </m:r>
+        <m:r>
+          <m:t>0.23</m:t>
+        </m:r>
+      </m:oMath>
+      <w:r>
+        <w:t xml:space="preserve"> </w:t>
+      </w:r>
+      <w:r>
+        <w:t xml:space="preserve">against</w:t>
+      </w:r>
+      <w:r>
+        <w:t xml:space="preserve"> </w:t>
+      </w:r>
+      <m:oMath>
+        <m:sSub>
+          <m:e>
+            <m:r>
+              <m:t>C</m:t>
+            </m:r>
+          </m:e>
+          <m:sub>
+            <m:r>
+              <m:t>A</m:t>
+            </m:r>
+          </m:sub>
+        </m:sSub>
+        <m:r>
+          <m:rPr>
+            <m:sty m:val="p"/>
+          </m:rPr>
+          <m:t>=</m:t>
+        </m:r>
+        <m:r>
+          <m:t>0.70</m:t>
+        </m:r>
+      </m:oMath>
+      <w:r>
+        <w:t xml:space="preserve">) and ACT is never the cost-minimizing policy.</w:t>
+      </w:r>
+    </w:p>
+    <w:p>
+      <w:pPr>
+        <w:pStyle w:val="TableCaption"/>
+      </w:pPr>
+      <w:r>
+        <w:t xml:space="preserve">The same pattern at three model sizes (Pythia; step 73k to 143k unless noted). Cost ratio is compute time of ACT over compute time of retraining;</w:t>
+      </w:r>
+      <w:r>
+        <w:t xml:space="preserve"> </w:t>
+      </w:r>
+      <m:oMath>
+        <m:r>
+          <m:t>Γ</m:t>
+        </m:r>
+      </m:oMath>
+      <w:r>
+        <w:t xml:space="preserve"> </w:t>
+      </w:r>
+      <w:r>
+        <w:t xml:space="preserve">and ACT-optimal range use each run’s own cost ratio.</w:t>
+      </w:r>
+    </w:p>
+    <w:tbl>
+      <w:tblPr>
+        <w:tblStyle w:val="Table"/>
+        <w:tblW w:type="dxa" w:w="9360"/>
+        <w:tblLook w:firstRow="1" w:lastRow="0" w:firstColumn="0" w:lastColumn="0" w:noHBand="0" w:noVBand="0" w:val="0020"/>
+        <w:jc w:val="start"/>
+        <w:tblCaption w:val="The same pattern at three model sizes (Pythia; step 73k to 143k unless noted). Cost ratio is compute time of ACT over compute time of retraining; \Gamma and ACT-optimal range use each run’s own cost ratio."/>
+        <w:tblLayout w:type="fixed"/>
+        <w:tblBorders>
+          <w:top w:val="single" w:sz="12" w:color="000000"/>
+          <w:bottom w:val="single" w:sz="12" w:color="000000"/>
+        </w:tblBorders>
+      </w:tblPr>
+      <w:tblGrid>
+        <w:gridCol w:w="3456"/>
+        <w:gridCol w:w="983"/>
+        <w:gridCol w:w="983"/>
+        <w:gridCol w:w="983"/>
+        <w:gridCol w:w="983"/>
+        <w:gridCol w:w="983"/>
+        <w:gridCol w:w="983"/>
+      </w:tblGrid>
+      <w:tr>
+        <w:trPr>
+          <w:tblHeader w:val="true"/>
+        </w:trPr>
+        <w:tc>
+          <w:tcPr>
+            <w:tcW w:type="dxa" w:w="3456"/>
+            <w:tcBorders>
+              <w:bottom w:val="single" w:sz="6" w:color="000000"/>
+            </w:tcBorders>
+          </w:tcPr>
+          <w:p>
+            <w:pPr>
+              <w:pStyle w:val="Compact"/>
+              <w:spacing w:line="240" w:lineRule="auto"/>
+              <w:jc w:val="left"/>
+            </w:pPr>
+            <w:r>
+              <w:rPr>
+                <w:rFonts w:ascii="Times New Roman" w:hAnsi="Times New Roman"/>
+                <w:sz w:val="20"/>
+              </w:rPr>
+              <w:t xml:space="preserve">Model and upgrade</w:t>
+            </w:r>
+          </w:p>
+        </w:tc>
+        <w:tc>
+          <w:tcPr>
+            <w:tcW w:type="dxa" w:w="984"/>
+            <w:tcBorders>
+              <w:bottom w:val="single" w:sz="6" w:color="000000"/>
+            </w:tcBorders>
+          </w:tcPr>
+          <w:p>
+            <w:pPr>
+              <w:pStyle w:val="Compact"/>
+              <w:spacing w:line="240" w:lineRule="auto"/>
+              <w:jc w:val="center"/>
+            </w:pPr>
+            <w:r>
+              <w:rPr>
+                <w:rFonts w:ascii="Times New Roman" w:hAnsi="Times New Roman"/>
+                <w:sz w:val="20"/>
+              </w:rPr>
+              <w:t xml:space="preserve">Drift</w:t>
+            </w:r>
+          </w:p>
+        </w:tc>
+        <w:tc>
+          <w:tcPr>
+            <w:tcW w:type="dxa" w:w="984"/>
+            <w:tcBorders>
+              <w:bottom w:val="single" w:sz="6" w:color="000000"/>
+            </w:tcBorders>
+          </w:tcPr>
+          <w:p>
+            <w:pPr>
+              <w:pStyle w:val="Compact"/>
+              <w:spacing w:line="240" w:lineRule="auto"/>
+              <w:jc w:val="center"/>
+            </w:pPr>
+            <w:r>
+              <w:rPr>
+                <w:rFonts w:ascii="Times New Roman" w:hAnsi="Times New Roman"/>
+                <w:sz w:val="20"/>
+              </w:rPr>
+              <w:t xml:space="preserve">R</w:t>
+            </w:r>
+            <w:r>
+              <w:rPr>
+                <w:rFonts w:ascii="Times New Roman" w:hAnsi="Times New Roman"/>
+                <w:sz w:val="20"/>
+                <w:vertAlign w:val="subscript"/>
+              </w:rPr>
+              <w:t xml:space="preserve">C</w:t>
+            </w:r>
+          </w:p>
+        </w:tc>
+        <w:tc>
+          <w:tcPr>
+            <w:tcW w:type="dxa" w:w="984"/>
+            <w:tcBorders>
+              <w:bottom w:val="single" w:sz="6" w:color="000000"/>
+            </w:tcBorders>
+          </w:tcPr>
+          <w:p>
+            <w:pPr>
+              <w:pStyle w:val="Compact"/>
+              <w:spacing w:line="240" w:lineRule="auto"/>
+              <w:jc w:val="center"/>
+            </w:pPr>
+            <w:r>
+              <w:rPr>
+                <w:rFonts w:ascii="Times New Roman" w:hAnsi="Times New Roman"/>
+                <w:sz w:val="20"/>
+              </w:rPr>
+              <w:t xml:space="preserve">R</w:t>
+            </w:r>
+            <w:r>
+              <w:rPr>
+                <w:rFonts w:ascii="Times New Roman" w:hAnsi="Times New Roman"/>
+                <w:sz w:val="20"/>
+                <w:vertAlign w:val="subscript"/>
+              </w:rPr>
+              <w:t xml:space="preserve">A</w:t>
+            </w:r>
+          </w:p>
+        </w:tc>
+        <w:tc>
+          <w:tcPr>
+            <w:tcW w:type="dxa" w:w="984"/>
+            <w:tcBorders>
+              <w:bottom w:val="single" w:sz="6" w:color="000000"/>
+            </w:tcBorders>
+          </w:tcPr>
+          <w:p>
+            <w:pPr>
+              <w:pStyle w:val="Compact"/>
+              <w:spacing w:line="240" w:lineRule="auto"/>
+              <w:jc w:val="center"/>
+            </w:pPr>
+            <w:r>
+              <w:rPr>
+                <w:rFonts w:ascii="Times New Roman" w:hAnsi="Times New Roman"/>
+                <w:sz w:val="20"/>
+              </w:rPr>
+              <w:t xml:space="preserve">C</w:t>
+            </w:r>
+            <w:r>
+              <w:rPr>
+                <w:rFonts w:ascii="Times New Roman" w:hAnsi="Times New Roman"/>
+                <w:sz w:val="20"/>
+                <w:vertAlign w:val="subscript"/>
+              </w:rPr>
+              <w:t xml:space="preserve">A</w:t>
+            </w:r>
+            <w:r>
+              <w:rPr>
+                <w:rFonts w:ascii="Times New Roman" w:hAnsi="Times New Roman"/>
+                <w:sz w:val="20"/>
+              </w:rPr>
+              <w:t xml:space="preserve">/C</w:t>
+            </w:r>
+            <w:r>
+              <w:rPr>
+                <w:rFonts w:ascii="Times New Roman" w:hAnsi="Times New Roman"/>
+                <w:sz w:val="20"/>
+                <w:vertAlign w:val="subscript"/>
+              </w:rPr>
+              <w:t xml:space="preserve">N</w:t>
+            </w:r>
+          </w:p>
+        </w:tc>
+        <w:tc>
+          <w:tcPr>
+            <w:tcW w:type="dxa" w:w="984"/>
+            <w:tcBorders>
+              <w:bottom w:val="single" w:sz="6" w:color="000000"/>
+            </w:tcBorders>
+          </w:tcPr>
+          <w:p>
+            <w:pPr>
+              <w:pStyle w:val="Compact"/>
+              <w:spacing w:line="240" w:lineRule="auto"/>
+              <w:jc w:val="center"/>
+            </w:pPr>
+            <w:r>
+              <w:rPr>
+                <w:rFonts w:ascii="Times New Roman" w:hAnsi="Times New Roman"/>
+                <w:sz w:val="20"/>
+              </w:rPr>
+              <w:t xml:space="preserve">Γ</w:t>
+            </w:r>
+          </w:p>
+        </w:tc>
+        <w:tc>
+          <w:tcPr>
+            <w:tcW w:type="dxa" w:w="984"/>
+            <w:tcBorders>
+              <w:bottom w:val="single" w:sz="6" w:color="000000"/>
+            </w:tcBorders>
+          </w:tcPr>
+          <w:p>
+            <w:pPr>
+              <w:pStyle w:val="Compact"/>
+              <w:spacing w:line="240" w:lineRule="auto"/>
+              <w:jc w:val="center"/>
+            </w:pPr>
+            <w:r>
+              <w:rPr>
+                <w:rFonts w:ascii="Times New Roman" w:hAnsi="Times New Roman"/>
+                <w:sz w:val="20"/>
+              </w:rPr>
+              <w:t xml:space="preserve">ACT optimal for</w:t>
+            </w:r>
+          </w:p>
+        </w:tc>
+      </w:tr>
+      <w:tr>
+        <w:tc>
+          <w:tcPr>
+            <w:tcW w:type="dxa" w:w="3456"/>
+          </w:tcPr>
+          <w:p>
+            <w:pPr>
+              <w:pStyle w:val="Compact"/>
+              <w:spacing w:line="240" w:lineRule="auto"/>
+              <w:jc w:val="left"/>
+            </w:pPr>
+            <w:r>
+              <w:rPr>
+                <w:rFonts w:ascii="Times New Roman" w:hAnsi="Times New Roman"/>
+                <w:sz w:val="20"/>
+              </w:rPr>
+              <w:t xml:space="preserve">70M, step 133k to 143k</w:t>
+            </w:r>
+          </w:p>
+        </w:tc>
+        <w:tc>
+          <w:tcPr>
+            <w:tcW w:type="dxa" w:w="984"/>
+          </w:tcPr>
+          <w:p>
+            <w:pPr>
+              <w:pStyle w:val="Compact"/>
+              <w:spacing w:line="240" w:lineRule="auto"/>
+              <w:jc w:val="center"/>
+            </w:pPr>
+            <w:r>
+              <w:rPr>
+                <w:rFonts w:ascii="Times New Roman" w:hAnsi="Times New Roman"/>
+                <w:sz w:val="20"/>
+              </w:rPr>
+              <w:t xml:space="preserve">0.25</w:t>
+            </w:r>
+          </w:p>
+        </w:tc>
+        <w:tc>
+          <w:tcPr>
+            <w:tcW w:type="dxa" w:w="984"/>
+          </w:tcPr>
+          <w:p>
+            <w:pPr>
+              <w:pStyle w:val="Compact"/>
+              <w:spacing w:line="240" w:lineRule="auto"/>
+              <w:jc w:val="center"/>
+            </w:pPr>
+            <w:r>
+              <w:rPr>
+                <w:rFonts w:ascii="Times New Roman" w:hAnsi="Times New Roman"/>
+                <w:sz w:val="20"/>
+              </w:rPr>
+              <w:t xml:space="preserve">0.972</w:t>
+            </w:r>
+          </w:p>
+        </w:tc>
+        <w:tc>
+          <w:tcPr>
+            <w:tcW w:type="dxa" w:w="984"/>
+          </w:tcPr>
+          <w:p>
+            <w:pPr>
+              <w:pStyle w:val="Compact"/>
+              <w:spacing w:line="240" w:lineRule="auto"/>
+              <w:jc w:val="center"/>
+            </w:pPr>
+            <w:r>
+              <w:rPr>
+                <w:rFonts w:ascii="Times New Roman" w:hAnsi="Times New Roman"/>
+                <w:sz w:val="20"/>
+              </w:rPr>
+              <w:t xml:space="preserve">0.974</w:t>
+            </w:r>
+          </w:p>
+        </w:tc>
+        <w:tc>
+          <w:tcPr>
+            <w:tcW w:type="dxa" w:w="984"/>
+          </w:tcPr>
+          <w:p>
+            <w:pPr>
+              <w:pStyle w:val="Compact"/>
+              <w:spacing w:line="240" w:lineRule="auto"/>
+              <w:jc w:val="center"/>
+            </w:pPr>
+            <w:r>
+              <w:rPr>
+                <w:rFonts w:ascii="Times New Roman" w:hAnsi="Times New Roman"/>
+                <w:sz w:val="20"/>
+              </w:rPr>
+              <w:t xml:space="preserve">0.16</w:t>
+            </w:r>
+          </w:p>
+        </w:tc>
+        <w:tc>
+          <w:tcPr>
+            <w:tcW w:type="dxa" w:w="984"/>
+          </w:tcPr>
+          <w:p>
+            <w:pPr>
+              <w:pStyle w:val="Compact"/>
+              <w:spacing w:line="240" w:lineRule="auto"/>
+              <w:jc w:val="center"/>
+            </w:pPr>
+            <w:r>
+              <w:rPr>
+                <w:rFonts w:ascii="Times New Roman" w:hAnsi="Times New Roman"/>
+                <w:sz w:val="20"/>
+              </w:rPr>
+              <w:t xml:space="preserve">0.05</w:t>
+            </w:r>
+          </w:p>
+        </w:tc>
+        <w:tc>
+          <w:tcPr>
+            <w:tcW w:type="dxa" w:w="984"/>
+          </w:tcPr>
+          <w:p>
+            <w:pPr>
+              <w:pStyle w:val="Compact"/>
+              <w:spacing w:line="240" w:lineRule="auto"/>
+              <w:jc w:val="center"/>
+            </w:pPr>
+            <w:r>
+              <w:rPr>
+                <w:rFonts w:ascii="Times New Roman" w:hAnsi="Times New Roman"/>
+                <w:sz w:val="20"/>
+              </w:rPr>
+              <w:t xml:space="preserve">never</w:t>
+            </w:r>
+          </w:p>
+        </w:tc>
+      </w:tr>
+      <w:tr>
+        <w:tc>
+          <w:tcPr>
+            <w:tcW w:type="dxa" w:w="3456"/>
+          </w:tcPr>
+          <w:p>
+            <w:pPr>
+              <w:pStyle w:val="Compact"/>
+              <w:spacing w:line="240" w:lineRule="auto"/>
+              <w:jc w:val="left"/>
+            </w:pPr>
+            <w:r>
+              <w:rPr>
+                <w:rFonts w:ascii="Times New Roman" w:hAnsi="Times New Roman"/>
+                <w:sz w:val="20"/>
+              </w:rPr>
+              <w:t xml:space="preserve">70M, step 103k to 143k</w:t>
+            </w:r>
+          </w:p>
+        </w:tc>
+        <w:tc>
+          <w:tcPr>
+            <w:tcW w:type="dxa" w:w="984"/>
+          </w:tcPr>
+          <w:p>
+            <w:pPr>
+              <w:pStyle w:val="Compact"/>
+              <w:spacing w:line="240" w:lineRule="auto"/>
+              <w:jc w:val="center"/>
+            </w:pPr>
+            <w:r>
+              <w:rPr>
+                <w:rFonts w:ascii="Times New Roman" w:hAnsi="Times New Roman"/>
+                <w:sz w:val="20"/>
+              </w:rPr>
+              <w:t xml:space="preserve">0.32</w:t>
+            </w:r>
+          </w:p>
+        </w:tc>
+        <w:tc>
+          <w:tcPr>
+            <w:tcW w:type="dxa" w:w="984"/>
+          </w:tcPr>
+          <w:p>
+            <w:pPr>
+              <w:pStyle w:val="Compact"/>
+              <w:spacing w:line="240" w:lineRule="auto"/>
+              <w:jc w:val="center"/>
+            </w:pPr>
+            <w:r>
+              <w:rPr>
+                <w:rFonts w:ascii="Times New Roman" w:hAnsi="Times New Roman"/>
+                <w:sz w:val="20"/>
+              </w:rPr>
+              <w:t xml:space="preserve">0.933</w:t>
+            </w:r>
+          </w:p>
+        </w:tc>
+        <w:tc>
+          <w:tcPr>
+            <w:tcW w:type="dxa" w:w="984"/>
+          </w:tcPr>
+          <w:p>
+            <w:pPr>
+              <w:pStyle w:val="Compact"/>
+              <w:spacing w:line="240" w:lineRule="auto"/>
+              <w:jc w:val="center"/>
+            </w:pPr>
+            <w:r>
+              <w:rPr>
+                <w:rFonts w:ascii="Times New Roman" w:hAnsi="Times New Roman"/>
+                <w:sz w:val="20"/>
+              </w:rPr>
+              <w:t xml:space="preserve">0.959</w:t>
+            </w:r>
+          </w:p>
+        </w:tc>
+        <w:tc>
+          <w:tcPr>
+            <w:tcW w:type="dxa" w:w="984"/>
+          </w:tcPr>
+          <w:p>
+            <w:pPr>
+              <w:pStyle w:val="Compact"/>
+              <w:spacing w:line="240" w:lineRule="auto"/>
+              <w:jc w:val="center"/>
+            </w:pPr>
+            <w:r>
+              <w:rPr>
+                <w:rFonts w:ascii="Times New Roman" w:hAnsi="Times New Roman"/>
+                <w:sz w:val="20"/>
+              </w:rPr>
+              <w:t xml:space="preserve">0.16</w:t>
+            </w:r>
+          </w:p>
+        </w:tc>
+        <w:tc>
+          <w:tcPr>
+            <w:tcW w:type="dxa" w:w="984"/>
+          </w:tcPr>
+          <w:p>
+            <w:pPr>
+              <w:pStyle w:val="Compact"/>
+              <w:spacing w:line="240" w:lineRule="auto"/>
+              <w:jc w:val="center"/>
+            </w:pPr>
+            <w:r>
+              <w:rPr>
+                <w:rFonts w:ascii="Times New Roman" w:hAnsi="Times New Roman"/>
+                <w:sz w:val="20"/>
+              </w:rPr>
+              <w:t xml:space="preserve">0.31</w:t>
+            </w:r>
+          </w:p>
+        </w:tc>
+        <w:tc>
+          <w:tcPr>
+            <w:tcW w:type="dxa" w:w="984"/>
+          </w:tcPr>
+          <w:p>
+            <w:pPr>
+              <w:pStyle w:val="Compact"/>
+              <w:spacing w:line="240" w:lineRule="auto"/>
+              <w:jc w:val="center"/>
+            </w:pPr>
+            <w:r>
+              <w:rPr>
+                <w:rFonts w:ascii="Times New Roman" w:hAnsi="Times New Roman"/>
+                <w:sz w:val="20"/>
+              </w:rPr>
+              <w:t xml:space="preserve">[11.7, 42.1)</w:t>
+            </w:r>
+          </w:p>
+        </w:tc>
+      </w:tr>
+      <w:tr>
+        <w:tc>
+          <w:tcPr>
+            <w:tcW w:type="dxa" w:w="3456"/>
+          </w:tcPr>
+          <w:p>
+            <w:pPr>
+              <w:pStyle w:val="Compact"/>
+              <w:spacing w:line="240" w:lineRule="auto"/>
+              <w:jc w:val="left"/>
+            </w:pPr>
+            <w:r>
+              <w:rPr>
+                <w:rFonts w:ascii="Times New Roman" w:hAnsi="Times New Roman"/>
+                <w:sz w:val="20"/>
+              </w:rPr>
+              <w:t xml:space="preserve">70M, step 73k to 143k</w:t>
+            </w:r>
+          </w:p>
+        </w:tc>
+        <w:tc>
+          <w:tcPr>
+            <w:tcW w:type="dxa" w:w="984"/>
+          </w:tcPr>
+          <w:p>
+            <w:pPr>
+              <w:pStyle w:val="Compact"/>
+              <w:spacing w:line="240" w:lineRule="auto"/>
+              <w:jc w:val="center"/>
+            </w:pPr>
+            <w:r>
+              <w:rPr>
+                <w:rFonts w:ascii="Times New Roman" w:hAnsi="Times New Roman"/>
+                <w:sz w:val="20"/>
+              </w:rPr>
+              <w:t xml:space="preserve">0.49</w:t>
+            </w:r>
+          </w:p>
+        </w:tc>
+        <w:tc>
+          <w:tcPr>
+            <w:tcW w:type="dxa" w:w="984"/>
+          </w:tcPr>
+          <w:p>
+            <w:pPr>
+              <w:pStyle w:val="Compact"/>
+              <w:spacing w:line="240" w:lineRule="auto"/>
+              <w:jc w:val="center"/>
+            </w:pPr>
+            <w:r>
+              <w:rPr>
+                <w:rFonts w:ascii="Times New Roman" w:hAnsi="Times New Roman"/>
+                <w:sz w:val="20"/>
+              </w:rPr>
+              <w:t xml:space="preserve">0.621</w:t>
+            </w:r>
+          </w:p>
+        </w:tc>
+        <w:tc>
+          <w:tcPr>
+            <w:tcW w:type="dxa" w:w="984"/>
+          </w:tcPr>
+          <w:p>
+            <w:pPr>
+              <w:pStyle w:val="Compact"/>
+              <w:spacing w:line="240" w:lineRule="auto"/>
+              <w:jc w:val="center"/>
+            </w:pPr>
+            <w:r>
+              <w:rPr>
+                <w:rFonts w:ascii="Times New Roman" w:hAnsi="Times New Roman"/>
+                <w:sz w:val="20"/>
+              </w:rPr>
+              <w:t xml:space="preserve">0.791</w:t>
+            </w:r>
+          </w:p>
+        </w:tc>
+        <w:tc>
+          <w:tcPr>
+            <w:tcW w:type="dxa" w:w="984"/>
+          </w:tcPr>
+          <w:p>
+            <w:pPr>
+              <w:pStyle w:val="Compact"/>
+              <w:spacing w:line="240" w:lineRule="auto"/>
+              <w:jc w:val="center"/>
+            </w:pPr>
+            <w:r>
+              <w:rPr>
+                <w:rFonts w:ascii="Times New Roman" w:hAnsi="Times New Roman"/>
+                <w:sz w:val="20"/>
+              </w:rPr>
+              <w:t xml:space="preserve">0.14</w:t>
+            </w:r>
+          </w:p>
+        </w:tc>
+        <w:tc>
+          <w:tcPr>
+            <w:tcW w:type="dxa" w:w="984"/>
+          </w:tcPr>
+          <w:p>
+            <w:pPr>
+              <w:pStyle w:val="Compact"/>
+              <w:spacing w:line="240" w:lineRule="auto"/>
+              <w:jc w:val="center"/>
+            </w:pPr>
+            <w:r>
+              <w:rPr>
+                <w:rFonts w:ascii="Times New Roman" w:hAnsi="Times New Roman"/>
+                <w:sz w:val="20"/>
+              </w:rPr>
+              <w:t xml:space="preserve">0.36</w:t>
+            </w:r>
+          </w:p>
+        </w:tc>
+        <w:tc>
+          <w:tcPr>
+            <w:tcW w:type="dxa" w:w="984"/>
+          </w:tcPr>
+          <w:p>
+            <w:pPr>
+              <w:pStyle w:val="Compact"/>
+              <w:spacing w:line="240" w:lineRule="auto"/>
+              <w:jc w:val="center"/>
+            </w:pPr>
+            <w:r>
+              <w:rPr>
+                <w:rFonts w:ascii="Times New Roman" w:hAnsi="Times New Roman"/>
+                <w:sz w:val="20"/>
+              </w:rPr>
+              <w:t xml:space="preserve">[1.6, 8.4)</w:t>
+            </w:r>
+          </w:p>
+        </w:tc>
+      </w:tr>
+      <w:tr>
+        <w:tc>
+          <w:tcPr>
+            <w:tcW w:type="dxa" w:w="3456"/>
+          </w:tcPr>
+          <w:p>
+            <w:pPr>
+              <w:pStyle w:val="Compact"/>
+              <w:spacing w:line="240" w:lineRule="auto"/>
+              <w:jc w:val="left"/>
+            </w:pPr>
+            <w:r>
+              <w:rPr>
+                <w:rFonts w:ascii="Times New Roman" w:hAnsi="Times New Roman"/>
+                <w:sz w:val="20"/>
+              </w:rPr>
+              <w:t xml:space="preserve">160M, step 73k to 143k (seed 0)</w:t>
+            </w:r>
+          </w:p>
+        </w:tc>
+        <w:tc>
+          <w:tcPr>
+            <w:tcW w:type="dxa" w:w="984"/>
+          </w:tcPr>
+          <w:p>
+            <w:pPr>
+              <w:pStyle w:val="Compact"/>
+              <w:spacing w:line="240" w:lineRule="auto"/>
+              <w:jc w:val="center"/>
+            </w:pPr>
+            <w:r>
+              <w:rPr>
+                <w:rFonts w:ascii="Times New Roman" w:hAnsi="Times New Roman"/>
+                <w:sz w:val="20"/>
+              </w:rPr>
+              <w:t xml:space="preserve">0.60</w:t>
+            </w:r>
+          </w:p>
+        </w:tc>
+        <w:tc>
+          <w:tcPr>
+            <w:tcW w:type="dxa" w:w="984"/>
+          </w:tcPr>
+          <w:p>
+            <w:pPr>
+              <w:pStyle w:val="Compact"/>
+              <w:spacing w:line="240" w:lineRule="auto"/>
+              <w:jc w:val="center"/>
+            </w:pPr>
+            <w:r>
+              <w:rPr>
+                <w:rFonts w:ascii="Times New Roman" w:hAnsi="Times New Roman"/>
+                <w:sz w:val="20"/>
+              </w:rPr>
+              <w:t xml:space="preserve">0.319</w:t>
+            </w:r>
+          </w:p>
+        </w:tc>
+        <w:tc>
+          <w:tcPr>
+            <w:tcW w:type="dxa" w:w="984"/>
+          </w:tcPr>
+          <w:p>
+            <w:pPr>
+              <w:pStyle w:val="Compact"/>
+              <w:spacing w:line="240" w:lineRule="auto"/>
+              <w:jc w:val="center"/>
+            </w:pPr>
+            <w:r>
+              <w:rPr>
+                <w:rFonts w:ascii="Times New Roman" w:hAnsi="Times New Roman"/>
+                <w:sz w:val="20"/>
+              </w:rPr>
+              <w:t xml:space="preserve">0.717</w:t>
+            </w:r>
+          </w:p>
+        </w:tc>
+        <w:tc>
+          <w:tcPr>
+            <w:tcW w:type="dxa" w:w="984"/>
+          </w:tcPr>
+          <w:p>
+            <w:pPr>
+              <w:pStyle w:val="Compact"/>
+              <w:spacing w:line="240" w:lineRule="auto"/>
+              <w:jc w:val="center"/>
+            </w:pPr>
+            <w:r>
+              <w:rPr>
+                <w:rFonts w:ascii="Times New Roman" w:hAnsi="Times New Roman"/>
+                <w:sz w:val="20"/>
+              </w:rPr>
+              <w:t xml:space="preserve">0.36</w:t>
+            </w:r>
+          </w:p>
+        </w:tc>
+        <w:tc>
+          <w:tcPr>
+            <w:tcW w:type="dxa" w:w="984"/>
+          </w:tcPr>
+          <w:p>
+            <w:pPr>
+              <w:pStyle w:val="Compact"/>
+              <w:spacing w:line="240" w:lineRule="auto"/>
+              <w:jc w:val="center"/>
+            </w:pPr>
+            <w:r>
+              <w:rPr>
+                <w:rFonts w:ascii="Times New Roman" w:hAnsi="Times New Roman"/>
+                <w:sz w:val="20"/>
+              </w:rPr>
+              <w:t xml:space="preserve">0.50</w:t>
+            </w:r>
+          </w:p>
+        </w:tc>
+        <w:tc>
+          <w:tcPr>
+            <w:tcW w:type="dxa" w:w="984"/>
+          </w:tcPr>
+          <w:p>
+            <w:pPr>
+              <w:pStyle w:val="Compact"/>
+              <w:spacing w:line="240" w:lineRule="auto"/>
+              <w:jc w:val="center"/>
+            </w:pPr>
+            <w:r>
+              <w:rPr>
+                <w:rFonts w:ascii="Times New Roman" w:hAnsi="Times New Roman"/>
+                <w:sz w:val="20"/>
+              </w:rPr>
+              <w:t xml:space="preserve">[1.8, 4.4)</w:t>
+            </w:r>
+          </w:p>
+        </w:tc>
+      </w:tr>
+      <w:tr>
+        <w:tc>
+          <w:tcPr>
+            <w:tcW w:type="dxa" w:w="3456"/>
+          </w:tcPr>
+          <w:p>
+            <w:pPr>
+              <w:pStyle w:val="Compact"/>
+              <w:spacing w:line="240" w:lineRule="auto"/>
+              <w:jc w:val="left"/>
+            </w:pPr>
+            <w:r>
+              <w:rPr>
+                <w:rFonts w:ascii="Times New Roman" w:hAnsi="Times New Roman"/>
+                <w:sz w:val="20"/>
+              </w:rPr>
+              <w:t xml:space="preserve">410M, step 73k to 143k</w:t>
+            </w:r>
+          </w:p>
+        </w:tc>
+        <w:tc>
+          <w:tcPr>
+            <w:tcW w:type="dxa" w:w="984"/>
+          </w:tcPr>
+          <w:p>
+            <w:pPr>
+              <w:pStyle w:val="Compact"/>
+              <w:spacing w:line="240" w:lineRule="auto"/>
+              <w:jc w:val="center"/>
+            </w:pPr>
+            <w:r>
+              <w:rPr>
+                <w:rFonts w:ascii="Times New Roman" w:hAnsi="Times New Roman"/>
+                <w:sz w:val="20"/>
+              </w:rPr>
+              <w:t xml:space="preserve">0.46</w:t>
+            </w:r>
+          </w:p>
+        </w:tc>
+        <w:tc>
+          <w:tcPr>
+            <w:tcW w:type="dxa" w:w="984"/>
+          </w:tcPr>
+          <w:p>
+            <w:pPr>
+              <w:pStyle w:val="Compact"/>
+              <w:spacing w:line="240" w:lineRule="auto"/>
+              <w:jc w:val="center"/>
+            </w:pPr>
+            <w:r>
+              <w:rPr>
+                <w:rFonts w:ascii="Times New Roman" w:hAnsi="Times New Roman"/>
+                <w:sz w:val="20"/>
+              </w:rPr>
+              <w:t xml:space="preserve">0.472</w:t>
+            </w:r>
+          </w:p>
+        </w:tc>
+        <w:tc>
+          <w:tcPr>
+            <w:tcW w:type="dxa" w:w="984"/>
+          </w:tcPr>
+          <w:p>
+            <w:pPr>
+              <w:pStyle w:val="Compact"/>
+              <w:spacing w:line="240" w:lineRule="auto"/>
+              <w:jc w:val="center"/>
+            </w:pPr>
+            <w:r>
+              <w:rPr>
+                <w:rFonts w:ascii="Times New Roman" w:hAnsi="Times New Roman"/>
+                <w:sz w:val="20"/>
+              </w:rPr>
+              <w:t xml:space="preserve">0.631</w:t>
+            </w:r>
+          </w:p>
+        </w:tc>
+        <w:tc>
+          <w:tcPr>
+            <w:tcW w:type="dxa" w:w="984"/>
+          </w:tcPr>
+          <w:p>
+            <w:pPr>
+              <w:pStyle w:val="Compact"/>
+              <w:spacing w:line="240" w:lineRule="auto"/>
+              <w:jc w:val="center"/>
+            </w:pPr>
+            <w:r>
+              <w:rPr>
+                <w:rFonts w:ascii="Times New Roman" w:hAnsi="Times New Roman"/>
+                <w:sz w:val="20"/>
+              </w:rPr>
+              <w:t xml:space="preserve">0.70</w:t>
+            </w:r>
+          </w:p>
+        </w:tc>
+        <w:tc>
+          <w:tcPr>
+            <w:tcW w:type="dxa" w:w="984"/>
+          </w:tcPr>
+          <w:p>
+            <w:pPr>
+              <w:pStyle w:val="Compact"/>
+              <w:spacing w:line="240" w:lineRule="auto"/>
+              <w:jc w:val="center"/>
+            </w:pPr>
+            <w:r>
+              <w:rPr>
+                <w:rFonts w:ascii="Times New Roman" w:hAnsi="Times New Roman"/>
+                <w:sz w:val="20"/>
+              </w:rPr>
+              <w:t xml:space="preserve">0.23</w:t>
+            </w:r>
+          </w:p>
+        </w:tc>
+        <w:tc>
+          <w:tcPr>
+            <w:tcW w:type="dxa" w:w="984"/>
+          </w:tcPr>
+          <w:p>
+            <w:pPr>
+              <w:pStyle w:val="Compact"/>
+              <w:spacing w:line="240" w:lineRule="auto"/>
+              <w:jc w:val="center"/>
+            </w:pPr>
+            <w:r>
+              <w:rPr>
+                <w:rFonts w:ascii="Times New Roman" w:hAnsi="Times New Roman"/>
+                <w:sz w:val="20"/>
+              </w:rPr>
+              <w:t xml:space="preserve">never</w:t>
+            </w:r>
+          </w:p>
+        </w:tc>
+      </w:tr>
+    </w:tbl>
+    <w:p>
+      <w:pPr>
+        <w:pStyle w:val="BodyText"/>
+      </w:pPr>
+      <w:r>
+        <w:t xml:space="preserve">The cost ratio is the quantity that changes with scale. Retraining time grows roughly in proportion to model size (207, 467, and 1</w:t>
+      </w:r>
+      <w:r>
+        <w:t xml:space="preserve">,</w:t>
+      </w:r>
+      <w:r>
+        <w:t xml:space="preserve">171 seconds at 70, 160, and 410 million parameters), but ACT’s time grows faster (29, 168, and 815 seconds). We have not isolated the reason. A plausible one is that the implementation solves several linear systems per module in every layer, which may grow faster with width than gradient training does, but we did not test this. The effect is a property of our implementation rather than of the method, and a cheaper implementation would shift the boundary of the useful range. It shows, however, that a transfer method’s gain and its cost have to be measured at the scale at which it will be used. The 410-million run is a single upgrade with a single seed, and its drift (0.46) is lower than that of the 160-million run it is compared with (0.60).</w:t>
       </w:r>
     </w:p>
     <w:bookmarkEnd w:id="26"/>
@@ -13181,7 +14375,7 @@
         <w:pStyle w:val="BodyText"/>
       </w:pPr>
       <w:r>
-        <w:t xml:space="preserve">In simulation ACT keeps a gain of 0.05 to 0.33 under both upgrade types and every task overlap (Table 6), so neither the upgrade type nor the task mismatch explains the exception. Calibrating on prompt and answer tokens leaves ACT level with copy on the smallest Pythia upgrade (</w:t>
+        <w:t xml:space="preserve">In simulation ACT keeps a gain of 0.05 to 0.33 under both upgrade types and every task overlap (Table 7), so neither the upgrade type nor the task mismatch explains the exception. Calibrating on prompt and answer tokens leaves ACT level with copy on the smallest Pythia upgrade (</w:t>
       </w:r>
       <m:oMath>
         <m:sSub>
@@ -15112,7 +16306,7 @@
         <w:pStyle w:val="FirstParagraph"/>
       </w:pPr>
       <w:r>
-        <w:t xml:space="preserve">Two cautions apply. The thresholds scale with the full retraining cost, so a team that omits labeling and validation labor from</w:t>
+        <w:t xml:space="preserve">Three cautions apply. The thresholds scale with the full retraining cost, so a team that omits labeling and validation labor from</w:t>
       </w:r>
       <w:r>
         <w:t xml:space="preserve"> </w:t>
@@ -15158,7 +16352,30 @@
         <w:t xml:space="preserve"> </w:t>
       </w:r>
       <w:r>
-        <w:t xml:space="preserve">is task-specific: the same upgrade can leave a summarization adapter nearly intact and a reasoning adapter badly degraded, so the measurement in step 1 should be repeated for each adapter that matters.</w:t>
+        <w:t xml:space="preserve">is task-specific: the same upgrade can leave a summarization adapter nearly intact and a reasoning adapter badly degraded, so the measurement in step 1 should be repeated for each adapter that matters. Finally, a transfer method’s cost ratio depends on model scale and implementation (in our runs ACT’s rose from 0.14 to 0.70 between 70 and 410 million parameters), so</w:t>
+      </w:r>
+      <w:r>
+        <w:t xml:space="preserve"> </w:t>
+      </w:r>
+      <m:oMath>
+        <m:sSub>
+          <m:e>
+            <m:r>
+              <m:t>C</m:t>
+            </m:r>
+          </m:e>
+          <m:sub>
+            <m:r>
+              <m:t>A</m:t>
+            </m:r>
+          </m:sub>
+        </m:sSub>
+      </m:oMath>
+      <w:r>
+        <w:t xml:space="preserve"> </w:t>
+      </w:r>
+      <w:r>
+        <w:t xml:space="preserve">should be measured at the model size in use.</w:t>
       </w:r>
     </w:p>
     <w:bookmarkEnd w:id="29"/>
@@ -15182,7 +16399,7 @@
         <w:t xml:space="preserve"> </w:t>
       </w:r>
       <w:r>
-        <w:t xml:space="preserve">Our measurements suggest a practical default that depends on the size of the upgrade: when the model moved little, copying the old adapter restores most of the retraining benefit, the retraining threshold is high, and a transfer method must beat copying by only a few points, but at a cost it rarely does; when the model moved a lot, copying collapses, and a cheap closed-form transfer such as ACT can be the cheapest policy over a middle range of adapter values, although in our series its gain covered its cost only at the largest upgrade.</w:t>
+        <w:t xml:space="preserve">Our measurements suggest a practical default that depends on the size of the upgrade: when the model moved little, copying the old adapter restores most of the retraining benefit, the retraining threshold is high, and a transfer method must beat copying by only a few points, but at a cost it rarely does; when the model moved a lot, copying collapses, and a cheap closed-form transfer such as ACT can be the cheapest policy over a middle range of adapter values, although in our series its gain covered its cost only at the largest upgrade, and at 410 million parameters, where its compute cost relative to retraining rose to 0.70, not even there.</w:t>
       </w:r>
       <w:r>
         <w:t xml:space="preserve"> </w:t>
@@ -15266,13 +16483,13 @@
         <w:t xml:space="preserve"> </w:t>
       </w:r>
       <w:r>
-        <w:t xml:space="preserve">are excluded and would lower every cost ratio and raise the thresholds. Second, we ran six upgrades of models with 160 to 360 million parameters, on a single task (GSM8K), with 200 evaluation examples each. The drift series covers one model family, and only the largest upgrade has a replicate; the results do not speak to frontier models or to other tasks.</w:t>
-      </w:r>
-      <w:r>
-        <w:t xml:space="preserve"> </w:t>
-      </w:r>
-      <w:r>
-        <w:t xml:space="preserve">Third, the instruction-tuned pair is an unexplained exception, and we cannot say whether it reflects the upgrade type, the model scale, or something else. Fourth, ACT’s gain rises steadily with upgrade size, but it covers ACT’s measured cost only at the largest upgrade, with the next largest narrowly short; the boundary lies between drifts of 0.56 and 0.60 for this implementation and cost, and it would move with a cheaper or better method. Fifth, value follows a stylized diffusion, and recovery is treated as known at the start of an epoch, whereas in</w:t>
+        <w:t xml:space="preserve">are excluded and would lower every cost ratio and raise the thresholds. Second, we ran ten upgrades of models with 70 to 410 million parameters, on a single task (GSM8K), with 200 evaluation examples each. The drift series covers one model family, and only the largest upgrade at 160 million parameters has a replicate; the 70- and 410-million runs have one seed each, and the 410-million run covers a single upgrade. The results do not speak to frontier models or to other tasks.</w:t>
+      </w:r>
+      <w:r>
+        <w:t xml:space="preserve"> </w:t>
+      </w:r>
+      <w:r>
+        <w:t xml:space="preserve">Third, the instruction-tuned pair is an unexplained exception, and we cannot say whether it reflects the upgrade type, the model scale, or something else. The rise of ACT’s relative compute cost with model size is also unexplained, and may reflect our implementation. Fourth, ACT’s gain rises steadily with upgrade size, but it covers ACT’s measured cost only at the largest upgrade, with the next largest narrowly short; the boundary lies between drifts of 0.56 and 0.60 for this implementation and cost, and it would move with a cheaper or better method. Fifth, value follows a stylized diffusion, and recovery is treated as known at the start of an epoch, whereas in</w:t>
       </w:r>
       <w:r>
         <w:t xml:space="preserve"> </w:t>

--- a/manuscript/dss_manuscript.docx
+++ b/manuscript/dss_manuscript.docx
@@ -13551,7 +13551,542 @@
         <w:t xml:space="preserve">,</w:t>
       </w:r>
       <w:r>
-        <w:t xml:space="preserve">171 seconds at 70, 160, and 410 million parameters), but ACT’s time grows faster (29, 168, and 815 seconds). We have not isolated the reason. A plausible one is that the implementation solves several linear systems per module in every layer, which may grow faster with width than gradient training does, but we did not test this. The effect is a property of our implementation rather than of the method, and a cheaper implementation would shift the boundary of the useful range. It shows, however, that a transfer method’s gain and its cost have to be measured at the scale at which it will be used. The 410-million run is a single upgrade with a single seed, and its drift (0.46) is lower than that of the 160-million run it is compared with (0.60).</w:t>
+        <w:t xml:space="preserve">171 seconds at 70, 160, and 410 million parameters), but ACT’s time grows faster (29, 168, and 815 seconds). To see where the time goes, we profiled ACT on untrained adapters, whose cost is the same as that of trained ones (Table 7).</w:t>
+      </w:r>
+      <w:r>
+        <w:t xml:space="preserve"> </w:t>
+      </w:r>
+      <w:r>
+        <w:t xml:space="preserve">Contrary to our first guess, the linear solves are not the main cost: they take 11% to 14% of ACT’s time at every size. The largest component, and the one that grows fastest, is the forward passes that capture module inputs (39%, 51%, and 60% of the time). ACT corrects the layers in order from the input side, and for each layer it runs both models from the input up to that layer, so the number of layer passes grows with the square of the depth. Relative to 70 million parameters, the layer-pass count multiplied by the squared layer width predicts growth of 8.4 and 57 times; the measured forward time grew by 8.4 and 35 times. The prediction matches at 160 million parameters and overshoots at 410 million, perhaps because larger matrix products run more efficiently on the CPU, a point we did not test.</w:t>
+      </w:r>
+      <w:r>
+        <w:t xml:space="preserve"> </w:t>
+      </w:r>
+      <w:r>
+        <w:t xml:space="preserve">Retraining, in contrast, passes through each layer once per step, so its cost grows roughly with depth rather than with its square. Of the 787 seconds added between 70 and 410 million parameters, forward passes account for 61%, Gram-matrix accumulation and other work for 26%, and the solves for 13%.</w:t>
+      </w:r>
+    </w:p>
+    <w:p>
+      <w:pPr>
+        <w:pStyle w:val="TableCaption"/>
+      </w:pPr>
+      <w:r>
+        <w:t xml:space="preserve">Profile of ACT on untrained adapters (Pythia, CPU, four threads). The totals differ from the ACT times of the full runs by up to 38%.</w:t>
+      </w:r>
+    </w:p>
+    <w:tbl>
+      <w:tblPr>
+        <w:tblStyle w:val="Table"/>
+        <w:tblW w:type="dxa" w:w="9360"/>
+        <w:tblLook w:firstRow="1" w:lastRow="0" w:firstColumn="0" w:lastColumn="0" w:noHBand="0" w:noVBand="0" w:val="0020"/>
+        <w:jc w:val="start"/>
+        <w:tblCaption w:val="Profile of ACT on untrained adapters (Pythia, CPU, four threads). The totals differ from the ACT times of the full runs by up to 38%."/>
+        <w:tblLayout w:type="fixed"/>
+        <w:tblBorders>
+          <w:top w:val="single" w:sz="12" w:color="000000"/>
+          <w:bottom w:val="single" w:sz="12" w:color="000000"/>
+        </w:tblBorders>
+      </w:tblPr>
+      <w:tblGrid>
+        <w:gridCol w:w="3456"/>
+        <w:gridCol w:w="1180"/>
+        <w:gridCol w:w="1180"/>
+        <w:gridCol w:w="1180"/>
+        <w:gridCol w:w="1180"/>
+        <w:gridCol w:w="1180"/>
+      </w:tblGrid>
+      <w:tr>
+        <w:trPr>
+          <w:tblHeader w:val="true"/>
+        </w:trPr>
+        <w:tc>
+          <w:tcPr>
+            <w:tcW w:type="dxa" w:w="3456"/>
+            <w:tcBorders>
+              <w:bottom w:val="single" w:sz="6" w:color="000000"/>
+            </w:tcBorders>
+          </w:tcPr>
+          <w:p>
+            <w:pPr>
+              <w:pStyle w:val="Compact"/>
+              <w:spacing w:line="240" w:lineRule="auto"/>
+              <w:jc w:val="left"/>
+            </w:pPr>
+            <w:r>
+              <w:rPr>
+                <w:rFonts w:ascii="Times New Roman" w:hAnsi="Times New Roman"/>
+                <w:sz w:val="20"/>
+              </w:rPr>
+              <w:t xml:space="preserve">Model</w:t>
+            </w:r>
+          </w:p>
+        </w:tc>
+        <w:tc>
+          <w:tcPr>
+            <w:tcW w:type="dxa" w:w="1181"/>
+            <w:tcBorders>
+              <w:bottom w:val="single" w:sz="6" w:color="000000"/>
+            </w:tcBorders>
+          </w:tcPr>
+          <w:p>
+            <w:pPr>
+              <w:pStyle w:val="Compact"/>
+              <w:spacing w:line="240" w:lineRule="auto"/>
+              <w:jc w:val="center"/>
+            </w:pPr>
+            <w:r>
+              <w:rPr>
+                <w:rFonts w:ascii="Times New Roman" w:hAnsi="Times New Roman"/>
+                <w:sz w:val="20"/>
+              </w:rPr>
+              <w:t xml:space="preserve">Layers</w:t>
+            </w:r>
+          </w:p>
+        </w:tc>
+        <w:tc>
+          <w:tcPr>
+            <w:tcW w:type="dxa" w:w="1181"/>
+            <w:tcBorders>
+              <w:bottom w:val="single" w:sz="6" w:color="000000"/>
+            </w:tcBorders>
+          </w:tcPr>
+          <w:p>
+            <w:pPr>
+              <w:pStyle w:val="Compact"/>
+              <w:spacing w:line="240" w:lineRule="auto"/>
+              <w:jc w:val="center"/>
+            </w:pPr>
+            <w:r>
+              <w:rPr>
+                <w:rFonts w:ascii="Times New Roman" w:hAnsi="Times New Roman"/>
+                <w:sz w:val="20"/>
+              </w:rPr>
+              <w:t xml:space="preserve">Total (s)</w:t>
+            </w:r>
+          </w:p>
+        </w:tc>
+        <w:tc>
+          <w:tcPr>
+            <w:tcW w:type="dxa" w:w="1181"/>
+            <w:tcBorders>
+              <w:bottom w:val="single" w:sz="6" w:color="000000"/>
+            </w:tcBorders>
+          </w:tcPr>
+          <w:p>
+            <w:pPr>
+              <w:pStyle w:val="Compact"/>
+              <w:spacing w:line="240" w:lineRule="auto"/>
+              <w:jc w:val="center"/>
+            </w:pPr>
+            <w:r>
+              <w:rPr>
+                <w:rFonts w:ascii="Times New Roman" w:hAnsi="Times New Roman"/>
+                <w:sz w:val="20"/>
+              </w:rPr>
+              <w:t xml:space="preserve">Forward passes</w:t>
+            </w:r>
+          </w:p>
+        </w:tc>
+        <w:tc>
+          <w:tcPr>
+            <w:tcW w:type="dxa" w:w="1181"/>
+            <w:tcBorders>
+              <w:bottom w:val="single" w:sz="6" w:color="000000"/>
+            </w:tcBorders>
+          </w:tcPr>
+          <w:p>
+            <w:pPr>
+              <w:pStyle w:val="Compact"/>
+              <w:spacing w:line="240" w:lineRule="auto"/>
+              <w:jc w:val="center"/>
+            </w:pPr>
+            <w:r>
+              <w:rPr>
+                <w:rFonts w:ascii="Times New Roman" w:hAnsi="Times New Roman"/>
+                <w:sz w:val="20"/>
+              </w:rPr>
+              <w:t xml:space="preserve">Linear solves</w:t>
+            </w:r>
+          </w:p>
+        </w:tc>
+        <w:tc>
+          <w:tcPr>
+            <w:tcW w:type="dxa" w:w="1181"/>
+            <w:tcBorders>
+              <w:bottom w:val="single" w:sz="6" w:color="000000"/>
+            </w:tcBorders>
+          </w:tcPr>
+          <w:p>
+            <w:pPr>
+              <w:pStyle w:val="Compact"/>
+              <w:spacing w:line="240" w:lineRule="auto"/>
+              <w:jc w:val="center"/>
+            </w:pPr>
+            <w:r>
+              <w:rPr>
+                <w:rFonts w:ascii="Times New Roman" w:hAnsi="Times New Roman"/>
+                <w:sz w:val="20"/>
+              </w:rPr>
+              <w:t xml:space="preserve">Gram matrices, other</w:t>
+            </w:r>
+          </w:p>
+        </w:tc>
+      </w:tr>
+      <w:tr>
+        <w:tc>
+          <w:tcPr>
+            <w:tcW w:type="dxa" w:w="3456"/>
+          </w:tcPr>
+          <w:p>
+            <w:pPr>
+              <w:pStyle w:val="Compact"/>
+              <w:spacing w:line="240" w:lineRule="auto"/>
+              <w:jc w:val="left"/>
+            </w:pPr>
+            <w:r>
+              <w:rPr>
+                <w:rFonts w:ascii="Times New Roman" w:hAnsi="Times New Roman"/>
+                <w:sz w:val="20"/>
+              </w:rPr>
+              <w:t xml:space="preserve">70M</w:t>
+            </w:r>
+          </w:p>
+        </w:tc>
+        <w:tc>
+          <w:tcPr>
+            <w:tcW w:type="dxa" w:w="1181"/>
+          </w:tcPr>
+          <w:p>
+            <w:pPr>
+              <w:pStyle w:val="Compact"/>
+              <w:spacing w:line="240" w:lineRule="auto"/>
+              <w:jc w:val="center"/>
+            </w:pPr>
+            <w:r>
+              <w:rPr>
+                <w:rFonts w:ascii="Times New Roman" w:hAnsi="Times New Roman"/>
+                <w:sz w:val="20"/>
+              </w:rPr>
+              <w:t xml:space="preserve">6</w:t>
+            </w:r>
+          </w:p>
+        </w:tc>
+        <w:tc>
+          <w:tcPr>
+            <w:tcW w:type="dxa" w:w="1181"/>
+          </w:tcPr>
+          <w:p>
+            <w:pPr>
+              <w:pStyle w:val="Compact"/>
+              <w:spacing w:line="240" w:lineRule="auto"/>
+              <w:jc w:val="center"/>
+            </w:pPr>
+            <w:r>
+              <w:rPr>
+                <w:rFonts w:ascii="Times New Roman" w:hAnsi="Times New Roman"/>
+                <w:sz w:val="20"/>
+              </w:rPr>
+              <w:t xml:space="preserve">36</w:t>
+            </w:r>
+          </w:p>
+        </w:tc>
+        <w:tc>
+          <w:tcPr>
+            <w:tcW w:type="dxa" w:w="1181"/>
+          </w:tcPr>
+          <w:p>
+            <w:pPr>
+              <w:pStyle w:val="Compact"/>
+              <w:spacing w:line="240" w:lineRule="auto"/>
+              <w:jc w:val="center"/>
+            </w:pPr>
+            <w:r>
+              <w:rPr>
+                <w:rFonts w:ascii="Times New Roman" w:hAnsi="Times New Roman"/>
+                <w:sz w:val="20"/>
+              </w:rPr>
+              <w:t xml:space="preserve">14 (39%)</w:t>
+            </w:r>
+          </w:p>
+        </w:tc>
+        <w:tc>
+          <w:tcPr>
+            <w:tcW w:type="dxa" w:w="1181"/>
+          </w:tcPr>
+          <w:p>
+            <w:pPr>
+              <w:pStyle w:val="Compact"/>
+              <w:spacing w:line="240" w:lineRule="auto"/>
+              <w:jc w:val="center"/>
+            </w:pPr>
+            <w:r>
+              <w:rPr>
+                <w:rFonts w:ascii="Times New Roman" w:hAnsi="Times New Roman"/>
+                <w:sz w:val="20"/>
+              </w:rPr>
+              <w:t xml:space="preserve">5 (14%)</w:t>
+            </w:r>
+          </w:p>
+        </w:tc>
+        <w:tc>
+          <w:tcPr>
+            <w:tcW w:type="dxa" w:w="1181"/>
+          </w:tcPr>
+          <w:p>
+            <w:pPr>
+              <w:pStyle w:val="Compact"/>
+              <w:spacing w:line="240" w:lineRule="auto"/>
+              <w:jc w:val="center"/>
+            </w:pPr>
+            <w:r>
+              <w:rPr>
+                <w:rFonts w:ascii="Times New Roman" w:hAnsi="Times New Roman"/>
+                <w:sz w:val="20"/>
+              </w:rPr>
+              <w:t xml:space="preserve">17 (47%)</w:t>
+            </w:r>
+          </w:p>
+        </w:tc>
+      </w:tr>
+      <w:tr>
+        <w:tc>
+          <w:tcPr>
+            <w:tcW w:type="dxa" w:w="3456"/>
+          </w:tcPr>
+          <w:p>
+            <w:pPr>
+              <w:pStyle w:val="Compact"/>
+              <w:spacing w:line="240" w:lineRule="auto"/>
+              <w:jc w:val="left"/>
+            </w:pPr>
+            <w:r>
+              <w:rPr>
+                <w:rFonts w:ascii="Times New Roman" w:hAnsi="Times New Roman"/>
+                <w:sz w:val="20"/>
+              </w:rPr>
+              <w:t xml:space="preserve">160M</w:t>
+            </w:r>
+          </w:p>
+        </w:tc>
+        <w:tc>
+          <w:tcPr>
+            <w:tcW w:type="dxa" w:w="1181"/>
+          </w:tcPr>
+          <w:p>
+            <w:pPr>
+              <w:pStyle w:val="Compact"/>
+              <w:spacing w:line="240" w:lineRule="auto"/>
+              <w:jc w:val="center"/>
+            </w:pPr>
+            <w:r>
+              <w:rPr>
+                <w:rFonts w:ascii="Times New Roman" w:hAnsi="Times New Roman"/>
+                <w:sz w:val="20"/>
+              </w:rPr>
+              <w:t xml:space="preserve">12</w:t>
+            </w:r>
+          </w:p>
+        </w:tc>
+        <w:tc>
+          <w:tcPr>
+            <w:tcW w:type="dxa" w:w="1181"/>
+          </w:tcPr>
+          <w:p>
+            <w:pPr>
+              <w:pStyle w:val="Compact"/>
+              <w:spacing w:line="240" w:lineRule="auto"/>
+              <w:jc w:val="center"/>
+            </w:pPr>
+            <w:r>
+              <w:rPr>
+                <w:rFonts w:ascii="Times New Roman" w:hAnsi="Times New Roman"/>
+                <w:sz w:val="20"/>
+              </w:rPr>
+              <w:t xml:space="preserve">232</w:t>
+            </w:r>
+          </w:p>
+        </w:tc>
+        <w:tc>
+          <w:tcPr>
+            <w:tcW w:type="dxa" w:w="1181"/>
+          </w:tcPr>
+          <w:p>
+            <w:pPr>
+              <w:pStyle w:val="Compact"/>
+              <w:spacing w:line="240" w:lineRule="auto"/>
+              <w:jc w:val="center"/>
+            </w:pPr>
+            <w:r>
+              <w:rPr>
+                <w:rFonts w:ascii="Times New Roman" w:hAnsi="Times New Roman"/>
+                <w:sz w:val="20"/>
+              </w:rPr>
+              <w:t xml:space="preserve">118 (51%)</w:t>
+            </w:r>
+          </w:p>
+        </w:tc>
+        <w:tc>
+          <w:tcPr>
+            <w:tcW w:type="dxa" w:w="1181"/>
+          </w:tcPr>
+          <w:p>
+            <w:pPr>
+              <w:pStyle w:val="Compact"/>
+              <w:spacing w:line="240" w:lineRule="auto"/>
+              <w:jc w:val="center"/>
+            </w:pPr>
+            <w:r>
+              <w:rPr>
+                <w:rFonts w:ascii="Times New Roman" w:hAnsi="Times New Roman"/>
+                <w:sz w:val="20"/>
+              </w:rPr>
+              <w:t xml:space="preserve">26 (11%)</w:t>
+            </w:r>
+          </w:p>
+        </w:tc>
+        <w:tc>
+          <w:tcPr>
+            <w:tcW w:type="dxa" w:w="1181"/>
+          </w:tcPr>
+          <w:p>
+            <w:pPr>
+              <w:pStyle w:val="Compact"/>
+              <w:spacing w:line="240" w:lineRule="auto"/>
+              <w:jc w:val="center"/>
+            </w:pPr>
+            <w:r>
+              <w:rPr>
+                <w:rFonts w:ascii="Times New Roman" w:hAnsi="Times New Roman"/>
+                <w:sz w:val="20"/>
+              </w:rPr>
+              <w:t xml:space="preserve">88 (38%)</w:t>
+            </w:r>
+          </w:p>
+        </w:tc>
+      </w:tr>
+      <w:tr>
+        <w:tc>
+          <w:tcPr>
+            <w:tcW w:type="dxa" w:w="3456"/>
+          </w:tcPr>
+          <w:p>
+            <w:pPr>
+              <w:pStyle w:val="Compact"/>
+              <w:spacing w:line="240" w:lineRule="auto"/>
+              <w:jc w:val="left"/>
+            </w:pPr>
+            <w:r>
+              <w:rPr>
+                <w:rFonts w:ascii="Times New Roman" w:hAnsi="Times New Roman"/>
+                <w:sz w:val="20"/>
+              </w:rPr>
+              <w:t xml:space="preserve">410M</w:t>
+            </w:r>
+          </w:p>
+        </w:tc>
+        <w:tc>
+          <w:tcPr>
+            <w:tcW w:type="dxa" w:w="1181"/>
+          </w:tcPr>
+          <w:p>
+            <w:pPr>
+              <w:pStyle w:val="Compact"/>
+              <w:spacing w:line="240" w:lineRule="auto"/>
+              <w:jc w:val="center"/>
+            </w:pPr>
+            <w:r>
+              <w:rPr>
+                <w:rFonts w:ascii="Times New Roman" w:hAnsi="Times New Roman"/>
+                <w:sz w:val="20"/>
+              </w:rPr>
+              <w:t xml:space="preserve">24</w:t>
+            </w:r>
+          </w:p>
+        </w:tc>
+        <w:tc>
+          <w:tcPr>
+            <w:tcW w:type="dxa" w:w="1181"/>
+          </w:tcPr>
+          <w:p>
+            <w:pPr>
+              <w:pStyle w:val="Compact"/>
+              <w:spacing w:line="240" w:lineRule="auto"/>
+              <w:jc w:val="center"/>
+            </w:pPr>
+            <w:r>
+              <w:rPr>
+                <w:rFonts w:ascii="Times New Roman" w:hAnsi="Times New Roman"/>
+                <w:sz w:val="20"/>
+              </w:rPr>
+              <w:t xml:space="preserve">823</w:t>
+            </w:r>
+          </w:p>
+        </w:tc>
+        <w:tc>
+          <w:tcPr>
+            <w:tcW w:type="dxa" w:w="1181"/>
+          </w:tcPr>
+          <w:p>
+            <w:pPr>
+              <w:pStyle w:val="Compact"/>
+              <w:spacing w:line="240" w:lineRule="auto"/>
+              <w:jc w:val="center"/>
+            </w:pPr>
+            <w:r>
+              <w:rPr>
+                <w:rFonts w:ascii="Times New Roman" w:hAnsi="Times New Roman"/>
+                <w:sz w:val="20"/>
+              </w:rPr>
+              <w:t xml:space="preserve">494 (60%)</w:t>
+            </w:r>
+          </w:p>
+        </w:tc>
+        <w:tc>
+          <w:tcPr>
+            <w:tcW w:type="dxa" w:w="1181"/>
+          </w:tcPr>
+          <w:p>
+            <w:pPr>
+              <w:pStyle w:val="Compact"/>
+              <w:spacing w:line="240" w:lineRule="auto"/>
+              <w:jc w:val="center"/>
+            </w:pPr>
+            <w:r>
+              <w:rPr>
+                <w:rFonts w:ascii="Times New Roman" w:hAnsi="Times New Roman"/>
+                <w:sz w:val="20"/>
+              </w:rPr>
+              <w:t xml:space="preserve">108 (13%)</w:t>
+            </w:r>
+          </w:p>
+        </w:tc>
+        <w:tc>
+          <w:tcPr>
+            <w:tcW w:type="dxa" w:w="1181"/>
+          </w:tcPr>
+          <w:p>
+            <w:pPr>
+              <w:pStyle w:val="Compact"/>
+              <w:spacing w:line="240" w:lineRule="auto"/>
+              <w:jc w:val="center"/>
+            </w:pPr>
+            <w:r>
+              <w:rPr>
+                <w:rFonts w:ascii="Times New Roman" w:hAnsi="Times New Roman"/>
+                <w:sz w:val="20"/>
+              </w:rPr>
+              <w:t xml:space="preserve">220 (27%)</w:t>
+            </w:r>
+          </w:p>
+        </w:tc>
+      </w:tr>
+    </w:tbl>
+    <w:p>
+      <w:pPr>
+        <w:pStyle w:val="BodyText"/>
+      </w:pPr>
+      <w:r>
+        <w:t xml:space="preserve">The effect is a property of our implementation rather than of the method. Caching the corrected hidden states from layer to layer would remove the repeated passes; we did not implement this, so we cannot say how much it would reduce the cost ratio. The result does show that a transfer method’s gain and its cost have to be measured at the scale at which it will be used. The 410-million run is a single upgrade with a single seed, and its drift (0.46) is lower than that of the 160-million run it is compared with (0.60).</w:t>
       </w:r>
     </w:p>
     <w:bookmarkEnd w:id="26"/>
@@ -14375,7 +14910,7 @@
         <w:pStyle w:val="BodyText"/>
       </w:pPr>
       <w:r>
-        <w:t xml:space="preserve">In simulation ACT keeps a gain of 0.05 to 0.33 under both upgrade types and every task overlap (Table 7), so neither the upgrade type nor the task mismatch explains the exception. Calibrating on prompt and answer tokens leaves ACT level with copy on the smallest Pythia upgrade (</w:t>
+        <w:t xml:space="preserve">In simulation ACT keeps a gain of 0.05 to 0.33 under both upgrade types and every task overlap (Table 8), so neither the upgrade type nor the task mismatch explains the exception. Calibrating on prompt and answer tokens leaves ACT level with copy on the smallest Pythia upgrade (</w:t>
       </w:r>
       <m:oMath>
         <m:sSub>
@@ -16489,7 +17024,7 @@
         <w:t xml:space="preserve"> </w:t>
       </w:r>
       <w:r>
-        <w:t xml:space="preserve">Third, the instruction-tuned pair is an unexplained exception, and we cannot say whether it reflects the upgrade type, the model scale, or something else. The rise of ACT’s relative compute cost with model size is also unexplained, and may reflect our implementation. Fourth, ACT’s gain rises steadily with upgrade size, but it covers ACT’s measured cost only at the largest upgrade, with the next largest narrowly short; the boundary lies between drifts of 0.56 and 0.60 for this implementation and cost, and it would move with a cheaper or better method. Fifth, value follows a stylized diffusion, and recovery is treated as known at the start of an epoch, whereas in</w:t>
+        <w:t xml:space="preserve">Third, the instruction-tuned pair is an unexplained exception, and we cannot say whether it reflects the upgrade type, the model scale, or something else. ACT’s relative compute cost rises with model size mainly because of repeated forward passes in our implementation (Section 7); we did not test whether caching removes the effect. Fourth, ACT’s gain rises steadily with upgrade size, but it covers ACT’s measured cost only at the largest upgrade, with the next largest narrowly short; the boundary lies between drifts of 0.56 and 0.60 for this implementation and cost, and it would move with a cheaper or better method. Fifth, value follows a stylized diffusion, and recovery is treated as known at the start of an epoch, whereas in</w:t>
       </w:r>
       <w:r>
         <w:t xml:space="preserve"> </w:t>

--- a/manuscript/dss_manuscript.docx
+++ b/manuscript/dss_manuscript.docx
@@ -1563,13 +1563,7 @@
         <w:t xml:space="preserve"> </w:t>
       </w:r>
       <w:r>
-        <w:t xml:space="preserve">parameters,</w:t>
-      </w:r>
-      <w:r>
-        <w:t xml:space="preserve"> </w:t>
-      </w:r>
-      <w:r>
-        <w:t xml:space="preserve">but</w:t>
+        <w:t xml:space="preserve">parameters.</w:t>
       </w:r>
       <w:r>
         <w:t xml:space="preserve"> </w:t>
@@ -1611,7 +1605,7 @@
         <w:t xml:space="preserve"> </w:t>
       </w:r>
       <w:r>
-        <w:t xml:space="preserve">rises</w:t>
+        <w:t xml:space="preserve">rose</w:t>
       </w:r>
       <w:r>
         <w:t xml:space="preserve"> </w:t>
@@ -1641,6 +1635,24 @@
         <w:t xml:space="preserve"> </w:t>
       </w:r>
       <w:r>
+        <w:t xml:space="preserve">with</w:t>
+      </w:r>
+      <w:r>
+        <w:t xml:space="preserve"> </w:t>
+      </w:r>
+      <w:r>
+        <w:t xml:space="preserve">model</w:t>
+      </w:r>
+      <w:r>
+        <w:t xml:space="preserve"> </w:t>
+      </w:r>
+      <w:r>
+        <w:t xml:space="preserve">size</w:t>
+      </w:r>
+      <w:r>
+        <w:t xml:space="preserve"> </w:t>
+      </w:r>
+      <w:r>
         <w:t xml:space="preserve">in</w:t>
       </w:r>
       <w:r>
@@ -1653,7 +1665,133 @@
         <w:t xml:space="preserve"> </w:t>
       </w:r>
       <w:r>
-        <w:t xml:space="preserve">implementation,</w:t>
+        <w:t xml:space="preserve">first</w:t>
+      </w:r>
+      <w:r>
+        <w:t xml:space="preserve"> </w:t>
+      </w:r>
+      <w:r>
+        <w:t xml:space="preserve">implementation;</w:t>
+      </w:r>
+      <w:r>
+        <w:t xml:space="preserve"> </w:t>
+      </w:r>
+      <w:r>
+        <w:t xml:space="preserve">caching</w:t>
+      </w:r>
+      <w:r>
+        <w:t xml:space="preserve"> </w:t>
+      </w:r>
+      <w:r>
+        <w:t xml:space="preserve">layer</w:t>
+      </w:r>
+      <w:r>
+        <w:t xml:space="preserve"> </w:t>
+      </w:r>
+      <w:r>
+        <w:t xml:space="preserve">inputs,</w:t>
+      </w:r>
+      <w:r>
+        <w:t xml:space="preserve"> </w:t>
+      </w:r>
+      <w:r>
+        <w:t xml:space="preserve">which</w:t>
+      </w:r>
+      <w:r>
+        <w:t xml:space="preserve"> </w:t>
+      </w:r>
+      <w:r>
+        <w:t xml:space="preserve">leaves</w:t>
+      </w:r>
+      <w:r>
+        <w:t xml:space="preserve"> </w:t>
+      </w:r>
+      <w:r>
+        <w:t xml:space="preserve">its</w:t>
+      </w:r>
+      <w:r>
+        <w:t xml:space="preserve"> </w:t>
+      </w:r>
+      <w:r>
+        <w:t xml:space="preserve">output</w:t>
+      </w:r>
+      <w:r>
+        <w:t xml:space="preserve"> </w:t>
+      </w:r>
+      <w:r>
+        <w:t xml:space="preserve">unchanged,</w:t>
+      </w:r>
+      <w:r>
+        <w:t xml:space="preserve"> </w:t>
+      </w:r>
+      <w:r>
+        <w:t xml:space="preserve">lowers</w:t>
+      </w:r>
+      <w:r>
+        <w:t xml:space="preserve"> </w:t>
+      </w:r>
+      <w:r>
+        <w:t xml:space="preserve">the</w:t>
+      </w:r>
+      <w:r>
+        <w:t xml:space="preserve"> </w:t>
+      </w:r>
+      <w:r>
+        <w:t xml:space="preserve">410-million</w:t>
+      </w:r>
+      <w:r>
+        <w:t xml:space="preserve"> </w:t>
+      </w:r>
+      <w:r>
+        <w:t xml:space="preserve">figure</w:t>
+      </w:r>
+      <w:r>
+        <w:t xml:space="preserve"> </w:t>
+      </w:r>
+      <w:r>
+        <w:t xml:space="preserve">to</w:t>
+      </w:r>
+      <w:r>
+        <w:t xml:space="preserve"> </w:t>
+      </w:r>
+      <w:r>
+        <w:t xml:space="preserve">0.28,</w:t>
+      </w:r>
+      <w:r>
+        <w:t xml:space="preserve"> </w:t>
+      </w:r>
+      <w:r>
+        <w:t xml:space="preserve">still</w:t>
+      </w:r>
+      <w:r>
+        <w:t xml:space="preserve"> </w:t>
+      </w:r>
+      <w:r>
+        <w:t xml:space="preserve">above</w:t>
+      </w:r>
+      <w:r>
+        <w:t xml:space="preserve"> </w:t>
+      </w:r>
+      <w:r>
+        <w:t xml:space="preserve">the</w:t>
+      </w:r>
+      <w:r>
+        <w:t xml:space="preserve"> </w:t>
+      </w:r>
+      <w:r>
+        <w:t xml:space="preserve">break-even</w:t>
+      </w:r>
+      <w:r>
+        <w:t xml:space="preserve"> </w:t>
+      </w:r>
+      <w:r>
+        <w:t xml:space="preserve">of</w:t>
+      </w:r>
+      <w:r>
+        <w:t xml:space="preserve"> </w:t>
+      </w:r>
+      <w:r>
+        <w:t xml:space="preserve">0.21,</w:t>
       </w:r>
       <w:r>
         <w:t xml:space="preserve"> </w:t>
@@ -1671,37 +1809,37 @@
         <w:t xml:space="preserve"> </w:t>
       </w:r>
       <w:r>
-        <w:t xml:space="preserve">410</w:t>
-      </w:r>
-      <w:r>
-        <w:t xml:space="preserve"> </w:t>
-      </w:r>
-      <w:r>
-        <w:t xml:space="preserve">million</w:t>
-      </w:r>
-      <w:r>
-        <w:t xml:space="preserve"> </w:t>
-      </w:r>
-      <w:r>
-        <w:t xml:space="preserve">it</w:t>
-      </w:r>
-      <w:r>
-        <w:t xml:space="preserve"> </w:t>
-      </w:r>
-      <w:r>
-        <w:t xml:space="preserve">no</w:t>
-      </w:r>
-      <w:r>
-        <w:t xml:space="preserve"> </w:t>
-      </w:r>
-      <w:r>
-        <w:t xml:space="preserve">longer</w:t>
-      </w:r>
-      <w:r>
-        <w:t xml:space="preserve"> </w:t>
-      </w:r>
-      <w:r>
-        <w:t xml:space="preserve">pays.</w:t>
+        <w:t xml:space="preserve">that</w:t>
+      </w:r>
+      <w:r>
+        <w:t xml:space="preserve"> </w:t>
+      </w:r>
+      <w:r>
+        <w:t xml:space="preserve">size</w:t>
+      </w:r>
+      <w:r>
+        <w:t xml:space="preserve"> </w:t>
+      </w:r>
+      <w:r>
+        <w:t xml:space="preserve">ACT</w:t>
+      </w:r>
+      <w:r>
+        <w:t xml:space="preserve"> </w:t>
+      </w:r>
+      <w:r>
+        <w:t xml:space="preserve">does</w:t>
+      </w:r>
+      <w:r>
+        <w:t xml:space="preserve"> </w:t>
+      </w:r>
+      <w:r>
+        <w:t xml:space="preserve">not</w:t>
+      </w:r>
+      <w:r>
+        <w:t xml:space="preserve"> </w:t>
+      </w:r>
+      <w:r>
+        <w:t xml:space="preserve">pay.</w:t>
       </w:r>
       <w:r>
         <w:t xml:space="preserve"> </w:t>
@@ -2422,7 +2560,7 @@
         <w:t xml:space="preserve"> </w:t>
       </w:r>
       <w:r>
-        <w:t xml:space="preserve">cost-minimizing policy over a bounded range of adapter values. The gain also appears at 70 and 410 million parameters, but ACT’s compute time relative to retraining rises from 0.14 to 0.70 with model size in our implementation, so the same method stops paying at 410 million.</w:t>
+        <w:t xml:space="preserve">cost-minimizing policy over a bounded range of adapter values. The gain also appears at 70 and 410 million parameters. ACT’s compute time relative to retraining rose from 0.14 to 0.70 with model size in our first implementation, and a version that caches layer inputs and leaves the output unchanged lowers the 410-million figure to 0.28, which is still above the break-even of 0.21, so at that size ACT does not pay.</w:t>
       </w:r>
       <w:r>
         <w:t xml:space="preserve"> </w:t>
@@ -12619,7 +12757,7 @@
         </m:r>
       </m:oMath>
       <w:r>
-        <w:t xml:space="preserve">) and ACT is never the cost-minimizing policy.</w:t>
+        <w:t xml:space="preserve">) and ACT is never the cost-minimizing policy. A more efficient implementation, described below, lowers this cost ratio to 0.28 without changing the result, which is closer to the break-even but still above it.</w:t>
       </w:r>
     </w:p>
     <w:p>
@@ -14086,9 +14224,670 @@
         <w:pStyle w:val="BodyText"/>
       </w:pPr>
       <w:r>
-        <w:t xml:space="preserve">The effect is a property of our implementation rather than of the method. Caching the corrected hidden states from layer to layer would remove the repeated passes; we did not implement this, so we cannot say how much it would reduce the cost ratio. The result does show that a transfer method’s gain and its cost have to be measured at the scale at which it will be used. The 410-million run is a single upgrade with a single seed, and its drift (0.46) is lower than that of the 160-million run it is compared with (0.60).</w:t>
+        <w:t xml:space="preserve">The effect is a property of our implementation rather than of the method. We therefore implemented the obvious remedy: the inputs of each layer are cached, so that each layer is run once per model to collect statistics and once more through the corrected target model to produce the next layer’s input, which makes the number of layer passes grow linearly with depth. On the same trained adapters the cached version selects the same anchoring strength for every module and gives the same held-out NLL as the original, to the digits reported, and it is faster by 1.35, 1.62, and 2.37 times at 70, 160, and 410 million parameters, lowering the cost ratio from 0.16, 0.33, and 0.67 to 0.12, 0.21, and 0.28 (Table 8). The speed-up grows with model size, as the profile predicts. At 410 million parameters the cost ratio is still above the break-even of 0.21, so ACT does not pay there, but the gap is 0.07 rather than 0.46. We did not profile the cached version, so we cannot say what dominates its remaining cost.</w:t>
+      </w:r>
+      <w:r>
+        <w:t xml:space="preserve"> </w:t>
+      </w:r>
+      <w:r>
+        <w:t xml:space="preserve">The result also shows that a transfer method’s gain and its cost have to be measured at the scale at which it will be used. The 410-million run is a single upgrade with a single seed, and its drift (0.46) is lower than that of the 160-million run it is compared with (0.60).</w:t>
       </w:r>
     </w:p>
+    <w:p>
+      <w:pPr>
+        <w:pStyle w:val="TableCaption"/>
+      </w:pPr>
+      <w:r>
+        <w:t xml:space="preserve">Original and cached ACT on the same trained adapters (Pythia, step 73k to 143k; new runs, so recoveries differ slightly from Table 6).</w:t>
+      </w:r>
+      <w:r>
+        <w:t xml:space="preserve"> </w:t>
+      </w:r>
+      <m:oMath>
+        <m:r>
+          <m:t>Γ</m:t>
+        </m:r>
+      </m:oMath>
+      <w:r>
+        <w:t xml:space="preserve"> </w:t>
+      </w:r>
+      <w:r>
+        <w:t xml:space="preserve">and the ACT-optimal range use the cached cost ratio.</w:t>
+      </w:r>
+    </w:p>
+    <w:tbl>
+      <w:tblPr>
+        <w:tblStyle w:val="Table"/>
+        <w:tblW w:type="dxa" w:w="9360"/>
+        <w:tblLook w:firstRow="1" w:lastRow="0" w:firstColumn="0" w:lastColumn="0" w:noHBand="0" w:noVBand="0" w:val="0020"/>
+        <w:jc w:val="start"/>
+        <w:tblCaption w:val="Original and cached ACT on the same trained adapters (Pythia, step 73k to 143k; new runs, so recoveries differ slightly from Table 6). \Gamma and the ACT-optimal range use the cached cost ratio."/>
+        <w:tblLayout w:type="fixed"/>
+        <w:tblBorders>
+          <w:top w:val="single" w:sz="12" w:color="000000"/>
+          <w:bottom w:val="single" w:sz="12" w:color="000000"/>
+        </w:tblBorders>
+      </w:tblPr>
+      <w:tblGrid>
+        <w:gridCol w:w="3456"/>
+        <w:gridCol w:w="983"/>
+        <w:gridCol w:w="983"/>
+        <w:gridCol w:w="983"/>
+        <w:gridCol w:w="983"/>
+        <w:gridCol w:w="983"/>
+        <w:gridCol w:w="983"/>
+      </w:tblGrid>
+      <w:tr>
+        <w:trPr>
+          <w:tblHeader w:val="true"/>
+        </w:trPr>
+        <w:tc>
+          <w:tcPr>
+            <w:tcW w:type="dxa" w:w="3456"/>
+            <w:tcBorders>
+              <w:bottom w:val="single" w:sz="6" w:color="000000"/>
+            </w:tcBorders>
+          </w:tcPr>
+          <w:p>
+            <w:pPr>
+              <w:pStyle w:val="Compact"/>
+              <w:spacing w:line="240" w:lineRule="auto"/>
+              <w:jc w:val="left"/>
+            </w:pPr>
+            <w:r>
+              <w:rPr>
+                <w:rFonts w:ascii="Times New Roman" w:hAnsi="Times New Roman"/>
+                <w:sz w:val="20"/>
+              </w:rPr>
+              <w:t xml:space="preserve">Model</w:t>
+            </w:r>
+          </w:p>
+        </w:tc>
+        <w:tc>
+          <w:tcPr>
+            <w:tcW w:type="dxa" w:w="984"/>
+            <w:tcBorders>
+              <w:bottom w:val="single" w:sz="6" w:color="000000"/>
+            </w:tcBorders>
+          </w:tcPr>
+          <w:p>
+            <w:pPr>
+              <w:pStyle w:val="Compact"/>
+              <w:spacing w:line="240" w:lineRule="auto"/>
+              <w:jc w:val="center"/>
+            </w:pPr>
+            <w:r>
+              <w:rPr>
+                <w:rFonts w:ascii="Times New Roman" w:hAnsi="Times New Roman"/>
+                <w:sz w:val="20"/>
+              </w:rPr>
+              <w:t xml:space="preserve">R</w:t>
+            </w:r>
+            <w:r>
+              <w:rPr>
+                <w:rFonts w:ascii="Times New Roman" w:hAnsi="Times New Roman"/>
+                <w:sz w:val="20"/>
+                <w:vertAlign w:val="subscript"/>
+              </w:rPr>
+              <w:t xml:space="preserve">C</w:t>
+            </w:r>
+          </w:p>
+        </w:tc>
+        <w:tc>
+          <w:tcPr>
+            <w:tcW w:type="dxa" w:w="984"/>
+            <w:tcBorders>
+              <w:bottom w:val="single" w:sz="6" w:color="000000"/>
+            </w:tcBorders>
+          </w:tcPr>
+          <w:p>
+            <w:pPr>
+              <w:pStyle w:val="Compact"/>
+              <w:spacing w:line="240" w:lineRule="auto"/>
+              <w:jc w:val="center"/>
+            </w:pPr>
+            <w:r>
+              <w:rPr>
+                <w:rFonts w:ascii="Times New Roman" w:hAnsi="Times New Roman"/>
+                <w:sz w:val="20"/>
+              </w:rPr>
+              <w:t xml:space="preserve">R</w:t>
+            </w:r>
+            <w:r>
+              <w:rPr>
+                <w:rFonts w:ascii="Times New Roman" w:hAnsi="Times New Roman"/>
+                <w:sz w:val="20"/>
+                <w:vertAlign w:val="subscript"/>
+              </w:rPr>
+              <w:t xml:space="preserve">A</w:t>
+            </w:r>
+          </w:p>
+        </w:tc>
+        <w:tc>
+          <w:tcPr>
+            <w:tcW w:type="dxa" w:w="984"/>
+            <w:tcBorders>
+              <w:bottom w:val="single" w:sz="6" w:color="000000"/>
+            </w:tcBorders>
+          </w:tcPr>
+          <w:p>
+            <w:pPr>
+              <w:pStyle w:val="Compact"/>
+              <w:spacing w:line="240" w:lineRule="auto"/>
+              <w:jc w:val="center"/>
+            </w:pPr>
+            <w:r>
+              <w:rPr>
+                <w:rFonts w:ascii="Times New Roman" w:hAnsi="Times New Roman"/>
+                <w:sz w:val="20"/>
+              </w:rPr>
+              <w:t xml:space="preserve">ACT time (s), original / cached</w:t>
+            </w:r>
+          </w:p>
+        </w:tc>
+        <w:tc>
+          <w:tcPr>
+            <w:tcW w:type="dxa" w:w="984"/>
+            <w:tcBorders>
+              <w:bottom w:val="single" w:sz="6" w:color="000000"/>
+            </w:tcBorders>
+          </w:tcPr>
+          <w:p>
+            <w:pPr>
+              <w:pStyle w:val="Compact"/>
+              <w:spacing w:line="240" w:lineRule="auto"/>
+              <w:jc w:val="center"/>
+            </w:pPr>
+            <w:r>
+              <w:rPr>
+                <w:rFonts w:ascii="Times New Roman" w:hAnsi="Times New Roman"/>
+                <w:sz w:val="20"/>
+              </w:rPr>
+              <w:t xml:space="preserve">C</w:t>
+            </w:r>
+            <w:r>
+              <w:rPr>
+                <w:rFonts w:ascii="Times New Roman" w:hAnsi="Times New Roman"/>
+                <w:sz w:val="20"/>
+                <w:vertAlign w:val="subscript"/>
+              </w:rPr>
+              <w:t xml:space="preserve">A</w:t>
+            </w:r>
+            <w:r>
+              <w:rPr>
+                <w:rFonts w:ascii="Times New Roman" w:hAnsi="Times New Roman"/>
+                <w:sz w:val="20"/>
+              </w:rPr>
+              <w:t xml:space="preserve">/C</w:t>
+            </w:r>
+            <w:r>
+              <w:rPr>
+                <w:rFonts w:ascii="Times New Roman" w:hAnsi="Times New Roman"/>
+                <w:sz w:val="20"/>
+                <w:vertAlign w:val="subscript"/>
+              </w:rPr>
+              <w:t xml:space="preserve">N</w:t>
+            </w:r>
+            <w:r>
+              <w:rPr>
+                <w:rFonts w:ascii="Times New Roman" w:hAnsi="Times New Roman"/>
+                <w:sz w:val="20"/>
+              </w:rPr>
+              <w:t xml:space="preserve">, original / cached</w:t>
+            </w:r>
+          </w:p>
+        </w:tc>
+        <w:tc>
+          <w:tcPr>
+            <w:tcW w:type="dxa" w:w="984"/>
+            <w:tcBorders>
+              <w:bottom w:val="single" w:sz="6" w:color="000000"/>
+            </w:tcBorders>
+          </w:tcPr>
+          <w:p>
+            <w:pPr>
+              <w:pStyle w:val="Compact"/>
+              <w:spacing w:line="240" w:lineRule="auto"/>
+              <w:jc w:val="center"/>
+            </w:pPr>
+            <w:r>
+              <w:rPr>
+                <w:rFonts w:ascii="Times New Roman" w:hAnsi="Times New Roman"/>
+                <w:sz w:val="20"/>
+              </w:rPr>
+              <w:t xml:space="preserve">Γ</w:t>
+            </w:r>
+          </w:p>
+        </w:tc>
+        <w:tc>
+          <w:tcPr>
+            <w:tcW w:type="dxa" w:w="984"/>
+            <w:tcBorders>
+              <w:bottom w:val="single" w:sz="6" w:color="000000"/>
+            </w:tcBorders>
+          </w:tcPr>
+          <w:p>
+            <w:pPr>
+              <w:pStyle w:val="Compact"/>
+              <w:spacing w:line="240" w:lineRule="auto"/>
+              <w:jc w:val="center"/>
+            </w:pPr>
+            <w:r>
+              <w:rPr>
+                <w:rFonts w:ascii="Times New Roman" w:hAnsi="Times New Roman"/>
+                <w:sz w:val="20"/>
+              </w:rPr>
+              <w:t xml:space="preserve">ACT optimal for</w:t>
+            </w:r>
+          </w:p>
+        </w:tc>
+      </w:tr>
+      <w:tr>
+        <w:tc>
+          <w:tcPr>
+            <w:tcW w:type="dxa" w:w="3456"/>
+          </w:tcPr>
+          <w:p>
+            <w:pPr>
+              <w:pStyle w:val="Compact"/>
+              <w:spacing w:line="240" w:lineRule="auto"/>
+              <w:jc w:val="left"/>
+            </w:pPr>
+            <w:r>
+              <w:rPr>
+                <w:rFonts w:ascii="Times New Roman" w:hAnsi="Times New Roman"/>
+                <w:sz w:val="20"/>
+              </w:rPr>
+              <w:t xml:space="preserve">70M</w:t>
+            </w:r>
+          </w:p>
+        </w:tc>
+        <w:tc>
+          <w:tcPr>
+            <w:tcW w:type="dxa" w:w="984"/>
+          </w:tcPr>
+          <w:p>
+            <w:pPr>
+              <w:pStyle w:val="Compact"/>
+              <w:spacing w:line="240" w:lineRule="auto"/>
+              <w:jc w:val="center"/>
+            </w:pPr>
+            <w:r>
+              <w:rPr>
+                <w:rFonts w:ascii="Times New Roman" w:hAnsi="Times New Roman"/>
+                <w:sz w:val="20"/>
+              </w:rPr>
+              <w:t xml:space="preserve">0.645</w:t>
+            </w:r>
+          </w:p>
+        </w:tc>
+        <w:tc>
+          <w:tcPr>
+            <w:tcW w:type="dxa" w:w="984"/>
+          </w:tcPr>
+          <w:p>
+            <w:pPr>
+              <w:pStyle w:val="Compact"/>
+              <w:spacing w:line="240" w:lineRule="auto"/>
+              <w:jc w:val="center"/>
+            </w:pPr>
+            <w:r>
+              <w:rPr>
+                <w:rFonts w:ascii="Times New Roman" w:hAnsi="Times New Roman"/>
+                <w:sz w:val="20"/>
+              </w:rPr>
+              <w:t xml:space="preserve">0.809</w:t>
+            </w:r>
+          </w:p>
+        </w:tc>
+        <w:tc>
+          <w:tcPr>
+            <w:tcW w:type="dxa" w:w="984"/>
+          </w:tcPr>
+          <w:p>
+            <w:pPr>
+              <w:pStyle w:val="Compact"/>
+              <w:spacing w:line="240" w:lineRule="auto"/>
+              <w:jc w:val="center"/>
+            </w:pPr>
+            <w:r>
+              <w:rPr>
+                <w:rFonts w:ascii="Times New Roman" w:hAnsi="Times New Roman"/>
+                <w:sz w:val="20"/>
+              </w:rPr>
+              <w:t xml:space="preserve">32 / 23</w:t>
+            </w:r>
+          </w:p>
+        </w:tc>
+        <w:tc>
+          <w:tcPr>
+            <w:tcW w:type="dxa" w:w="984"/>
+          </w:tcPr>
+          <w:p>
+            <w:pPr>
+              <w:pStyle w:val="Compact"/>
+              <w:spacing w:line="240" w:lineRule="auto"/>
+              <w:jc w:val="center"/>
+            </w:pPr>
+            <w:r>
+              <w:rPr>
+                <w:rFonts w:ascii="Times New Roman" w:hAnsi="Times New Roman"/>
+                <w:sz w:val="20"/>
+              </w:rPr>
+              <w:t xml:space="preserve">0.16 / 0.12</w:t>
+            </w:r>
+          </w:p>
+        </w:tc>
+        <w:tc>
+          <w:tcPr>
+            <w:tcW w:type="dxa" w:w="984"/>
+          </w:tcPr>
+          <w:p>
+            <w:pPr>
+              <w:pStyle w:val="Compact"/>
+              <w:spacing w:line="240" w:lineRule="auto"/>
+              <w:jc w:val="center"/>
+            </w:pPr>
+            <w:r>
+              <w:rPr>
+                <w:rFonts w:ascii="Times New Roman" w:hAnsi="Times New Roman"/>
+                <w:sz w:val="20"/>
+              </w:rPr>
+              <w:t xml:space="preserve">0.38</w:t>
+            </w:r>
+          </w:p>
+        </w:tc>
+        <w:tc>
+          <w:tcPr>
+            <w:tcW w:type="dxa" w:w="984"/>
+          </w:tcPr>
+          <w:p>
+            <w:pPr>
+              <w:pStyle w:val="Compact"/>
+              <w:spacing w:line="240" w:lineRule="auto"/>
+              <w:jc w:val="center"/>
+            </w:pPr>
+            <w:r>
+              <w:rPr>
+                <w:rFonts w:ascii="Times New Roman" w:hAnsi="Times New Roman"/>
+                <w:sz w:val="20"/>
+              </w:rPr>
+              <w:t xml:space="preserve">[1.4, 9.6)</w:t>
+            </w:r>
+          </w:p>
+        </w:tc>
+      </w:tr>
+      <w:tr>
+        <w:tc>
+          <w:tcPr>
+            <w:tcW w:type="dxa" w:w="3456"/>
+          </w:tcPr>
+          <w:p>
+            <w:pPr>
+              <w:pStyle w:val="Compact"/>
+              <w:spacing w:line="240" w:lineRule="auto"/>
+              <w:jc w:val="left"/>
+            </w:pPr>
+            <w:r>
+              <w:rPr>
+                <w:rFonts w:ascii="Times New Roman" w:hAnsi="Times New Roman"/>
+                <w:sz w:val="20"/>
+              </w:rPr>
+              <w:t xml:space="preserve">160M</w:t>
+            </w:r>
+          </w:p>
+        </w:tc>
+        <w:tc>
+          <w:tcPr>
+            <w:tcW w:type="dxa" w:w="984"/>
+          </w:tcPr>
+          <w:p>
+            <w:pPr>
+              <w:pStyle w:val="Compact"/>
+              <w:spacing w:line="240" w:lineRule="auto"/>
+              <w:jc w:val="center"/>
+            </w:pPr>
+            <w:r>
+              <w:rPr>
+                <w:rFonts w:ascii="Times New Roman" w:hAnsi="Times New Roman"/>
+                <w:sz w:val="20"/>
+              </w:rPr>
+              <w:t xml:space="preserve">0.390</w:t>
+            </w:r>
+          </w:p>
+        </w:tc>
+        <w:tc>
+          <w:tcPr>
+            <w:tcW w:type="dxa" w:w="984"/>
+          </w:tcPr>
+          <w:p>
+            <w:pPr>
+              <w:pStyle w:val="Compact"/>
+              <w:spacing w:line="240" w:lineRule="auto"/>
+              <w:jc w:val="center"/>
+            </w:pPr>
+            <w:r>
+              <w:rPr>
+                <w:rFonts w:ascii="Times New Roman" w:hAnsi="Times New Roman"/>
+                <w:sz w:val="20"/>
+              </w:rPr>
+              <w:t xml:space="preserve">0.768</w:t>
+            </w:r>
+          </w:p>
+        </w:tc>
+        <w:tc>
+          <w:tcPr>
+            <w:tcW w:type="dxa" w:w="984"/>
+          </w:tcPr>
+          <w:p>
+            <w:pPr>
+              <w:pStyle w:val="Compact"/>
+              <w:spacing w:line="240" w:lineRule="auto"/>
+              <w:jc w:val="center"/>
+            </w:pPr>
+            <w:r>
+              <w:rPr>
+                <w:rFonts w:ascii="Times New Roman" w:hAnsi="Times New Roman"/>
+                <w:sz w:val="20"/>
+              </w:rPr>
+              <w:t xml:space="preserve">151 / 94</w:t>
+            </w:r>
+          </w:p>
+        </w:tc>
+        <w:tc>
+          <w:tcPr>
+            <w:tcW w:type="dxa" w:w="984"/>
+          </w:tcPr>
+          <w:p>
+            <w:pPr>
+              <w:pStyle w:val="Compact"/>
+              <w:spacing w:line="240" w:lineRule="auto"/>
+              <w:jc w:val="center"/>
+            </w:pPr>
+            <w:r>
+              <w:rPr>
+                <w:rFonts w:ascii="Times New Roman" w:hAnsi="Times New Roman"/>
+                <w:sz w:val="20"/>
+              </w:rPr>
+              <w:t xml:space="preserve">0.33 / 0.21</w:t>
+            </w:r>
+          </w:p>
+        </w:tc>
+        <w:tc>
+          <w:tcPr>
+            <w:tcW w:type="dxa" w:w="984"/>
+          </w:tcPr>
+          <w:p>
+            <w:pPr>
+              <w:pStyle w:val="Compact"/>
+              <w:spacing w:line="240" w:lineRule="auto"/>
+              <w:jc w:val="center"/>
+            </w:pPr>
+            <w:r>
+              <w:rPr>
+                <w:rFonts w:ascii="Times New Roman" w:hAnsi="Times New Roman"/>
+                <w:sz w:val="20"/>
+              </w:rPr>
+              <w:t xml:space="preserve">0.54</w:t>
+            </w:r>
+          </w:p>
+        </w:tc>
+        <w:tc>
+          <w:tcPr>
+            <w:tcW w:type="dxa" w:w="984"/>
+          </w:tcPr>
+          <w:p>
+            <w:pPr>
+              <w:pStyle w:val="Compact"/>
+              <w:spacing w:line="240" w:lineRule="auto"/>
+              <w:jc w:val="center"/>
+            </w:pPr>
+            <w:r>
+              <w:rPr>
+                <w:rFonts w:ascii="Times New Roman" w:hAnsi="Times New Roman"/>
+                <w:sz w:val="20"/>
+              </w:rPr>
+              <w:t xml:space="preserve">[1.0, 6.9)</w:t>
+            </w:r>
+          </w:p>
+        </w:tc>
+      </w:tr>
+      <w:tr>
+        <w:tc>
+          <w:tcPr>
+            <w:tcW w:type="dxa" w:w="3456"/>
+          </w:tcPr>
+          <w:p>
+            <w:pPr>
+              <w:pStyle w:val="Compact"/>
+              <w:spacing w:line="240" w:lineRule="auto"/>
+              <w:jc w:val="left"/>
+            </w:pPr>
+            <w:r>
+              <w:rPr>
+                <w:rFonts w:ascii="Times New Roman" w:hAnsi="Times New Roman"/>
+                <w:sz w:val="20"/>
+              </w:rPr>
+              <w:t xml:space="preserve">410M</w:t>
+            </w:r>
+          </w:p>
+        </w:tc>
+        <w:tc>
+          <w:tcPr>
+            <w:tcW w:type="dxa" w:w="984"/>
+          </w:tcPr>
+          <w:p>
+            <w:pPr>
+              <w:pStyle w:val="Compact"/>
+              <w:spacing w:line="240" w:lineRule="auto"/>
+              <w:jc w:val="center"/>
+            </w:pPr>
+            <w:r>
+              <w:rPr>
+                <w:rFonts w:ascii="Times New Roman" w:hAnsi="Times New Roman"/>
+                <w:sz w:val="20"/>
+              </w:rPr>
+              <w:t xml:space="preserve">0.492</w:t>
+            </w:r>
+          </w:p>
+        </w:tc>
+        <w:tc>
+          <w:tcPr>
+            <w:tcW w:type="dxa" w:w="984"/>
+          </w:tcPr>
+          <w:p>
+            <w:pPr>
+              <w:pStyle w:val="Compact"/>
+              <w:spacing w:line="240" w:lineRule="auto"/>
+              <w:jc w:val="center"/>
+            </w:pPr>
+            <w:r>
+              <w:rPr>
+                <w:rFonts w:ascii="Times New Roman" w:hAnsi="Times New Roman"/>
+                <w:sz w:val="20"/>
+              </w:rPr>
+              <w:t xml:space="preserve">0.637</w:t>
+            </w:r>
+          </w:p>
+        </w:tc>
+        <w:tc>
+          <w:tcPr>
+            <w:tcW w:type="dxa" w:w="984"/>
+          </w:tcPr>
+          <w:p>
+            <w:pPr>
+              <w:pStyle w:val="Compact"/>
+              <w:spacing w:line="240" w:lineRule="auto"/>
+              <w:jc w:val="center"/>
+            </w:pPr>
+            <w:r>
+              <w:rPr>
+                <w:rFonts w:ascii="Times New Roman" w:hAnsi="Times New Roman"/>
+                <w:sz w:val="20"/>
+              </w:rPr>
+              <w:t xml:space="preserve">763 / 322</w:t>
+            </w:r>
+          </w:p>
+        </w:tc>
+        <w:tc>
+          <w:tcPr>
+            <w:tcW w:type="dxa" w:w="984"/>
+          </w:tcPr>
+          <w:p>
+            <w:pPr>
+              <w:pStyle w:val="Compact"/>
+              <w:spacing w:line="240" w:lineRule="auto"/>
+              <w:jc w:val="center"/>
+            </w:pPr>
+            <w:r>
+              <w:rPr>
+                <w:rFonts w:ascii="Times New Roman" w:hAnsi="Times New Roman"/>
+                <w:sz w:val="20"/>
+              </w:rPr>
+              <w:t xml:space="preserve">0.67 / 0.28</w:t>
+            </w:r>
+          </w:p>
+        </w:tc>
+        <w:tc>
+          <w:tcPr>
+            <w:tcW w:type="dxa" w:w="984"/>
+          </w:tcPr>
+          <w:p>
+            <w:pPr>
+              <w:pStyle w:val="Compact"/>
+              <w:spacing w:line="240" w:lineRule="auto"/>
+              <w:jc w:val="center"/>
+            </w:pPr>
+            <w:r>
+              <w:rPr>
+                <w:rFonts w:ascii="Times New Roman" w:hAnsi="Times New Roman"/>
+                <w:sz w:val="20"/>
+              </w:rPr>
+              <w:t xml:space="preserve">0.21</w:t>
+            </w:r>
+          </w:p>
+        </w:tc>
+        <w:tc>
+          <w:tcPr>
+            <w:tcW w:type="dxa" w:w="984"/>
+          </w:tcPr>
+          <w:p>
+            <w:pPr>
+              <w:pStyle w:val="Compact"/>
+              <w:spacing w:line="240" w:lineRule="auto"/>
+              <w:jc w:val="center"/>
+            </w:pPr>
+            <w:r>
+              <w:rPr>
+                <w:rFonts w:ascii="Times New Roman" w:hAnsi="Times New Roman"/>
+                <w:sz w:val="20"/>
+              </w:rPr>
+              <w:t xml:space="preserve">never</w:t>
+            </w:r>
+          </w:p>
+        </w:tc>
+      </w:tr>
+    </w:tbl>
     <w:bookmarkEnd w:id="26"/>
     <w:bookmarkStart w:id="27" w:name="where-does-act-help"/>
     <w:p>
@@ -14910,7 +15709,7 @@
         <w:pStyle w:val="BodyText"/>
       </w:pPr>
       <w:r>
-        <w:t xml:space="preserve">In simulation ACT keeps a gain of 0.05 to 0.33 under both upgrade types and every task overlap (Table 8), so neither the upgrade type nor the task mismatch explains the exception. Calibrating on prompt and answer tokens leaves ACT level with copy on the smallest Pythia upgrade (</w:t>
+        <w:t xml:space="preserve">In simulation ACT keeps a gain of 0.05 to 0.33 under both upgrade types and every task overlap (Table 9), so neither the upgrade type nor the task mismatch explains the exception. Calibrating on prompt and answer tokens leaves ACT level with copy on the smallest Pythia upgrade (</w:t>
       </w:r>
       <m:oMath>
         <m:sSub>
@@ -16887,7 +17686,7 @@
         <w:t xml:space="preserve"> </w:t>
       </w:r>
       <w:r>
-        <w:t xml:space="preserve">is task-specific: the same upgrade can leave a summarization adapter nearly intact and a reasoning adapter badly degraded, so the measurement in step 1 should be repeated for each adapter that matters. Finally, a transfer method’s cost ratio depends on model scale and implementation (in our runs ACT’s rose from 0.14 to 0.70 between 70 and 410 million parameters), so</w:t>
+        <w:t xml:space="preserve">is task-specific: the same upgrade can leave a summarization adapter nearly intact and a reasoning adapter badly degraded, so the measurement in step 1 should be repeated for each adapter that matters. Finally, a transfer method’s cost ratio depends on model scale and implementation (in our first implementation ACT’s rose from 0.14 to 0.70 between 70 and 410 million parameters, and with cached layer inputs from 0.12 to 0.28), so</w:t>
       </w:r>
       <w:r>
         <w:t xml:space="preserve"> </w:t>
@@ -16934,7 +17733,7 @@
         <w:t xml:space="preserve"> </w:t>
       </w:r>
       <w:r>
-        <w:t xml:space="preserve">Our measurements suggest a practical default that depends on the size of the upgrade: when the model moved little, copying the old adapter restores most of the retraining benefit, the retraining threshold is high, and a transfer method must beat copying by only a few points, but at a cost it rarely does; when the model moved a lot, copying collapses, and a cheap closed-form transfer such as ACT can be the cheapest policy over a middle range of adapter values, although in our series its gain covered its cost only at the largest upgrade, and at 410 million parameters, where its compute cost relative to retraining rose to 0.70, not even there.</w:t>
+        <w:t xml:space="preserve">Our measurements suggest a practical default that depends on the size of the upgrade: when the model moved little, copying the old adapter restores most of the retraining benefit, the retraining threshold is high, and a transfer method must beat copying by only a few points, but at a cost it rarely does; when the model moved a lot, copying collapses, and a cheap closed-form transfer such as ACT can be the cheapest policy over a middle range of adapter values, although in our series its gain covered its cost only at the largest upgrade, and at 410 million parameters, where its compute cost relative to retraining was 0.70 (0.28 with cached layer inputs, still above its break-even of 0.21), not even there.</w:t>
       </w:r>
       <w:r>
         <w:t xml:space="preserve"> </w:t>
@@ -17024,7 +17823,7 @@
         <w:t xml:space="preserve"> </w:t>
       </w:r>
       <w:r>
-        <w:t xml:space="preserve">Third, the instruction-tuned pair is an unexplained exception, and we cannot say whether it reflects the upgrade type, the model scale, or something else. ACT’s relative compute cost rises with model size mainly because of repeated forward passes in our implementation (Section 7); we did not test whether caching removes the effect. Fourth, ACT’s gain rises steadily with upgrade size, but it covers ACT’s measured cost only at the largest upgrade, with the next largest narrowly short; the boundary lies between drifts of 0.56 and 0.60 for this implementation and cost, and it would move with a cheaper or better method. Fifth, value follows a stylized diffusion, and recovery is treated as known at the start of an epoch, whereas in</w:t>
+        <w:t xml:space="preserve">Third, the instruction-tuned pair is an unexplained exception, and we cannot say whether it reflects the upgrade type, the model scale, or something else. ACT’s relative compute cost rises with model size, mainly because of repeated forward passes in our first implementation; caching layer inputs reduces the rise (0.12, 0.21, and 0.28 at 70, 160, and 410 million parameters) but does not remove it (Section 7). Fourth, ACT’s gain rises steadily with upgrade size, but it covers ACT’s measured cost only at the largest upgrade, with the next largest narrowly short; the boundary lies between drifts of 0.56 and 0.60 for this implementation and cost, and it would move with a cheaper or better method. Fifth, value follows a stylized diffusion, and recovery is treated as known at the start of an epoch, whereas in</w:t>
       </w:r>
       <w:r>
         <w:t xml:space="preserve"> </w:t>
